--- a/HWE-Skript.docx
+++ b/HWE-Skript.docx
@@ -29,7 +29,7 @@
         <w:pStyle w:val="Date"/>
       </w:pPr>
       <w:r>
-        <w:t xml:space="preserve">2025-05-08</w:t>
+        <w:t xml:space="preserve">2025-05-14</w:t>
       </w:r>
     </w:p>
     <w:sdt>
@@ -5734,14 +5734,30 @@
       </w:pPr>
       <m:oMath>
         <m:r>
-          <m:t>Y</m:t>
+          <m:t>C</m:t>
         </m:r>
       </m:oMath>
       <w:r>
         <w:t xml:space="preserve"> </w:t>
       </w:r>
       <w:r>
-        <w:t xml:space="preserve">… Y Ausgang</w:t>
+        <w:t xml:space="preserve">… C Eingang</w:t>
+      </w:r>
+    </w:p>
+    <w:p>
+      <w:pPr>
+        <w:pStyle w:val="BodyText"/>
+      </w:pPr>
+      <m:oMath>
+        <m:r>
+          <m:t>B</m:t>
+        </m:r>
+      </m:oMath>
+      <w:r>
+        <w:t xml:space="preserve"> </w:t>
+      </w:r>
+      <w:r>
+        <w:t xml:space="preserve">… B Eingang</w:t>
       </w:r>
     </w:p>
     <w:p>
@@ -5766,14 +5782,14 @@
       </w:pPr>
       <m:oMath>
         <m:r>
-          <m:t>B</m:t>
+          <m:t>Y</m:t>
         </m:r>
       </m:oMath>
       <w:r>
         <w:t xml:space="preserve"> </w:t>
       </w:r>
       <w:r>
-        <w:t xml:space="preserve">… B Eingang</w:t>
+        <w:t xml:space="preserve">… Y Ausgang</w:t>
       </w:r>
     </w:p>
     <w:p>
@@ -5790,22 +5806,6 @@
       </w:r>
       <w:r>
         <w:t xml:space="preserve">… A Eingang</w:t>
-      </w:r>
-    </w:p>
-    <w:p>
-      <w:pPr>
-        <w:pStyle w:val="BodyText"/>
-      </w:pPr>
-      <m:oMath>
-        <m:r>
-          <m:t>C</m:t>
-        </m:r>
-      </m:oMath>
-      <w:r>
-        <w:t xml:space="preserve"> </w:t>
-      </w:r>
-      <w:r>
-        <w:t xml:space="preserve">… C Eingang</w:t>
       </w:r>
     </w:p>
     <w:p>
@@ -48320,7 +48320,7 @@
         <w:pStyle w:val="FirstParagraph"/>
       </w:pPr>
       <w:r>
-        <w:t xml:space="preserve">Ist die Verstärkung zu groß schwingt das System auf. Das Signal wird größer und größer. Das System ist instabil. Das bedeutet, dass die Schleifenverstärkung, Schwingkreis und Verstärker, kleiner als 1 bei der Eigenfrequenz ist.</w:t>
+        <w:t xml:space="preserve">Ist die Verstärkung zu groß schwingt das System auf. Das Signal wird größer und größer. Das System ist instabil. Das bedeutet, dass die Schleifenverstärkung, Schwingkreis und Verstärker, größer als 1 bei der Eigenfrequenz ist.</w:t>
       </w:r>
     </w:p>
     <w:bookmarkEnd w:id="433"/>
@@ -50589,13 +50589,13 @@
     <w:bookmarkEnd w:id="483"/>
     <w:bookmarkEnd w:id="484"/>
     <w:bookmarkEnd w:id="485"/>
-    <w:bookmarkStart w:id="507" w:name="sec-VarStatFilter"/>
+    <w:bookmarkStart w:id="506" w:name="sec-Buck"/>
     <w:p>
       <w:pPr>
         <w:pStyle w:val="Heading1"/>
       </w:pPr>
       <w:r>
-        <w:t xml:space="preserve">8. State Variable Filter</w:t>
+        <w:t xml:space="preserve">8. DC-DC Konverter</w:t>
       </w:r>
     </w:p>
     <w:p>
@@ -50603,7 +50603,7 @@
         <w:pStyle w:val="FirstParagraph"/>
       </w:pPr>
       <w:r>
-        <w:t xml:space="preserve">Filter allgemein werden eingesetzt um Signale zu verarbeiten. Ein Filter kann dabei unterschiedliche Aufgaben übernehmen. Ein Filter kann z.B. dazu verwendet werden, um ein Signal zu glätten, um Störungen zu unterdrücken oder um Signale zu trennen. Filter können dabei unterschiedliche Strukturen aufweisen.</w:t>
+        <w:t xml:space="preserve">DC-DC-Konverter sind essenzielle Bausteine in der Leistungselektronik. Sie ermöglichen die effiziente Umwandlung von Gleichspannungen auf unterschiedliche Spannungsniveaus, was in zahlreichen Anwendungen erforderlich ist. Typische Einsatzgebiete umfassen die Stromversorgung von mobilen Geräten, elektrische Fahrzeuge, erneuerbare Energien und industrielle Steuerungen. Ihre Fähigkeit, Spannungen zu erhöhen (Boost), zu senken (Buck) oder beides zu kombinieren, macht sie vielseitig und unverzichtbar in modernen elektronischen Systemen.</w:t>
       </w:r>
     </w:p>
     <w:p>
@@ -50611,37 +50611,547 @@
         <w:pStyle w:val="BodyText"/>
       </w:pPr>
       <w:r>
-        <w:t xml:space="preserve">Der hier vorgestellte</w:t>
+        <w:t xml:space="preserve">Wer sein Wissen zu Leistungselektronik vertiefen möchte wird bei MIT OpenCourseWare fündig,</w:t>
       </w:r>
       <w:r>
         <w:t xml:space="preserve"> </w:t>
       </w:r>
-      <w:r>
-        <w:rPr>
-          <w:iCs/>
-          <w:i/>
-        </w:rPr>
-        <w:t xml:space="preserve">State Variable Filter</w:t>
-      </w:r>
-      <w:r>
-        <w:t xml:space="preserve">,</w:t>
-      </w:r>
-      <w:r>
-        <w:t xml:space="preserve"> </w:t>
-      </w:r>
-      <w:hyperlink w:anchor="fig-svf_sch">
+      <w:hyperlink r:id="rId486">
         <w:r>
           <w:rPr>
             <w:rStyle w:val="Hyperlink"/>
           </w:rPr>
-          <w:t xml:space="preserve">Abbildung 8.1</w:t>
+          <w:t xml:space="preserve">MIT OpenCourseWare Power Electronics</w:t>
         </w:r>
       </w:hyperlink>
       <w:r>
+        <w:t xml:space="preserve">.</w:t>
+      </w:r>
+    </w:p>
+    <w:bookmarkStart w:id="490" w:name="X3dbcbecc3f7dc4ff3ac7ca69402d565b4209187"/>
+    <w:p>
+      <w:pPr>
+        <w:pStyle w:val="Heading2"/>
+      </w:pPr>
+      <w:r>
+        <w:t xml:space="preserve">8.1 Grundlagen zur beurteilun der Qualität von DC-DC Konvertern</w:t>
+      </w:r>
+    </w:p>
+    <w:p>
+      <w:pPr>
+        <w:pStyle w:val="FirstParagraph"/>
+      </w:pPr>
+      <w:r>
+        <w:t xml:space="preserve">Die Qualität von DC-DC-Konvertern wird durch verschiedene Parameter bestimmt, die ihre Effizienz, Stabilität und Leistung beeinflussen. Zu den wichtigsten Kriterien gehören:</w:t>
+      </w:r>
+      <w:r>
+        <w:br/>
+      </w:r>
+      <w:r>
+        <w:t xml:space="preserve">-</w:t>
+      </w:r>
+      <w:r>
         <w:t xml:space="preserve"> </w:t>
       </w:r>
       <w:r>
-        <w:t xml:space="preserve">ist ein Filter, welcher mit einer Schaltung sowohl als Tiefpassfilter, Hochpassfilter, Bandpassfilter oder Bandsperre verwendet werden kann. Welcher Filter auf das Eingangssignal angewandt wird, wird durch die Auswahl des Ausganges bestimmt.</w:t>
+        <w:rPr>
+          <w:bCs/>
+          <w:b/>
+        </w:rPr>
+        <w:t xml:space="preserve">Wirkungsgrad</w:t>
+      </w:r>
+      <w:r>
+        <w:t xml:space="preserve">: Der Wirkungsgrad ist ein Maß dafür, wie effizient der Konverter die Eingangsleistung in Ausgangsleistung umwandelt. Ein hoher Wirkungsgrad bedeutet weniger Energieverluste und eine bessere Leistung.</w:t>
+      </w:r>
+      <w:r>
+        <w:br/>
+      </w:r>
+      <w:r>
+        <w:t xml:space="preserve">-</w:t>
+      </w:r>
+      <w:r>
+        <w:t xml:space="preserve"> </w:t>
+      </w:r>
+      <w:r>
+        <w:rPr>
+          <w:bCs/>
+          <w:b/>
+        </w:rPr>
+        <w:t xml:space="preserve">Stabilität</w:t>
+      </w:r>
+      <w:r>
+        <w:t xml:space="preserve">: Die Stabilität des Konverters bezieht sich auf seine Fähigkeit, unter verschiedenen Lastbedingungen und Eingangsspannungen eine konstante Ausgangsspannung zu liefern. Eine stabile Regelung ist entscheidend für die Zuverlässigkeit des Systems.</w:t>
+      </w:r>
+      <w:r>
+        <w:br/>
+      </w:r>
+      <w:r>
+        <w:t xml:space="preserve">-</w:t>
+      </w:r>
+      <w:r>
+        <w:t xml:space="preserve"> </w:t>
+      </w:r>
+      <w:r>
+        <w:rPr>
+          <w:bCs/>
+          <w:b/>
+        </w:rPr>
+        <w:t xml:space="preserve">Leistung</w:t>
+      </w:r>
+      <w:r>
+        <w:t xml:space="preserve">: Die Leistung des Konverters bezieht sich auf die maximale Ausgangsleistung, die er liefern kann. Dies ist wichtig, um sicherzustellen, dass der Konverter in der Lage ist, die Anforderungen der angeschlossenen Last zu erfüllen.</w:t>
+      </w:r>
+    </w:p>
+    <w:bookmarkStart w:id="487" w:name="wirkungsgrad"/>
+    <w:p>
+      <w:pPr>
+        <w:pStyle w:val="Heading3"/>
+      </w:pPr>
+      <w:r>
+        <w:t xml:space="preserve">8.1.1 Wirkungsgrad</w:t>
+      </w:r>
+    </w:p>
+    <w:p>
+      <w:pPr>
+        <w:pStyle w:val="FirstParagraph"/>
+      </w:pPr>
+      <w:r>
+        <w:t xml:space="preserve">Der Wirkungsgrad wird allgemein als das Verhältnis von Ausgangsenergie</w:t>
+      </w:r>
+      <w:r>
+        <w:t xml:space="preserve"> </w:t>
+      </w:r>
+      <m:oMath>
+        <m:sSub>
+          <m:e>
+            <m:r>
+              <m:t>E</m:t>
+            </m:r>
+          </m:e>
+          <m:sub>
+            <m:r>
+              <m:t>o</m:t>
+            </m:r>
+            <m:r>
+              <m:t>u</m:t>
+            </m:r>
+            <m:r>
+              <m:t>t</m:t>
+            </m:r>
+          </m:sub>
+        </m:sSub>
+      </m:oMath>
+      <w:r>
+        <w:t xml:space="preserve"> </w:t>
+      </w:r>
+      <w:r>
+        <w:t xml:space="preserve">zu Eingangsenergie</w:t>
+      </w:r>
+      <w:r>
+        <w:t xml:space="preserve"> </w:t>
+      </w:r>
+      <m:oMath>
+        <m:sSub>
+          <m:e>
+            <m:r>
+              <m:t>E</m:t>
+            </m:r>
+          </m:e>
+          <m:sub>
+            <m:r>
+              <m:t>i</m:t>
+            </m:r>
+            <m:r>
+              <m:t>n</m:t>
+            </m:r>
+          </m:sub>
+        </m:sSub>
+      </m:oMath>
+      <w:r>
+        <w:t xml:space="preserve"> </w:t>
+      </w:r>
+      <w:r>
+        <w:t xml:space="preserve">definiert. Wichtig dabei ist, dass die Ausgangsenergie dabei nicht die gesamte Energie ist, denn da keine Energie verloren gehen kann wäre der Wirkungsgrad immer 1, sondern die Energie die genutzt werden soll. Bei einem DC-DC Konverter ist das die elektrische Energie am Ausgang.</w:t>
+      </w:r>
+    </w:p>
+    <w:p>
+      <w:pPr>
+        <w:pStyle w:val="BodyText"/>
+      </w:pPr>
+      <m:oMathPara>
+        <m:oMathParaPr>
+          <m:jc m:val="center"/>
+        </m:oMathParaPr>
+        <m:oMath>
+          <m:r>
+            <m:t>η</m:t>
+          </m:r>
+          <m:r>
+            <m:rPr>
+              <m:sty m:val="p"/>
+            </m:rPr>
+            <m:t>=</m:t>
+          </m:r>
+          <m:f>
+            <m:fPr>
+              <m:type m:val="bar"/>
+            </m:fPr>
+            <m:num>
+              <m:sSub>
+                <m:e>
+                  <m:r>
+                    <m:t>E</m:t>
+                  </m:r>
+                </m:e>
+                <m:sub>
+                  <m:r>
+                    <m:t>o</m:t>
+                  </m:r>
+                  <m:r>
+                    <m:t>u</m:t>
+                  </m:r>
+                  <m:r>
+                    <m:t>t</m:t>
+                  </m:r>
+                </m:sub>
+              </m:sSub>
+            </m:num>
+            <m:den>
+              <m:sSub>
+                <m:e>
+                  <m:r>
+                    <m:t>E</m:t>
+                  </m:r>
+                </m:e>
+                <m:sub>
+                  <m:r>
+                    <m:t>i</m:t>
+                  </m:r>
+                  <m:r>
+                    <m:t>n</m:t>
+                  </m:r>
+                </m:sub>
+              </m:sSub>
+            </m:den>
+          </m:f>
+          <m:r>
+            <m:rPr>
+              <m:sty m:val="p"/>
+            </m:rPr>
+            <m:t>=</m:t>
+          </m:r>
+          <m:f>
+            <m:fPr>
+              <m:type m:val="bar"/>
+            </m:fPr>
+            <m:num>
+              <m:sSub>
+                <m:e>
+                  <m:r>
+                    <m:t>P</m:t>
+                  </m:r>
+                </m:e>
+                <m:sub>
+                  <m:r>
+                    <m:t>o</m:t>
+                  </m:r>
+                  <m:r>
+                    <m:t>u</m:t>
+                  </m:r>
+                  <m:r>
+                    <m:t>t</m:t>
+                  </m:r>
+                </m:sub>
+              </m:sSub>
+              <m:r>
+                <m:rPr>
+                  <m:sty m:val="p"/>
+                </m:rPr>
+                <m:t>⋅</m:t>
+              </m:r>
+              <m:sSub>
+                <m:e>
+                  <m:r>
+                    <m:t>t</m:t>
+                  </m:r>
+                </m:e>
+                <m:sub>
+                  <m:r>
+                    <m:t>o</m:t>
+                  </m:r>
+                  <m:r>
+                    <m:t>u</m:t>
+                  </m:r>
+                  <m:r>
+                    <m:t>t</m:t>
+                  </m:r>
+                </m:sub>
+              </m:sSub>
+            </m:num>
+            <m:den>
+              <m:sSub>
+                <m:e>
+                  <m:r>
+                    <m:t>P</m:t>
+                  </m:r>
+                </m:e>
+                <m:sub>
+                  <m:r>
+                    <m:t>i</m:t>
+                  </m:r>
+                  <m:r>
+                    <m:t>n</m:t>
+                  </m:r>
+                </m:sub>
+              </m:sSub>
+              <m:r>
+                <m:rPr>
+                  <m:sty m:val="p"/>
+                </m:rPr>
+                <m:t>⋅</m:t>
+              </m:r>
+              <m:sSub>
+                <m:e>
+                  <m:r>
+                    <m:t>t</m:t>
+                  </m:r>
+                </m:e>
+                <m:sub>
+                  <m:r>
+                    <m:t>i</m:t>
+                  </m:r>
+                  <m:r>
+                    <m:t>n</m:t>
+                  </m:r>
+                </m:sub>
+              </m:sSub>
+            </m:den>
+          </m:f>
+        </m:oMath>
+      </m:oMathPara>
+    </w:p>
+    <w:p>
+      <w:pPr>
+        <w:pStyle w:val="FirstParagraph"/>
+      </w:pPr>
+      <w:r>
+        <w:t xml:space="preserve">wenn die Zeit in der die Energie am Eingang anliegt gleich der Zeit ist, in der die Energie am Ausgang ausgegeben wird, dann kann die Zeit gekürzt werden zu:</w:t>
+      </w:r>
+    </w:p>
+    <w:p>
+      <w:pPr>
+        <w:pStyle w:val="BodyText"/>
+      </w:pPr>
+      <m:oMathPara>
+        <m:oMathParaPr>
+          <m:jc m:val="center"/>
+        </m:oMathParaPr>
+        <m:oMath>
+          <m:r>
+            <m:t>η</m:t>
+          </m:r>
+          <m:r>
+            <m:rPr>
+              <m:sty m:val="p"/>
+            </m:rPr>
+            <m:t>=</m:t>
+          </m:r>
+          <m:f>
+            <m:fPr>
+              <m:type m:val="bar"/>
+            </m:fPr>
+            <m:num>
+              <m:sSub>
+                <m:e>
+                  <m:r>
+                    <m:t>P</m:t>
+                  </m:r>
+                </m:e>
+                <m:sub>
+                  <m:r>
+                    <m:t>o</m:t>
+                  </m:r>
+                  <m:r>
+                    <m:t>u</m:t>
+                  </m:r>
+                  <m:r>
+                    <m:t>t</m:t>
+                  </m:r>
+                </m:sub>
+              </m:sSub>
+            </m:num>
+            <m:den>
+              <m:sSub>
+                <m:e>
+                  <m:r>
+                    <m:t>P</m:t>
+                  </m:r>
+                </m:e>
+                <m:sub>
+                  <m:r>
+                    <m:t>i</m:t>
+                  </m:r>
+                  <m:r>
+                    <m:t>n</m:t>
+                  </m:r>
+                </m:sub>
+              </m:sSub>
+            </m:den>
+          </m:f>
+        </m:oMath>
+      </m:oMathPara>
+    </w:p>
+    <w:p>
+      <w:pPr>
+        <w:pStyle w:val="FirstParagraph"/>
+      </w:pPr>
+      <w:r>
+        <w:t xml:space="preserve">wobei</w:t>
+      </w:r>
+      <w:r>
+        <w:t xml:space="preserve"> </w:t>
+      </w:r>
+      <m:oMath>
+        <m:sSub>
+          <m:e>
+            <m:r>
+              <m:t>P</m:t>
+            </m:r>
+          </m:e>
+          <m:sub>
+            <m:r>
+              <m:t>o</m:t>
+            </m:r>
+            <m:r>
+              <m:t>u</m:t>
+            </m:r>
+            <m:r>
+              <m:t>t</m:t>
+            </m:r>
+          </m:sub>
+        </m:sSub>
+      </m:oMath>
+      <w:r>
+        <w:t xml:space="preserve"> </w:t>
+      </w:r>
+      <w:r>
+        <w:t xml:space="preserve">die Ausgangsleistung und</w:t>
+      </w:r>
+      <w:r>
+        <w:t xml:space="preserve"> </w:t>
+      </w:r>
+      <m:oMath>
+        <m:sSub>
+          <m:e>
+            <m:r>
+              <m:t>P</m:t>
+            </m:r>
+          </m:e>
+          <m:sub>
+            <m:r>
+              <m:t>i</m:t>
+            </m:r>
+            <m:r>
+              <m:t>n</m:t>
+            </m:r>
+          </m:sub>
+        </m:sSub>
+      </m:oMath>
+      <w:r>
+        <w:t xml:space="preserve"> </w:t>
+      </w:r>
+      <w:r>
+        <w:t xml:space="preserve">die Eingangsleistung ist. Ein Wirkungsgrad von 1 bedeutet, dass keine Energie verloren geht, was in der Praxis jedoch unmöglich ist. Typische Wirkungsgrade für DC-DC-Konverter liegen zwischen 0,8 und 0,95, abhängig von der Bauart und den Betriebsbedingungen.</w:t>
+      </w:r>
+      <w:r>
+        <w:t xml:space="preserve"> </w:t>
+      </w:r>
+      <w:r>
+        <w:t xml:space="preserve">Oft wird der Wirkungsgrad auch in Prozent angegeben. Dazu muss das Verhältnis mit 100 multipliziert werden. Ein Wirkungsgrad von 0,9 entspricht also 90%.</w:t>
+      </w:r>
+    </w:p>
+    <w:bookmarkEnd w:id="487"/>
+    <w:bookmarkStart w:id="488" w:name="stabilität"/>
+    <w:p>
+      <w:pPr>
+        <w:pStyle w:val="Heading3"/>
+      </w:pPr>
+      <w:r>
+        <w:t xml:space="preserve">8.1.2 Stabilität</w:t>
+      </w:r>
+    </w:p>
+    <w:p>
+      <w:pPr>
+        <w:pStyle w:val="FirstParagraph"/>
+      </w:pPr>
+      <w:r>
+        <w:t xml:space="preserve">Die Stabilität eines DC-DC-Konverters bezieht sich auf seine Fähigkeit, eine konstante Ausgangsspannung zu liefern, auch wenn sich die Eingangsspannung oder die Lastbedingungen ändern.</w:t>
+      </w:r>
+      <w:r>
+        <w:br/>
+      </w:r>
+      <w:r>
+        <w:t xml:space="preserve">Ein Maß für die Stabilität kann die Brummspannung sein, die die Schwankungen der Ausgangsspannung beschreibt. Eine niedrige Brummspannung ist wünschenswert, da sie auf eine stabile Regelung hinweist.</w:t>
+      </w:r>
+      <w:r>
+        <w:br/>
+      </w:r>
+      <w:r>
+        <w:t xml:space="preserve">Eine weitere Möglichkeit die Stabilität zu beurteilen ist die Regelbandbreite. Diese beschreibt, wie schnell der Konverter auf Änderungen der Last oder der Eingangsspannung reagiert. Eine hohe Regelbandbreite bedeutet, dass der Konverter schnell auf Änderungen reagieren kann und somit eine stabilere Ausgangsspannung liefert.</w:t>
+      </w:r>
+    </w:p>
+    <w:bookmarkEnd w:id="488"/>
+    <w:bookmarkStart w:id="489" w:name="leistung"/>
+    <w:p>
+      <w:pPr>
+        <w:pStyle w:val="Heading3"/>
+      </w:pPr>
+      <w:r>
+        <w:t xml:space="preserve">8.1.3 Leistung</w:t>
+      </w:r>
+    </w:p>
+    <w:p>
+      <w:pPr>
+        <w:pStyle w:val="FirstParagraph"/>
+      </w:pPr>
+      <w:r>
+        <w:t xml:space="preserve">Die Leistung eines DC-DC-Konverters bezieht sich auf die maximale Ausgangsleistung, die er liefern kann. Diese wird in Watt (W) angegeben und ist entscheidend für die Auswahl des richtigen Konverters für eine bestimmte Anwendung.</w:t>
+      </w:r>
+    </w:p>
+    <w:bookmarkEnd w:id="489"/>
+    <w:bookmarkEnd w:id="490"/>
+    <w:bookmarkStart w:id="504" w:name="X6f776497b6091ee66a5548e26e9bc3b3e2fb8fb"/>
+    <w:p>
+      <w:pPr>
+        <w:pStyle w:val="Heading2"/>
+      </w:pPr>
+      <w:r>
+        <w:t xml:space="preserve">8.2 Warum ein Spannungsteiler keine gute Idee ist</w:t>
+      </w:r>
+    </w:p>
+    <w:p>
+      <w:pPr>
+        <w:pStyle w:val="FirstParagraph"/>
+      </w:pPr>
+      <w:r>
+        <w:t xml:space="preserve">Ein Spannungsteiler ist eine einfache Schaltung, die aus zwei Widerständen besteht und eine Spannung auf einen niedrigeren Wert reduziert. Obwohl er in einigen Anwendungen nützlich sein kann, ist er für die meisten Anwendungen nicht geeignet, insbesondere wenn es um die Stromversorgung von Geräten geht. Der Hauptrund dafür ist die schlechte Wirkungsgrad bei hohen Strömen und die fehlende Möglichkeit bei schwankender Eingangsspannung eine konstante Ausgangsspannung zu erzeugen. Auch auf eine wechselnde Last kann der Spannungsteiler nicht reagieren.</w:t>
+      </w:r>
+    </w:p>
+    <w:bookmarkStart w:id="497" w:name="wirkungsgrad-eine-spannungsteilers"/>
+    <w:p>
+      <w:pPr>
+        <w:pStyle w:val="Heading3"/>
+      </w:pPr>
+      <w:r>
+        <w:t xml:space="preserve">8.2.1 Wirkungsgrad eine Spannungsteilers</w:t>
+      </w:r>
+    </w:p>
+    <w:p>
+      <w:pPr>
+        <w:pStyle w:val="FirstParagraph"/>
+      </w:pPr>
+      <w:r>
+        <w:t xml:space="preserve">Am Beispiel eines unbelasteten Spannungsteilers werden die Nachteile verdeutlicht.</w:t>
       </w:r>
     </w:p>
     <w:tbl>
@@ -50658,7 +51168,7 @@
       <w:tr>
         <w:tc>
           <w:tcPr/>
-          <w:bookmarkStart w:id="489" w:name="fig-svf_sch"/>
+          <w:bookmarkStart w:id="494" w:name="fig-0404_Spannungsteiler"/>
           <w:p>
             <w:pPr>
               <w:pStyle w:val="Compact"/>
@@ -50667,20 +51177,1450 @@
             <w:r>
               <w:drawing>
                 <wp:inline>
-                  <wp:extent cx="5334000" cy="1952975"/>
+                  <wp:extent cx="5313145" cy="5428648"/>
                   <wp:effectExtent b="0" l="0" r="0" t="0"/>
-                  <wp:docPr descr="" title="" id="487" name="Picture"/>
+                  <wp:docPr descr="" title="" id="492" name="Picture"/>
                   <a:graphic>
                     <a:graphicData uri="http://schemas.openxmlformats.org/drawingml/2006/picture">
                       <pic:pic>
                         <pic:nvPicPr>
-                          <pic:cNvPr descr="Projekte/SVF/SVF_Circuit.png" id="488" name="Picture"/>
+                          <pic:cNvPr descr="Projekte/BuckBoost/Spannungsteiler.png" id="493" name="Picture"/>
                           <pic:cNvPicPr>
                             <a:picLocks noChangeArrowheads="1" noChangeAspect="1"/>
                           </pic:cNvPicPr>
                         </pic:nvPicPr>
                         <pic:blipFill>
-                          <a:blip r:embed="rId486"/>
+                          <a:blip r:embed="rId491"/>
+                          <a:stretch>
+                            <a:fillRect/>
+                          </a:stretch>
+                        </pic:blipFill>
+                        <pic:spPr bwMode="auto">
+                          <a:xfrm>
+                            <a:off x="0" y="0"/>
+                            <a:ext cx="5313145" cy="5428648"/>
+                          </a:xfrm>
+                          <a:prstGeom prst="rect">
+                            <a:avLst/>
+                          </a:prstGeom>
+                          <a:noFill/>
+                          <a:ln w="9525">
+                            <a:noFill/>
+                            <a:headEnd/>
+                            <a:tailEnd/>
+                          </a:ln>
+                        </pic:spPr>
+                      </pic:pic>
+                    </a:graphicData>
+                  </a:graphic>
+                </wp:inline>
+              </w:drawing>
+            </w:r>
+          </w:p>
+          <w:p>
+            <w:pPr>
+              <w:jc w:val="center"/>
+            </w:pPr>
+            <w:pPr>
+              <w:jc w:val="start"/>
+              <w:spacing w:before="200"/>
+              <w:pStyle w:val="ImageCaption"/>
+            </w:pPr>
+            <w:r>
+              <w:t xml:space="preserve">Abbildung 8.1: Spannungsteiler</w:t>
+            </w:r>
+          </w:p>
+          <w:bookmarkEnd w:id="494"/>
+        </w:tc>
+      </w:tr>
+    </w:tbl>
+    <w:p>
+      <w:pPr>
+        <w:pStyle w:val="BodyText"/>
+      </w:pPr>
+      <m:oMath>
+        <m:sSub>
+          <m:e>
+            <m:r>
+              <m:t>R</m:t>
+            </m:r>
+          </m:e>
+          <m:sub>
+            <m:r>
+              <m:t>L</m:t>
+            </m:r>
+            <m:r>
+              <m:t>a</m:t>
+            </m:r>
+            <m:r>
+              <m:t>s</m:t>
+            </m:r>
+            <m:r>
+              <m:t>t</m:t>
+            </m:r>
+          </m:sub>
+        </m:sSub>
+      </m:oMath>
+      <w:r>
+        <w:t xml:space="preserve"> </w:t>
+      </w:r>
+      <w:r>
+        <w:t xml:space="preserve">ist eine beliebige Last die eine vorgegebene Spannung benötigt.</w:t>
+      </w:r>
+      <w:r>
+        <w:t xml:space="preserve"> </w:t>
+      </w:r>
+      <m:oMath>
+        <m:sSub>
+          <m:e>
+            <m:r>
+              <m:t>R</m:t>
+            </m:r>
+          </m:e>
+          <m:sub>
+            <m:r>
+              <m:t>1</m:t>
+            </m:r>
+          </m:sub>
+        </m:sSub>
+      </m:oMath>
+      <w:r>
+        <w:t xml:space="preserve"> </w:t>
+      </w:r>
+      <w:r>
+        <w:t xml:space="preserve">soll so berechnet werden, dass an</w:t>
+      </w:r>
+      <w:r>
+        <w:t xml:space="preserve"> </w:t>
+      </w:r>
+      <m:oMath>
+        <m:sSub>
+          <m:e>
+            <m:r>
+              <m:t>R</m:t>
+            </m:r>
+          </m:e>
+          <m:sub>
+            <m:r>
+              <m:t>L</m:t>
+            </m:r>
+            <m:r>
+              <m:t>a</m:t>
+            </m:r>
+            <m:r>
+              <m:t>s</m:t>
+            </m:r>
+            <m:r>
+              <m:t>t</m:t>
+            </m:r>
+          </m:sub>
+        </m:sSub>
+      </m:oMath>
+      <w:r>
+        <w:t xml:space="preserve"> </w:t>
+      </w:r>
+      <w:r>
+        <w:t xml:space="preserve">die korrekte Spannung abfällt. Im Anschluss soll die Qualität der Spannungsanpassung auf die drei oben genannten Kriterien hin überpürft werden.</w:t>
+      </w:r>
+    </w:p>
+    <w:p>
+      <w:pPr>
+        <w:pStyle w:val="BodyText"/>
+      </w:pPr>
+      <m:oMathPara>
+        <m:oMathParaPr>
+          <m:jc m:val="center"/>
+        </m:oMathParaPr>
+        <m:oMath>
+          <m:sSub>
+            <m:e>
+              <m:r>
+                <m:t>R</m:t>
+              </m:r>
+            </m:e>
+            <m:sub>
+              <m:r>
+                <m:t>L</m:t>
+              </m:r>
+              <m:r>
+                <m:t>a</m:t>
+              </m:r>
+              <m:r>
+                <m:t>s</m:t>
+              </m:r>
+              <m:r>
+                <m:t>t</m:t>
+              </m:r>
+            </m:sub>
+          </m:sSub>
+          <m:r>
+            <m:rPr>
+              <m:sty m:val="p"/>
+            </m:rPr>
+            <m:t>=</m:t>
+          </m:r>
+          <m:r>
+            <m:rPr>
+              <m:nor/>
+              <m:sty m:val="p"/>
+            </m:rPr>
+            <m:t>330</m:t>
+          </m:r>
+          <m:r>
+            <m:t> </m:t>
+          </m:r>
+          <m:r>
+            <m:rPr>
+              <m:nor/>
+              <m:sty m:val="p"/>
+            </m:rPr>
+            <m:t/>
+          </m:r>
+          <m:r>
+            <m:t>Ω</m:t>
+          </m:r>
+        </m:oMath>
+      </m:oMathPara>
+    </w:p>
+    <w:p>
+      <w:pPr>
+        <w:pStyle w:val="FirstParagraph"/>
+      </w:pPr>
+      <m:oMathPara>
+        <m:oMathParaPr>
+          <m:jc m:val="center"/>
+        </m:oMathParaPr>
+        <m:oMath>
+          <m:sSub>
+            <m:e>
+              <m:r>
+                <m:t>U</m:t>
+              </m:r>
+            </m:e>
+            <m:sub>
+              <m:r>
+                <m:t>i</m:t>
+              </m:r>
+              <m:r>
+                <m:t>n</m:t>
+              </m:r>
+            </m:sub>
+          </m:sSub>
+          <m:r>
+            <m:rPr>
+              <m:sty m:val="p"/>
+            </m:rPr>
+            <m:t>=</m:t>
+          </m:r>
+          <m:r>
+            <m:rPr>
+              <m:nor/>
+              <m:sty m:val="p"/>
+            </m:rPr>
+            <m:t>10</m:t>
+          </m:r>
+          <m:r>
+            <m:t> </m:t>
+          </m:r>
+          <m:r>
+            <m:rPr>
+              <m:nor/>
+              <m:sty m:val="p"/>
+            </m:rPr>
+            <m:t/>
+          </m:r>
+          <m:r>
+            <m:rPr>
+              <m:nor/>
+              <m:sty m:val="p"/>
+            </m:rPr>
+            <m:t>V</m:t>
+          </m:r>
+        </m:oMath>
+      </m:oMathPara>
+    </w:p>
+    <w:p>
+      <w:pPr>
+        <w:pStyle w:val="FirstParagraph"/>
+      </w:pPr>
+      <m:oMathPara>
+        <m:oMathParaPr>
+          <m:jc m:val="center"/>
+        </m:oMathParaPr>
+        <m:oMath>
+          <m:sSub>
+            <m:e>
+              <m:r>
+                <m:t>U</m:t>
+              </m:r>
+            </m:e>
+            <m:sub>
+              <m:r>
+                <m:t>o</m:t>
+              </m:r>
+              <m:r>
+                <m:t>u</m:t>
+              </m:r>
+              <m:r>
+                <m:t>t</m:t>
+              </m:r>
+            </m:sub>
+          </m:sSub>
+          <m:r>
+            <m:rPr>
+              <m:sty m:val="p"/>
+            </m:rPr>
+            <m:t>=</m:t>
+          </m:r>
+          <m:r>
+            <m:rPr>
+              <m:nor/>
+              <m:sty m:val="p"/>
+            </m:rPr>
+            <m:t>3.3</m:t>
+          </m:r>
+          <m:r>
+            <m:t> </m:t>
+          </m:r>
+          <m:r>
+            <m:rPr>
+              <m:nor/>
+              <m:sty m:val="p"/>
+            </m:rPr>
+            <m:t/>
+          </m:r>
+          <m:r>
+            <m:rPr>
+              <m:nor/>
+              <m:sty m:val="p"/>
+            </m:rPr>
+            <m:t>V</m:t>
+          </m:r>
+        </m:oMath>
+      </m:oMathPara>
+    </w:p>
+    <w:p>
+      <w:pPr>
+        <w:pStyle w:val="FirstParagraph"/>
+      </w:pPr>
+      <w:r>
+        <w:t xml:space="preserve">Durch umstellen des allgemeinen Ansatzes für den Spannungsteiler erhält man die Gleichung für</w:t>
+      </w:r>
+      <w:r>
+        <w:t xml:space="preserve"> </w:t>
+      </w:r>
+      <m:oMath>
+        <m:sSub>
+          <m:e>
+            <m:r>
+              <m:t>R</m:t>
+            </m:r>
+          </m:e>
+          <m:sub>
+            <m:r>
+              <m:t>1</m:t>
+            </m:r>
+          </m:sub>
+        </m:sSub>
+      </m:oMath>
+      <w:r>
+        <w:t xml:space="preserve">.</w:t>
+      </w:r>
+    </w:p>
+    <w:p>
+      <w:pPr>
+        <w:pStyle w:val="BodyText"/>
+      </w:pPr>
+      <w:bookmarkStart w:id="495" w:name="eq-Dummy"/>
+      <m:oMathPara>
+        <m:oMathParaPr>
+          <m:jc m:val="center"/>
+        </m:oMathParaPr>
+        <m:oMath>
+          <m:f>
+            <m:fPr>
+              <m:type m:val="bar"/>
+            </m:fPr>
+            <m:num>
+              <m:sSub>
+                <m:e>
+                  <m:r>
+                    <m:t>U</m:t>
+                  </m:r>
+                </m:e>
+                <m:sub>
+                  <m:r>
+                    <m:t>i</m:t>
+                  </m:r>
+                  <m:r>
+                    <m:t>n</m:t>
+                  </m:r>
+                </m:sub>
+              </m:sSub>
+            </m:num>
+            <m:den>
+              <m:sSub>
+                <m:e>
+                  <m:r>
+                    <m:t>U</m:t>
+                  </m:r>
+                </m:e>
+                <m:sub>
+                  <m:r>
+                    <m:t>o</m:t>
+                  </m:r>
+                  <m:r>
+                    <m:t>u</m:t>
+                  </m:r>
+                  <m:r>
+                    <m:t>t</m:t>
+                  </m:r>
+                </m:sub>
+              </m:sSub>
+            </m:den>
+          </m:f>
+          <m:r>
+            <m:rPr>
+              <m:sty m:val="p"/>
+            </m:rPr>
+            <m:t>=</m:t>
+          </m:r>
+          <m:f>
+            <m:fPr>
+              <m:type m:val="bar"/>
+            </m:fPr>
+            <m:num>
+              <m:sSub>
+                <m:e>
+                  <m:r>
+                    <m:t>R</m:t>
+                  </m:r>
+                </m:e>
+                <m:sub>
+                  <m:r>
+                    <m:t>1</m:t>
+                  </m:r>
+                </m:sub>
+              </m:sSub>
+              <m:r>
+                <m:rPr>
+                  <m:sty m:val="p"/>
+                </m:rPr>
+                <m:t>+</m:t>
+              </m:r>
+              <m:sSub>
+                <m:e>
+                  <m:r>
+                    <m:t>R</m:t>
+                  </m:r>
+                </m:e>
+                <m:sub>
+                  <m:r>
+                    <m:t>L</m:t>
+                  </m:r>
+                  <m:r>
+                    <m:t>a</m:t>
+                  </m:r>
+                  <m:r>
+                    <m:t>s</m:t>
+                  </m:r>
+                  <m:r>
+                    <m:t>t</m:t>
+                  </m:r>
+                </m:sub>
+              </m:sSub>
+            </m:num>
+            <m:den>
+              <m:sSub>
+                <m:e>
+                  <m:r>
+                    <m:t>R</m:t>
+                  </m:r>
+                </m:e>
+                <m:sub>
+                  <m:r>
+                    <m:t>L</m:t>
+                  </m:r>
+                  <m:r>
+                    <m:t>a</m:t>
+                  </m:r>
+                  <m:r>
+                    <m:t>s</m:t>
+                  </m:r>
+                  <m:r>
+                    <m:t>t</m:t>
+                  </m:r>
+                </m:sub>
+              </m:sSub>
+            </m:den>
+          </m:f>
+          <m:r>
+            <m:t>  </m:t>
+          </m:r>
+          <m:d>
+            <m:dPr>
+              <m:begChr m:val="("/>
+              <m:endChr m:val=")"/>
+              <m:sepChr m:val=""/>
+              <m:grow/>
+            </m:dPr>
+            <m:e>
+              <m:r>
+                <m:t>8.1</m:t>
+              </m:r>
+            </m:e>
+          </m:d>
+        </m:oMath>
+      </m:oMathPara>
+      <w:bookmarkEnd w:id="495"/>
+    </w:p>
+    <w:p>
+      <w:pPr>
+        <w:pStyle w:val="FirstParagraph"/>
+      </w:pPr>
+      <w:bookmarkStart w:id="496" w:name="eq-Dummy"/>
+      <m:oMathPara>
+        <m:oMathParaPr>
+          <m:jc m:val="center"/>
+        </m:oMathParaPr>
+        <m:oMath>
+          <m:sSub>
+            <m:e>
+              <m:r>
+                <m:t>R</m:t>
+              </m:r>
+            </m:e>
+            <m:sub>
+              <m:r>
+                <m:t>1</m:t>
+              </m:r>
+            </m:sub>
+          </m:sSub>
+          <m:r>
+            <m:rPr>
+              <m:sty m:val="p"/>
+            </m:rPr>
+            <m:t>=</m:t>
+          </m:r>
+          <m:f>
+            <m:fPr>
+              <m:type m:val="bar"/>
+            </m:fPr>
+            <m:num>
+              <m:sSub>
+                <m:e>
+                  <m:r>
+                    <m:t>R</m:t>
+                  </m:r>
+                </m:e>
+                <m:sub>
+                  <m:r>
+                    <m:t>L</m:t>
+                  </m:r>
+                  <m:r>
+                    <m:t>a</m:t>
+                  </m:r>
+                  <m:r>
+                    <m:t>s</m:t>
+                  </m:r>
+                  <m:r>
+                    <m:t>t</m:t>
+                  </m:r>
+                </m:sub>
+              </m:sSub>
+              <m:d>
+                <m:dPr>
+                  <m:begChr m:val="("/>
+                  <m:endChr m:val=")"/>
+                  <m:sepChr m:val=""/>
+                  <m:grow/>
+                </m:dPr>
+                <m:e>
+                  <m:sSub>
+                    <m:e>
+                      <m:r>
+                        <m:t>U</m:t>
+                      </m:r>
+                    </m:e>
+                    <m:sub>
+                      <m:r>
+                        <m:t>i</m:t>
+                      </m:r>
+                      <m:r>
+                        <m:t>n</m:t>
+                      </m:r>
+                    </m:sub>
+                  </m:sSub>
+                  <m:r>
+                    <m:rPr>
+                      <m:sty m:val="p"/>
+                    </m:rPr>
+                    <m:t>−</m:t>
+                  </m:r>
+                  <m:sSub>
+                    <m:e>
+                      <m:r>
+                        <m:t>U</m:t>
+                      </m:r>
+                    </m:e>
+                    <m:sub>
+                      <m:r>
+                        <m:t>o</m:t>
+                      </m:r>
+                      <m:r>
+                        <m:t>u</m:t>
+                      </m:r>
+                      <m:r>
+                        <m:t>t</m:t>
+                      </m:r>
+                    </m:sub>
+                  </m:sSub>
+                </m:e>
+              </m:d>
+            </m:num>
+            <m:den>
+              <m:sSub>
+                <m:e>
+                  <m:r>
+                    <m:t>U</m:t>
+                  </m:r>
+                </m:e>
+                <m:sub>
+                  <m:r>
+                    <m:t>o</m:t>
+                  </m:r>
+                  <m:r>
+                    <m:t>u</m:t>
+                  </m:r>
+                  <m:r>
+                    <m:t>t</m:t>
+                  </m:r>
+                </m:sub>
+              </m:sSub>
+            </m:den>
+          </m:f>
+          <m:r>
+            <m:t>  </m:t>
+          </m:r>
+          <m:d>
+            <m:dPr>
+              <m:begChr m:val="("/>
+              <m:endChr m:val=")"/>
+              <m:sepChr m:val=""/>
+              <m:grow/>
+            </m:dPr>
+            <m:e>
+              <m:r>
+                <m:t>8.2</m:t>
+              </m:r>
+            </m:e>
+          </m:d>
+        </m:oMath>
+      </m:oMathPara>
+      <w:bookmarkEnd w:id="496"/>
+    </w:p>
+    <w:p>
+      <w:pPr>
+        <w:pStyle w:val="FirstParagraph"/>
+      </w:pPr>
+      <m:oMathPara>
+        <m:oMathParaPr>
+          <m:jc m:val="center"/>
+        </m:oMathParaPr>
+        <m:oMath>
+          <m:sSub>
+            <m:e>
+              <m:r>
+                <m:t>R</m:t>
+              </m:r>
+            </m:e>
+            <m:sub>
+              <m:r>
+                <m:t>1</m:t>
+              </m:r>
+            </m:sub>
+          </m:sSub>
+          <m:r>
+            <m:rPr>
+              <m:sty m:val="p"/>
+            </m:rPr>
+            <m:t>=</m:t>
+          </m:r>
+          <m:r>
+            <m:rPr>
+              <m:nor/>
+              <m:sty m:val="p"/>
+            </m:rPr>
+            <m:t>670</m:t>
+          </m:r>
+          <m:r>
+            <m:t> </m:t>
+          </m:r>
+          <m:r>
+            <m:rPr>
+              <m:nor/>
+              <m:sty m:val="p"/>
+            </m:rPr>
+            <m:t/>
+          </m:r>
+          <m:r>
+            <m:t>Ω</m:t>
+          </m:r>
+        </m:oMath>
+      </m:oMathPara>
+    </w:p>
+    <w:bookmarkEnd w:id="497"/>
+    <w:bookmarkStart w:id="503" w:name="wirkungsgrad-1"/>
+    <w:p>
+      <w:pPr>
+        <w:pStyle w:val="Heading3"/>
+      </w:pPr>
+      <w:r>
+        <w:t xml:space="preserve">8.2.2 Wirkungsgrad</w:t>
+      </w:r>
+    </w:p>
+    <w:p>
+      <w:pPr>
+        <w:pStyle w:val="FirstParagraph"/>
+      </w:pPr>
+      <w:r>
+        <w:t xml:space="preserve">Die Verluste der Schaltung fallen am Widerstand</w:t>
+      </w:r>
+      <w:r>
+        <w:t xml:space="preserve"> </w:t>
+      </w:r>
+      <m:oMath>
+        <m:sSub>
+          <m:e>
+            <m:r>
+              <m:t>R</m:t>
+            </m:r>
+          </m:e>
+          <m:sub>
+            <m:r>
+              <m:t>1</m:t>
+            </m:r>
+          </m:sub>
+        </m:sSub>
+      </m:oMath>
+      <w:r>
+        <w:t xml:space="preserve"> </w:t>
+      </w:r>
+      <w:r>
+        <w:t xml:space="preserve">ab. Die Nutzbare Leistung am</w:t>
+      </w:r>
+      <w:r>
+        <w:t xml:space="preserve"> </w:t>
+      </w:r>
+      <m:oMath>
+        <m:sSub>
+          <m:e>
+            <m:r>
+              <m:t>R</m:t>
+            </m:r>
+          </m:e>
+          <m:sub>
+            <m:r>
+              <m:t>L</m:t>
+            </m:r>
+            <m:r>
+              <m:t>a</m:t>
+            </m:r>
+            <m:r>
+              <m:t>s</m:t>
+            </m:r>
+            <m:r>
+              <m:t>t</m:t>
+            </m:r>
+          </m:sub>
+        </m:sSub>
+      </m:oMath>
+      <w:r>
+        <w:t xml:space="preserve"> </w:t>
+      </w:r>
+      <w:r>
+        <w:t xml:space="preserve">daraus ergibt sich die Gleichung für den Wirkungsgrad.</w:t>
+      </w:r>
+    </w:p>
+    <w:p>
+      <w:pPr>
+        <w:pStyle w:val="BodyText"/>
+      </w:pPr>
+      <w:bookmarkStart w:id="498" w:name="eq-Dummy"/>
+      <m:oMathPara>
+        <m:oMathParaPr>
+          <m:jc m:val="center"/>
+        </m:oMathParaPr>
+        <m:oMath>
+          <m:r>
+            <m:t>η</m:t>
+          </m:r>
+          <m:r>
+            <m:rPr>
+              <m:sty m:val="p"/>
+            </m:rPr>
+            <m:t>=</m:t>
+          </m:r>
+          <m:f>
+            <m:fPr>
+              <m:type m:val="bar"/>
+            </m:fPr>
+            <m:num>
+              <m:sSub>
+                <m:e>
+                  <m:r>
+                    <m:t>P</m:t>
+                  </m:r>
+                </m:e>
+                <m:sub>
+                  <m:r>
+                    <m:t>L</m:t>
+                  </m:r>
+                  <m:r>
+                    <m:t>a</m:t>
+                  </m:r>
+                  <m:r>
+                    <m:t>s</m:t>
+                  </m:r>
+                  <m:r>
+                    <m:t>t</m:t>
+                  </m:r>
+                </m:sub>
+              </m:sSub>
+            </m:num>
+            <m:den>
+              <m:sSub>
+                <m:e>
+                  <m:r>
+                    <m:t>P</m:t>
+                  </m:r>
+                </m:e>
+                <m:sub>
+                  <m:r>
+                    <m:t>i</m:t>
+                  </m:r>
+                  <m:r>
+                    <m:t>n</m:t>
+                  </m:r>
+                </m:sub>
+              </m:sSub>
+            </m:den>
+          </m:f>
+          <m:r>
+            <m:t>  </m:t>
+          </m:r>
+          <m:d>
+            <m:dPr>
+              <m:begChr m:val="("/>
+              <m:endChr m:val=")"/>
+              <m:sepChr m:val=""/>
+              <m:grow/>
+            </m:dPr>
+            <m:e>
+              <m:r>
+                <m:t>8.3</m:t>
+              </m:r>
+            </m:e>
+          </m:d>
+        </m:oMath>
+      </m:oMathPara>
+      <w:bookmarkEnd w:id="498"/>
+    </w:p>
+    <w:p>
+      <w:pPr>
+        <w:pStyle w:val="FirstParagraph"/>
+      </w:pPr>
+      <w:bookmarkStart w:id="499" w:name="eq-Dummy"/>
+      <m:oMathPara>
+        <m:oMathParaPr>
+          <m:jc m:val="center"/>
+        </m:oMathParaPr>
+        <m:oMath>
+          <m:sSub>
+            <m:e>
+              <m:r>
+                <m:t>P</m:t>
+              </m:r>
+            </m:e>
+            <m:sub>
+              <m:r>
+                <m:t>i</m:t>
+              </m:r>
+              <m:r>
+                <m:t>n</m:t>
+              </m:r>
+            </m:sub>
+          </m:sSub>
+          <m:r>
+            <m:rPr>
+              <m:sty m:val="p"/>
+            </m:rPr>
+            <m:t>=</m:t>
+          </m:r>
+          <m:sSub>
+            <m:e>
+              <m:r>
+                <m:t>I</m:t>
+              </m:r>
+            </m:e>
+            <m:sub>
+              <m:r>
+                <m:t>i</m:t>
+              </m:r>
+              <m:r>
+                <m:t>n</m:t>
+              </m:r>
+            </m:sub>
+          </m:sSub>
+          <m:sSub>
+            <m:e>
+              <m:r>
+                <m:t>U</m:t>
+              </m:r>
+            </m:e>
+            <m:sub>
+              <m:r>
+                <m:t>i</m:t>
+              </m:r>
+              <m:r>
+                <m:t>n</m:t>
+              </m:r>
+            </m:sub>
+          </m:sSub>
+          <m:r>
+            <m:t>  </m:t>
+          </m:r>
+          <m:d>
+            <m:dPr>
+              <m:begChr m:val="("/>
+              <m:endChr m:val=")"/>
+              <m:sepChr m:val=""/>
+              <m:grow/>
+            </m:dPr>
+            <m:e>
+              <m:r>
+                <m:t>8.4</m:t>
+              </m:r>
+            </m:e>
+          </m:d>
+        </m:oMath>
+      </m:oMathPara>
+      <w:bookmarkEnd w:id="499"/>
+    </w:p>
+    <w:p>
+      <w:pPr>
+        <w:pStyle w:val="FirstParagraph"/>
+      </w:pPr>
+      <w:bookmarkStart w:id="500" w:name="eq-Dummy"/>
+      <m:oMathPara>
+        <m:oMathParaPr>
+          <m:jc m:val="center"/>
+        </m:oMathParaPr>
+        <m:oMath>
+          <m:sSub>
+            <m:e>
+              <m:r>
+                <m:t>P</m:t>
+              </m:r>
+            </m:e>
+            <m:sub>
+              <m:r>
+                <m:t>L</m:t>
+              </m:r>
+              <m:r>
+                <m:t>a</m:t>
+              </m:r>
+              <m:r>
+                <m:t>s</m:t>
+              </m:r>
+              <m:r>
+                <m:t>t</m:t>
+              </m:r>
+            </m:sub>
+          </m:sSub>
+          <m:r>
+            <m:rPr>
+              <m:sty m:val="p"/>
+            </m:rPr>
+            <m:t>=</m:t>
+          </m:r>
+          <m:sSub>
+            <m:e>
+              <m:r>
+                <m:t>I</m:t>
+              </m:r>
+            </m:e>
+            <m:sub>
+              <m:r>
+                <m:t>L</m:t>
+              </m:r>
+              <m:r>
+                <m:t>a</m:t>
+              </m:r>
+              <m:r>
+                <m:t>s</m:t>
+              </m:r>
+              <m:r>
+                <m:t>t</m:t>
+              </m:r>
+            </m:sub>
+          </m:sSub>
+          <m:sSub>
+            <m:e>
+              <m:r>
+                <m:t>U</m:t>
+              </m:r>
+            </m:e>
+            <m:sub>
+              <m:r>
+                <m:t>o</m:t>
+              </m:r>
+              <m:r>
+                <m:t>u</m:t>
+              </m:r>
+              <m:r>
+                <m:t>t</m:t>
+              </m:r>
+            </m:sub>
+          </m:sSub>
+          <m:r>
+            <m:t>  </m:t>
+          </m:r>
+          <m:d>
+            <m:dPr>
+              <m:begChr m:val="("/>
+              <m:endChr m:val=")"/>
+              <m:sepChr m:val=""/>
+              <m:grow/>
+            </m:dPr>
+            <m:e>
+              <m:r>
+                <m:t>8.5</m:t>
+              </m:r>
+            </m:e>
+          </m:d>
+        </m:oMath>
+      </m:oMathPara>
+      <w:bookmarkEnd w:id="500"/>
+    </w:p>
+    <w:p>
+      <w:pPr>
+        <w:pStyle w:val="FirstParagraph"/>
+      </w:pPr>
+      <w:bookmarkStart w:id="501" w:name="eq-Dummy"/>
+      <m:oMathPara>
+        <m:oMathParaPr>
+          <m:jc m:val="center"/>
+        </m:oMathParaPr>
+        <m:oMath>
+          <m:r>
+            <m:t>η</m:t>
+          </m:r>
+          <m:r>
+            <m:rPr>
+              <m:sty m:val="p"/>
+            </m:rPr>
+            <m:t>=</m:t>
+          </m:r>
+          <m:f>
+            <m:fPr>
+              <m:type m:val="bar"/>
+            </m:fPr>
+            <m:num>
+              <m:sSub>
+                <m:e>
+                  <m:r>
+                    <m:t>I</m:t>
+                  </m:r>
+                </m:e>
+                <m:sub>
+                  <m:r>
+                    <m:t>L</m:t>
+                  </m:r>
+                  <m:r>
+                    <m:t>a</m:t>
+                  </m:r>
+                  <m:r>
+                    <m:t>s</m:t>
+                  </m:r>
+                  <m:r>
+                    <m:t>t</m:t>
+                  </m:r>
+                </m:sub>
+              </m:sSub>
+              <m:sSub>
+                <m:e>
+                  <m:r>
+                    <m:t>U</m:t>
+                  </m:r>
+                </m:e>
+                <m:sub>
+                  <m:r>
+                    <m:t>o</m:t>
+                  </m:r>
+                  <m:r>
+                    <m:t>u</m:t>
+                  </m:r>
+                  <m:r>
+                    <m:t>t</m:t>
+                  </m:r>
+                </m:sub>
+              </m:sSub>
+            </m:num>
+            <m:den>
+              <m:sSub>
+                <m:e>
+                  <m:r>
+                    <m:t>I</m:t>
+                  </m:r>
+                </m:e>
+                <m:sub>
+                  <m:r>
+                    <m:t>i</m:t>
+                  </m:r>
+                  <m:r>
+                    <m:t>n</m:t>
+                  </m:r>
+                </m:sub>
+              </m:sSub>
+              <m:sSub>
+                <m:e>
+                  <m:r>
+                    <m:t>U</m:t>
+                  </m:r>
+                </m:e>
+                <m:sub>
+                  <m:r>
+                    <m:t>i</m:t>
+                  </m:r>
+                  <m:r>
+                    <m:t>n</m:t>
+                  </m:r>
+                </m:sub>
+              </m:sSub>
+            </m:den>
+          </m:f>
+          <m:r>
+            <m:t>  </m:t>
+          </m:r>
+          <m:d>
+            <m:dPr>
+              <m:begChr m:val="("/>
+              <m:endChr m:val=")"/>
+              <m:sepChr m:val=""/>
+              <m:grow/>
+            </m:dPr>
+            <m:e>
+              <m:r>
+                <m:t>8.6</m:t>
+              </m:r>
+            </m:e>
+          </m:d>
+        </m:oMath>
+      </m:oMathPara>
+      <w:bookmarkEnd w:id="501"/>
+    </w:p>
+    <w:p>
+      <w:pPr>
+        <w:pStyle w:val="FirstParagraph"/>
+      </w:pPr>
+      <w:r>
+        <w:t xml:space="preserve">Da der gesamte Eingangstrom durch die Last fließt sind die Ströme gleich und können gekürzt werden.</w:t>
+      </w:r>
+    </w:p>
+    <w:p>
+      <w:pPr>
+        <w:pStyle w:val="BodyText"/>
+      </w:pPr>
+      <w:bookmarkStart w:id="502" w:name="eq-Dummy"/>
+      <m:oMathPara>
+        <m:oMathParaPr>
+          <m:jc m:val="center"/>
+        </m:oMathParaPr>
+        <m:oMath>
+          <m:r>
+            <m:t>η</m:t>
+          </m:r>
+          <m:r>
+            <m:rPr>
+              <m:sty m:val="p"/>
+            </m:rPr>
+            <m:t>=</m:t>
+          </m:r>
+          <m:f>
+            <m:fPr>
+              <m:type m:val="bar"/>
+            </m:fPr>
+            <m:num>
+              <m:sSub>
+                <m:e>
+                  <m:r>
+                    <m:t>U</m:t>
+                  </m:r>
+                </m:e>
+                <m:sub>
+                  <m:r>
+                    <m:t>o</m:t>
+                  </m:r>
+                  <m:r>
+                    <m:t>u</m:t>
+                  </m:r>
+                  <m:r>
+                    <m:t>t</m:t>
+                  </m:r>
+                </m:sub>
+              </m:sSub>
+            </m:num>
+            <m:den>
+              <m:sSub>
+                <m:e>
+                  <m:r>
+                    <m:t>U</m:t>
+                  </m:r>
+                </m:e>
+                <m:sub>
+                  <m:r>
+                    <m:t>i</m:t>
+                  </m:r>
+                  <m:r>
+                    <m:t>n</m:t>
+                  </m:r>
+                </m:sub>
+              </m:sSub>
+            </m:den>
+          </m:f>
+          <m:r>
+            <m:t>  </m:t>
+          </m:r>
+          <m:d>
+            <m:dPr>
+              <m:begChr m:val="("/>
+              <m:endChr m:val=")"/>
+              <m:sepChr m:val=""/>
+              <m:grow/>
+            </m:dPr>
+            <m:e>
+              <m:r>
+                <m:t>8.7</m:t>
+              </m:r>
+            </m:e>
+          </m:d>
+        </m:oMath>
+      </m:oMathPara>
+      <w:bookmarkEnd w:id="502"/>
+    </w:p>
+    <w:p>
+      <w:pPr>
+        <w:pStyle w:val="FirstParagraph"/>
+      </w:pPr>
+      <m:oMathPara>
+        <m:oMathParaPr>
+          <m:jc m:val="center"/>
+        </m:oMathParaPr>
+        <m:oMath>
+          <m:r>
+            <m:t>η</m:t>
+          </m:r>
+          <m:r>
+            <m:rPr>
+              <m:sty m:val="p"/>
+            </m:rPr>
+            <m:t>=</m:t>
+          </m:r>
+          <m:r>
+            <m:rPr>
+              <m:nor/>
+              <m:sty m:val="p"/>
+            </m:rPr>
+            <m:t>33</m:t>
+          </m:r>
+          <m:r>
+            <m:t> </m:t>
+          </m:r>
+          <m:r>
+            <m:rPr>
+              <m:nor/>
+              <m:sty m:val="p"/>
+            </m:rPr>
+            <m:t/>
+          </m:r>
+          <m:r>
+            <m:rPr>
+              <m:sty m:val="p"/>
+            </m:rPr>
+            <m:t>%</m:t>
+          </m:r>
+        </m:oMath>
+      </m:oMathPara>
+    </w:p>
+    <w:p>
+      <w:pPr>
+        <w:pStyle w:val="FirstParagraph"/>
+      </w:pPr>
+      <w:r>
+        <w:t xml:space="preserve">Das bedeutet, dass in diesem Fall nur 1/3 der Leistung die die Schaltung verbraucht auch tatsächlich von der Last verwendet wird. Der Rest geht als Abwärme über den Widerstand</w:t>
+      </w:r>
+      <w:r>
+        <w:t xml:space="preserve"> </w:t>
+      </w:r>
+      <m:oMath>
+        <m:sSub>
+          <m:e>
+            <m:r>
+              <m:t>R</m:t>
+            </m:r>
+          </m:e>
+          <m:sub>
+            <m:r>
+              <m:t>1</m:t>
+            </m:r>
+          </m:sub>
+        </m:sSub>
+      </m:oMath>
+      <w:r>
+        <w:t xml:space="preserve"> </w:t>
+      </w:r>
+      <w:r>
+        <w:t xml:space="preserve">verloren.</w:t>
+      </w:r>
+    </w:p>
+    <w:bookmarkEnd w:id="503"/>
+    <w:bookmarkEnd w:id="504"/>
+    <w:bookmarkStart w:id="505" w:name="abwärtswandler---buck-konverter"/>
+    <w:p>
+      <w:pPr>
+        <w:pStyle w:val="Heading2"/>
+      </w:pPr>
+      <w:r>
+        <w:t xml:space="preserve">8.3 Abwärtswandler - Buck-Konverter</w:t>
+      </w:r>
+    </w:p>
+    <w:p>
+      <w:pPr>
+        <w:pStyle w:val="FirstParagraph"/>
+      </w:pPr>
+      <w:r>
+        <w:t xml:space="preserve">Ein Abwärtswandler, auch Buck-Konverter genannt, ist ein DC-DC-Wandler, der eine höhere Eingangsspannung in eine niedrigere Ausgangsspannung umwandelt. Dabei wird jedoch ein deutlich höherer Wirkungsgrad erreicht als mit einem Spannungsteiler.</w:t>
+      </w:r>
+    </w:p>
+    <w:p>
+      <w:pPr>
+        <w:pStyle w:val="BodyText"/>
+      </w:pPr>
+      <w:r>
+        <w:t xml:space="preserve">Die Funktionsweise eines Buck-Konverters basiert auf der Verwendung eines Schalttransistors, der die Eingangsspannung in eine pulsierende Spannung umwandelt, PWM. Diese pulsierende Spannung wird dann durch einen Induktor und einen Kondensator geglättet, um eine stabile Ausgangsspannung zu erzeugen.</w:t>
+      </w:r>
+    </w:p>
+    <w:p>
+      <w:pPr>
+        <w:pStyle w:val="BodyText"/>
+      </w:pPr>
+      <w:r>
+        <w:t xml:space="preserve">Die Verluste der Schaltung ergeben sich haupsächlich aus den Schaltvorgängen des Transistors und dem ohmschen Widerstand des Induktors. Der Wirkungsgrad eines Buck-Konverters liegt typischerweise zwischen 80% und 95%, abhängig von der Bauart und den Betriebsbedingungen.</w:t>
+      </w:r>
+    </w:p>
+    <w:p>
+      <w:pPr>
+        <w:pStyle w:val="BodyText"/>
+      </w:pPr>
+      <w:r>
+        <w:t xml:space="preserve">Um die Ausgangsspannung stabil zu halten, wird ein Regelkreis verwendet, der die PWM-Signale an den Schalttransistor anpasst.</w:t>
+      </w:r>
+    </w:p>
+    <w:bookmarkEnd w:id="505"/>
+    <w:bookmarkEnd w:id="506"/>
+    <w:bookmarkStart w:id="528" w:name="sec-VarStatFilter"/>
+    <w:p>
+      <w:pPr>
+        <w:pStyle w:val="Heading1"/>
+      </w:pPr>
+      <w:r>
+        <w:t xml:space="preserve">9. State Variable Filter</w:t>
+      </w:r>
+    </w:p>
+    <w:p>
+      <w:pPr>
+        <w:pStyle w:val="FirstParagraph"/>
+      </w:pPr>
+      <w:r>
+        <w:t xml:space="preserve">Filter allgemein werden eingesetzt um Signale zu verarbeiten. Ein Filter kann dabei unterschiedliche Aufgaben übernehmen. Ein Filter kann z.B. dazu verwendet werden, um ein Signal zu glätten, um Störungen zu unterdrücken oder um Signale zu trennen. Filter können dabei unterschiedliche Strukturen aufweisen.</w:t>
+      </w:r>
+    </w:p>
+    <w:p>
+      <w:pPr>
+        <w:pStyle w:val="BodyText"/>
+      </w:pPr>
+      <w:r>
+        <w:t xml:space="preserve">Der hier vorgestellte</w:t>
+      </w:r>
+      <w:r>
+        <w:t xml:space="preserve"> </w:t>
+      </w:r>
+      <w:r>
+        <w:rPr>
+          <w:iCs/>
+          <w:i/>
+        </w:rPr>
+        <w:t xml:space="preserve">State Variable Filter</w:t>
+      </w:r>
+      <w:r>
+        <w:t xml:space="preserve">,</w:t>
+      </w:r>
+      <w:r>
+        <w:t xml:space="preserve"> </w:t>
+      </w:r>
+      <w:hyperlink w:anchor="fig-svf_sch">
+        <w:r>
+          <w:rPr>
+            <w:rStyle w:val="Hyperlink"/>
+          </w:rPr>
+          <w:t xml:space="preserve">Abbildung 9.1</w:t>
+        </w:r>
+      </w:hyperlink>
+      <w:r>
+        <w:t xml:space="preserve"> </w:t>
+      </w:r>
+      <w:r>
+        <w:t xml:space="preserve">ist ein Filter, welcher mit einer Schaltung sowohl als Tiefpassfilter, Hochpassfilter, Bandpassfilter oder Bandsperre verwendet werden kann. Welcher Filter auf das Eingangssignal angewandt wird, wird durch die Auswahl des Ausganges bestimmt.</w:t>
+      </w:r>
+    </w:p>
+    <w:tbl>
+      <w:tblPr>
+        <w:tblStyle w:val="Table"/>
+        <w:tblW w:type="pct" w:w="5000"/>
+        <w:tblLook w:firstRow="0" w:lastRow="0" w:firstColumn="0" w:lastColumn="0" w:noHBand="0" w:noVBand="0" w:val="0000"/>
+        <w:jc w:val="start"/>
+        <w:tblLayout w:type="fixed"/>
+      </w:tblPr>
+      <w:tblGrid>
+        <w:gridCol w:w="7920"/>
+      </w:tblGrid>
+      <w:tr>
+        <w:tc>
+          <w:tcPr/>
+          <w:bookmarkStart w:id="510" w:name="fig-svf_sch"/>
+          <w:p>
+            <w:pPr>
+              <w:pStyle w:val="Compact"/>
+              <w:jc w:val="center"/>
+            </w:pPr>
+            <w:r>
+              <w:drawing>
+                <wp:inline>
+                  <wp:extent cx="5334000" cy="1952975"/>
+                  <wp:effectExtent b="0" l="0" r="0" t="0"/>
+                  <wp:docPr descr="" title="" id="508" name="Picture"/>
+                  <a:graphic>
+                    <a:graphicData uri="http://schemas.openxmlformats.org/drawingml/2006/picture">
+                      <pic:pic>
+                        <pic:nvPicPr>
+                          <pic:cNvPr descr="Projekte/SVF/SVF_Circuit.png" id="509" name="Picture"/>
+                          <pic:cNvPicPr>
+                            <a:picLocks noChangeArrowheads="1" noChangeAspect="1"/>
+                          </pic:cNvPicPr>
+                        </pic:nvPicPr>
+                        <pic:blipFill>
+                          <a:blip r:embed="rId507"/>
                           <a:stretch>
                             <a:fillRect/>
                           </a:stretch>
@@ -50717,7 +52657,7 @@
               <w:pStyle w:val="ImageCaption"/>
             </w:pPr>
             <w:r>
-              <w:t xml:space="preserve">Abbildung 8.1: Schaltung eines</w:t>
+              <w:t xml:space="preserve">Abbildung 9.1: Schaltung eines</w:t>
             </w:r>
             <w:r>
               <w:t xml:space="preserve"> </w:t>
@@ -50730,7 +52670,7 @@
               <w:t xml:space="preserve">State Variable Filters</w:t>
             </w:r>
           </w:p>
-          <w:bookmarkEnd w:id="489"/>
+          <w:bookmarkEnd w:id="510"/>
         </w:tc>
       </w:tr>
     </w:tbl>
@@ -50829,17 +52769,17 @@
         <w:t xml:space="preserve">Der Vergleich zwischen analytischen und simulierten Ergebnissen ermöglicht eine Überprüfung der Genauigkeit des mathematischen Modells sowie der Simulationseinstellungen in Altium. Eventuelle Abweichungen können auf Vereinfachungen im analytischen Modell, numerische Fehler oder auf die verwendeten Bauteilparameter in der Simulation zurückzuführen sein.</w:t>
       </w:r>
     </w:p>
-    <w:bookmarkStart w:id="506" w:name="Xabd30498889489e53de02ca3e75b2bd56c071f3"/>
+    <w:bookmarkStart w:id="527" w:name="Xabd30498889489e53de02ca3e75b2bd56c071f3"/>
     <w:p>
       <w:pPr>
         <w:pStyle w:val="Heading2"/>
       </w:pPr>
       <w:r>
-        <w:t xml:space="preserve">8.1 Analytische Herleitung der Übertragungsfunktionen</w:t>
-      </w:r>
-    </w:p>
-    <w:bookmarkStart w:id="505" w:name="refs"/>
-    <w:bookmarkStart w:id="491" w:name="ref-BJT_Kennlinie"/>
+        <w:t xml:space="preserve">9.1 Analytische Herleitung der Übertragungsfunktionen</w:t>
+      </w:r>
+    </w:p>
+    <w:bookmarkStart w:id="526" w:name="refs"/>
+    <w:bookmarkStart w:id="512" w:name="ref-BJT_Kennlinie"/>
     <w:p>
       <w:pPr>
         <w:pStyle w:val="Bibliography"/>
@@ -50859,7 +52799,7 @@
       <w:r>
         <w:t xml:space="preserve"> </w:t>
       </w:r>
-      <w:hyperlink r:id="rId490">
+      <w:hyperlink r:id="rId511">
         <w:r>
           <w:rPr>
             <w:rStyle w:val="Hyperlink"/>
@@ -50871,8 +52811,8 @@
         <w:t xml:space="preserve">. Accessed 19 Nov 2023</w:t>
       </w:r>
     </w:p>
-    <w:bookmarkEnd w:id="491"/>
-    <w:bookmarkStart w:id="492" w:name="ref-boehmer17"/>
+    <w:bookmarkEnd w:id="512"/>
+    <w:bookmarkStart w:id="513" w:name="ref-boehmer17"/>
     <w:p>
       <w:pPr>
         <w:pStyle w:val="Bibliography"/>
@@ -50890,8 +52830,8 @@
         <w:t xml:space="preserve">Böhmer E, Ehrhardt D, Oberschelp W (2018) Elemente der angewandten Elektronik. Springer Verlag, Wiesbaden</w:t>
       </w:r>
     </w:p>
-    <w:bookmarkEnd w:id="492"/>
-    <w:bookmarkStart w:id="494" w:name="ref-DC-Motor_Market"/>
+    <w:bookmarkEnd w:id="513"/>
+    <w:bookmarkStart w:id="515" w:name="ref-DC-Motor_Market"/>
     <w:p>
       <w:pPr>
         <w:pStyle w:val="Bibliography"/>
@@ -50911,7 +52851,7 @@
       <w:r>
         <w:t xml:space="preserve"> </w:t>
       </w:r>
-      <w:hyperlink r:id="rId493">
+      <w:hyperlink r:id="rId514">
         <w:r>
           <w:rPr>
             <w:rStyle w:val="Hyperlink"/>
@@ -50923,8 +52863,8 @@
         <w:t xml:space="preserve">. Accessed 13 Dez 2023</w:t>
       </w:r>
     </w:p>
-    <w:bookmarkEnd w:id="494"/>
-    <w:bookmarkStart w:id="496" w:name="ref-HBruecke"/>
+    <w:bookmarkEnd w:id="515"/>
+    <w:bookmarkStart w:id="517" w:name="ref-HBruecke"/>
     <w:p>
       <w:pPr>
         <w:pStyle w:val="Bibliography"/>
@@ -50944,7 +52884,7 @@
       <w:r>
         <w:t xml:space="preserve"> </w:t>
       </w:r>
-      <w:hyperlink r:id="rId495">
+      <w:hyperlink r:id="rId516">
         <w:r>
           <w:rPr>
             <w:rStyle w:val="Hyperlink"/>
@@ -50956,8 +52896,8 @@
         <w:t xml:space="preserve">. Accessed 13 Dez 2023</w:t>
       </w:r>
     </w:p>
-    <w:bookmarkEnd w:id="496"/>
-    <w:bookmarkStart w:id="498" w:name="ref-DriverTLE7182EM"/>
+    <w:bookmarkEnd w:id="517"/>
+    <w:bookmarkStart w:id="519" w:name="ref-DriverTLE7182EM"/>
     <w:p>
       <w:pPr>
         <w:pStyle w:val="Bibliography"/>
@@ -50977,7 +52917,7 @@
       <w:r>
         <w:t xml:space="preserve"> </w:t>
       </w:r>
-      <w:hyperlink r:id="rId497">
+      <w:hyperlink r:id="rId518">
         <w:r>
           <w:rPr>
             <w:rStyle w:val="Hyperlink"/>
@@ -50989,8 +52929,8 @@
         <w:t xml:space="preserve">. Accessed 1 Feb 2024</w:t>
       </w:r>
     </w:p>
-    <w:bookmarkEnd w:id="498"/>
-    <w:bookmarkStart w:id="500" w:name="ref-LogicDriverL99H02"/>
+    <w:bookmarkEnd w:id="519"/>
+    <w:bookmarkStart w:id="521" w:name="ref-LogicDriverL99H02"/>
     <w:p>
       <w:pPr>
         <w:pStyle w:val="Bibliography"/>
@@ -51010,7 +52950,7 @@
       <w:r>
         <w:t xml:space="preserve"> </w:t>
       </w:r>
-      <w:hyperlink r:id="rId499">
+      <w:hyperlink r:id="rId520">
         <w:r>
           <w:rPr>
             <w:rStyle w:val="Hyperlink"/>
@@ -51022,8 +52962,8 @@
         <w:t xml:space="preserve">. Accessed 1 Feb 2024</w:t>
       </w:r>
     </w:p>
-    <w:bookmarkEnd w:id="500"/>
-    <w:bookmarkStart w:id="502" w:name="ref-LogicDriverBridgeIFX9201SG"/>
+    <w:bookmarkEnd w:id="521"/>
+    <w:bookmarkStart w:id="523" w:name="ref-LogicDriverBridgeIFX9201SG"/>
     <w:p>
       <w:pPr>
         <w:pStyle w:val="Bibliography"/>
@@ -51043,7 +52983,7 @@
       <w:r>
         <w:t xml:space="preserve"> </w:t>
       </w:r>
-      <w:hyperlink r:id="rId501">
+      <w:hyperlink r:id="rId522">
         <w:r>
           <w:rPr>
             <w:rStyle w:val="Hyperlink"/>
@@ -51055,8 +52995,8 @@
         <w:t xml:space="preserve">. Accessed 1 Feb 2024</w:t>
       </w:r>
     </w:p>
-    <w:bookmarkEnd w:id="502"/>
-    <w:bookmarkStart w:id="504" w:name="ref-LogicDriverBridgeL298"/>
+    <w:bookmarkEnd w:id="523"/>
+    <w:bookmarkStart w:id="525" w:name="ref-LogicDriverBridgeL298"/>
     <w:p>
       <w:pPr>
         <w:pStyle w:val="Bibliography"/>
@@ -51076,7 +53016,7 @@
       <w:r>
         <w:t xml:space="preserve"> </w:t>
       </w:r>
-      <w:hyperlink r:id="rId503">
+      <w:hyperlink r:id="rId524">
         <w:r>
           <w:rPr>
             <w:rStyle w:val="Hyperlink"/>
@@ -51088,10 +53028,10 @@
         <w:t xml:space="preserve">. Accessed 1 Feb 2024</w:t>
       </w:r>
     </w:p>
-    <w:bookmarkEnd w:id="504"/>
-    <w:bookmarkEnd w:id="505"/>
-    <w:bookmarkEnd w:id="506"/>
-    <w:bookmarkEnd w:id="507"/>
+    <w:bookmarkEnd w:id="525"/>
+    <w:bookmarkEnd w:id="526"/>
+    <w:bookmarkEnd w:id="527"/>
+    <w:bookmarkEnd w:id="528"/>
     <w:sectPr/>
   </w:body>
 </w:document>

--- a/HWE-Skript.docx
+++ b/HWE-Skript.docx
@@ -29,7 +29,7 @@
         <w:pStyle w:val="Date"/>
       </w:pPr>
       <w:r>
-        <w:t xml:space="preserve">2025-05-14</w:t>
+        <w:t xml:space="preserve">2025-06-04</w:t>
       </w:r>
     </w:p>
     <w:sdt>
@@ -5734,6 +5734,38 @@
       </w:pPr>
       <m:oMath>
         <m:r>
+          <m:t>B</m:t>
+        </m:r>
+      </m:oMath>
+      <w:r>
+        <w:t xml:space="preserve"> </w:t>
+      </w:r>
+      <w:r>
+        <w:t xml:space="preserve">… B Eingang</w:t>
+      </w:r>
+    </w:p>
+    <w:p>
+      <w:pPr>
+        <w:pStyle w:val="BodyText"/>
+      </w:pPr>
+      <m:oMath>
+        <m:r>
+          <m:t>A</m:t>
+        </m:r>
+      </m:oMath>
+      <w:r>
+        <w:t xml:space="preserve"> </w:t>
+      </w:r>
+      <w:r>
+        <w:t xml:space="preserve">… A Eingang</w:t>
+      </w:r>
+    </w:p>
+    <w:p>
+      <w:pPr>
+        <w:pStyle w:val="BodyText"/>
+      </w:pPr>
+      <m:oMath>
+        <m:r>
           <m:t>C</m:t>
         </m:r>
       </m:oMath>
@@ -5742,22 +5774,6 @@
       </w:r>
       <w:r>
         <w:t xml:space="preserve">… C Eingang</w:t>
-      </w:r>
-    </w:p>
-    <w:p>
-      <w:pPr>
-        <w:pStyle w:val="BodyText"/>
-      </w:pPr>
-      <m:oMath>
-        <m:r>
-          <m:t>B</m:t>
-        </m:r>
-      </m:oMath>
-      <w:r>
-        <w:t xml:space="preserve"> </w:t>
-      </w:r>
-      <w:r>
-        <w:t xml:space="preserve">… B Eingang</w:t>
       </w:r>
     </w:p>
     <w:p>
@@ -5790,22 +5806,6 @@
       </w:r>
       <w:r>
         <w:t xml:space="preserve">… Y Ausgang</w:t>
-      </w:r>
-    </w:p>
-    <w:p>
-      <w:pPr>
-        <w:pStyle w:val="BodyText"/>
-      </w:pPr>
-      <m:oMath>
-        <m:r>
-          <m:t>A</m:t>
-        </m:r>
-      </m:oMath>
-      <w:r>
-        <w:t xml:space="preserve"> </w:t>
-      </w:r>
-      <w:r>
-        <w:t xml:space="preserve">… A Eingang</w:t>
       </w:r>
     </w:p>
     <w:p>
@@ -50628,13 +50628,13 @@
         <w:t xml:space="preserve">.</w:t>
       </w:r>
     </w:p>
-    <w:bookmarkStart w:id="490" w:name="X3dbcbecc3f7dc4ff3ac7ca69402d565b4209187"/>
+    <w:bookmarkStart w:id="490" w:name="X230bab9b616ec92c3123741adff82a606bb3357"/>
     <w:p>
       <w:pPr>
         <w:pStyle w:val="Heading2"/>
       </w:pPr>
       <w:r>
-        <w:t xml:space="preserve">8.1 Grundlagen zur beurteilun der Qualität von DC-DC Konvertern</w:t>
+        <w:t xml:space="preserve">8.1 Grundlagen zur Beurteilung der Qualität von DC-DC Konvertern</w:t>
       </w:r>
     </w:p>
     <w:p>
@@ -50935,7 +50935,7 @@
         <w:pStyle w:val="FirstParagraph"/>
       </w:pPr>
       <w:r>
-        <w:t xml:space="preserve">wenn die Zeit in der die Energie am Eingang anliegt gleich der Zeit ist, in der die Energie am Ausgang ausgegeben wird, dann kann die Zeit gekürzt werden zu:</w:t>
+        <w:t xml:space="preserve">Wenn die Zeit in der die Energie am Eingang anliegt gleich der Zeit ist, in der die Energie am Ausgang ausgegeben wird, dann kann die Zeit gekürzt werden zu:</w:t>
       </w:r>
     </w:p>
     <w:p>
@@ -51006,7 +51006,7 @@
         <w:pStyle w:val="FirstParagraph"/>
       </w:pPr>
       <w:r>
-        <w:t xml:space="preserve">wobei</w:t>
+        <w:t xml:space="preserve">Wobei</w:t>
       </w:r>
       <w:r>
         <w:t xml:space="preserve"> </w:t>
@@ -51134,16 +51134,16 @@
         <w:pStyle w:val="FirstParagraph"/>
       </w:pPr>
       <w:r>
-        <w:t xml:space="preserve">Ein Spannungsteiler ist eine einfache Schaltung, die aus zwei Widerständen besteht und eine Spannung auf einen niedrigeren Wert reduziert. Obwohl er in einigen Anwendungen nützlich sein kann, ist er für die meisten Anwendungen nicht geeignet, insbesondere wenn es um die Stromversorgung von Geräten geht. Der Hauptrund dafür ist die schlechte Wirkungsgrad bei hohen Strömen und die fehlende Möglichkeit bei schwankender Eingangsspannung eine konstante Ausgangsspannung zu erzeugen. Auch auf eine wechselnde Last kann der Spannungsteiler nicht reagieren.</w:t>
-      </w:r>
-    </w:p>
-    <w:bookmarkStart w:id="497" w:name="wirkungsgrad-eine-spannungsteilers"/>
+        <w:t xml:space="preserve">Ein Spannungsteiler ist eine einfache Schaltung, die aus zwei Widerständen besteht und eine Spannung auf einen niedrigeren Wert reduziert. Obwohl er in einigen Anwendungen nützlich sein kann, ist er für die meisten Anwendungen nicht geeignet, insbesondere wenn es um die Stromversorgung von Geräten geht. Der Hauptgrund dafür ist die schlechte Wirkungsgrad bei hohen Strömen und die fehlende Möglichkeit bei schwankender Eingangsspannung eine konstante Ausgangsspannung zu erzeugen. Auch auf eine wechselnde Last kann der Spannungsteiler nicht reagieren.</w:t>
+      </w:r>
+    </w:p>
+    <w:bookmarkStart w:id="497" w:name="wirkungsgrad-eines-spannungsteilers"/>
     <w:p>
       <w:pPr>
         <w:pStyle w:val="Heading3"/>
       </w:pPr>
       <w:r>
-        <w:t xml:space="preserve">8.2.1 Wirkungsgrad eine Spannungsteilers</w:t>
+        <w:t xml:space="preserve">8.2.1 Wirkungsgrad eines Spannungsteilers</w:t>
       </w:r>
     </w:p>
     <w:p>
@@ -51320,7 +51320,7 @@
         <w:t xml:space="preserve"> </w:t>
       </w:r>
       <w:r>
-        <w:t xml:space="preserve">die korrekte Spannung abfällt. Im Anschluss soll die Qualität der Spannungsanpassung auf die drei oben genannten Kriterien hin überpürft werden.</w:t>
+        <w:t xml:space="preserve">die korrekte Spannung abfällt. Im Anschluss soll die Qualität der Spannungsanpassung auf die drei oben genannten Kriterien hin überprüft werden.</w:t>
       </w:r>
     </w:p>
     <w:p>
@@ -51907,7 +51907,7 @@
         <w:t xml:space="preserve"> </w:t>
       </w:r>
       <w:r>
-        <w:t xml:space="preserve">ab. Die Nutzbare Leistung am</w:t>
+        <w:t xml:space="preserve">ab. Die nutzbare Leistung am</w:t>
       </w:r>
       <w:r>
         <w:t xml:space="preserve"> </w:t>
@@ -52500,7 +52500,7 @@
         <w:pStyle w:val="FirstParagraph"/>
       </w:pPr>
       <w:r>
-        <w:t xml:space="preserve">Ein Abwärtswandler, auch Buck-Konverter genannt, ist ein DC-DC-Wandler, der eine höhere Eingangsspannung in eine niedrigere Ausgangsspannung umwandelt. Dabei wird jedoch ein deutlich höherer Wirkungsgrad erreicht als mit einem Spannungsteiler.</w:t>
+        <w:t xml:space="preserve">Ein Abwärtswandler, auch Buck-Konverter oder Step-Down-Konverter genannt, ist ein DC-DC-Wandler, der eine höhere Eingangsspannung in eine niedrigere Ausgangsspannung umwandelt. Dabei wird jedoch ein deutlich höherer Wirkungsgrad erreicht als mit einem Spannungsteiler.</w:t>
       </w:r>
     </w:p>
     <w:p>
@@ -52516,7 +52516,7 @@
         <w:pStyle w:val="BodyText"/>
       </w:pPr>
       <w:r>
-        <w:t xml:space="preserve">Die Verluste der Schaltung ergeben sich haupsächlich aus den Schaltvorgängen des Transistors und dem ohmschen Widerstand des Induktors. Der Wirkungsgrad eines Buck-Konverters liegt typischerweise zwischen 80% und 95%, abhängig von der Bauart und den Betriebsbedingungen.</w:t>
+        <w:t xml:space="preserve">Die Verluste der Schaltung ergeben sich hauptsächlich aus den Schaltvorgängen des Transistors und dem ohmschen Widerstand des Induktors. Der Wirkungsgrad eines Buck-Konverters liegt typischerweise zwischen 80% und 95%, abhängig von der Bauart und den Betriebsbedingungen.</w:t>
       </w:r>
     </w:p>
     <w:p>

--- a/HWE-Skript.docx
+++ b/HWE-Skript.docx
@@ -23,7 +23,7 @@
         <w:pStyle w:val="Date"/>
       </w:pPr>
       <w:r>
-        <w:t xml:space="preserve">2026-01-03</w:t>
+        <w:t xml:space="preserve">2026-01-06</w:t>
       </w:r>
     </w:p>
     <w:sdt>
@@ -5515,6 +5515,54 @@
       </w:pPr>
       <m:oMath>
         <m:r>
+          <m:t>C</m:t>
+        </m:r>
+      </m:oMath>
+      <w:r>
+        <w:t xml:space="preserve"> </w:t>
+      </w:r>
+      <w:r>
+        <w:t xml:space="preserve">… C Eingang</w:t>
+      </w:r>
+    </w:p>
+    <w:p>
+      <w:pPr>
+        <w:pStyle w:val="BodyText"/>
+      </w:pPr>
+      <m:oMath>
+        <m:r>
+          <m:t>B</m:t>
+        </m:r>
+      </m:oMath>
+      <w:r>
+        <w:t xml:space="preserve"> </w:t>
+      </w:r>
+      <w:r>
+        <w:t xml:space="preserve">… B Eingang</w:t>
+      </w:r>
+    </w:p>
+    <w:p>
+      <w:pPr>
+        <w:pStyle w:val="BodyText"/>
+      </w:pPr>
+      <m:oMath>
+        <m:r>
+          <m:t>Y</m:t>
+        </m:r>
+      </m:oMath>
+      <w:r>
+        <w:t xml:space="preserve"> </w:t>
+      </w:r>
+      <w:r>
+        <w:t xml:space="preserve">… Y Ausgang</w:t>
+      </w:r>
+    </w:p>
+    <w:p>
+      <w:pPr>
+        <w:pStyle w:val="BodyText"/>
+      </w:pPr>
+      <m:oMath>
+        <m:r>
           <m:t>A</m:t>
         </m:r>
       </m:oMath>
@@ -5539,54 +5587,6 @@
       </w:r>
       <w:r>
         <w:t xml:space="preserve">… D Eingang</w:t>
-      </w:r>
-    </w:p>
-    <w:p>
-      <w:pPr>
-        <w:pStyle w:val="BodyText"/>
-      </w:pPr>
-      <m:oMath>
-        <m:r>
-          <m:t>B</m:t>
-        </m:r>
-      </m:oMath>
-      <w:r>
-        <w:t xml:space="preserve"> </w:t>
-      </w:r>
-      <w:r>
-        <w:t xml:space="preserve">… B Eingang</w:t>
-      </w:r>
-    </w:p>
-    <w:p>
-      <w:pPr>
-        <w:pStyle w:val="BodyText"/>
-      </w:pPr>
-      <m:oMath>
-        <m:r>
-          <m:t>C</m:t>
-        </m:r>
-      </m:oMath>
-      <w:r>
-        <w:t xml:space="preserve"> </w:t>
-      </w:r>
-      <w:r>
-        <w:t xml:space="preserve">… C Eingang</w:t>
-      </w:r>
-    </w:p>
-    <w:p>
-      <w:pPr>
-        <w:pStyle w:val="BodyText"/>
-      </w:pPr>
-      <m:oMath>
-        <m:r>
-          <m:t>Y</m:t>
-        </m:r>
-      </m:oMath>
-      <w:r>
-        <w:t xml:space="preserve"> </w:t>
-      </w:r>
-      <w:r>
-        <w:t xml:space="preserve">… Y Ausgang</w:t>
       </w:r>
     </w:p>
     <w:p>
@@ -51917,7 +51917,7 @@
     </w:p>
     <w:bookmarkEnd w:id="510"/>
     <w:bookmarkEnd w:id="511"/>
-    <w:bookmarkStart w:id="564" w:name="sec-VarStatFilter"/>
+    <w:bookmarkStart w:id="604" w:name="sec-VarStatFilter"/>
     <w:p>
       <w:pPr>
         <w:pStyle w:val="Heading1"/>
@@ -52293,7 +52293,7 @@
         <w:t xml:space="preserve">Der Vergleich zwischen analytischen und simulierten Ergebnissen ermöglicht eine Überprüfung der Genauigkeit des mathematischen Modells sowie der Simulationseinstellungen in Altium. Eventuelle Abweichungen können auf Vereinfachungen im analytischen Modell, numerische Fehler oder auf die verwendeten Bauteilparameter in der Simulation zurückzuführen sein.</w:t>
       </w:r>
     </w:p>
-    <w:bookmarkStart w:id="563" w:name="sec-AnalytischeHerleitungSVF"/>
+    <w:bookmarkStart w:id="603" w:name="sec-AnalytischeHerleitungSVF"/>
     <w:p>
       <w:pPr>
         <w:pStyle w:val="Heading2"/>
@@ -52328,7 +52328,7 @@
       <w:pPr>
         <w:pStyle w:val="BodyText"/>
       </w:pPr>
-      <w:bookmarkStart w:id="516" w:name="eq-HP"/>
+      <w:bookmarkStart w:id="516" w:name="eq-AP"/>
       <m:oMathPara>
         <m:oMathParaPr>
           <m:jc m:val="center"/>
@@ -52337,7 +52337,7 @@
           <m:sSub>
             <m:e>
               <m:r>
-                <m:t>H</m:t>
+                <m:t>A</m:t>
               </m:r>
             </m:e>
             <m:sub>
@@ -52432,7 +52432,7 @@
           <m:sSub>
             <m:e>
               <m:r>
-                <m:t>H</m:t>
+                <m:t>A</m:t>
               </m:r>
             </m:e>
             <m:sub>
@@ -52527,7 +52527,7 @@
           <m:sSub>
             <m:e>
               <m:r>
-                <m:t>H</m:t>
+                <m:t>A</m:t>
               </m:r>
             </m:e>
             <m:sub>
@@ -52622,7 +52622,7 @@
           <m:sSub>
             <m:e>
               <m:r>
-                <m:t>H</m:t>
+                <m:t>A</m:t>
               </m:r>
             </m:e>
             <m:sub>
@@ -52722,7 +52722,7 @@
         <w:t xml:space="preserve">Die Teilübertragungsfunktionen ergeben ein Gleichungssystem welches im Anschluss gelöst werden muss um die gesuchten Übertragungsfunktionen ohne unbekannte Variablen zu erhalten.</w:t>
       </w:r>
     </w:p>
-    <w:bookmarkStart w:id="562" w:name="summierer-am-eingang"/>
+    <w:bookmarkStart w:id="548" w:name="summierer-am-eingang"/>
     <w:p>
       <w:pPr>
         <w:pStyle w:val="Heading3"/>
@@ -52903,7 +52903,7 @@
         <m:sSub>
           <m:e>
             <m:r>
-              <m:t>H</m:t>
+              <m:t>A</m:t>
             </m:r>
           </m:e>
           <m:sub>
@@ -55285,7 +55285,7 @@
         <w:t xml:space="preserve"> </w:t>
       </w:r>
       <w:r>
-        <w:t xml:space="preserve">umgestellt um die Übertragungsfunktion zu erhalten:</w:t>
+        <w:t xml:space="preserve">umgestellt:</w:t>
       </w:r>
     </w:p>
     <w:p>
@@ -55427,7 +55427,7 @@
         <w:t xml:space="preserve"> </w:t>
       </w:r>
       <w:r>
-        <w:t xml:space="preserve">berechnet werden. Dabei gilt es den Spannungsteiler am Potentiometer zu berechnen.</w:t>
+        <w:t xml:space="preserve">durch bekannte Größen ausgedrückt werden. Dabei gilt es den Spannungsteiler am Potentiometer zu berechnen.</w:t>
       </w:r>
     </w:p>
     <w:p>
@@ -55778,6 +55778,234 @@
         <w:pStyle w:val="FirstParagraph"/>
       </w:pPr>
       <w:r>
+        <w:t xml:space="preserve">Der Ausdruck</w:t>
+      </w:r>
+      <w:r>
+        <w:t xml:space="preserve"> </w:t>
+      </w:r>
+      <m:oMath>
+        <m:r>
+          <m:t>3</m:t>
+        </m:r>
+        <m:r>
+          <m:t>x</m:t>
+        </m:r>
+      </m:oMath>
+      <w:r>
+        <w:t xml:space="preserve"> </w:t>
+      </w:r>
+      <w:r>
+        <w:t xml:space="preserve">wird noch durch die Güte</w:t>
+      </w:r>
+      <w:r>
+        <w:t xml:space="preserve"> </w:t>
+      </w:r>
+      <m:oMath>
+        <m:r>
+          <m:t>1</m:t>
+        </m:r>
+        <m:r>
+          <m:rPr>
+            <m:sty m:val="p"/>
+          </m:rPr>
+          <m:t>/</m:t>
+        </m:r>
+        <m:r>
+          <m:t>Q</m:t>
+        </m:r>
+      </m:oMath>
+      <w:r>
+        <w:t xml:space="preserve"> </w:t>
+      </w:r>
+      <w:r>
+        <w:t xml:space="preserve">ersetzt:</w:t>
+      </w:r>
+    </w:p>
+    <w:p>
+      <w:pPr>
+        <w:pStyle w:val="BodyText"/>
+      </w:pPr>
+      <w:bookmarkStart w:id="546" w:name="eq-Q"/>
+      <m:oMathPara>
+        <m:oMathParaPr>
+          <m:jc m:val="center"/>
+        </m:oMathParaPr>
+        <m:oMath>
+          <m:f>
+            <m:fPr>
+              <m:type m:val="bar"/>
+            </m:fPr>
+            <m:num>
+              <m:r>
+                <m:t>1</m:t>
+              </m:r>
+            </m:num>
+            <m:den>
+              <m:r>
+                <m:t>Q</m:t>
+              </m:r>
+            </m:den>
+          </m:f>
+          <m:r>
+            <m:rPr>
+              <m:sty m:val="p"/>
+            </m:rPr>
+            <m:t>=</m:t>
+          </m:r>
+          <m:r>
+            <m:t>3</m:t>
+          </m:r>
+          <m:r>
+            <m:t>x</m:t>
+          </m:r>
+          <m:r>
+            <m:t>  </m:t>
+          </m:r>
+          <m:d>
+            <m:dPr>
+              <m:begChr m:val="("/>
+              <m:sepChr m:val=""/>
+              <m:endChr m:val=")"/>
+              <m:grow/>
+            </m:dPr>
+            <m:e>
+              <m:r>
+                <m:t>10.27</m:t>
+              </m:r>
+            </m:e>
+          </m:d>
+        </m:oMath>
+      </m:oMathPara>
+      <w:bookmarkEnd w:id="546"/>
+    </w:p>
+    <w:p>
+      <w:pPr>
+        <w:pStyle w:val="FirstParagraph"/>
+      </w:pPr>
+      <w:bookmarkStart w:id="547" w:name="eq-UHP-3"/>
+      <m:oMathPara>
+        <m:oMathParaPr>
+          <m:jc m:val="center"/>
+        </m:oMathParaPr>
+        <m:oMath>
+          <m:sSub>
+            <m:e>
+              <m:r>
+                <m:t>U</m:t>
+              </m:r>
+            </m:e>
+            <m:sub>
+              <m:r>
+                <m:t>H</m:t>
+              </m:r>
+              <m:r>
+                <m:t>P</m:t>
+              </m:r>
+            </m:sub>
+          </m:sSub>
+          <m:r>
+            <m:rPr>
+              <m:sty m:val="p"/>
+            </m:rPr>
+            <m:t>=</m:t>
+          </m:r>
+          <m:r>
+            <m:rPr>
+              <m:sty m:val="p"/>
+            </m:rPr>
+            <m:t>−</m:t>
+          </m:r>
+          <m:sSub>
+            <m:e>
+              <m:r>
+                <m:t>U</m:t>
+              </m:r>
+            </m:e>
+            <m:sub>
+              <m:r>
+                <m:t>T</m:t>
+              </m:r>
+              <m:r>
+                <m:t>P</m:t>
+              </m:r>
+            </m:sub>
+          </m:sSub>
+          <m:r>
+            <m:rPr>
+              <m:sty m:val="p"/>
+            </m:rPr>
+            <m:t>−</m:t>
+          </m:r>
+          <m:sSub>
+            <m:e>
+              <m:r>
+                <m:t>U</m:t>
+              </m:r>
+            </m:e>
+            <m:sub>
+              <m:r>
+                <m:t>q</m:t>
+              </m:r>
+            </m:sub>
+          </m:sSub>
+          <m:r>
+            <m:rPr>
+              <m:sty m:val="p"/>
+            </m:rPr>
+            <m:t>+</m:t>
+          </m:r>
+          <m:f>
+            <m:fPr>
+              <m:type m:val="bar"/>
+            </m:fPr>
+            <m:num>
+              <m:sSub>
+                <m:e>
+                  <m:r>
+                    <m:t>U</m:t>
+                  </m:r>
+                </m:e>
+                <m:sub>
+                  <m:r>
+                    <m:t>B</m:t>
+                  </m:r>
+                  <m:r>
+                    <m:t>P</m:t>
+                  </m:r>
+                </m:sub>
+              </m:sSub>
+            </m:num>
+            <m:den>
+              <m:r>
+                <m:t>Q</m:t>
+              </m:r>
+            </m:den>
+          </m:f>
+          <m:r>
+            <m:t>  </m:t>
+          </m:r>
+          <m:d>
+            <m:dPr>
+              <m:begChr m:val="("/>
+              <m:sepChr m:val=""/>
+              <m:endChr m:val=")"/>
+              <m:grow/>
+            </m:dPr>
+            <m:e>
+              <m:r>
+                <m:t>10.28</m:t>
+              </m:r>
+            </m:e>
+          </m:d>
+        </m:oMath>
+      </m:oMathPara>
+      <w:bookmarkEnd w:id="547"/>
+    </w:p>
+    <w:p>
+      <w:pPr>
+        <w:pStyle w:val="FirstParagraph"/>
+      </w:pPr>
+      <w:r>
         <w:t xml:space="preserve">Um die Übertragungsfunktion zu erhalten müsste nun noch mit</w:t>
       </w:r>
       <w:r>
@@ -55852,8 +56080,3084 @@
         <w:t xml:space="preserve">Der Summierer am Eingang ist damit fertig analysiert.</w:t>
       </w:r>
     </w:p>
-    <w:bookmarkStart w:id="561" w:name="refs"/>
-    <w:bookmarkStart w:id="547" w:name="ref-BJT_Kennlinie"/>
+    <w:bookmarkEnd w:id="548"/>
+    <w:bookmarkStart w:id="566" w:name="integrierer-zweite-stufe"/>
+    <w:p>
+      <w:pPr>
+        <w:pStyle w:val="Heading3"/>
+      </w:pPr>
+      <w:r>
+        <w:t xml:space="preserve">10.1.2 Integrierer Zweite Stufe</w:t>
+      </w:r>
+    </w:p>
+    <w:p>
+      <w:pPr>
+        <w:pStyle w:val="FirstParagraph"/>
+      </w:pPr>
+      <w:r>
+        <w:t xml:space="preserve">Der zweite Operationsverstärker in der Schaltung fungiert als Integrierer.</w:t>
+      </w:r>
+    </w:p>
+    <w:tbl>
+      <w:tblPr>
+        <w:tblStyle w:val="Table"/>
+        <w:tblW w:type="pct" w:w="5000"/>
+        <w:tblLayout w:type="fixed"/>
+        <w:tblLook w:firstRow="0" w:lastRow="0" w:firstColumn="0" w:lastColumn="0" w:noHBand="0" w:noVBand="0" w:val="0000"/>
+      </w:tblPr>
+      <w:tblGrid>
+        <w:gridCol w:w="7920"/>
+      </w:tblGrid>
+      <w:tr>
+        <w:tc>
+          <w:tcPr/>
+          <w:bookmarkStart w:id="552" w:name="fig-Integrierer1"/>
+          <w:p>
+            <w:pPr>
+              <w:pStyle w:val="Compact"/>
+              <w:jc w:val="center"/>
+            </w:pPr>
+            <w:r>
+              <w:drawing>
+                <wp:inline>
+                  <wp:extent cx="5334000" cy="4088252"/>
+                  <wp:effectExtent b="0" l="0" r="0" t="0"/>
+                  <wp:docPr descr="" title="" id="550" name="Picture"/>
+                  <a:graphic>
+                    <a:graphicData uri="http://schemas.openxmlformats.org/drawingml/2006/picture">
+                      <pic:pic>
+                        <pic:nvPicPr>
+                          <pic:cNvPr descr="Projekte/SVF/Integrierer_1.png" id="551" name="Picture"/>
+                          <pic:cNvPicPr>
+                            <a:picLocks noChangeArrowheads="1" noChangeAspect="1"/>
+                          </pic:cNvPicPr>
+                        </pic:nvPicPr>
+                        <pic:blipFill>
+                          <a:blip r:embed="rId549"/>
+                          <a:stretch>
+                            <a:fillRect/>
+                          </a:stretch>
+                        </pic:blipFill>
+                        <pic:spPr bwMode="auto">
+                          <a:xfrm>
+                            <a:off x="0" y="0"/>
+                            <a:ext cx="5334000" cy="4088252"/>
+                          </a:xfrm>
+                          <a:prstGeom prst="rect">
+                            <a:avLst/>
+                          </a:prstGeom>
+                          <a:noFill/>
+                          <a:ln w="9525">
+                            <a:noFill/>
+                            <a:headEnd/>
+                            <a:tailEnd/>
+                          </a:ln>
+                        </pic:spPr>
+                      </pic:pic>
+                    </a:graphicData>
+                  </a:graphic>
+                </wp:inline>
+              </w:drawing>
+            </w:r>
+          </w:p>
+          <w:p>
+            <w:pPr>
+              <w:jc w:val="center"/>
+            </w:pPr>
+            <w:pPr>
+              <w:jc w:val="left"/>
+              <w:spacing w:before="200"/>
+              <w:pStyle w:val="ImageCaption"/>
+            </w:pPr>
+            <w:r>
+              <w:t xml:space="preserve">Abbildung 10.3: Integrierer Zweite Stufe</w:t>
+            </w:r>
+          </w:p>
+          <w:bookmarkEnd w:id="552"/>
+        </w:tc>
+      </w:tr>
+    </w:tbl>
+    <w:p>
+      <w:pPr>
+        <w:pStyle w:val="BodyText"/>
+      </w:pPr>
+      <w:r>
+        <w:t xml:space="preserve">Das Ziel ist es die Übertragungsfunktion des Integrierers zu ermitteln. Also das Verhältnis von Ausgangsspannung</w:t>
+      </w:r>
+      <w:r>
+        <w:t xml:space="preserve"> </w:t>
+      </w:r>
+      <m:oMath>
+        <m:sSub>
+          <m:e>
+            <m:r>
+              <m:t>U</m:t>
+            </m:r>
+          </m:e>
+          <m:sub>
+            <m:r>
+              <m:t>B</m:t>
+            </m:r>
+            <m:r>
+              <m:t>P</m:t>
+            </m:r>
+          </m:sub>
+        </m:sSub>
+      </m:oMath>
+      <w:r>
+        <w:t xml:space="preserve"> </w:t>
+      </w:r>
+      <w:r>
+        <w:t xml:space="preserve">zu Eingangsspannung</w:t>
+      </w:r>
+      <w:r>
+        <w:t xml:space="preserve"> </w:t>
+      </w:r>
+      <m:oMath>
+        <m:sSub>
+          <m:e>
+            <m:r>
+              <m:t>U</m:t>
+            </m:r>
+          </m:e>
+          <m:sub>
+            <m:r>
+              <m:t>H</m:t>
+            </m:r>
+            <m:r>
+              <m:t>P</m:t>
+            </m:r>
+          </m:sub>
+        </m:sSub>
+      </m:oMath>
+      <w:r>
+        <w:t xml:space="preserve">. Als bekannt wird die Spannung</w:t>
+      </w:r>
+      <w:r>
+        <w:t xml:space="preserve"> </w:t>
+      </w:r>
+      <m:oMath>
+        <m:sSub>
+          <m:e>
+            <m:r>
+              <m:t>U</m:t>
+            </m:r>
+          </m:e>
+          <m:sub>
+            <m:r>
+              <m:t>H</m:t>
+            </m:r>
+            <m:r>
+              <m:t>P</m:t>
+            </m:r>
+          </m:sub>
+        </m:sSub>
+      </m:oMath>
+      <w:r>
+        <w:t xml:space="preserve"> </w:t>
+      </w:r>
+      <w:r>
+        <w:t xml:space="preserve">angenommen.</w:t>
+      </w:r>
+    </w:p>
+    <w:p>
+      <w:pPr>
+        <w:pStyle w:val="BodyText"/>
+      </w:pPr>
+      <w:r>
+        <w:t xml:space="preserve">Auch hier wird die Übertragungsfunktion hergeleitet.</w:t>
+      </w:r>
+    </w:p>
+    <w:p>
+      <w:pPr>
+        <w:pStyle w:val="BodyText"/>
+      </w:pPr>
+      <w:r>
+        <w:t xml:space="preserve">Maschengleichung 1:</w:t>
+      </w:r>
+    </w:p>
+    <w:p>
+      <w:pPr>
+        <w:pStyle w:val="BodyText"/>
+      </w:pPr>
+      <w:bookmarkStart w:id="553" w:name="eq-M1-I1"/>
+      <m:oMathPara>
+        <m:oMathParaPr>
+          <m:jc m:val="center"/>
+        </m:oMathParaPr>
+        <m:oMath>
+          <m:r>
+            <m:t>0</m:t>
+          </m:r>
+          <m:r>
+            <m:rPr>
+              <m:sty m:val="p"/>
+            </m:rPr>
+            <m:t>=</m:t>
+          </m:r>
+          <m:r>
+            <m:rPr>
+              <m:sty m:val="p"/>
+            </m:rPr>
+            <m:t>−</m:t>
+          </m:r>
+          <m:sSub>
+            <m:e>
+              <m:r>
+                <m:t>U</m:t>
+              </m:r>
+            </m:e>
+            <m:sub>
+              <m:r>
+                <m:t>H</m:t>
+              </m:r>
+              <m:r>
+                <m:t>P</m:t>
+              </m:r>
+            </m:sub>
+          </m:sSub>
+          <m:r>
+            <m:rPr>
+              <m:sty m:val="p"/>
+            </m:rPr>
+            <m:t>+</m:t>
+          </m:r>
+          <m:sSub>
+            <m:e>
+              <m:r>
+                <m:t>U</m:t>
+              </m:r>
+            </m:e>
+            <m:sub>
+              <m:r>
+                <m:t>R</m:t>
+              </m:r>
+            </m:sub>
+          </m:sSub>
+          <m:r>
+            <m:rPr>
+              <m:sty m:val="p"/>
+            </m:rPr>
+            <m:t>+</m:t>
+          </m:r>
+          <m:sSub>
+            <m:e>
+              <m:r>
+                <m:t>U</m:t>
+              </m:r>
+            </m:e>
+            <m:sub>
+              <m:r>
+                <m:t>d</m:t>
+              </m:r>
+            </m:sub>
+          </m:sSub>
+          <m:r>
+            <m:t>  </m:t>
+          </m:r>
+          <m:d>
+            <m:dPr>
+              <m:begChr m:val="("/>
+              <m:sepChr m:val=""/>
+              <m:endChr m:val=")"/>
+              <m:grow/>
+            </m:dPr>
+            <m:e>
+              <m:r>
+                <m:t>10.29</m:t>
+              </m:r>
+            </m:e>
+          </m:d>
+        </m:oMath>
+      </m:oMathPara>
+      <w:bookmarkEnd w:id="553"/>
+    </w:p>
+    <w:p>
+      <w:pPr>
+        <w:pStyle w:val="FirstParagraph"/>
+      </w:pPr>
+      <w:r>
+        <w:t xml:space="preserve">Maschengleichung 2:</w:t>
+      </w:r>
+    </w:p>
+    <w:p>
+      <w:pPr>
+        <w:pStyle w:val="BodyText"/>
+      </w:pPr>
+      <w:bookmarkStart w:id="554" w:name="eq-M2-I1"/>
+      <m:oMathPara>
+        <m:oMathParaPr>
+          <m:jc m:val="center"/>
+        </m:oMathParaPr>
+        <m:oMath>
+          <m:r>
+            <m:t>0</m:t>
+          </m:r>
+          <m:r>
+            <m:rPr>
+              <m:sty m:val="p"/>
+            </m:rPr>
+            <m:t>=</m:t>
+          </m:r>
+          <m:r>
+            <m:rPr>
+              <m:sty m:val="p"/>
+            </m:rPr>
+            <m:t>−</m:t>
+          </m:r>
+          <m:sSub>
+            <m:e>
+              <m:r>
+                <m:t>U</m:t>
+              </m:r>
+            </m:e>
+            <m:sub>
+              <m:r>
+                <m:t>B</m:t>
+              </m:r>
+              <m:r>
+                <m:t>P</m:t>
+              </m:r>
+            </m:sub>
+          </m:sSub>
+          <m:r>
+            <m:rPr>
+              <m:sty m:val="p"/>
+            </m:rPr>
+            <m:t>+</m:t>
+          </m:r>
+          <m:sSub>
+            <m:e>
+              <m:r>
+                <m:t>U</m:t>
+              </m:r>
+            </m:e>
+            <m:sub>
+              <m:r>
+                <m:t>C</m:t>
+              </m:r>
+            </m:sub>
+          </m:sSub>
+          <m:r>
+            <m:rPr>
+              <m:sty m:val="p"/>
+            </m:rPr>
+            <m:t>+</m:t>
+          </m:r>
+          <m:sSub>
+            <m:e>
+              <m:r>
+                <m:t>U</m:t>
+              </m:r>
+            </m:e>
+            <m:sub>
+              <m:r>
+                <m:t>d</m:t>
+              </m:r>
+            </m:sub>
+          </m:sSub>
+          <m:r>
+            <m:t>  </m:t>
+          </m:r>
+          <m:d>
+            <m:dPr>
+              <m:begChr m:val="("/>
+              <m:sepChr m:val=""/>
+              <m:endChr m:val=")"/>
+              <m:grow/>
+            </m:dPr>
+            <m:e>
+              <m:r>
+                <m:t>10.30</m:t>
+              </m:r>
+            </m:e>
+          </m:d>
+        </m:oMath>
+      </m:oMathPara>
+      <w:bookmarkEnd w:id="554"/>
+    </w:p>
+    <w:p>
+      <w:pPr>
+        <w:pStyle w:val="FirstParagraph"/>
+      </w:pPr>
+      <w:r>
+        <w:t xml:space="preserve">Knotengleichung 1:</w:t>
+      </w:r>
+    </w:p>
+    <w:p>
+      <w:pPr>
+        <w:pStyle w:val="BodyText"/>
+      </w:pPr>
+      <w:bookmarkStart w:id="555" w:name="eq-K1-I1"/>
+      <m:oMathPara>
+        <m:oMathParaPr>
+          <m:jc m:val="center"/>
+        </m:oMathParaPr>
+        <m:oMath>
+          <m:r>
+            <m:t>0</m:t>
+          </m:r>
+          <m:r>
+            <m:rPr>
+              <m:sty m:val="p"/>
+            </m:rPr>
+            <m:t>=</m:t>
+          </m:r>
+          <m:sSub>
+            <m:e>
+              <m:r>
+                <m:t>I</m:t>
+              </m:r>
+            </m:e>
+            <m:sub>
+              <m:r>
+                <m:t>C</m:t>
+              </m:r>
+            </m:sub>
+          </m:sSub>
+          <m:r>
+            <m:rPr>
+              <m:sty m:val="p"/>
+            </m:rPr>
+            <m:t>+</m:t>
+          </m:r>
+          <m:sSub>
+            <m:e>
+              <m:r>
+                <m:t>I</m:t>
+              </m:r>
+            </m:e>
+            <m:sub>
+              <m:r>
+                <m:t>R</m:t>
+              </m:r>
+            </m:sub>
+          </m:sSub>
+          <m:r>
+            <m:t>  </m:t>
+          </m:r>
+          <m:d>
+            <m:dPr>
+              <m:begChr m:val="("/>
+              <m:sepChr m:val=""/>
+              <m:endChr m:val=")"/>
+              <m:grow/>
+            </m:dPr>
+            <m:e>
+              <m:r>
+                <m:t>10.31</m:t>
+              </m:r>
+            </m:e>
+          </m:d>
+        </m:oMath>
+      </m:oMathPara>
+      <w:bookmarkEnd w:id="555"/>
+    </w:p>
+    <w:p>
+      <w:pPr>
+        <w:pStyle w:val="FirstParagraph"/>
+      </w:pPr>
+      <w:r>
+        <w:t xml:space="preserve">Es wird wieder in den Knoten</w:t>
+      </w:r>
+      <w:r>
+        <w:t xml:space="preserve"> </w:t>
+      </w:r>
+      <m:oMath>
+        <m:r>
+          <m:t>K</m:t>
+        </m:r>
+        <m:r>
+          <m:t>1</m:t>
+        </m:r>
+      </m:oMath>
+      <w:r>
+        <w:t xml:space="preserve"> </w:t>
+      </w:r>
+      <w:r>
+        <w:t xml:space="preserve">eingesetzt. Daher werden Ausdrücke für die Ströme gesucht. Diese können mit dem Ohmschen Gesetz und der Definition des Kondensators ermittelt werden.</w:t>
+      </w:r>
+    </w:p>
+    <w:p>
+      <w:pPr>
+        <w:pStyle w:val="BodyText"/>
+      </w:pPr>
+      <w:bookmarkStart w:id="556" w:name="eq-IR"/>
+      <m:oMathPara>
+        <m:oMathParaPr>
+          <m:jc m:val="center"/>
+        </m:oMathParaPr>
+        <m:oMath>
+          <m:sSub>
+            <m:e>
+              <m:r>
+                <m:t>I</m:t>
+              </m:r>
+            </m:e>
+            <m:sub>
+              <m:r>
+                <m:t>R</m:t>
+              </m:r>
+            </m:sub>
+          </m:sSub>
+          <m:r>
+            <m:rPr>
+              <m:sty m:val="p"/>
+            </m:rPr>
+            <m:t>=</m:t>
+          </m:r>
+          <m:f>
+            <m:fPr>
+              <m:type m:val="bar"/>
+            </m:fPr>
+            <m:num>
+              <m:sSub>
+                <m:e>
+                  <m:r>
+                    <m:t>U</m:t>
+                  </m:r>
+                </m:e>
+                <m:sub>
+                  <m:r>
+                    <m:t>R</m:t>
+                  </m:r>
+                </m:sub>
+              </m:sSub>
+            </m:num>
+            <m:den>
+              <m:sSub>
+                <m:e>
+                  <m:r>
+                    <m:t>R</m:t>
+                  </m:r>
+                </m:e>
+                <m:sub>
+                  <m:r>
+                    <m:t>n</m:t>
+                  </m:r>
+                </m:sub>
+              </m:sSub>
+            </m:den>
+          </m:f>
+          <m:r>
+            <m:t>  </m:t>
+          </m:r>
+          <m:d>
+            <m:dPr>
+              <m:begChr m:val="("/>
+              <m:sepChr m:val=""/>
+              <m:endChr m:val=")"/>
+              <m:grow/>
+            </m:dPr>
+            <m:e>
+              <m:r>
+                <m:t>10.32</m:t>
+              </m:r>
+            </m:e>
+          </m:d>
+        </m:oMath>
+      </m:oMathPara>
+      <w:bookmarkEnd w:id="556"/>
+    </w:p>
+    <w:p>
+      <w:pPr>
+        <w:pStyle w:val="FirstParagraph"/>
+      </w:pPr>
+      <w:bookmarkStart w:id="557" w:name="eq-IC"/>
+      <m:oMathPara>
+        <m:oMathParaPr>
+          <m:jc m:val="center"/>
+        </m:oMathParaPr>
+        <m:oMath>
+          <m:sSub>
+            <m:e>
+              <m:r>
+                <m:t>I</m:t>
+              </m:r>
+            </m:e>
+            <m:sub>
+              <m:r>
+                <m:t>C</m:t>
+              </m:r>
+            </m:sub>
+          </m:sSub>
+          <m:r>
+            <m:rPr>
+              <m:sty m:val="p"/>
+            </m:rPr>
+            <m:t>=</m:t>
+          </m:r>
+          <m:r>
+            <m:t>i</m:t>
+          </m:r>
+          <m:r>
+            <m:t>C</m:t>
+          </m:r>
+          <m:sSub>
+            <m:e>
+              <m:r>
+                <m:t>U</m:t>
+              </m:r>
+            </m:e>
+            <m:sub>
+              <m:r>
+                <m:t>C</m:t>
+              </m:r>
+            </m:sub>
+          </m:sSub>
+          <m:r>
+            <m:t>ω</m:t>
+          </m:r>
+          <m:r>
+            <m:t>  </m:t>
+          </m:r>
+          <m:d>
+            <m:dPr>
+              <m:begChr m:val="("/>
+              <m:sepChr m:val=""/>
+              <m:endChr m:val=")"/>
+              <m:grow/>
+            </m:dPr>
+            <m:e>
+              <m:r>
+                <m:t>10.33</m:t>
+              </m:r>
+            </m:e>
+          </m:d>
+        </m:oMath>
+      </m:oMathPara>
+      <w:bookmarkEnd w:id="557"/>
+    </w:p>
+    <w:p>
+      <w:pPr>
+        <w:pStyle w:val="FirstParagraph"/>
+      </w:pPr>
+      <w:r>
+        <w:t xml:space="preserve">Die Spannungen</w:t>
+      </w:r>
+      <w:r>
+        <w:t xml:space="preserve"> </w:t>
+      </w:r>
+      <m:oMath>
+        <m:sSub>
+          <m:e>
+            <m:r>
+              <m:t>U</m:t>
+            </m:r>
+          </m:e>
+          <m:sub>
+            <m:r>
+              <m:t>R</m:t>
+            </m:r>
+          </m:sub>
+        </m:sSub>
+      </m:oMath>
+      <w:r>
+        <w:t xml:space="preserve"> </w:t>
+      </w:r>
+      <w:r>
+        <w:t xml:space="preserve">und</w:t>
+      </w:r>
+      <w:r>
+        <w:t xml:space="preserve"> </w:t>
+      </w:r>
+      <m:oMath>
+        <m:sSub>
+          <m:e>
+            <m:r>
+              <m:t>U</m:t>
+            </m:r>
+          </m:e>
+          <m:sub>
+            <m:r>
+              <m:t>C</m:t>
+            </m:r>
+          </m:sub>
+        </m:sSub>
+      </m:oMath>
+      <w:r>
+        <w:t xml:space="preserve"> </w:t>
+      </w:r>
+      <w:r>
+        <w:t xml:space="preserve">werden aus den Maschengleichungen ausgedrückt. Wobei die Offsetspannung</w:t>
+      </w:r>
+      <w:r>
+        <w:t xml:space="preserve"> </w:t>
+      </w:r>
+      <m:oMath>
+        <m:sSub>
+          <m:e>
+            <m:r>
+              <m:t>U</m:t>
+            </m:r>
+          </m:e>
+          <m:sub>
+            <m:r>
+              <m:t>d</m:t>
+            </m:r>
+          </m:sub>
+        </m:sSub>
+      </m:oMath>
+      <w:r>
+        <w:t xml:space="preserve"> </w:t>
+      </w:r>
+      <w:r>
+        <w:t xml:space="preserve">wieder als Null angenommen wird.</w:t>
+      </w:r>
+    </w:p>
+    <w:p>
+      <w:pPr>
+        <w:pStyle w:val="BodyText"/>
+      </w:pPr>
+      <w:bookmarkStart w:id="558" w:name="eq-UR"/>
+      <m:oMathPara>
+        <m:oMathParaPr>
+          <m:jc m:val="center"/>
+        </m:oMathParaPr>
+        <m:oMath>
+          <m:sSub>
+            <m:e>
+              <m:r>
+                <m:t>U</m:t>
+              </m:r>
+            </m:e>
+            <m:sub>
+              <m:r>
+                <m:t>R</m:t>
+              </m:r>
+            </m:sub>
+          </m:sSub>
+          <m:r>
+            <m:rPr>
+              <m:sty m:val="p"/>
+            </m:rPr>
+            <m:t>=</m:t>
+          </m:r>
+          <m:sSub>
+            <m:e>
+              <m:r>
+                <m:t>U</m:t>
+              </m:r>
+            </m:e>
+            <m:sub>
+              <m:r>
+                <m:t>H</m:t>
+              </m:r>
+              <m:r>
+                <m:t>P</m:t>
+              </m:r>
+            </m:sub>
+          </m:sSub>
+          <m:r>
+            <m:t>  </m:t>
+          </m:r>
+          <m:d>
+            <m:dPr>
+              <m:begChr m:val="("/>
+              <m:sepChr m:val=""/>
+              <m:endChr m:val=")"/>
+              <m:grow/>
+            </m:dPr>
+            <m:e>
+              <m:r>
+                <m:t>10.34</m:t>
+              </m:r>
+            </m:e>
+          </m:d>
+        </m:oMath>
+      </m:oMathPara>
+      <w:bookmarkEnd w:id="558"/>
+    </w:p>
+    <w:p>
+      <w:pPr>
+        <w:pStyle w:val="FirstParagraph"/>
+      </w:pPr>
+      <w:bookmarkStart w:id="559" w:name="eq-UC"/>
+      <m:oMathPara>
+        <m:oMathParaPr>
+          <m:jc m:val="center"/>
+        </m:oMathParaPr>
+        <m:oMath>
+          <m:sSub>
+            <m:e>
+              <m:r>
+                <m:t>U</m:t>
+              </m:r>
+            </m:e>
+            <m:sub>
+              <m:r>
+                <m:t>C</m:t>
+              </m:r>
+            </m:sub>
+          </m:sSub>
+          <m:r>
+            <m:rPr>
+              <m:sty m:val="p"/>
+            </m:rPr>
+            <m:t>=</m:t>
+          </m:r>
+          <m:sSub>
+            <m:e>
+              <m:r>
+                <m:t>U</m:t>
+              </m:r>
+            </m:e>
+            <m:sub>
+              <m:r>
+                <m:t>B</m:t>
+              </m:r>
+              <m:r>
+                <m:t>P</m:t>
+              </m:r>
+            </m:sub>
+          </m:sSub>
+          <m:r>
+            <m:t>  </m:t>
+          </m:r>
+          <m:d>
+            <m:dPr>
+              <m:begChr m:val="("/>
+              <m:sepChr m:val=""/>
+              <m:endChr m:val=")"/>
+              <m:grow/>
+            </m:dPr>
+            <m:e>
+              <m:r>
+                <m:t>10.35</m:t>
+              </m:r>
+            </m:e>
+          </m:d>
+        </m:oMath>
+      </m:oMathPara>
+      <w:bookmarkEnd w:id="559"/>
+    </w:p>
+    <w:p>
+      <w:pPr>
+        <w:pStyle w:val="FirstParagraph"/>
+      </w:pPr>
+      <w:r>
+        <w:t xml:space="preserve">Damit ergeben sich für die Ströme folgende AUsdrücke:</w:t>
+      </w:r>
+    </w:p>
+    <w:p>
+      <w:pPr>
+        <w:pStyle w:val="BodyText"/>
+      </w:pPr>
+      <w:bookmarkStart w:id="560" w:name="eq-IR-2"/>
+      <m:oMathPara>
+        <m:oMathParaPr>
+          <m:jc m:val="center"/>
+        </m:oMathParaPr>
+        <m:oMath>
+          <m:sSub>
+            <m:e>
+              <m:r>
+                <m:t>I</m:t>
+              </m:r>
+            </m:e>
+            <m:sub>
+              <m:r>
+                <m:t>R</m:t>
+              </m:r>
+            </m:sub>
+          </m:sSub>
+          <m:r>
+            <m:rPr>
+              <m:sty m:val="p"/>
+            </m:rPr>
+            <m:t>=</m:t>
+          </m:r>
+          <m:f>
+            <m:fPr>
+              <m:type m:val="bar"/>
+            </m:fPr>
+            <m:num>
+              <m:sSub>
+                <m:e>
+                  <m:r>
+                    <m:t>U</m:t>
+                  </m:r>
+                </m:e>
+                <m:sub>
+                  <m:r>
+                    <m:t>H</m:t>
+                  </m:r>
+                  <m:r>
+                    <m:t>P</m:t>
+                  </m:r>
+                </m:sub>
+              </m:sSub>
+            </m:num>
+            <m:den>
+              <m:sSub>
+                <m:e>
+                  <m:r>
+                    <m:t>R</m:t>
+                  </m:r>
+                </m:e>
+                <m:sub>
+                  <m:r>
+                    <m:t>n</m:t>
+                  </m:r>
+                </m:sub>
+              </m:sSub>
+            </m:den>
+          </m:f>
+          <m:r>
+            <m:t>  </m:t>
+          </m:r>
+          <m:d>
+            <m:dPr>
+              <m:begChr m:val="("/>
+              <m:sepChr m:val=""/>
+              <m:endChr m:val=")"/>
+              <m:grow/>
+            </m:dPr>
+            <m:e>
+              <m:r>
+                <m:t>10.36</m:t>
+              </m:r>
+            </m:e>
+          </m:d>
+        </m:oMath>
+      </m:oMathPara>
+      <w:bookmarkEnd w:id="560"/>
+    </w:p>
+    <w:p>
+      <w:pPr>
+        <w:pStyle w:val="FirstParagraph"/>
+      </w:pPr>
+      <w:bookmarkStart w:id="561" w:name="eq-IC-2"/>
+      <m:oMathPara>
+        <m:oMathParaPr>
+          <m:jc m:val="center"/>
+        </m:oMathParaPr>
+        <m:oMath>
+          <m:sSub>
+            <m:e>
+              <m:r>
+                <m:t>I</m:t>
+              </m:r>
+            </m:e>
+            <m:sub>
+              <m:r>
+                <m:t>C</m:t>
+              </m:r>
+            </m:sub>
+          </m:sSub>
+          <m:r>
+            <m:rPr>
+              <m:sty m:val="p"/>
+            </m:rPr>
+            <m:t>=</m:t>
+          </m:r>
+          <m:r>
+            <m:t>i</m:t>
+          </m:r>
+          <m:r>
+            <m:t>C</m:t>
+          </m:r>
+          <m:sSub>
+            <m:e>
+              <m:r>
+                <m:t>U</m:t>
+              </m:r>
+            </m:e>
+            <m:sub>
+              <m:r>
+                <m:t>B</m:t>
+              </m:r>
+              <m:r>
+                <m:t>P</m:t>
+              </m:r>
+            </m:sub>
+          </m:sSub>
+          <m:r>
+            <m:t>ω</m:t>
+          </m:r>
+          <m:r>
+            <m:t>  </m:t>
+          </m:r>
+          <m:d>
+            <m:dPr>
+              <m:begChr m:val="("/>
+              <m:sepChr m:val=""/>
+              <m:endChr m:val=")"/>
+              <m:grow/>
+            </m:dPr>
+            <m:e>
+              <m:r>
+                <m:t>10.37</m:t>
+              </m:r>
+            </m:e>
+          </m:d>
+        </m:oMath>
+      </m:oMathPara>
+      <w:bookmarkEnd w:id="561"/>
+    </w:p>
+    <w:p>
+      <w:pPr>
+        <w:pStyle w:val="FirstParagraph"/>
+      </w:pPr>
+      <w:r>
+        <w:t xml:space="preserve">Nun können die Ströme in die Knotengleichung</w:t>
+      </w:r>
+      <w:r>
+        <w:t xml:space="preserve"> </w:t>
+      </w:r>
+      <w:hyperlink w:anchor="eq-K1-I1">
+        <w:r>
+          <w:rPr>
+            <w:rStyle w:val="Hyperlink"/>
+          </w:rPr>
+          <w:t xml:space="preserve">Gleichung 10.31</w:t>
+        </w:r>
+      </w:hyperlink>
+      <w:r>
+        <w:t xml:space="preserve"> </w:t>
+      </w:r>
+      <w:r>
+        <w:t xml:space="preserve">eingesetzt werden.</w:t>
+      </w:r>
+    </w:p>
+    <w:p>
+      <w:pPr>
+        <w:pStyle w:val="BodyText"/>
+      </w:pPr>
+      <w:bookmarkStart w:id="562" w:name="eq-K1-I1-2"/>
+      <m:oMathPara>
+        <m:oMathParaPr>
+          <m:jc m:val="center"/>
+        </m:oMathParaPr>
+        <m:oMath>
+          <m:r>
+            <m:t>0</m:t>
+          </m:r>
+          <m:r>
+            <m:rPr>
+              <m:sty m:val="p"/>
+            </m:rPr>
+            <m:t>=</m:t>
+          </m:r>
+          <m:r>
+            <m:t>i</m:t>
+          </m:r>
+          <m:r>
+            <m:t>C</m:t>
+          </m:r>
+          <m:sSub>
+            <m:e>
+              <m:r>
+                <m:t>U</m:t>
+              </m:r>
+            </m:e>
+            <m:sub>
+              <m:r>
+                <m:t>B</m:t>
+              </m:r>
+              <m:r>
+                <m:t>P</m:t>
+              </m:r>
+            </m:sub>
+          </m:sSub>
+          <m:r>
+            <m:t>ω</m:t>
+          </m:r>
+          <m:r>
+            <m:rPr>
+              <m:sty m:val="p"/>
+            </m:rPr>
+            <m:t>+</m:t>
+          </m:r>
+          <m:f>
+            <m:fPr>
+              <m:type m:val="bar"/>
+            </m:fPr>
+            <m:num>
+              <m:sSub>
+                <m:e>
+                  <m:r>
+                    <m:t>U</m:t>
+                  </m:r>
+                </m:e>
+                <m:sub>
+                  <m:r>
+                    <m:t>H</m:t>
+                  </m:r>
+                  <m:r>
+                    <m:t>P</m:t>
+                  </m:r>
+                </m:sub>
+              </m:sSub>
+            </m:num>
+            <m:den>
+              <m:sSub>
+                <m:e>
+                  <m:r>
+                    <m:t>R</m:t>
+                  </m:r>
+                </m:e>
+                <m:sub>
+                  <m:r>
+                    <m:t>n</m:t>
+                  </m:r>
+                </m:sub>
+              </m:sSub>
+            </m:den>
+          </m:f>
+          <m:r>
+            <m:t>  </m:t>
+          </m:r>
+          <m:d>
+            <m:dPr>
+              <m:begChr m:val="("/>
+              <m:sepChr m:val=""/>
+              <m:endChr m:val=")"/>
+              <m:grow/>
+            </m:dPr>
+            <m:e>
+              <m:r>
+                <m:t>10.38</m:t>
+              </m:r>
+            </m:e>
+          </m:d>
+        </m:oMath>
+      </m:oMathPara>
+      <w:bookmarkEnd w:id="562"/>
+    </w:p>
+    <w:p>
+      <w:pPr>
+        <w:pStyle w:val="FirstParagraph"/>
+      </w:pPr>
+      <w:r>
+        <w:t xml:space="preserve">Die Gleichung wird nun nach</w:t>
+      </w:r>
+      <w:r>
+        <w:t xml:space="preserve"> </w:t>
+      </w:r>
+      <m:oMath>
+        <m:sSub>
+          <m:e>
+            <m:r>
+              <m:t>U</m:t>
+            </m:r>
+          </m:e>
+          <m:sub>
+            <m:r>
+              <m:t>B</m:t>
+            </m:r>
+            <m:r>
+              <m:t>P</m:t>
+            </m:r>
+          </m:sub>
+        </m:sSub>
+      </m:oMath>
+      <w:r>
+        <w:t xml:space="preserve"> </w:t>
+      </w:r>
+      <w:r>
+        <w:t xml:space="preserve">umgestellt:</w:t>
+      </w:r>
+    </w:p>
+    <w:p>
+      <w:pPr>
+        <w:pStyle w:val="BodyText"/>
+      </w:pPr>
+      <w:bookmarkStart w:id="563" w:name="eq-UBP-1"/>
+      <m:oMathPara>
+        <m:oMathParaPr>
+          <m:jc m:val="center"/>
+        </m:oMathParaPr>
+        <m:oMath>
+          <m:sSub>
+            <m:e>
+              <m:r>
+                <m:t>U</m:t>
+              </m:r>
+            </m:e>
+            <m:sub>
+              <m:r>
+                <m:t>B</m:t>
+              </m:r>
+              <m:r>
+                <m:t>P</m:t>
+              </m:r>
+            </m:sub>
+          </m:sSub>
+          <m:r>
+            <m:rPr>
+              <m:sty m:val="p"/>
+            </m:rPr>
+            <m:t>=</m:t>
+          </m:r>
+          <m:f>
+            <m:fPr>
+              <m:type m:val="bar"/>
+            </m:fPr>
+            <m:num>
+              <m:r>
+                <m:t>i</m:t>
+              </m:r>
+              <m:sSub>
+                <m:e>
+                  <m:r>
+                    <m:t>U</m:t>
+                  </m:r>
+                </m:e>
+                <m:sub>
+                  <m:r>
+                    <m:t>H</m:t>
+                  </m:r>
+                  <m:r>
+                    <m:t>P</m:t>
+                  </m:r>
+                </m:sub>
+              </m:sSub>
+            </m:num>
+            <m:den>
+              <m:r>
+                <m:t>C</m:t>
+              </m:r>
+              <m:sSub>
+                <m:e>
+                  <m:r>
+                    <m:t>R</m:t>
+                  </m:r>
+                </m:e>
+                <m:sub>
+                  <m:r>
+                    <m:t>n</m:t>
+                  </m:r>
+                </m:sub>
+              </m:sSub>
+              <m:r>
+                <m:t>ω</m:t>
+              </m:r>
+            </m:den>
+          </m:f>
+          <m:r>
+            <m:t>  </m:t>
+          </m:r>
+          <m:d>
+            <m:dPr>
+              <m:begChr m:val="("/>
+              <m:sepChr m:val=""/>
+              <m:endChr m:val=")"/>
+              <m:grow/>
+            </m:dPr>
+            <m:e>
+              <m:r>
+                <m:t>10.39</m:t>
+              </m:r>
+            </m:e>
+          </m:d>
+        </m:oMath>
+      </m:oMathPara>
+      <w:bookmarkEnd w:id="563"/>
+    </w:p>
+    <w:p>
+      <w:pPr>
+        <w:pStyle w:val="FirstParagraph"/>
+      </w:pPr>
+      <w:r>
+        <w:t xml:space="preserve">Mit der Definition der Integrationszeitkonstante</w:t>
+      </w:r>
+      <w:r>
+        <w:t xml:space="preserve"> </w:t>
+      </w:r>
+      <m:oMath>
+        <m:sSub>
+          <m:e>
+            <m:r>
+              <m:t>T</m:t>
+            </m:r>
+          </m:e>
+          <m:sub>
+            <m:r>
+              <m:t>i</m:t>
+            </m:r>
+          </m:sub>
+        </m:sSub>
+      </m:oMath>
+      <w:r>
+        <w:t xml:space="preserve"> </w:t>
+      </w:r>
+      <w:r>
+        <w:t xml:space="preserve">ergibt sich:</w:t>
+      </w:r>
+    </w:p>
+    <w:p>
+      <w:pPr>
+        <w:pStyle w:val="BodyText"/>
+      </w:pPr>
+      <w:bookmarkStart w:id="564" w:name="eq-Ti"/>
+      <m:oMathPara>
+        <m:oMathParaPr>
+          <m:jc m:val="center"/>
+        </m:oMathParaPr>
+        <m:oMath>
+          <m:sSub>
+            <m:e>
+              <m:r>
+                <m:t>T</m:t>
+              </m:r>
+            </m:e>
+            <m:sub>
+              <m:r>
+                <m:t>i</m:t>
+              </m:r>
+            </m:sub>
+          </m:sSub>
+          <m:r>
+            <m:rPr>
+              <m:sty m:val="p"/>
+            </m:rPr>
+            <m:t>=</m:t>
+          </m:r>
+          <m:r>
+            <m:t>C</m:t>
+          </m:r>
+          <m:sSub>
+            <m:e>
+              <m:r>
+                <m:t>R</m:t>
+              </m:r>
+            </m:e>
+            <m:sub>
+              <m:r>
+                <m:t>n</m:t>
+              </m:r>
+            </m:sub>
+          </m:sSub>
+          <m:r>
+            <m:t>  </m:t>
+          </m:r>
+          <m:d>
+            <m:dPr>
+              <m:begChr m:val="("/>
+              <m:sepChr m:val=""/>
+              <m:endChr m:val=")"/>
+              <m:grow/>
+            </m:dPr>
+            <m:e>
+              <m:r>
+                <m:t>10.40</m:t>
+              </m:r>
+            </m:e>
+          </m:d>
+        </m:oMath>
+      </m:oMathPara>
+      <w:bookmarkEnd w:id="564"/>
+    </w:p>
+    <w:p>
+      <w:pPr>
+        <w:pStyle w:val="FirstParagraph"/>
+      </w:pPr>
+      <w:bookmarkStart w:id="565" w:name="eq-UBP-2"/>
+      <m:oMathPara>
+        <m:oMathParaPr>
+          <m:jc m:val="center"/>
+        </m:oMathParaPr>
+        <m:oMath>
+          <m:sSub>
+            <m:e>
+              <m:r>
+                <m:t>U</m:t>
+              </m:r>
+            </m:e>
+            <m:sub>
+              <m:r>
+                <m:t>B</m:t>
+              </m:r>
+              <m:r>
+                <m:t>P</m:t>
+              </m:r>
+            </m:sub>
+          </m:sSub>
+          <m:r>
+            <m:rPr>
+              <m:sty m:val="p"/>
+            </m:rPr>
+            <m:t>=</m:t>
+          </m:r>
+          <m:f>
+            <m:fPr>
+              <m:type m:val="bar"/>
+            </m:fPr>
+            <m:num>
+              <m:r>
+                <m:t>i</m:t>
+              </m:r>
+              <m:sSub>
+                <m:e>
+                  <m:r>
+                    <m:t>U</m:t>
+                  </m:r>
+                </m:e>
+                <m:sub>
+                  <m:r>
+                    <m:t>H</m:t>
+                  </m:r>
+                  <m:r>
+                    <m:t>P</m:t>
+                  </m:r>
+                </m:sub>
+              </m:sSub>
+            </m:num>
+            <m:den>
+              <m:sSub>
+                <m:e>
+                  <m:r>
+                    <m:t>T</m:t>
+                  </m:r>
+                </m:e>
+                <m:sub>
+                  <m:r>
+                    <m:t>i</m:t>
+                  </m:r>
+                </m:sub>
+              </m:sSub>
+              <m:r>
+                <m:t>ω</m:t>
+              </m:r>
+            </m:den>
+          </m:f>
+          <m:r>
+            <m:t>  </m:t>
+          </m:r>
+          <m:d>
+            <m:dPr>
+              <m:begChr m:val="("/>
+              <m:sepChr m:val=""/>
+              <m:endChr m:val=")"/>
+              <m:grow/>
+            </m:dPr>
+            <m:e>
+              <m:r>
+                <m:t>10.41</m:t>
+              </m:r>
+            </m:e>
+          </m:d>
+        </m:oMath>
+      </m:oMathPara>
+      <w:bookmarkEnd w:id="565"/>
+    </w:p>
+    <w:p>
+      <w:pPr>
+        <w:pStyle w:val="FirstParagraph"/>
+      </w:pPr>
+      <w:r>
+        <w:t xml:space="preserve">Damit ist der Integrierer der zweiten Stufe analysiert.</w:t>
+      </w:r>
+    </w:p>
+    <w:bookmarkEnd w:id="566"/>
+    <w:bookmarkStart w:id="572" w:name="integrierer-dritte-stufe"/>
+    <w:p>
+      <w:pPr>
+        <w:pStyle w:val="Heading3"/>
+      </w:pPr>
+      <w:r>
+        <w:t xml:space="preserve">10.1.3 Integrierer Dritte Stufe</w:t>
+      </w:r>
+    </w:p>
+    <w:p>
+      <w:pPr>
+        <w:pStyle w:val="FirstParagraph"/>
+      </w:pPr>
+      <w:r>
+        <w:t xml:space="preserve">Der dritte Operationsverstärker in der Schaltung fungiert ebenfalls als Integrierer. Da die Herleitung ident mit der des Integrierers der zweiten Stufe ist, wird hier nur das Ergebnis gezeigt.</w:t>
+      </w:r>
+    </w:p>
+    <w:tbl>
+      <w:tblPr>
+        <w:tblStyle w:val="Table"/>
+        <w:tblW w:type="pct" w:w="5000"/>
+        <w:tblLayout w:type="fixed"/>
+        <w:tblLook w:firstRow="0" w:lastRow="0" w:firstColumn="0" w:lastColumn="0" w:noHBand="0" w:noVBand="0" w:val="0000"/>
+      </w:tblPr>
+      <w:tblGrid>
+        <w:gridCol w:w="7920"/>
+      </w:tblGrid>
+      <w:tr>
+        <w:tc>
+          <w:tcPr/>
+          <w:bookmarkStart w:id="570" w:name="fig-Integrierer2"/>
+          <w:p>
+            <w:pPr>
+              <w:pStyle w:val="Compact"/>
+              <w:jc w:val="center"/>
+            </w:pPr>
+            <w:r>
+              <w:drawing>
+                <wp:inline>
+                  <wp:extent cx="5334000" cy="4099954"/>
+                  <wp:effectExtent b="0" l="0" r="0" t="0"/>
+                  <wp:docPr descr="" title="" id="568" name="Picture"/>
+                  <a:graphic>
+                    <a:graphicData uri="http://schemas.openxmlformats.org/drawingml/2006/picture">
+                      <pic:pic>
+                        <pic:nvPicPr>
+                          <pic:cNvPr descr="Projekte/SVF/Integrierer_2.png" id="569" name="Picture"/>
+                          <pic:cNvPicPr>
+                            <a:picLocks noChangeArrowheads="1" noChangeAspect="1"/>
+                          </pic:cNvPicPr>
+                        </pic:nvPicPr>
+                        <pic:blipFill>
+                          <a:blip r:embed="rId567"/>
+                          <a:stretch>
+                            <a:fillRect/>
+                          </a:stretch>
+                        </pic:blipFill>
+                        <pic:spPr bwMode="auto">
+                          <a:xfrm>
+                            <a:off x="0" y="0"/>
+                            <a:ext cx="5334000" cy="4099954"/>
+                          </a:xfrm>
+                          <a:prstGeom prst="rect">
+                            <a:avLst/>
+                          </a:prstGeom>
+                          <a:noFill/>
+                          <a:ln w="9525">
+                            <a:noFill/>
+                            <a:headEnd/>
+                            <a:tailEnd/>
+                          </a:ln>
+                        </pic:spPr>
+                      </pic:pic>
+                    </a:graphicData>
+                  </a:graphic>
+                </wp:inline>
+              </w:drawing>
+            </w:r>
+          </w:p>
+          <w:p>
+            <w:pPr>
+              <w:jc w:val="center"/>
+            </w:pPr>
+            <w:pPr>
+              <w:jc w:val="left"/>
+              <w:spacing w:before="200"/>
+              <w:pStyle w:val="ImageCaption"/>
+            </w:pPr>
+            <w:r>
+              <w:t xml:space="preserve">Abbildung 10.4: Integrierer Dritte Stufe</w:t>
+            </w:r>
+          </w:p>
+          <w:bookmarkEnd w:id="570"/>
+        </w:tc>
+      </w:tr>
+    </w:tbl>
+    <w:p>
+      <w:pPr>
+        <w:pStyle w:val="BodyText"/>
+      </w:pPr>
+      <w:bookmarkStart w:id="571" w:name="eq-UTP-2"/>
+      <m:oMathPara>
+        <m:oMathParaPr>
+          <m:jc m:val="center"/>
+        </m:oMathParaPr>
+        <m:oMath>
+          <m:sSub>
+            <m:e>
+              <m:r>
+                <m:t>U</m:t>
+              </m:r>
+            </m:e>
+            <m:sub>
+              <m:r>
+                <m:t>T</m:t>
+              </m:r>
+              <m:r>
+                <m:t>P</m:t>
+              </m:r>
+            </m:sub>
+          </m:sSub>
+          <m:r>
+            <m:rPr>
+              <m:sty m:val="p"/>
+            </m:rPr>
+            <m:t>=</m:t>
+          </m:r>
+          <m:f>
+            <m:fPr>
+              <m:type m:val="bar"/>
+            </m:fPr>
+            <m:num>
+              <m:r>
+                <m:t>i</m:t>
+              </m:r>
+              <m:sSub>
+                <m:e>
+                  <m:r>
+                    <m:t>U</m:t>
+                  </m:r>
+                </m:e>
+                <m:sub>
+                  <m:r>
+                    <m:t>B</m:t>
+                  </m:r>
+                  <m:r>
+                    <m:t>P</m:t>
+                  </m:r>
+                </m:sub>
+              </m:sSub>
+            </m:num>
+            <m:den>
+              <m:sSub>
+                <m:e>
+                  <m:r>
+                    <m:t>T</m:t>
+                  </m:r>
+                </m:e>
+                <m:sub>
+                  <m:r>
+                    <m:t>i</m:t>
+                  </m:r>
+                </m:sub>
+              </m:sSub>
+              <m:r>
+                <m:t>ω</m:t>
+              </m:r>
+            </m:den>
+          </m:f>
+          <m:r>
+            <m:t>  </m:t>
+          </m:r>
+          <m:d>
+            <m:dPr>
+              <m:begChr m:val="("/>
+              <m:sepChr m:val=""/>
+              <m:endChr m:val=")"/>
+              <m:grow/>
+            </m:dPr>
+            <m:e>
+              <m:r>
+                <m:t>10.42</m:t>
+              </m:r>
+            </m:e>
+          </m:d>
+        </m:oMath>
+      </m:oMathPara>
+      <w:bookmarkEnd w:id="571"/>
+    </w:p>
+    <w:p>
+      <w:pPr>
+        <w:pStyle w:val="FirstParagraph"/>
+      </w:pPr>
+      <w:r>
+        <w:t xml:space="preserve">Damit ist der Integrierer der dritten Stufe analysiert.</w:t>
+      </w:r>
+    </w:p>
+    <w:bookmarkEnd w:id="572"/>
+    <w:bookmarkStart w:id="578" w:name="ausgangssummierer"/>
+    <w:p>
+      <w:pPr>
+        <w:pStyle w:val="Heading3"/>
+      </w:pPr>
+      <w:r>
+        <w:t xml:space="preserve">10.1.4 Ausgangssummierer</w:t>
+      </w:r>
+    </w:p>
+    <w:p>
+      <w:pPr>
+        <w:pStyle w:val="FirstParagraph"/>
+      </w:pPr>
+      <w:r>
+        <w:t xml:space="preserve">Der vierte Operationsverstärker in der Schaltung fungiert als invertierender Summierer. Da die Herleitung analog zu der des Eingangssummierers ist, wird hier nur das Ergebnis gezeigt. Die einzige Abweichung ist das fehlen der Offsetspannung vereinfacht die Herleitung etwas.</w:t>
+      </w:r>
+    </w:p>
+    <w:tbl>
+      <w:tblPr>
+        <w:tblStyle w:val="Table"/>
+        <w:tblW w:type="pct" w:w="5000"/>
+        <w:tblLayout w:type="fixed"/>
+        <w:tblLook w:firstRow="0" w:lastRow="0" w:firstColumn="0" w:lastColumn="0" w:noHBand="0" w:noVBand="0" w:val="0000"/>
+      </w:tblPr>
+      <w:tblGrid>
+        <w:gridCol w:w="7920"/>
+      </w:tblGrid>
+      <w:tr>
+        <w:tc>
+          <w:tcPr/>
+          <w:bookmarkStart w:id="576" w:name="fig-Ausgangssummierer"/>
+          <w:p>
+            <w:pPr>
+              <w:pStyle w:val="Compact"/>
+              <w:jc w:val="center"/>
+            </w:pPr>
+            <w:r>
+              <w:drawing>
+                <wp:inline>
+                  <wp:extent cx="5334000" cy="3972127"/>
+                  <wp:effectExtent b="0" l="0" r="0" t="0"/>
+                  <wp:docPr descr="" title="" id="574" name="Picture"/>
+                  <a:graphic>
+                    <a:graphicData uri="http://schemas.openxmlformats.org/drawingml/2006/picture">
+                      <pic:pic>
+                        <pic:nvPicPr>
+                          <pic:cNvPr descr="Projekte/SVF/Ausgangssummierer.png" id="575" name="Picture"/>
+                          <pic:cNvPicPr>
+                            <a:picLocks noChangeArrowheads="1" noChangeAspect="1"/>
+                          </pic:cNvPicPr>
+                        </pic:nvPicPr>
+                        <pic:blipFill>
+                          <a:blip r:embed="rId573"/>
+                          <a:stretch>
+                            <a:fillRect/>
+                          </a:stretch>
+                        </pic:blipFill>
+                        <pic:spPr bwMode="auto">
+                          <a:xfrm>
+                            <a:off x="0" y="0"/>
+                            <a:ext cx="5334000" cy="3972127"/>
+                          </a:xfrm>
+                          <a:prstGeom prst="rect">
+                            <a:avLst/>
+                          </a:prstGeom>
+                          <a:noFill/>
+                          <a:ln w="9525">
+                            <a:noFill/>
+                            <a:headEnd/>
+                            <a:tailEnd/>
+                          </a:ln>
+                        </pic:spPr>
+                      </pic:pic>
+                    </a:graphicData>
+                  </a:graphic>
+                </wp:inline>
+              </w:drawing>
+            </w:r>
+          </w:p>
+          <w:p>
+            <w:pPr>
+              <w:jc w:val="center"/>
+            </w:pPr>
+            <w:pPr>
+              <w:jc w:val="left"/>
+              <w:spacing w:before="200"/>
+              <w:pStyle w:val="ImageCaption"/>
+            </w:pPr>
+            <w:r>
+              <w:t xml:space="preserve">Abbildung 10.5: Ausgangssummierer</w:t>
+            </w:r>
+          </w:p>
+          <w:bookmarkEnd w:id="576"/>
+        </w:tc>
+      </w:tr>
+    </w:tbl>
+    <w:p>
+      <w:pPr>
+        <w:pStyle w:val="BodyText"/>
+      </w:pPr>
+      <w:r>
+        <w:t xml:space="preserve">Das Ziel ist es die Übertragungsfunktion des Ausgangssummierers zu ermitteln. Also das Verhältnis von Ausgangsspannung</w:t>
+      </w:r>
+      <w:r>
+        <w:t xml:space="preserve"> </w:t>
+      </w:r>
+      <m:oMath>
+        <m:sSub>
+          <m:e>
+            <m:r>
+              <m:t>U</m:t>
+            </m:r>
+          </m:e>
+          <m:sub>
+            <m:r>
+              <m:t>B</m:t>
+            </m:r>
+            <m:r>
+              <m:t>S</m:t>
+            </m:r>
+          </m:sub>
+        </m:sSub>
+      </m:oMath>
+      <w:r>
+        <w:t xml:space="preserve"> </w:t>
+      </w:r>
+      <w:r>
+        <w:t xml:space="preserve">zu Eingangsspannung</w:t>
+      </w:r>
+      <w:r>
+        <w:t xml:space="preserve"> </w:t>
+      </w:r>
+      <m:oMath>
+        <m:sSub>
+          <m:e>
+            <m:r>
+              <m:t>U</m:t>
+            </m:r>
+          </m:e>
+          <m:sub>
+            <m:r>
+              <m:t>H</m:t>
+            </m:r>
+            <m:r>
+              <m:t>P</m:t>
+            </m:r>
+          </m:sub>
+        </m:sSub>
+      </m:oMath>
+      <w:r>
+        <w:t xml:space="preserve"> </w:t>
+      </w:r>
+      <w:r>
+        <w:t xml:space="preserve">und</w:t>
+      </w:r>
+      <w:r>
+        <w:t xml:space="preserve"> </w:t>
+      </w:r>
+      <m:oMath>
+        <m:sSub>
+          <m:e>
+            <m:r>
+              <m:t>U</m:t>
+            </m:r>
+          </m:e>
+          <m:sub>
+            <m:r>
+              <m:t>T</m:t>
+            </m:r>
+            <m:r>
+              <m:t>P</m:t>
+            </m:r>
+          </m:sub>
+        </m:sSub>
+      </m:oMath>
+      <w:r>
+        <w:t xml:space="preserve">. Als bekannt wird die Spannung</w:t>
+      </w:r>
+      <w:r>
+        <w:t xml:space="preserve"> </w:t>
+      </w:r>
+      <m:oMath>
+        <m:sSub>
+          <m:e>
+            <m:r>
+              <m:t>U</m:t>
+            </m:r>
+          </m:e>
+          <m:sub>
+            <m:r>
+              <m:t>H</m:t>
+            </m:r>
+            <m:r>
+              <m:t>P</m:t>
+            </m:r>
+          </m:sub>
+        </m:sSub>
+      </m:oMath>
+      <w:r>
+        <w:t xml:space="preserve"> </w:t>
+      </w:r>
+      <w:r>
+        <w:t xml:space="preserve">und</w:t>
+      </w:r>
+      <w:r>
+        <w:t xml:space="preserve"> </w:t>
+      </w:r>
+      <m:oMath>
+        <m:sSub>
+          <m:e>
+            <m:r>
+              <m:t>U</m:t>
+            </m:r>
+          </m:e>
+          <m:sub>
+            <m:r>
+              <m:t>T</m:t>
+            </m:r>
+            <m:r>
+              <m:t>P</m:t>
+            </m:r>
+          </m:sub>
+        </m:sSub>
+      </m:oMath>
+      <w:r>
+        <w:t xml:space="preserve"> </w:t>
+      </w:r>
+      <w:r>
+        <w:t xml:space="preserve">angenommen.</w:t>
+      </w:r>
+    </w:p>
+    <w:p>
+      <w:pPr>
+        <w:pStyle w:val="BodyText"/>
+      </w:pPr>
+      <w:bookmarkStart w:id="577" w:name="eq-UBS-2"/>
+      <m:oMathPara>
+        <m:oMathParaPr>
+          <m:jc m:val="center"/>
+        </m:oMathParaPr>
+        <m:oMath>
+          <m:sSub>
+            <m:e>
+              <m:r>
+                <m:t>U</m:t>
+              </m:r>
+            </m:e>
+            <m:sub>
+              <m:r>
+                <m:t>B</m:t>
+              </m:r>
+              <m:r>
+                <m:t>S</m:t>
+              </m:r>
+            </m:sub>
+          </m:sSub>
+          <m:r>
+            <m:rPr>
+              <m:sty m:val="p"/>
+            </m:rPr>
+            <m:t>=</m:t>
+          </m:r>
+          <m:r>
+            <m:rPr>
+              <m:sty m:val="p"/>
+            </m:rPr>
+            <m:t>−</m:t>
+          </m:r>
+          <m:sSub>
+            <m:e>
+              <m:r>
+                <m:t>U</m:t>
+              </m:r>
+            </m:e>
+            <m:sub>
+              <m:r>
+                <m:t>H</m:t>
+              </m:r>
+              <m:r>
+                <m:t>P</m:t>
+              </m:r>
+            </m:sub>
+          </m:sSub>
+          <m:r>
+            <m:rPr>
+              <m:sty m:val="p"/>
+            </m:rPr>
+            <m:t>−</m:t>
+          </m:r>
+          <m:sSub>
+            <m:e>
+              <m:r>
+                <m:t>U</m:t>
+              </m:r>
+            </m:e>
+            <m:sub>
+              <m:r>
+                <m:t>T</m:t>
+              </m:r>
+              <m:r>
+                <m:t>P</m:t>
+              </m:r>
+            </m:sub>
+          </m:sSub>
+          <m:r>
+            <m:t>  </m:t>
+          </m:r>
+          <m:d>
+            <m:dPr>
+              <m:begChr m:val="("/>
+              <m:sepChr m:val=""/>
+              <m:endChr m:val=")"/>
+              <m:grow/>
+            </m:dPr>
+            <m:e>
+              <m:r>
+                <m:t>10.43</m:t>
+              </m:r>
+            </m:e>
+          </m:d>
+        </m:oMath>
+      </m:oMathPara>
+      <w:bookmarkEnd w:id="577"/>
+    </w:p>
+    <w:bookmarkEnd w:id="578"/>
+    <w:bookmarkStart w:id="602" w:name="lösen-der-gleichungssysteme"/>
+    <w:p>
+      <w:pPr>
+        <w:pStyle w:val="Heading3"/>
+      </w:pPr>
+      <w:r>
+        <w:t xml:space="preserve">10.1.5 Lösen der Gleichungssysteme</w:t>
+      </w:r>
+    </w:p>
+    <w:p>
+      <w:pPr>
+        <w:pStyle w:val="FirstParagraph"/>
+      </w:pPr>
+      <w:r>
+        <w:t xml:space="preserve">Nun werden die Teilergebnisse verwendet, um die gesuchten Übertragungsfunktionen zu ermitteln. Dazu werden die Ausdrücke für</w:t>
+      </w:r>
+      <w:r>
+        <w:t xml:space="preserve"> </w:t>
+      </w:r>
+      <m:oMath>
+        <m:sSub>
+          <m:e>
+            <m:r>
+              <m:t>U</m:t>
+            </m:r>
+          </m:e>
+          <m:sub>
+            <m:r>
+              <m:t>H</m:t>
+            </m:r>
+            <m:r>
+              <m:t>P</m:t>
+            </m:r>
+          </m:sub>
+        </m:sSub>
+      </m:oMath>
+      <w:r>
+        <w:t xml:space="preserve">,</w:t>
+      </w:r>
+      <w:r>
+        <w:t xml:space="preserve"> </w:t>
+      </w:r>
+      <m:oMath>
+        <m:sSub>
+          <m:e>
+            <m:r>
+              <m:t>U</m:t>
+            </m:r>
+          </m:e>
+          <m:sub>
+            <m:r>
+              <m:t>B</m:t>
+            </m:r>
+            <m:r>
+              <m:t>P</m:t>
+            </m:r>
+          </m:sub>
+        </m:sSub>
+      </m:oMath>
+      <w:r>
+        <w:t xml:space="preserve">,</w:t>
+      </w:r>
+      <w:r>
+        <w:t xml:space="preserve"> </w:t>
+      </w:r>
+      <m:oMath>
+        <m:sSub>
+          <m:e>
+            <m:r>
+              <m:t>U</m:t>
+            </m:r>
+          </m:e>
+          <m:sub>
+            <m:r>
+              <m:t>T</m:t>
+            </m:r>
+            <m:r>
+              <m:t>P</m:t>
+            </m:r>
+          </m:sub>
+        </m:sSub>
+      </m:oMath>
+      <w:r>
+        <w:t xml:space="preserve"> </w:t>
+      </w:r>
+      <w:r>
+        <w:t xml:space="preserve">und</w:t>
+      </w:r>
+      <w:r>
+        <w:t xml:space="preserve"> </w:t>
+      </w:r>
+      <m:oMath>
+        <m:sSub>
+          <m:e>
+            <m:r>
+              <m:t>U</m:t>
+            </m:r>
+          </m:e>
+          <m:sub>
+            <m:r>
+              <m:t>B</m:t>
+            </m:r>
+            <m:r>
+              <m:t>S</m:t>
+            </m:r>
+          </m:sub>
+        </m:sSub>
+      </m:oMath>
+      <w:r>
+        <w:t xml:space="preserve"> </w:t>
+      </w:r>
+      <w:r>
+        <w:t xml:space="preserve">als Gleichungssystem gelöst. Um die Übertragungsfunktion unter verwendung der selben Variablen wie in der Literatur zu erhalten, wird die Variable</w:t>
+      </w:r>
+      <w:r>
+        <w:t xml:space="preserve"> </w:t>
+      </w:r>
+      <m:oMath>
+        <m:sSub>
+          <m:e>
+            <m:r>
+              <m:t>w</m:t>
+            </m:r>
+          </m:e>
+          <m:sub>
+            <m:r>
+              <m:t>0</m:t>
+            </m:r>
+          </m:sub>
+        </m:sSub>
+      </m:oMath>
+      <w:r>
+        <w:t xml:space="preserve"> </w:t>
+      </w:r>
+      <w:r>
+        <w:t xml:space="preserve">eingeführt. Diese entspricht der Kreisfrequenz des Filters und ist definiert als</w:t>
+      </w:r>
+      <w:r>
+        <w:t xml:space="preserve"> </w:t>
+      </w:r>
+      <m:oMath>
+        <m:sSub>
+          <m:e>
+            <m:r>
+              <m:t>ω</m:t>
+            </m:r>
+          </m:e>
+          <m:sub>
+            <m:r>
+              <m:t>0</m:t>
+            </m:r>
+          </m:sub>
+        </m:sSub>
+        <m:r>
+          <m:rPr>
+            <m:sty m:val="p"/>
+          </m:rPr>
+          <m:t>=</m:t>
+        </m:r>
+        <m:f>
+          <m:fPr>
+            <m:type m:val="bar"/>
+          </m:fPr>
+          <m:num>
+            <m:r>
+              <m:t>1</m:t>
+            </m:r>
+          </m:num>
+          <m:den>
+            <m:sSub>
+              <m:e>
+                <m:r>
+                  <m:t>T</m:t>
+                </m:r>
+              </m:e>
+              <m:sub>
+                <m:r>
+                  <m:t>i</m:t>
+                </m:r>
+              </m:sub>
+            </m:sSub>
+          </m:den>
+        </m:f>
+      </m:oMath>
+      <w:r>
+        <w:t xml:space="preserve">.</w:t>
+      </w:r>
+    </w:p>
+    <w:p>
+      <w:pPr>
+        <w:pStyle w:val="BodyText"/>
+      </w:pPr>
+      <w:r>
+        <w:t xml:space="preserve">Übertragungsfunktion Hochpassfilter:</w:t>
+      </w:r>
+    </w:p>
+    <w:p>
+      <w:pPr>
+        <w:pStyle w:val="BodyText"/>
+      </w:pPr>
+      <w:bookmarkStart w:id="579" w:name="eq-AHP-final"/>
+      <m:oMathPara>
+        <m:oMathParaPr>
+          <m:jc m:val="center"/>
+        </m:oMathParaPr>
+        <m:oMath>
+          <m:sSub>
+            <m:e>
+              <m:r>
+                <m:t>A</m:t>
+              </m:r>
+            </m:e>
+            <m:sub>
+              <m:r>
+                <m:t>H</m:t>
+              </m:r>
+              <m:r>
+                <m:t>P</m:t>
+              </m:r>
+            </m:sub>
+          </m:sSub>
+          <m:r>
+            <m:rPr>
+              <m:sty m:val="p"/>
+            </m:rPr>
+            <m:t>=</m:t>
+          </m:r>
+          <m:r>
+            <m:rPr>
+              <m:sty m:val="p"/>
+            </m:rPr>
+            <m:t>−</m:t>
+          </m:r>
+          <m:f>
+            <m:fPr>
+              <m:type m:val="bar"/>
+            </m:fPr>
+            <m:num>
+              <m:r>
+                <m:t>1</m:t>
+              </m:r>
+            </m:num>
+            <m:den>
+              <m:r>
+                <m:t>1</m:t>
+              </m:r>
+              <m:r>
+                <m:rPr>
+                  <m:sty m:val="p"/>
+                </m:rPr>
+                <m:t>−</m:t>
+              </m:r>
+              <m:f>
+                <m:fPr>
+                  <m:type m:val="bar"/>
+                </m:fPr>
+                <m:num>
+                  <m:sSubSup>
+                    <m:e>
+                      <m:r>
+                        <m:t>ω</m:t>
+                      </m:r>
+                    </m:e>
+                    <m:sub>
+                      <m:r>
+                        <m:t>0</m:t>
+                      </m:r>
+                    </m:sub>
+                    <m:sup>
+                      <m:r>
+                        <m:t>2</m:t>
+                      </m:r>
+                    </m:sup>
+                  </m:sSubSup>
+                </m:num>
+                <m:den>
+                  <m:sSup>
+                    <m:e>
+                      <m:r>
+                        <m:t>ω</m:t>
+                      </m:r>
+                    </m:e>
+                    <m:sup>
+                      <m:r>
+                        <m:t>2</m:t>
+                      </m:r>
+                    </m:sup>
+                  </m:sSup>
+                </m:den>
+              </m:f>
+              <m:r>
+                <m:rPr>
+                  <m:sty m:val="p"/>
+                </m:rPr>
+                <m:t>−</m:t>
+              </m:r>
+              <m:f>
+                <m:fPr>
+                  <m:type m:val="bar"/>
+                </m:fPr>
+                <m:num>
+                  <m:r>
+                    <m:t>i</m:t>
+                  </m:r>
+                  <m:sSub>
+                    <m:e>
+                      <m:r>
+                        <m:t>ω</m:t>
+                      </m:r>
+                    </m:e>
+                    <m:sub>
+                      <m:r>
+                        <m:t>0</m:t>
+                      </m:r>
+                    </m:sub>
+                  </m:sSub>
+                </m:num>
+                <m:den>
+                  <m:r>
+                    <m:t>Q</m:t>
+                  </m:r>
+                  <m:r>
+                    <m:t>ω</m:t>
+                  </m:r>
+                </m:den>
+              </m:f>
+            </m:den>
+          </m:f>
+          <m:r>
+            <m:t>  </m:t>
+          </m:r>
+          <m:d>
+            <m:dPr>
+              <m:begChr m:val="("/>
+              <m:sepChr m:val=""/>
+              <m:endChr m:val=")"/>
+              <m:grow/>
+            </m:dPr>
+            <m:e>
+              <m:r>
+                <m:t>10.44</m:t>
+              </m:r>
+            </m:e>
+          </m:d>
+        </m:oMath>
+      </m:oMathPara>
+      <w:bookmarkEnd w:id="579"/>
+    </w:p>
+    <w:p>
+      <w:pPr>
+        <w:pStyle w:val="FirstParagraph"/>
+      </w:pPr>
+      <w:r>
+        <w:t xml:space="preserve">Übertragungsfunktion Bandpassfilter:</w:t>
+      </w:r>
+    </w:p>
+    <w:p>
+      <w:pPr>
+        <w:pStyle w:val="BodyText"/>
+      </w:pPr>
+      <w:bookmarkStart w:id="580" w:name="eq-ABP-final"/>
+      <m:oMathPara>
+        <m:oMathParaPr>
+          <m:jc m:val="center"/>
+        </m:oMathParaPr>
+        <m:oMath>
+          <m:sSub>
+            <m:e>
+              <m:r>
+                <m:t>A</m:t>
+              </m:r>
+            </m:e>
+            <m:sub>
+              <m:r>
+                <m:t>B</m:t>
+              </m:r>
+              <m:r>
+                <m:t>P</m:t>
+              </m:r>
+            </m:sub>
+          </m:sSub>
+          <m:r>
+            <m:rPr>
+              <m:sty m:val="p"/>
+            </m:rPr>
+            <m:t>=</m:t>
+          </m:r>
+          <m:f>
+            <m:fPr>
+              <m:type m:val="bar"/>
+            </m:fPr>
+            <m:num>
+              <m:r>
+                <m:t>1</m:t>
+              </m:r>
+            </m:num>
+            <m:den>
+              <m:f>
+                <m:fPr>
+                  <m:type m:val="bar"/>
+                </m:fPr>
+                <m:num>
+                  <m:r>
+                    <m:t>i</m:t>
+                  </m:r>
+                  <m:r>
+                    <m:t>ω</m:t>
+                  </m:r>
+                </m:num>
+                <m:den>
+                  <m:sSub>
+                    <m:e>
+                      <m:r>
+                        <m:t>ω</m:t>
+                      </m:r>
+                    </m:e>
+                    <m:sub>
+                      <m:r>
+                        <m:t>0</m:t>
+                      </m:r>
+                    </m:sub>
+                  </m:sSub>
+                </m:den>
+              </m:f>
+              <m:r>
+                <m:rPr>
+                  <m:sty m:val="p"/>
+                </m:rPr>
+                <m:t>−</m:t>
+              </m:r>
+              <m:f>
+                <m:fPr>
+                  <m:type m:val="bar"/>
+                </m:fPr>
+                <m:num>
+                  <m:r>
+                    <m:t>i</m:t>
+                  </m:r>
+                  <m:sSub>
+                    <m:e>
+                      <m:r>
+                        <m:t>ω</m:t>
+                      </m:r>
+                    </m:e>
+                    <m:sub>
+                      <m:r>
+                        <m:t>0</m:t>
+                      </m:r>
+                    </m:sub>
+                  </m:sSub>
+                </m:num>
+                <m:den>
+                  <m:r>
+                    <m:t>ω</m:t>
+                  </m:r>
+                </m:den>
+              </m:f>
+              <m:r>
+                <m:rPr>
+                  <m:sty m:val="p"/>
+                </m:rPr>
+                <m:t>+</m:t>
+              </m:r>
+              <m:f>
+                <m:fPr>
+                  <m:type m:val="bar"/>
+                </m:fPr>
+                <m:num>
+                  <m:r>
+                    <m:t>1</m:t>
+                  </m:r>
+                </m:num>
+                <m:den>
+                  <m:r>
+                    <m:t>Q</m:t>
+                  </m:r>
+                </m:den>
+              </m:f>
+            </m:den>
+          </m:f>
+          <m:r>
+            <m:t>  </m:t>
+          </m:r>
+          <m:d>
+            <m:dPr>
+              <m:begChr m:val="("/>
+              <m:sepChr m:val=""/>
+              <m:endChr m:val=")"/>
+              <m:grow/>
+            </m:dPr>
+            <m:e>
+              <m:r>
+                <m:t>10.45</m:t>
+              </m:r>
+            </m:e>
+          </m:d>
+        </m:oMath>
+      </m:oMathPara>
+      <w:bookmarkEnd w:id="580"/>
+    </w:p>
+    <w:p>
+      <w:pPr>
+        <w:pStyle w:val="FirstParagraph"/>
+      </w:pPr>
+      <w:r>
+        <w:t xml:space="preserve">Übertragungsfunktion Tiefpassfilter:</w:t>
+      </w:r>
+    </w:p>
+    <w:p>
+      <w:pPr>
+        <w:pStyle w:val="BodyText"/>
+      </w:pPr>
+      <w:bookmarkStart w:id="581" w:name="eq-ATP-final"/>
+      <m:oMathPara>
+        <m:oMathParaPr>
+          <m:jc m:val="center"/>
+        </m:oMathParaPr>
+        <m:oMath>
+          <m:sSub>
+            <m:e>
+              <m:r>
+                <m:t>A</m:t>
+              </m:r>
+            </m:e>
+            <m:sub>
+              <m:r>
+                <m:t>T</m:t>
+              </m:r>
+              <m:r>
+                <m:t>P</m:t>
+              </m:r>
+            </m:sub>
+          </m:sSub>
+          <m:r>
+            <m:rPr>
+              <m:sty m:val="p"/>
+            </m:rPr>
+            <m:t>=</m:t>
+          </m:r>
+          <m:r>
+            <m:rPr>
+              <m:sty m:val="p"/>
+            </m:rPr>
+            <m:t>−</m:t>
+          </m:r>
+          <m:f>
+            <m:fPr>
+              <m:type m:val="bar"/>
+            </m:fPr>
+            <m:num>
+              <m:r>
+                <m:t>1</m:t>
+              </m:r>
+            </m:num>
+            <m:den>
+              <m:r>
+                <m:rPr>
+                  <m:sty m:val="p"/>
+                </m:rPr>
+                <m:t>−</m:t>
+              </m:r>
+              <m:f>
+                <m:fPr>
+                  <m:type m:val="bar"/>
+                </m:fPr>
+                <m:num>
+                  <m:sSup>
+                    <m:e>
+                      <m:r>
+                        <m:t>ω</m:t>
+                      </m:r>
+                    </m:e>
+                    <m:sup>
+                      <m:r>
+                        <m:t>2</m:t>
+                      </m:r>
+                    </m:sup>
+                  </m:sSup>
+                </m:num>
+                <m:den>
+                  <m:sSubSup>
+                    <m:e>
+                      <m:r>
+                        <m:t>ω</m:t>
+                      </m:r>
+                    </m:e>
+                    <m:sub>
+                      <m:r>
+                        <m:t>0</m:t>
+                      </m:r>
+                    </m:sub>
+                    <m:sup>
+                      <m:r>
+                        <m:t>2</m:t>
+                      </m:r>
+                    </m:sup>
+                  </m:sSubSup>
+                </m:den>
+              </m:f>
+              <m:r>
+                <m:rPr>
+                  <m:sty m:val="p"/>
+                </m:rPr>
+                <m:t>+</m:t>
+              </m:r>
+              <m:r>
+                <m:t>1</m:t>
+              </m:r>
+              <m:r>
+                <m:rPr>
+                  <m:sty m:val="p"/>
+                </m:rPr>
+                <m:t>+</m:t>
+              </m:r>
+              <m:f>
+                <m:fPr>
+                  <m:type m:val="bar"/>
+                </m:fPr>
+                <m:num>
+                  <m:r>
+                    <m:t>i</m:t>
+                  </m:r>
+                  <m:r>
+                    <m:t>ω</m:t>
+                  </m:r>
+                </m:num>
+                <m:den>
+                  <m:r>
+                    <m:t>Q</m:t>
+                  </m:r>
+                  <m:sSub>
+                    <m:e>
+                      <m:r>
+                        <m:t>ω</m:t>
+                      </m:r>
+                    </m:e>
+                    <m:sub>
+                      <m:r>
+                        <m:t>0</m:t>
+                      </m:r>
+                    </m:sub>
+                  </m:sSub>
+                </m:den>
+              </m:f>
+            </m:den>
+          </m:f>
+          <m:r>
+            <m:t>  </m:t>
+          </m:r>
+          <m:d>
+            <m:dPr>
+              <m:begChr m:val="("/>
+              <m:sepChr m:val=""/>
+              <m:endChr m:val=")"/>
+              <m:grow/>
+            </m:dPr>
+            <m:e>
+              <m:r>
+                <m:t>10.46</m:t>
+              </m:r>
+            </m:e>
+          </m:d>
+        </m:oMath>
+      </m:oMathPara>
+      <w:bookmarkEnd w:id="581"/>
+    </w:p>
+    <w:p>
+      <w:pPr>
+        <w:pStyle w:val="FirstParagraph"/>
+      </w:pPr>
+      <w:r>
+        <w:t xml:space="preserve">Übertragungsfunktion Bandsperrfilter:</w:t>
+      </w:r>
+    </w:p>
+    <w:p>
+      <w:pPr>
+        <w:pStyle w:val="BodyText"/>
+      </w:pPr>
+      <w:bookmarkStart w:id="582" w:name="eq-ABS-final"/>
+      <m:oMathPara>
+        <m:oMathParaPr>
+          <m:jc m:val="center"/>
+        </m:oMathParaPr>
+        <m:oMath>
+          <m:sSub>
+            <m:e>
+              <m:r>
+                <m:t>A</m:t>
+              </m:r>
+            </m:e>
+            <m:sub>
+              <m:r>
+                <m:t>B</m:t>
+              </m:r>
+              <m:r>
+                <m:t>S</m:t>
+              </m:r>
+            </m:sub>
+          </m:sSub>
+          <m:r>
+            <m:rPr>
+              <m:sty m:val="p"/>
+            </m:rPr>
+            <m:t>=</m:t>
+          </m:r>
+          <m:f>
+            <m:fPr>
+              <m:type m:val="bar"/>
+            </m:fPr>
+            <m:num>
+              <m:r>
+                <m:t>i</m:t>
+              </m:r>
+              <m:d>
+                <m:dPr>
+                  <m:begChr m:val="("/>
+                  <m:sepChr m:val=""/>
+                  <m:endChr m:val=")"/>
+                  <m:grow/>
+                </m:dPr>
+                <m:e>
+                  <m:f>
+                    <m:fPr>
+                      <m:type m:val="bar"/>
+                    </m:fPr>
+                    <m:num>
+                      <m:r>
+                        <m:t>ω</m:t>
+                      </m:r>
+                    </m:num>
+                    <m:den>
+                      <m:sSub>
+                        <m:e>
+                          <m:r>
+                            <m:t>ω</m:t>
+                          </m:r>
+                        </m:e>
+                        <m:sub>
+                          <m:r>
+                            <m:t>0</m:t>
+                          </m:r>
+                        </m:sub>
+                      </m:sSub>
+                    </m:den>
+                  </m:f>
+                  <m:r>
+                    <m:rPr>
+                      <m:sty m:val="p"/>
+                    </m:rPr>
+                    <m:t>−</m:t>
+                  </m:r>
+                  <m:f>
+                    <m:fPr>
+                      <m:type m:val="bar"/>
+                    </m:fPr>
+                    <m:num>
+                      <m:sSub>
+                        <m:e>
+                          <m:r>
+                            <m:t>ω</m:t>
+                          </m:r>
+                        </m:e>
+                        <m:sub>
+                          <m:r>
+                            <m:t>0</m:t>
+                          </m:r>
+                        </m:sub>
+                      </m:sSub>
+                    </m:num>
+                    <m:den>
+                      <m:r>
+                        <m:t>ω</m:t>
+                      </m:r>
+                    </m:den>
+                  </m:f>
+                </m:e>
+              </m:d>
+            </m:num>
+            <m:den>
+              <m:f>
+                <m:fPr>
+                  <m:type m:val="bar"/>
+                </m:fPr>
+                <m:num>
+                  <m:r>
+                    <m:t>i</m:t>
+                  </m:r>
+                  <m:r>
+                    <m:t>ω</m:t>
+                  </m:r>
+                </m:num>
+                <m:den>
+                  <m:sSub>
+                    <m:e>
+                      <m:r>
+                        <m:t>ω</m:t>
+                      </m:r>
+                    </m:e>
+                    <m:sub>
+                      <m:r>
+                        <m:t>0</m:t>
+                      </m:r>
+                    </m:sub>
+                  </m:sSub>
+                </m:den>
+              </m:f>
+              <m:r>
+                <m:rPr>
+                  <m:sty m:val="p"/>
+                </m:rPr>
+                <m:t>−</m:t>
+              </m:r>
+              <m:f>
+                <m:fPr>
+                  <m:type m:val="bar"/>
+                </m:fPr>
+                <m:num>
+                  <m:r>
+                    <m:t>i</m:t>
+                  </m:r>
+                  <m:sSub>
+                    <m:e>
+                      <m:r>
+                        <m:t>ω</m:t>
+                      </m:r>
+                    </m:e>
+                    <m:sub>
+                      <m:r>
+                        <m:t>0</m:t>
+                      </m:r>
+                    </m:sub>
+                  </m:sSub>
+                </m:num>
+                <m:den>
+                  <m:r>
+                    <m:t>ω</m:t>
+                  </m:r>
+                </m:den>
+              </m:f>
+              <m:r>
+                <m:rPr>
+                  <m:sty m:val="p"/>
+                </m:rPr>
+                <m:t>+</m:t>
+              </m:r>
+              <m:f>
+                <m:fPr>
+                  <m:type m:val="bar"/>
+                </m:fPr>
+                <m:num>
+                  <m:r>
+                    <m:t>1</m:t>
+                  </m:r>
+                </m:num>
+                <m:den>
+                  <m:r>
+                    <m:t>Q</m:t>
+                  </m:r>
+                </m:den>
+              </m:f>
+            </m:den>
+          </m:f>
+          <m:r>
+            <m:t>  </m:t>
+          </m:r>
+          <m:d>
+            <m:dPr>
+              <m:begChr m:val="("/>
+              <m:sepChr m:val=""/>
+              <m:endChr m:val=")"/>
+              <m:grow/>
+            </m:dPr>
+            <m:e>
+              <m:r>
+                <m:t>10.47</m:t>
+              </m:r>
+            </m:e>
+          </m:d>
+        </m:oMath>
+      </m:oMathPara>
+      <w:bookmarkEnd w:id="582"/>
+    </w:p>
+    <w:p>
+      <w:pPr>
+        <w:pStyle w:val="FirstParagraph"/>
+      </w:pPr>
+      <w:r>
+        <w:t xml:space="preserve">Damit sind die Übertragungsfunktionen für alle Filtertypen des</w:t>
+      </w:r>
+      <w:r>
+        <w:t xml:space="preserve"> </w:t>
+      </w:r>
+      <w:r>
+        <w:rPr>
+          <w:i/>
+          <w:iCs/>
+        </w:rPr>
+        <w:t xml:space="preserve">State Variable Filters</w:t>
+      </w:r>
+      <w:r>
+        <w:t xml:space="preserve"> </w:t>
+      </w:r>
+      <w:r>
+        <w:t xml:space="preserve">ermittelt.</w:t>
+      </w:r>
+    </w:p>
+    <w:tbl>
+      <w:tblPr>
+        <w:tblStyle w:val="Table"/>
+        <w:tblLook w:firstRow="0" w:lastRow="0" w:firstColumn="0" w:lastColumn="0" w:noHBand="0" w:noVBand="0" w:val="0000"/>
+        <w:tblBorders>
+          <w:top w:val="single" w:sz="4" w:space="0" w:color="00A047"/>
+          <w:left w:val="single" w:sz="24" w:space="0" w:color="00A047"/>
+          <w:bottom w:val="single" w:sz="4" w:space="0" w:color="00A047"/>
+          <w:right w:val="single" w:sz="4" w:space="0" w:color="00A047"/>
+        </w:tblBorders>
+        <w:tblCellMar>
+          <w:left w:w="144" w:type="dxa"/>
+          <w:right w:w="144" w:type="dxa"/>
+        </w:tblCellMar>
+        <w:tblLook w:firstRow="0" w:lastRow="0" w:firstColumn="0" w:lastColumn="0" w:noHBand="0" w:noVBand="0" w:val="0000"/>
+      </w:tblPr>
+      <w:tr>
+        <w:trPr>
+          <w:cantSplit/>
+        </w:trPr>
+        <w:tc>
+          <w:tcPr>
+            <w:shd w:color="auto" w:fill="ccf1e3" w:val="clear"/>
+            <w:tcMar>
+              <w:top w:w="92" w:type="dxa"/>
+              <w:bottom w:w="92" w:type="dxa"/>
+            </w:tcMar>
+          </w:tcPr>
+          <w:p>
+            <w:pPr>
+              <w:pStyle w:val="BodyText"/>
+            </w:pPr>
+            <w:pPr>
+              <w:spacing w:before="0" w:after="0"/>
+              <w:textAlignment w:val="center"/>
+            </w:pPr>
+            <w:r>
+              <w:drawing>
+                <wp:inline>
+                  <wp:extent cx="152400" cy="152400"/>
+                  <wp:effectExtent b="0" l="0" r="0" t="0"/>
+                  <wp:docPr descr="" title="" id="584" name="Picture"/>
+                  <a:graphic>
+                    <a:graphicData uri="http://schemas.openxmlformats.org/drawingml/2006/picture">
+                      <pic:pic>
+                        <pic:nvPicPr>
+                          <pic:cNvPr descr="C:\Users\leo\AppData\Local\Programs\Quarto\share\formats\docx\tip.png" id="585" name="Picture"/>
+                          <pic:cNvPicPr>
+                            <a:picLocks noChangeArrowheads="1" noChangeAspect="1"/>
+                          </pic:cNvPicPr>
+                        </pic:nvPicPr>
+                        <pic:blipFill>
+                          <a:blip r:embed="rId583"/>
+                          <a:stretch>
+                            <a:fillRect/>
+                          </a:stretch>
+                        </pic:blipFill>
+                        <pic:spPr bwMode="auto">
+                          <a:xfrm>
+                            <a:off x="0" y="0"/>
+                            <a:ext cx="152400" cy="152400"/>
+                          </a:xfrm>
+                          <a:prstGeom prst="rect">
+                            <a:avLst/>
+                          </a:prstGeom>
+                          <a:noFill/>
+                          <a:ln w="9525">
+                            <a:noFill/>
+                            <a:headEnd/>
+                            <a:tailEnd/>
+                          </a:ln>
+                        </pic:spPr>
+                      </pic:pic>
+                    </a:graphicData>
+                  </a:graphic>
+                </wp:inline>
+              </w:drawing>
+            </w:r>
+            <w:r>
+              <w:t xml:space="preserve"> </w:t>
+            </w:r>
+            <w:r>
+              <w:t xml:space="preserve"> </w:t>
+            </w:r>
+            <w:r>
+              <w:t xml:space="preserve">Tip zur händischen Vereinfachung</w:t>
+            </w:r>
+          </w:p>
+        </w:tc>
+      </w:tr>
+      <w:tr>
+        <w:trPr>
+          <w:cantSplit/>
+        </w:trPr>
+        <w:tc>
+          <w:tcPr>
+            <w:tcMar>
+              <w:top w:w="108" w:type="dxa"/>
+              <w:bottom w:w="108" w:type="dxa"/>
+            </w:tcMar>
+          </w:tcPr>
+          <w:p>
+            <w:pPr>
+              <w:pStyle w:val="BodyText"/>
+            </w:pPr>
+            <w:pPr>
+              <w:spacing w:before="16" w:after="16"/>
+            </w:pPr>
+            <w:r>
+              <w:t xml:space="preserve">Die Gleichung für</w:t>
+            </w:r>
+            <w:r>
+              <w:t xml:space="preserve"> </w:t>
+            </w:r>
+            <m:oMath>
+              <m:sSub>
+                <m:e>
+                  <m:r>
+                    <m:t>U</m:t>
+                  </m:r>
+                </m:e>
+                <m:sub>
+                  <m:r>
+                    <m:t>H</m:t>
+                  </m:r>
+                  <m:r>
+                    <m:t>P</m:t>
+                  </m:r>
+                </m:sub>
+              </m:sSub>
+            </m:oMath>
+            <w:r>
+              <w:t xml:space="preserve"> </w:t>
+            </w:r>
+            <w:r>
+              <w:t xml:space="preserve">aus</w:t>
+            </w:r>
+            <w:r>
+              <w:t xml:space="preserve"> </w:t>
+            </w:r>
+            <w:hyperlink w:anchor="eq-UHP-2">
+              <w:r>
+                <w:rPr>
+                  <w:rStyle w:val="Hyperlink"/>
+                </w:rPr>
+                <w:t xml:space="preserve">Gleichung 10.26</w:t>
+              </w:r>
+            </w:hyperlink>
+            <w:r>
+              <w:t xml:space="preserve"> </w:t>
+            </w:r>
+            <w:r>
+              <w:t xml:space="preserve">kann auf die Gleichung für die Bandsperre</w:t>
+            </w:r>
+            <w:r>
+              <w:t xml:space="preserve"> </w:t>
+            </w:r>
+            <w:hyperlink w:anchor="eq-UBS-2">
+              <w:r>
+                <w:rPr>
+                  <w:rStyle w:val="Hyperlink"/>
+                </w:rPr>
+                <w:t xml:space="preserve">Gleichung 10.43</w:t>
+              </w:r>
+            </w:hyperlink>
+            <w:r>
+              <w:t xml:space="preserve"> </w:t>
+            </w:r>
+            <w:r>
+              <w:t xml:space="preserve">umgeformt werden. Damit lässt sich vie Umformen einsparen.</w:t>
+            </w:r>
+          </w:p>
+          <w:p/>
+        </w:tc>
+      </w:tr>
+    </w:tbl>
+    <w:bookmarkStart w:id="601" w:name="refs"/>
+    <w:bookmarkStart w:id="587" w:name="ref-BJT_Kennlinie"/>
     <w:p>
       <w:pPr>
         <w:pStyle w:val="Bibliography"/>
@@ -55873,7 +59177,7 @@
       <w:r>
         <w:t xml:space="preserve"> </w:t>
       </w:r>
-      <w:hyperlink r:id="rId546">
+      <w:hyperlink r:id="rId586">
         <w:r>
           <w:rPr>
             <w:rStyle w:val="Hyperlink"/>
@@ -55885,8 +59189,8 @@
         <w:t xml:space="preserve">. Accessed 19 Nov 2023</w:t>
       </w:r>
     </w:p>
-    <w:bookmarkEnd w:id="547"/>
-    <w:bookmarkStart w:id="548" w:name="ref-boehmer17"/>
+    <w:bookmarkEnd w:id="587"/>
+    <w:bookmarkStart w:id="588" w:name="ref-boehmer17"/>
     <w:p>
       <w:pPr>
         <w:pStyle w:val="Bibliography"/>
@@ -55904,8 +59208,8 @@
         <w:t xml:space="preserve">Böhmer E, Ehrhardt D, Oberschelp W (2018) Elemente der angewandten Elektronik. Springer Verlag, Wiesbaden</w:t>
       </w:r>
     </w:p>
-    <w:bookmarkEnd w:id="548"/>
-    <w:bookmarkStart w:id="550" w:name="ref-DC-Motor_Market"/>
+    <w:bookmarkEnd w:id="588"/>
+    <w:bookmarkStart w:id="590" w:name="ref-DC-Motor_Market"/>
     <w:p>
       <w:pPr>
         <w:pStyle w:val="Bibliography"/>
@@ -55925,7 +59229,7 @@
       <w:r>
         <w:t xml:space="preserve"> </w:t>
       </w:r>
-      <w:hyperlink r:id="rId549">
+      <w:hyperlink r:id="rId589">
         <w:r>
           <w:rPr>
             <w:rStyle w:val="Hyperlink"/>
@@ -55937,8 +59241,8 @@
         <w:t xml:space="preserve">. Accessed 13 Dez 2023</w:t>
       </w:r>
     </w:p>
-    <w:bookmarkEnd w:id="550"/>
-    <w:bookmarkStart w:id="552" w:name="ref-HBruecke"/>
+    <w:bookmarkEnd w:id="590"/>
+    <w:bookmarkStart w:id="592" w:name="ref-HBruecke"/>
     <w:p>
       <w:pPr>
         <w:pStyle w:val="Bibliography"/>
@@ -55958,7 +59262,7 @@
       <w:r>
         <w:t xml:space="preserve"> </w:t>
       </w:r>
-      <w:hyperlink r:id="rId551">
+      <w:hyperlink r:id="rId591">
         <w:r>
           <w:rPr>
             <w:rStyle w:val="Hyperlink"/>
@@ -55970,8 +59274,8 @@
         <w:t xml:space="preserve">. Accessed 13 Dez 2023</w:t>
       </w:r>
     </w:p>
-    <w:bookmarkEnd w:id="552"/>
-    <w:bookmarkStart w:id="554" w:name="ref-DriverTLE7182EM"/>
+    <w:bookmarkEnd w:id="592"/>
+    <w:bookmarkStart w:id="594" w:name="ref-DriverTLE7182EM"/>
     <w:p>
       <w:pPr>
         <w:pStyle w:val="Bibliography"/>
@@ -55991,7 +59295,7 @@
       <w:r>
         <w:t xml:space="preserve"> </w:t>
       </w:r>
-      <w:hyperlink r:id="rId553">
+      <w:hyperlink r:id="rId593">
         <w:r>
           <w:rPr>
             <w:rStyle w:val="Hyperlink"/>
@@ -56003,8 +59307,8 @@
         <w:t xml:space="preserve">. Accessed 1 Feb 2024</w:t>
       </w:r>
     </w:p>
-    <w:bookmarkEnd w:id="554"/>
-    <w:bookmarkStart w:id="556" w:name="ref-LogicDriverL99H02"/>
+    <w:bookmarkEnd w:id="594"/>
+    <w:bookmarkStart w:id="596" w:name="ref-LogicDriverL99H02"/>
     <w:p>
       <w:pPr>
         <w:pStyle w:val="Bibliography"/>
@@ -56024,7 +59328,7 @@
       <w:r>
         <w:t xml:space="preserve"> </w:t>
       </w:r>
-      <w:hyperlink r:id="rId555">
+      <w:hyperlink r:id="rId595">
         <w:r>
           <w:rPr>
             <w:rStyle w:val="Hyperlink"/>
@@ -56036,8 +59340,8 @@
         <w:t xml:space="preserve">. Accessed 1 Feb 2024</w:t>
       </w:r>
     </w:p>
-    <w:bookmarkEnd w:id="556"/>
-    <w:bookmarkStart w:id="558" w:name="ref-LogicDriverBridgeIFX9201SG"/>
+    <w:bookmarkEnd w:id="596"/>
+    <w:bookmarkStart w:id="598" w:name="ref-LogicDriverBridgeIFX9201SG"/>
     <w:p>
       <w:pPr>
         <w:pStyle w:val="Bibliography"/>
@@ -56057,7 +59361,7 @@
       <w:r>
         <w:t xml:space="preserve"> </w:t>
       </w:r>
-      <w:hyperlink r:id="rId557">
+      <w:hyperlink r:id="rId597">
         <w:r>
           <w:rPr>
             <w:rStyle w:val="Hyperlink"/>
@@ -56069,8 +59373,8 @@
         <w:t xml:space="preserve">. Accessed 1 Feb 2024</w:t>
       </w:r>
     </w:p>
-    <w:bookmarkEnd w:id="558"/>
-    <w:bookmarkStart w:id="560" w:name="ref-LogicDriverBridgeL298"/>
+    <w:bookmarkEnd w:id="598"/>
+    <w:bookmarkStart w:id="600" w:name="ref-LogicDriverBridgeL298"/>
     <w:p>
       <w:pPr>
         <w:pStyle w:val="Bibliography"/>
@@ -56090,7 +59394,7 @@
       <w:r>
         <w:t xml:space="preserve"> </w:t>
       </w:r>
-      <w:hyperlink r:id="rId559">
+      <w:hyperlink r:id="rId599">
         <w:r>
           <w:rPr>
             <w:rStyle w:val="Hyperlink"/>
@@ -56102,11 +59406,11 @@
         <w:t xml:space="preserve">. Accessed 1 Feb 2024</w:t>
       </w:r>
     </w:p>
-    <w:bookmarkEnd w:id="560"/>
-    <w:bookmarkEnd w:id="561"/>
-    <w:bookmarkEnd w:id="562"/>
-    <w:bookmarkEnd w:id="563"/>
-    <w:bookmarkEnd w:id="564"/>
+    <w:bookmarkEnd w:id="600"/>
+    <w:bookmarkEnd w:id="601"/>
+    <w:bookmarkEnd w:id="602"/>
+    <w:bookmarkEnd w:id="603"/>
+    <w:bookmarkEnd w:id="604"/>
     <w:sectPr>
       <w:footnotePr>
         <w:numRestart w:val="eachSect"/>

--- a/HWE-Skript.docx
+++ b/HWE-Skript.docx
@@ -5515,6 +5515,38 @@
       </w:pPr>
       <m:oMath>
         <m:r>
+          <m:t>Y</m:t>
+        </m:r>
+      </m:oMath>
+      <w:r>
+        <w:t xml:space="preserve"> </w:t>
+      </w:r>
+      <w:r>
+        <w:t xml:space="preserve">… Y Ausgang</w:t>
+      </w:r>
+    </w:p>
+    <w:p>
+      <w:pPr>
+        <w:pStyle w:val="BodyText"/>
+      </w:pPr>
+      <m:oMath>
+        <m:r>
+          <m:t>A</m:t>
+        </m:r>
+      </m:oMath>
+      <w:r>
+        <w:t xml:space="preserve"> </w:t>
+      </w:r>
+      <w:r>
+        <w:t xml:space="preserve">… A Eingang</w:t>
+      </w:r>
+    </w:p>
+    <w:p>
+      <w:pPr>
+        <w:pStyle w:val="BodyText"/>
+      </w:pPr>
+      <m:oMath>
+        <m:r>
           <m:t>C</m:t>
         </m:r>
       </m:oMath>
@@ -5523,6 +5555,22 @@
       </w:r>
       <w:r>
         <w:t xml:space="preserve">… C Eingang</w:t>
+      </w:r>
+    </w:p>
+    <w:p>
+      <w:pPr>
+        <w:pStyle w:val="BodyText"/>
+      </w:pPr>
+      <m:oMath>
+        <m:r>
+          <m:t>D</m:t>
+        </m:r>
+      </m:oMath>
+      <w:r>
+        <w:t xml:space="preserve"> </w:t>
+      </w:r>
+      <w:r>
+        <w:t xml:space="preserve">… D Eingang</w:t>
       </w:r>
     </w:p>
     <w:p>
@@ -5539,54 +5587,6 @@
       </w:r>
       <w:r>
         <w:t xml:space="preserve">… B Eingang</w:t>
-      </w:r>
-    </w:p>
-    <w:p>
-      <w:pPr>
-        <w:pStyle w:val="BodyText"/>
-      </w:pPr>
-      <m:oMath>
-        <m:r>
-          <m:t>Y</m:t>
-        </m:r>
-      </m:oMath>
-      <w:r>
-        <w:t xml:space="preserve"> </w:t>
-      </w:r>
-      <w:r>
-        <w:t xml:space="preserve">… Y Ausgang</w:t>
-      </w:r>
-    </w:p>
-    <w:p>
-      <w:pPr>
-        <w:pStyle w:val="BodyText"/>
-      </w:pPr>
-      <m:oMath>
-        <m:r>
-          <m:t>A</m:t>
-        </m:r>
-      </m:oMath>
-      <w:r>
-        <w:t xml:space="preserve"> </w:t>
-      </w:r>
-      <w:r>
-        <w:t xml:space="preserve">… A Eingang</w:t>
-      </w:r>
-    </w:p>
-    <w:p>
-      <w:pPr>
-        <w:pStyle w:val="BodyText"/>
-      </w:pPr>
-      <m:oMath>
-        <m:r>
-          <m:t>D</m:t>
-        </m:r>
-      </m:oMath>
-      <w:r>
-        <w:t xml:space="preserve"> </w:t>
-      </w:r>
-      <w:r>
-        <w:t xml:space="preserve">… D Eingang</w:t>
       </w:r>
     </w:p>
     <w:p>
@@ -58471,66 +58471,73 @@
               </m:r>
             </m:num>
             <m:den>
-              <m:f>
-                <m:fPr>
-                  <m:type m:val="bar"/>
-                </m:fPr>
-                <m:num>
-                  <m:r>
-                    <m:t>i</m:t>
-                  </m:r>
-                  <m:r>
-                    <m:t>ω</m:t>
-                  </m:r>
-                </m:num>
-                <m:den>
-                  <m:sSub>
-                    <m:e>
+              <m:r>
+                <m:t>i</m:t>
+              </m:r>
+              <m:d>
+                <m:dPr>
+                  <m:begChr m:val="("/>
+                  <m:sepChr m:val=""/>
+                  <m:endChr m:val=")"/>
+                  <m:grow/>
+                </m:dPr>
+                <m:e>
+                  <m:f>
+                    <m:fPr>
+                      <m:type m:val="bar"/>
+                    </m:fPr>
+                    <m:num>
                       <m:r>
                         <m:t>ω</m:t>
                       </m:r>
-                    </m:e>
-                    <m:sub>
-                      <m:r>
-                        <m:t>0</m:t>
-                      </m:r>
-                    </m:sub>
-                  </m:sSub>
-                </m:den>
-              </m:f>
-              <m:r>
-                <m:rPr>
-                  <m:sty m:val="p"/>
-                </m:rPr>
-                <m:t>−</m:t>
-              </m:r>
-              <m:f>
-                <m:fPr>
-                  <m:type m:val="bar"/>
-                </m:fPr>
-                <m:num>
-                  <m:r>
-                    <m:t>i</m:t>
-                  </m:r>
-                  <m:sSub>
-                    <m:e>
+                    </m:num>
+                    <m:den>
+                      <m:sSub>
+                        <m:e>
+                          <m:r>
+                            <m:t>ω</m:t>
+                          </m:r>
+                        </m:e>
+                        <m:sub>
+                          <m:r>
+                            <m:t>0</m:t>
+                          </m:r>
+                        </m:sub>
+                      </m:sSub>
+                    </m:den>
+                  </m:f>
+                  <m:r>
+                    <m:rPr>
+                      <m:sty m:val="p"/>
+                    </m:rPr>
+                    <m:t>−</m:t>
+                  </m:r>
+                  <m:f>
+                    <m:fPr>
+                      <m:type m:val="bar"/>
+                    </m:fPr>
+                    <m:num>
+                      <m:sSub>
+                        <m:e>
+                          <m:r>
+                            <m:t>ω</m:t>
+                          </m:r>
+                        </m:e>
+                        <m:sub>
+                          <m:r>
+                            <m:t>0</m:t>
+                          </m:r>
+                        </m:sub>
+                      </m:sSub>
+                    </m:num>
+                    <m:den>
                       <m:r>
                         <m:t>ω</m:t>
                       </m:r>
-                    </m:e>
-                    <m:sub>
-                      <m:r>
-                        <m:t>0</m:t>
-                      </m:r>
-                    </m:sub>
-                  </m:sSub>
-                </m:num>
-                <m:den>
-                  <m:r>
-                    <m:t>ω</m:t>
-                  </m:r>
-                </m:den>
-              </m:f>
+                    </m:den>
+                  </m:f>
+                </m:e>
+              </m:d>
               <m:r>
                 <m:rPr>
                   <m:sty m:val="p"/>
@@ -58853,66 +58860,73 @@
               </m:d>
             </m:num>
             <m:den>
-              <m:f>
-                <m:fPr>
-                  <m:type m:val="bar"/>
-                </m:fPr>
-                <m:num>
-                  <m:r>
-                    <m:t>i</m:t>
-                  </m:r>
-                  <m:r>
-                    <m:t>ω</m:t>
-                  </m:r>
-                </m:num>
-                <m:den>
-                  <m:sSub>
-                    <m:e>
+              <m:r>
+                <m:t>i</m:t>
+              </m:r>
+              <m:d>
+                <m:dPr>
+                  <m:begChr m:val="("/>
+                  <m:sepChr m:val=""/>
+                  <m:endChr m:val=")"/>
+                  <m:grow/>
+                </m:dPr>
+                <m:e>
+                  <m:f>
+                    <m:fPr>
+                      <m:type m:val="bar"/>
+                    </m:fPr>
+                    <m:num>
                       <m:r>
                         <m:t>ω</m:t>
                       </m:r>
-                    </m:e>
-                    <m:sub>
-                      <m:r>
-                        <m:t>0</m:t>
-                      </m:r>
-                    </m:sub>
-                  </m:sSub>
-                </m:den>
-              </m:f>
-              <m:r>
-                <m:rPr>
-                  <m:sty m:val="p"/>
-                </m:rPr>
-                <m:t>−</m:t>
-              </m:r>
-              <m:f>
-                <m:fPr>
-                  <m:type m:val="bar"/>
-                </m:fPr>
-                <m:num>
-                  <m:r>
-                    <m:t>i</m:t>
-                  </m:r>
-                  <m:sSub>
-                    <m:e>
+                    </m:num>
+                    <m:den>
+                      <m:sSub>
+                        <m:e>
+                          <m:r>
+                            <m:t>ω</m:t>
+                          </m:r>
+                        </m:e>
+                        <m:sub>
+                          <m:r>
+                            <m:t>0</m:t>
+                          </m:r>
+                        </m:sub>
+                      </m:sSub>
+                    </m:den>
+                  </m:f>
+                  <m:r>
+                    <m:rPr>
+                      <m:sty m:val="p"/>
+                    </m:rPr>
+                    <m:t>−</m:t>
+                  </m:r>
+                  <m:f>
+                    <m:fPr>
+                      <m:type m:val="bar"/>
+                    </m:fPr>
+                    <m:num>
+                      <m:sSub>
+                        <m:e>
+                          <m:r>
+                            <m:t>ω</m:t>
+                          </m:r>
+                        </m:e>
+                        <m:sub>
+                          <m:r>
+                            <m:t>0</m:t>
+                          </m:r>
+                        </m:sub>
+                      </m:sSub>
+                    </m:num>
+                    <m:den>
                       <m:r>
                         <m:t>ω</m:t>
                       </m:r>
-                    </m:e>
-                    <m:sub>
-                      <m:r>
-                        <m:t>0</m:t>
-                      </m:r>
-                    </m:sub>
-                  </m:sSub>
-                </m:num>
-                <m:den>
-                  <m:r>
-                    <m:t>ω</m:t>
-                  </m:r>
-                </m:den>
-              </m:f>
+                    </m:den>
+                  </m:f>
+                </m:e>
+              </m:d>
               <m:r>
                 <m:rPr>
                   <m:sty m:val="p"/>

--- a/HWE-Skript.docx
+++ b/HWE-Skript.docx
@@ -150,7 +150,7 @@
     </w:p>
     <w:bookmarkEnd w:id="21"/>
     <w:bookmarkEnd w:id="22"/>
-    <w:bookmarkStart w:id="63" w:name="boolesche-algebra"/>
+    <w:bookmarkStart w:id="70" w:name="boolesche-algebra"/>
     <w:p>
       <w:pPr>
         <w:pStyle w:val="Heading1"/>
@@ -6766,6 +6766,54 @@
       </w:pPr>
       <m:oMath>
         <m:r>
+          <m:t>C</m:t>
+        </m:r>
+      </m:oMath>
+      <w:r>
+        <w:t xml:space="preserve"> </w:t>
+      </w:r>
+      <w:r>
+        <w:t xml:space="preserve">… C Eingang</w:t>
+      </w:r>
+    </w:p>
+    <w:p>
+      <w:pPr>
+        <w:pStyle w:val="BodyText"/>
+      </w:pPr>
+      <m:oMath>
+        <m:r>
+          <m:t>D</m:t>
+        </m:r>
+      </m:oMath>
+      <w:r>
+        <w:t xml:space="preserve"> </w:t>
+      </w:r>
+      <w:r>
+        <w:t xml:space="preserve">… D Eingang</w:t>
+      </w:r>
+    </w:p>
+    <w:p>
+      <w:pPr>
+        <w:pStyle w:val="BodyText"/>
+      </w:pPr>
+      <m:oMath>
+        <m:r>
+          <m:t>Y</m:t>
+        </m:r>
+      </m:oMath>
+      <w:r>
+        <w:t xml:space="preserve"> </w:t>
+      </w:r>
+      <w:r>
+        <w:t xml:space="preserve">… Y Ausgang</w:t>
+      </w:r>
+    </w:p>
+    <w:p>
+      <w:pPr>
+        <w:pStyle w:val="BodyText"/>
+      </w:pPr>
+      <m:oMath>
+        <m:r>
           <m:t>A</m:t>
         </m:r>
       </m:oMath>
@@ -6790,54 +6838,6 @@
       </w:r>
       <w:r>
         <w:t xml:space="preserve">… B Eingang</w:t>
-      </w:r>
-    </w:p>
-    <w:p>
-      <w:pPr>
-        <w:pStyle w:val="BodyText"/>
-      </w:pPr>
-      <m:oMath>
-        <m:r>
-          <m:t>D</m:t>
-        </m:r>
-      </m:oMath>
-      <w:r>
-        <w:t xml:space="preserve"> </w:t>
-      </w:r>
-      <w:r>
-        <w:t xml:space="preserve">… D Eingang</w:t>
-      </w:r>
-    </w:p>
-    <w:p>
-      <w:pPr>
-        <w:pStyle w:val="BodyText"/>
-      </w:pPr>
-      <m:oMath>
-        <m:r>
-          <m:t>C</m:t>
-        </m:r>
-      </m:oMath>
-      <w:r>
-        <w:t xml:space="preserve"> </w:t>
-      </w:r>
-      <w:r>
-        <w:t xml:space="preserve">… C Eingang</w:t>
-      </w:r>
-    </w:p>
-    <w:p>
-      <w:pPr>
-        <w:pStyle w:val="BodyText"/>
-      </w:pPr>
-      <m:oMath>
-        <m:r>
-          <m:t>Y</m:t>
-        </m:r>
-      </m:oMath>
-      <w:r>
-        <w:t xml:space="preserve"> </w:t>
-      </w:r>
-      <w:r>
-        <w:t xml:space="preserve">… Y Ausgang</w:t>
       </w:r>
     </w:p>
     <w:p>
@@ -7092,7 +7092,7 @@
     </w:tbl>
     <w:bookmarkEnd w:id="40"/>
     <w:bookmarkEnd w:id="41"/>
-    <w:bookmarkStart w:id="62" w:name="beispiele-zur-booleschen-algebra"/>
+    <w:bookmarkStart w:id="69" w:name="beispiele-zur-booleschen-algebra"/>
     <w:p>
       <w:pPr>
         <w:pStyle w:val="Heading2"/>
@@ -10262,9 +10262,2515 @@
     </w:p>
     <w:bookmarkEnd w:id="60"/>
     <w:bookmarkEnd w:id="61"/>
+    <w:bookmarkStart w:id="64" w:name="Xcda4eee595f672ef72498f78d2936f5e7013548"/>
+    <w:p>
+      <w:pPr>
+        <w:pStyle w:val="Heading3"/>
+      </w:pPr>
+      <w:r>
+        <w:t xml:space="preserve">1.3.6 Beispiel 6: Disjunktive Normalform (DNF) mit Mintermen</w:t>
+      </w:r>
+    </w:p>
+    <w:bookmarkStart w:id="62" w:name="aufgabe-5"/>
+    <w:p>
+      <w:pPr>
+        <w:pStyle w:val="Heading4"/>
+      </w:pPr>
+      <w:r>
+        <w:t xml:space="preserve">1.3.6.1 Aufgabe</w:t>
+      </w:r>
+    </w:p>
+    <w:p>
+      <w:pPr>
+        <w:pStyle w:val="FirstParagraph"/>
+      </w:pPr>
+      <w:r>
+        <w:t xml:space="preserve">Gegeben ist folgende Wahrheitstabelle. Erstellen Sie die DNF und vereinfachen Sie diese mit Boolescher Algebra:</w:t>
+      </w:r>
+    </w:p>
+    <w:tbl>
+      <w:tblPr>
+        <w:tblStyle w:val="Table"/>
+        <w:tblW w:type="auto" w:w="0"/>
+        <w:tblLook w:firstRow="1" w:lastRow="0" w:firstColumn="0" w:lastColumn="0" w:noHBand="0" w:noVBand="0" w:val="0020"/>
+      </w:tblPr>
+      <w:tblGrid>
+        <w:gridCol w:w="1980"/>
+        <w:gridCol w:w="1980"/>
+        <w:gridCol w:w="1980"/>
+        <w:gridCol w:w="1980"/>
+      </w:tblGrid>
+      <w:tr>
+        <w:trPr>
+          <w:tblHeader w:val="on"/>
+        </w:trPr>
+        <w:tc>
+          <w:tcPr/>
+          <w:p>
+            <w:pPr>
+              <w:pStyle w:val="Compact"/>
+            </w:pPr>
+            <w:r>
+              <w:t xml:space="preserve">A</w:t>
+            </w:r>
+          </w:p>
+        </w:tc>
+        <w:tc>
+          <w:tcPr/>
+          <w:p>
+            <w:pPr>
+              <w:pStyle w:val="Compact"/>
+            </w:pPr>
+            <w:r>
+              <w:t xml:space="preserve">B</w:t>
+            </w:r>
+          </w:p>
+        </w:tc>
+        <w:tc>
+          <w:tcPr/>
+          <w:p>
+            <w:pPr>
+              <w:pStyle w:val="Compact"/>
+            </w:pPr>
+            <w:r>
+              <w:t xml:space="preserve">Y</w:t>
+            </w:r>
+          </w:p>
+        </w:tc>
+        <w:tc>
+          <w:tcPr/>
+          <w:p>
+            <w:pPr>
+              <w:pStyle w:val="Compact"/>
+            </w:pPr>
+            <w:r>
+              <w:t xml:space="preserve">Minterm</w:t>
+            </w:r>
+          </w:p>
+        </w:tc>
+      </w:tr>
+      <w:tr>
+        <w:tc>
+          <w:tcPr/>
+          <w:p>
+            <w:pPr>
+              <w:pStyle w:val="Compact"/>
+            </w:pPr>
+            <w:r>
+              <w:t xml:space="preserve">0</w:t>
+            </w:r>
+          </w:p>
+        </w:tc>
+        <w:tc>
+          <w:tcPr/>
+          <w:p>
+            <w:pPr>
+              <w:pStyle w:val="Compact"/>
+            </w:pPr>
+            <w:r>
+              <w:t xml:space="preserve">0</w:t>
+            </w:r>
+          </w:p>
+        </w:tc>
+        <w:tc>
+          <w:tcPr/>
+          <w:p>
+            <w:pPr>
+              <w:pStyle w:val="Compact"/>
+            </w:pPr>
+            <w:r>
+              <w:t xml:space="preserve">0</w:t>
+            </w:r>
+          </w:p>
+        </w:tc>
+        <w:tc>
+          <w:tcPr/>
+          <w:p>
+            <w:pPr>
+              <w:pStyle w:val="Compact"/>
+            </w:pPr>
+            <w:r>
+              <w:t xml:space="preserve">-</w:t>
+            </w:r>
+          </w:p>
+        </w:tc>
+      </w:tr>
+      <w:tr>
+        <w:tc>
+          <w:tcPr/>
+          <w:p>
+            <w:pPr>
+              <w:pStyle w:val="Compact"/>
+            </w:pPr>
+            <w:r>
+              <w:t xml:space="preserve">0</w:t>
+            </w:r>
+          </w:p>
+        </w:tc>
+        <w:tc>
+          <w:tcPr/>
+          <w:p>
+            <w:pPr>
+              <w:pStyle w:val="Compact"/>
+            </w:pPr>
+            <w:r>
+              <w:t xml:space="preserve">1</w:t>
+            </w:r>
+          </w:p>
+        </w:tc>
+        <w:tc>
+          <w:tcPr/>
+          <w:p>
+            <w:pPr>
+              <w:pStyle w:val="Compact"/>
+            </w:pPr>
+            <w:r>
+              <w:t xml:space="preserve">1</w:t>
+            </w:r>
+          </w:p>
+        </w:tc>
+        <w:tc>
+          <w:tcPr/>
+          <w:p>
+            <w:pPr>
+              <w:pStyle w:val="Compact"/>
+            </w:pPr>
+            <m:oMath>
+              <m:acc>
+                <m:accPr>
+                  <m:chr m:val="‾"/>
+                </m:accPr>
+                <m:e>
+                  <m:r>
+                    <m:t>A</m:t>
+                  </m:r>
+                </m:e>
+              </m:acc>
+              <m:r>
+                <m:rPr>
+                  <m:sty m:val="p"/>
+                </m:rPr>
+                <m:t>∧</m:t>
+              </m:r>
+              <m:r>
+                <m:t>B</m:t>
+              </m:r>
+            </m:oMath>
+          </w:p>
+        </w:tc>
+      </w:tr>
+      <w:tr>
+        <w:tc>
+          <w:tcPr/>
+          <w:p>
+            <w:pPr>
+              <w:pStyle w:val="Compact"/>
+            </w:pPr>
+            <w:r>
+              <w:t xml:space="preserve">1</w:t>
+            </w:r>
+          </w:p>
+        </w:tc>
+        <w:tc>
+          <w:tcPr/>
+          <w:p>
+            <w:pPr>
+              <w:pStyle w:val="Compact"/>
+            </w:pPr>
+            <w:r>
+              <w:t xml:space="preserve">0</w:t>
+            </w:r>
+          </w:p>
+        </w:tc>
+        <w:tc>
+          <w:tcPr/>
+          <w:p>
+            <w:pPr>
+              <w:pStyle w:val="Compact"/>
+            </w:pPr>
+            <w:r>
+              <w:t xml:space="preserve">1</w:t>
+            </w:r>
+          </w:p>
+        </w:tc>
+        <w:tc>
+          <w:tcPr/>
+          <w:p>
+            <w:pPr>
+              <w:pStyle w:val="Compact"/>
+            </w:pPr>
+            <m:oMath>
+              <m:r>
+                <m:t>A</m:t>
+              </m:r>
+              <m:r>
+                <m:rPr>
+                  <m:sty m:val="p"/>
+                </m:rPr>
+                <m:t>∧</m:t>
+              </m:r>
+              <m:acc>
+                <m:accPr>
+                  <m:chr m:val="‾"/>
+                </m:accPr>
+                <m:e>
+                  <m:r>
+                    <m:t>B</m:t>
+                  </m:r>
+                </m:e>
+              </m:acc>
+            </m:oMath>
+          </w:p>
+        </w:tc>
+      </w:tr>
+      <w:tr>
+        <w:tc>
+          <w:tcPr/>
+          <w:p>
+            <w:pPr>
+              <w:pStyle w:val="Compact"/>
+            </w:pPr>
+            <w:r>
+              <w:t xml:space="preserve">1</w:t>
+            </w:r>
+          </w:p>
+        </w:tc>
+        <w:tc>
+          <w:tcPr/>
+          <w:p>
+            <w:pPr>
+              <w:pStyle w:val="Compact"/>
+            </w:pPr>
+            <w:r>
+              <w:t xml:space="preserve">1</w:t>
+            </w:r>
+          </w:p>
+        </w:tc>
+        <w:tc>
+          <w:tcPr/>
+          <w:p>
+            <w:pPr>
+              <w:pStyle w:val="Compact"/>
+            </w:pPr>
+            <w:r>
+              <w:t xml:space="preserve">1</w:t>
+            </w:r>
+          </w:p>
+        </w:tc>
+        <w:tc>
+          <w:tcPr/>
+          <w:p>
+            <w:pPr>
+              <w:pStyle w:val="Compact"/>
+            </w:pPr>
+            <m:oMath>
+              <m:r>
+                <m:t>A</m:t>
+              </m:r>
+              <m:r>
+                <m:rPr>
+                  <m:sty m:val="p"/>
+                </m:rPr>
+                <m:t>∧</m:t>
+              </m:r>
+              <m:r>
+                <m:t>B</m:t>
+              </m:r>
+            </m:oMath>
+          </w:p>
+        </w:tc>
+      </w:tr>
+    </w:tbl>
     <w:bookmarkEnd w:id="62"/>
+    <w:bookmarkStart w:id="63" w:name="lösung-5"/>
+    <w:p>
+      <w:pPr>
+        <w:pStyle w:val="Heading4"/>
+      </w:pPr>
+      <w:r>
+        <w:t xml:space="preserve">1.3.6.2 Lösung</w:t>
+      </w:r>
+    </w:p>
+    <w:p>
+      <w:pPr>
+        <w:pStyle w:val="FirstParagraph"/>
+      </w:pPr>
+      <w:r>
+        <w:rPr>
+          <w:b/>
+          <w:bCs/>
+        </w:rPr>
+        <w:t xml:space="preserve">Schritt 1: Minterme identifizieren</w:t>
+      </w:r>
+      <w:r>
+        <w:br/>
+      </w:r>
+      <w:r>
+        <w:t xml:space="preserve">Ein</w:t>
+      </w:r>
+      <w:r>
+        <w:t xml:space="preserve"> </w:t>
+      </w:r>
+      <w:r>
+        <w:rPr>
+          <w:b/>
+          <w:bCs/>
+        </w:rPr>
+        <w:t xml:space="preserve">Minterm</w:t>
+      </w:r>
+      <w:r>
+        <w:t xml:space="preserve"> </w:t>
+      </w:r>
+      <w:r>
+        <w:t xml:space="preserve">ist eine AND-Verknüpfung aller Variablen. Die Variable wird negiert, wenn sie 0 ist.</w:t>
+      </w:r>
+    </w:p>
+    <w:p>
+      <w:pPr>
+        <w:pStyle w:val="BodyText"/>
+      </w:pPr>
+      <w:r>
+        <w:t xml:space="preserve">Aus der Tabelle sehen wir die Minterme für alle Zeilen mit Y = 1.</w:t>
+      </w:r>
+    </w:p>
+    <w:p>
+      <w:pPr>
+        <w:pStyle w:val="BodyText"/>
+      </w:pPr>
+      <w:r>
+        <w:rPr>
+          <w:b/>
+          <w:bCs/>
+        </w:rPr>
+        <w:t xml:space="preserve">Schritt 2: DNF aufstellen</w:t>
+      </w:r>
+      <w:r>
+        <w:br/>
+      </w:r>
+      <w:r>
+        <w:t xml:space="preserve">Die</w:t>
+      </w:r>
+      <w:r>
+        <w:t xml:space="preserve"> </w:t>
+      </w:r>
+      <w:r>
+        <w:rPr>
+          <w:b/>
+          <w:bCs/>
+        </w:rPr>
+        <w:t xml:space="preserve">Disjunktive Normalform (DNF)</w:t>
+      </w:r>
+      <w:r>
+        <w:t xml:space="preserve"> </w:t>
+      </w:r>
+      <w:r>
+        <w:t xml:space="preserve">ist die OR-Verknüpfung aller Minterme:</w:t>
+      </w:r>
+    </w:p>
+    <w:p>
+      <w:pPr>
+        <w:pStyle w:val="BodyText"/>
+      </w:pPr>
+      <m:oMathPara>
+        <m:oMathParaPr>
+          <m:jc m:val="center"/>
+        </m:oMathParaPr>
+        <m:oMath>
+          <m:sSub>
+            <m:e>
+              <m:r>
+                <m:t>Y</m:t>
+              </m:r>
+            </m:e>
+            <m:sub>
+              <m:r>
+                <m:t>D</m:t>
+              </m:r>
+              <m:r>
+                <m:t>N</m:t>
+              </m:r>
+              <m:r>
+                <m:t>F</m:t>
+              </m:r>
+            </m:sub>
+          </m:sSub>
+          <m:r>
+            <m:rPr>
+              <m:sty m:val="p"/>
+            </m:rPr>
+            <m:t>=</m:t>
+          </m:r>
+          <m:d>
+            <m:dPr>
+              <m:begChr m:val="("/>
+              <m:sepChr m:val=""/>
+              <m:endChr m:val=")"/>
+              <m:grow/>
+            </m:dPr>
+            <m:e>
+              <m:acc>
+                <m:accPr>
+                  <m:chr m:val="‾"/>
+                </m:accPr>
+                <m:e>
+                  <m:r>
+                    <m:t>A</m:t>
+                  </m:r>
+                </m:e>
+              </m:acc>
+              <m:r>
+                <m:rPr>
+                  <m:sty m:val="p"/>
+                </m:rPr>
+                <m:t>∧</m:t>
+              </m:r>
+              <m:r>
+                <m:t>B</m:t>
+              </m:r>
+            </m:e>
+          </m:d>
+          <m:r>
+            <m:rPr>
+              <m:sty m:val="p"/>
+            </m:rPr>
+            <m:t>∨</m:t>
+          </m:r>
+          <m:d>
+            <m:dPr>
+              <m:begChr m:val="("/>
+              <m:sepChr m:val=""/>
+              <m:endChr m:val=")"/>
+              <m:grow/>
+            </m:dPr>
+            <m:e>
+              <m:r>
+                <m:t>A</m:t>
+              </m:r>
+              <m:r>
+                <m:rPr>
+                  <m:sty m:val="p"/>
+                </m:rPr>
+                <m:t>∧</m:t>
+              </m:r>
+              <m:acc>
+                <m:accPr>
+                  <m:chr m:val="‾"/>
+                </m:accPr>
+                <m:e>
+                  <m:r>
+                    <m:t>B</m:t>
+                  </m:r>
+                </m:e>
+              </m:acc>
+            </m:e>
+          </m:d>
+          <m:r>
+            <m:rPr>
+              <m:sty m:val="p"/>
+            </m:rPr>
+            <m:t>∨</m:t>
+          </m:r>
+          <m:d>
+            <m:dPr>
+              <m:begChr m:val="("/>
+              <m:sepChr m:val=""/>
+              <m:endChr m:val=")"/>
+              <m:grow/>
+            </m:dPr>
+            <m:e>
+              <m:r>
+                <m:t>A</m:t>
+              </m:r>
+              <m:r>
+                <m:rPr>
+                  <m:sty m:val="p"/>
+                </m:rPr>
+                <m:t>∧</m:t>
+              </m:r>
+              <m:r>
+                <m:t>B</m:t>
+              </m:r>
+            </m:e>
+          </m:d>
+        </m:oMath>
+      </m:oMathPara>
+    </w:p>
+    <w:p>
+      <w:pPr>
+        <w:pStyle w:val="FirstParagraph"/>
+      </w:pPr>
+      <w:r>
+        <w:rPr>
+          <w:b/>
+          <w:bCs/>
+        </w:rPr>
+        <w:t xml:space="preserve">Schritt 3: Vereinfachung mit Boolescher Algebra</w:t>
+      </w:r>
+      <w:r>
+        <w:br/>
+      </w:r>
+    </w:p>
+    <w:p>
+      <w:pPr>
+        <w:pStyle w:val="BodyText"/>
+      </w:pPr>
+      <m:oMathPara>
+        <m:oMathParaPr>
+          <m:jc m:val="center"/>
+        </m:oMathParaPr>
+        <m:oMath>
+          <m:sSub>
+            <m:e>
+              <m:r>
+                <m:t>Y</m:t>
+              </m:r>
+            </m:e>
+            <m:sub>
+              <m:r>
+                <m:t>D</m:t>
+              </m:r>
+              <m:r>
+                <m:t>N</m:t>
+              </m:r>
+              <m:r>
+                <m:t>F</m:t>
+              </m:r>
+            </m:sub>
+          </m:sSub>
+          <m:r>
+            <m:rPr>
+              <m:sty m:val="p"/>
+            </m:rPr>
+            <m:t>=</m:t>
+          </m:r>
+          <m:d>
+            <m:dPr>
+              <m:begChr m:val="("/>
+              <m:sepChr m:val=""/>
+              <m:endChr m:val=")"/>
+              <m:grow/>
+            </m:dPr>
+            <m:e>
+              <m:acc>
+                <m:accPr>
+                  <m:chr m:val="‾"/>
+                </m:accPr>
+                <m:e>
+                  <m:r>
+                    <m:t>A</m:t>
+                  </m:r>
+                </m:e>
+              </m:acc>
+              <m:r>
+                <m:rPr>
+                  <m:sty m:val="p"/>
+                </m:rPr>
+                <m:t>∧</m:t>
+              </m:r>
+              <m:r>
+                <m:t>B</m:t>
+              </m:r>
+            </m:e>
+          </m:d>
+          <m:r>
+            <m:rPr>
+              <m:sty m:val="p"/>
+            </m:rPr>
+            <m:t>∨</m:t>
+          </m:r>
+          <m:d>
+            <m:dPr>
+              <m:begChr m:val="("/>
+              <m:sepChr m:val=""/>
+              <m:endChr m:val=")"/>
+              <m:grow/>
+            </m:dPr>
+            <m:e>
+              <m:r>
+                <m:t>A</m:t>
+              </m:r>
+              <m:r>
+                <m:rPr>
+                  <m:sty m:val="p"/>
+                </m:rPr>
+                <m:t>∧</m:t>
+              </m:r>
+              <m:acc>
+                <m:accPr>
+                  <m:chr m:val="‾"/>
+                </m:accPr>
+                <m:e>
+                  <m:r>
+                    <m:t>B</m:t>
+                  </m:r>
+                </m:e>
+              </m:acc>
+            </m:e>
+          </m:d>
+          <m:r>
+            <m:rPr>
+              <m:sty m:val="p"/>
+            </m:rPr>
+            <m:t>∨</m:t>
+          </m:r>
+          <m:d>
+            <m:dPr>
+              <m:begChr m:val="("/>
+              <m:sepChr m:val=""/>
+              <m:endChr m:val=")"/>
+              <m:grow/>
+            </m:dPr>
+            <m:e>
+              <m:r>
+                <m:t>A</m:t>
+              </m:r>
+              <m:r>
+                <m:rPr>
+                  <m:sty m:val="p"/>
+                </m:rPr>
+                <m:t>∧</m:t>
+              </m:r>
+              <m:r>
+                <m:t>B</m:t>
+              </m:r>
+            </m:e>
+          </m:d>
+        </m:oMath>
+      </m:oMathPara>
+    </w:p>
+    <w:p>
+      <w:pPr>
+        <w:pStyle w:val="FirstParagraph"/>
+      </w:pPr>
+      <w:r>
+        <w:t xml:space="preserve">Wir können das Distributivgesetz auf die letzten beiden Terme anwenden:</w:t>
+      </w:r>
+    </w:p>
+    <w:p>
+      <w:pPr>
+        <w:pStyle w:val="BodyText"/>
+      </w:pPr>
+      <m:oMathPara>
+        <m:oMathParaPr>
+          <m:jc m:val="center"/>
+        </m:oMathParaPr>
+        <m:oMath>
+          <m:sSub>
+            <m:e>
+              <m:r>
+                <m:t>Y</m:t>
+              </m:r>
+            </m:e>
+            <m:sub>
+              <m:r>
+                <m:t>D</m:t>
+              </m:r>
+              <m:r>
+                <m:t>N</m:t>
+              </m:r>
+              <m:r>
+                <m:t>F</m:t>
+              </m:r>
+            </m:sub>
+          </m:sSub>
+          <m:r>
+            <m:rPr>
+              <m:sty m:val="p"/>
+            </m:rPr>
+            <m:t>=</m:t>
+          </m:r>
+          <m:d>
+            <m:dPr>
+              <m:begChr m:val="("/>
+              <m:sepChr m:val=""/>
+              <m:endChr m:val=")"/>
+              <m:grow/>
+            </m:dPr>
+            <m:e>
+              <m:acc>
+                <m:accPr>
+                  <m:chr m:val="‾"/>
+                </m:accPr>
+                <m:e>
+                  <m:r>
+                    <m:t>A</m:t>
+                  </m:r>
+                </m:e>
+              </m:acc>
+              <m:r>
+                <m:rPr>
+                  <m:sty m:val="p"/>
+                </m:rPr>
+                <m:t>∧</m:t>
+              </m:r>
+              <m:r>
+                <m:t>B</m:t>
+              </m:r>
+            </m:e>
+          </m:d>
+          <m:r>
+            <m:rPr>
+              <m:sty m:val="p"/>
+            </m:rPr>
+            <m:t>∨</m:t>
+          </m:r>
+          <m:r>
+            <m:t>A</m:t>
+          </m:r>
+          <m:r>
+            <m:rPr>
+              <m:sty m:val="p"/>
+            </m:rPr>
+            <m:t>∧</m:t>
+          </m:r>
+          <m:d>
+            <m:dPr>
+              <m:begChr m:val="("/>
+              <m:sepChr m:val=""/>
+              <m:endChr m:val=")"/>
+              <m:grow/>
+            </m:dPr>
+            <m:e>
+              <m:acc>
+                <m:accPr>
+                  <m:chr m:val="‾"/>
+                </m:accPr>
+                <m:e>
+                  <m:r>
+                    <m:t>B</m:t>
+                  </m:r>
+                </m:e>
+              </m:acc>
+              <m:r>
+                <m:rPr>
+                  <m:sty m:val="p"/>
+                </m:rPr>
+                <m:t>∨</m:t>
+              </m:r>
+              <m:r>
+                <m:t>B</m:t>
+              </m:r>
+            </m:e>
+          </m:d>
+        </m:oMath>
+      </m:oMathPara>
+    </w:p>
+    <w:p>
+      <w:pPr>
+        <w:pStyle w:val="FirstParagraph"/>
+      </w:pPr>
+      <w:r>
+        <w:t xml:space="preserve">Komplementarität:</w:t>
+      </w:r>
+      <w:r>
+        <w:t xml:space="preserve"> </w:t>
+      </w:r>
+      <m:oMath>
+        <m:acc>
+          <m:accPr>
+            <m:chr m:val="‾"/>
+          </m:accPr>
+          <m:e>
+            <m:r>
+              <m:t>B</m:t>
+            </m:r>
+          </m:e>
+        </m:acc>
+        <m:r>
+          <m:rPr>
+            <m:sty m:val="p"/>
+          </m:rPr>
+          <m:t>∨</m:t>
+        </m:r>
+        <m:r>
+          <m:t>B</m:t>
+        </m:r>
+        <m:r>
+          <m:rPr>
+            <m:sty m:val="p"/>
+          </m:rPr>
+          <m:t>=</m:t>
+        </m:r>
+        <m:r>
+          <m:t>1</m:t>
+        </m:r>
+      </m:oMath>
+    </w:p>
+    <w:p>
+      <w:pPr>
+        <w:pStyle w:val="BodyText"/>
+      </w:pPr>
+      <m:oMathPara>
+        <m:oMathParaPr>
+          <m:jc m:val="center"/>
+        </m:oMathParaPr>
+        <m:oMath>
+          <m:sSub>
+            <m:e>
+              <m:r>
+                <m:t>Y</m:t>
+              </m:r>
+            </m:e>
+            <m:sub>
+              <m:r>
+                <m:t>D</m:t>
+              </m:r>
+              <m:r>
+                <m:t>N</m:t>
+              </m:r>
+              <m:r>
+                <m:t>F</m:t>
+              </m:r>
+            </m:sub>
+          </m:sSub>
+          <m:r>
+            <m:rPr>
+              <m:sty m:val="p"/>
+            </m:rPr>
+            <m:t>=</m:t>
+          </m:r>
+          <m:d>
+            <m:dPr>
+              <m:begChr m:val="("/>
+              <m:sepChr m:val=""/>
+              <m:endChr m:val=")"/>
+              <m:grow/>
+            </m:dPr>
+            <m:e>
+              <m:acc>
+                <m:accPr>
+                  <m:chr m:val="‾"/>
+                </m:accPr>
+                <m:e>
+                  <m:r>
+                    <m:t>A</m:t>
+                  </m:r>
+                </m:e>
+              </m:acc>
+              <m:r>
+                <m:rPr>
+                  <m:sty m:val="p"/>
+                </m:rPr>
+                <m:t>∧</m:t>
+              </m:r>
+              <m:r>
+                <m:t>B</m:t>
+              </m:r>
+            </m:e>
+          </m:d>
+          <m:r>
+            <m:rPr>
+              <m:sty m:val="p"/>
+            </m:rPr>
+            <m:t>∨</m:t>
+          </m:r>
+          <m:r>
+            <m:t>A</m:t>
+          </m:r>
+          <m:r>
+            <m:rPr>
+              <m:sty m:val="p"/>
+            </m:rPr>
+            <m:t>∧</m:t>
+          </m:r>
+          <m:r>
+            <m:t>1</m:t>
+          </m:r>
+        </m:oMath>
+      </m:oMathPara>
+    </w:p>
+    <w:p>
+      <w:pPr>
+        <w:pStyle w:val="FirstParagraph"/>
+      </w:pPr>
+      <w:r>
+        <w:t xml:space="preserve">Identität:</w:t>
+      </w:r>
+      <w:r>
+        <w:t xml:space="preserve"> </w:t>
+      </w:r>
+      <m:oMath>
+        <m:r>
+          <m:t>A</m:t>
+        </m:r>
+        <m:r>
+          <m:rPr>
+            <m:sty m:val="p"/>
+          </m:rPr>
+          <m:t>∧</m:t>
+        </m:r>
+        <m:r>
+          <m:t>1</m:t>
+        </m:r>
+        <m:r>
+          <m:rPr>
+            <m:sty m:val="p"/>
+          </m:rPr>
+          <m:t>=</m:t>
+        </m:r>
+        <m:r>
+          <m:t>A</m:t>
+        </m:r>
+      </m:oMath>
+    </w:p>
+    <w:p>
+      <w:pPr>
+        <w:pStyle w:val="BodyText"/>
+      </w:pPr>
+      <m:oMathPara>
+        <m:oMathParaPr>
+          <m:jc m:val="center"/>
+        </m:oMathParaPr>
+        <m:oMath>
+          <m:sSub>
+            <m:e>
+              <m:r>
+                <m:t>Y</m:t>
+              </m:r>
+            </m:e>
+            <m:sub>
+              <m:r>
+                <m:t>D</m:t>
+              </m:r>
+              <m:r>
+                <m:t>N</m:t>
+              </m:r>
+              <m:r>
+                <m:t>F</m:t>
+              </m:r>
+            </m:sub>
+          </m:sSub>
+          <m:r>
+            <m:rPr>
+              <m:sty m:val="p"/>
+            </m:rPr>
+            <m:t>=</m:t>
+          </m:r>
+          <m:d>
+            <m:dPr>
+              <m:begChr m:val="("/>
+              <m:sepChr m:val=""/>
+              <m:endChr m:val=")"/>
+              <m:grow/>
+            </m:dPr>
+            <m:e>
+              <m:acc>
+                <m:accPr>
+                  <m:chr m:val="‾"/>
+                </m:accPr>
+                <m:e>
+                  <m:r>
+                    <m:t>A</m:t>
+                  </m:r>
+                </m:e>
+              </m:acc>
+              <m:r>
+                <m:rPr>
+                  <m:sty m:val="p"/>
+                </m:rPr>
+                <m:t>∧</m:t>
+              </m:r>
+              <m:r>
+                <m:t>B</m:t>
+              </m:r>
+            </m:e>
+          </m:d>
+          <m:r>
+            <m:rPr>
+              <m:sty m:val="p"/>
+            </m:rPr>
+            <m:t>∨</m:t>
+          </m:r>
+          <m:r>
+            <m:t>A</m:t>
+          </m:r>
+        </m:oMath>
+      </m:oMathPara>
+    </w:p>
+    <w:p>
+      <w:pPr>
+        <w:pStyle w:val="FirstParagraph"/>
+      </w:pPr>
+      <w:r>
+        <w:t xml:space="preserve">Absorption:</w:t>
+      </w:r>
+      <w:r>
+        <w:t xml:space="preserve"> </w:t>
+      </w:r>
+      <m:oMath>
+        <m:d>
+          <m:dPr>
+            <m:begChr m:val="("/>
+            <m:sepChr m:val=""/>
+            <m:endChr m:val=")"/>
+            <m:grow/>
+          </m:dPr>
+          <m:e>
+            <m:acc>
+              <m:accPr>
+                <m:chr m:val="‾"/>
+              </m:accPr>
+              <m:e>
+                <m:r>
+                  <m:t>A</m:t>
+                </m:r>
+              </m:e>
+            </m:acc>
+            <m:r>
+              <m:rPr>
+                <m:sty m:val="p"/>
+              </m:rPr>
+              <m:t>∧</m:t>
+            </m:r>
+            <m:r>
+              <m:t>B</m:t>
+            </m:r>
+          </m:e>
+        </m:d>
+        <m:r>
+          <m:rPr>
+            <m:sty m:val="p"/>
+          </m:rPr>
+          <m:t>∨</m:t>
+        </m:r>
+        <m:r>
+          <m:t>A</m:t>
+        </m:r>
+        <m:r>
+          <m:rPr>
+            <m:sty m:val="p"/>
+          </m:rPr>
+          <m:t>=</m:t>
+        </m:r>
+        <m:r>
+          <m:t>A</m:t>
+        </m:r>
+        <m:r>
+          <m:rPr>
+            <m:sty m:val="p"/>
+          </m:rPr>
+          <m:t>∨</m:t>
+        </m:r>
+        <m:r>
+          <m:t>B</m:t>
+        </m:r>
+      </m:oMath>
+    </w:p>
+    <w:p>
+      <w:pPr>
+        <w:pStyle w:val="BodyText"/>
+      </w:pPr>
+      <m:oMathPara>
+        <m:oMathParaPr>
+          <m:jc m:val="center"/>
+        </m:oMathParaPr>
+        <m:oMath>
+          <m:sSub>
+            <m:e>
+              <m:r>
+                <m:t>Y</m:t>
+              </m:r>
+            </m:e>
+            <m:sub>
+              <m:r>
+                <m:t>D</m:t>
+              </m:r>
+              <m:r>
+                <m:t>N</m:t>
+              </m:r>
+              <m:r>
+                <m:t>F</m:t>
+              </m:r>
+            </m:sub>
+          </m:sSub>
+          <m:r>
+            <m:rPr>
+              <m:sty m:val="p"/>
+            </m:rPr>
+            <m:t>=</m:t>
+          </m:r>
+          <m:r>
+            <m:t>A</m:t>
+          </m:r>
+          <m:r>
+            <m:rPr>
+              <m:sty m:val="p"/>
+            </m:rPr>
+            <m:t>∨</m:t>
+          </m:r>
+          <m:r>
+            <m:t>B</m:t>
+          </m:r>
+        </m:oMath>
+      </m:oMathPara>
+    </w:p>
+    <w:p>
+      <w:pPr>
+        <w:pStyle w:val="FirstParagraph"/>
+      </w:pPr>
+      <w:r>
+        <w:rPr>
+          <w:b/>
+          <w:bCs/>
+        </w:rPr>
+        <w:t xml:space="preserve">Ergebnis:</w:t>
+      </w:r>
+    </w:p>
+    <w:p>
+      <w:pPr>
+        <w:pStyle w:val="BodyText"/>
+      </w:pPr>
+      <m:oMathPara>
+        <m:oMathParaPr>
+          <m:jc m:val="center"/>
+        </m:oMathParaPr>
+        <m:oMath>
+          <m:r>
+            <m:t>Y</m:t>
+          </m:r>
+          <m:r>
+            <m:rPr>
+              <m:sty m:val="p"/>
+            </m:rPr>
+            <m:t>=</m:t>
+          </m:r>
+          <m:r>
+            <m:t>A</m:t>
+          </m:r>
+          <m:r>
+            <m:rPr>
+              <m:sty m:val="p"/>
+            </m:rPr>
+            <m:t>∨</m:t>
+          </m:r>
+          <m:r>
+            <m:t>B</m:t>
+          </m:r>
+        </m:oMath>
+      </m:oMathPara>
+    </w:p>
     <w:bookmarkEnd w:id="63"/>
-    <w:bookmarkStart w:id="162" w:name="sec-KonoSpannungsanalyse"/>
+    <w:bookmarkEnd w:id="64"/>
+    <w:bookmarkStart w:id="68" w:name="X0d4ba3f503dd04510fe872170f696d6a7185e42"/>
+    <w:p>
+      <w:pPr>
+        <w:pStyle w:val="Heading3"/>
+      </w:pPr>
+      <w:r>
+        <w:t xml:space="preserve">1.3.7 Beispiel 7: Konjunktive Normalform (KNF) mit Maxtermen</w:t>
+      </w:r>
+    </w:p>
+    <w:bookmarkStart w:id="65" w:name="aufgabe-6"/>
+    <w:p>
+      <w:pPr>
+        <w:pStyle w:val="Heading4"/>
+      </w:pPr>
+      <w:r>
+        <w:t xml:space="preserve">1.3.7.1 Aufgabe</w:t>
+      </w:r>
+    </w:p>
+    <w:p>
+      <w:pPr>
+        <w:pStyle w:val="FirstParagraph"/>
+      </w:pPr>
+      <w:r>
+        <w:t xml:space="preserve">Verwenden Sie dieselbe Wahrheitstabelle und erstellen Sie die KNF. Vereinfachen Sie und zeigen Sie, dass das Ergebnis identisch zur DNF ist:</w:t>
+      </w:r>
+    </w:p>
+    <w:tbl>
+      <w:tblPr>
+        <w:tblStyle w:val="Table"/>
+        <w:tblW w:type="auto" w:w="0"/>
+        <w:tblLook w:firstRow="1" w:lastRow="0" w:firstColumn="0" w:lastColumn="0" w:noHBand="0" w:noVBand="0" w:val="0020"/>
+      </w:tblPr>
+      <w:tblGrid>
+        <w:gridCol w:w="1980"/>
+        <w:gridCol w:w="1980"/>
+        <w:gridCol w:w="1980"/>
+        <w:gridCol w:w="1980"/>
+      </w:tblGrid>
+      <w:tr>
+        <w:trPr>
+          <w:tblHeader w:val="on"/>
+        </w:trPr>
+        <w:tc>
+          <w:tcPr/>
+          <w:p>
+            <w:pPr>
+              <w:pStyle w:val="Compact"/>
+            </w:pPr>
+            <w:r>
+              <w:t xml:space="preserve">A</w:t>
+            </w:r>
+          </w:p>
+        </w:tc>
+        <w:tc>
+          <w:tcPr/>
+          <w:p>
+            <w:pPr>
+              <w:pStyle w:val="Compact"/>
+            </w:pPr>
+            <w:r>
+              <w:t xml:space="preserve">B</w:t>
+            </w:r>
+          </w:p>
+        </w:tc>
+        <w:tc>
+          <w:tcPr/>
+          <w:p>
+            <w:pPr>
+              <w:pStyle w:val="Compact"/>
+            </w:pPr>
+            <w:r>
+              <w:t xml:space="preserve">Y</w:t>
+            </w:r>
+          </w:p>
+        </w:tc>
+        <w:tc>
+          <w:tcPr/>
+          <w:p>
+            <w:pPr>
+              <w:pStyle w:val="Compact"/>
+            </w:pPr>
+            <w:r>
+              <w:t xml:space="preserve">Maxterm</w:t>
+            </w:r>
+          </w:p>
+        </w:tc>
+      </w:tr>
+      <w:tr>
+        <w:tc>
+          <w:tcPr/>
+          <w:p>
+            <w:pPr>
+              <w:pStyle w:val="Compact"/>
+            </w:pPr>
+            <w:r>
+              <w:t xml:space="preserve">0</w:t>
+            </w:r>
+          </w:p>
+        </w:tc>
+        <w:tc>
+          <w:tcPr/>
+          <w:p>
+            <w:pPr>
+              <w:pStyle w:val="Compact"/>
+            </w:pPr>
+            <w:r>
+              <w:t xml:space="preserve">0</w:t>
+            </w:r>
+          </w:p>
+        </w:tc>
+        <w:tc>
+          <w:tcPr/>
+          <w:p>
+            <w:pPr>
+              <w:pStyle w:val="Compact"/>
+            </w:pPr>
+            <w:r>
+              <w:t xml:space="preserve">0</w:t>
+            </w:r>
+          </w:p>
+        </w:tc>
+        <w:tc>
+          <w:tcPr/>
+          <w:p>
+            <w:pPr>
+              <w:pStyle w:val="Compact"/>
+            </w:pPr>
+            <m:oMath>
+              <m:r>
+                <m:t>A</m:t>
+              </m:r>
+              <m:r>
+                <m:rPr>
+                  <m:sty m:val="p"/>
+                </m:rPr>
+                <m:t>∨</m:t>
+              </m:r>
+              <m:r>
+                <m:t>B</m:t>
+              </m:r>
+            </m:oMath>
+          </w:p>
+        </w:tc>
+      </w:tr>
+      <w:tr>
+        <w:tc>
+          <w:tcPr/>
+          <w:p>
+            <w:pPr>
+              <w:pStyle w:val="Compact"/>
+            </w:pPr>
+            <w:r>
+              <w:t xml:space="preserve">0</w:t>
+            </w:r>
+          </w:p>
+        </w:tc>
+        <w:tc>
+          <w:tcPr/>
+          <w:p>
+            <w:pPr>
+              <w:pStyle w:val="Compact"/>
+            </w:pPr>
+            <w:r>
+              <w:t xml:space="preserve">1</w:t>
+            </w:r>
+          </w:p>
+        </w:tc>
+        <w:tc>
+          <w:tcPr/>
+          <w:p>
+            <w:pPr>
+              <w:pStyle w:val="Compact"/>
+            </w:pPr>
+            <w:r>
+              <w:t xml:space="preserve">1</w:t>
+            </w:r>
+          </w:p>
+        </w:tc>
+        <w:tc>
+          <w:tcPr/>
+          <w:p>
+            <w:pPr>
+              <w:pStyle w:val="Compact"/>
+            </w:pPr>
+            <w:r>
+              <w:t xml:space="preserve">-</w:t>
+            </w:r>
+          </w:p>
+        </w:tc>
+      </w:tr>
+      <w:tr>
+        <w:tc>
+          <w:tcPr/>
+          <w:p>
+            <w:pPr>
+              <w:pStyle w:val="Compact"/>
+            </w:pPr>
+            <w:r>
+              <w:t xml:space="preserve">1</w:t>
+            </w:r>
+          </w:p>
+        </w:tc>
+        <w:tc>
+          <w:tcPr/>
+          <w:p>
+            <w:pPr>
+              <w:pStyle w:val="Compact"/>
+            </w:pPr>
+            <w:r>
+              <w:t xml:space="preserve">0</w:t>
+            </w:r>
+          </w:p>
+        </w:tc>
+        <w:tc>
+          <w:tcPr/>
+          <w:p>
+            <w:pPr>
+              <w:pStyle w:val="Compact"/>
+            </w:pPr>
+            <w:r>
+              <w:t xml:space="preserve">1</w:t>
+            </w:r>
+          </w:p>
+        </w:tc>
+        <w:tc>
+          <w:tcPr/>
+          <w:p>
+            <w:pPr>
+              <w:pStyle w:val="Compact"/>
+            </w:pPr>
+            <w:r>
+              <w:t xml:space="preserve">-</w:t>
+            </w:r>
+          </w:p>
+        </w:tc>
+      </w:tr>
+      <w:tr>
+        <w:tc>
+          <w:tcPr/>
+          <w:p>
+            <w:pPr>
+              <w:pStyle w:val="Compact"/>
+            </w:pPr>
+            <w:r>
+              <w:t xml:space="preserve">1</w:t>
+            </w:r>
+          </w:p>
+        </w:tc>
+        <w:tc>
+          <w:tcPr/>
+          <w:p>
+            <w:pPr>
+              <w:pStyle w:val="Compact"/>
+            </w:pPr>
+            <w:r>
+              <w:t xml:space="preserve">1</w:t>
+            </w:r>
+          </w:p>
+        </w:tc>
+        <w:tc>
+          <w:tcPr/>
+          <w:p>
+            <w:pPr>
+              <w:pStyle w:val="Compact"/>
+            </w:pPr>
+            <w:r>
+              <w:t xml:space="preserve">1</w:t>
+            </w:r>
+          </w:p>
+        </w:tc>
+        <w:tc>
+          <w:tcPr/>
+          <w:p>
+            <w:pPr>
+              <w:pStyle w:val="Compact"/>
+            </w:pPr>
+            <w:r>
+              <w:t xml:space="preserve">-</w:t>
+            </w:r>
+          </w:p>
+        </w:tc>
+      </w:tr>
+    </w:tbl>
+    <w:bookmarkEnd w:id="65"/>
+    <w:bookmarkStart w:id="66" w:name="lösung-6"/>
+    <w:p>
+      <w:pPr>
+        <w:pStyle w:val="Heading4"/>
+      </w:pPr>
+      <w:r>
+        <w:t xml:space="preserve">1.3.7.2 Lösung</w:t>
+      </w:r>
+    </w:p>
+    <w:p>
+      <w:pPr>
+        <w:pStyle w:val="FirstParagraph"/>
+      </w:pPr>
+      <w:r>
+        <w:rPr>
+          <w:b/>
+          <w:bCs/>
+        </w:rPr>
+        <w:t xml:space="preserve">Schritt 1: Maxterme identifizieren</w:t>
+      </w:r>
+      <w:r>
+        <w:br/>
+      </w:r>
+      <w:r>
+        <w:t xml:space="preserve">Ein</w:t>
+      </w:r>
+      <w:r>
+        <w:t xml:space="preserve"> </w:t>
+      </w:r>
+      <w:r>
+        <w:rPr>
+          <w:b/>
+          <w:bCs/>
+        </w:rPr>
+        <w:t xml:space="preserve">Maxterm</w:t>
+      </w:r>
+      <w:r>
+        <w:t xml:space="preserve"> </w:t>
+      </w:r>
+      <w:r>
+        <w:t xml:space="preserve">ist eine OR-Verknüpfung aller Variablen. Die Variable wird negiert, wenn sie 1 ist.</w:t>
+      </w:r>
+    </w:p>
+    <w:p>
+      <w:pPr>
+        <w:pStyle w:val="BodyText"/>
+      </w:pPr>
+      <w:r>
+        <w:t xml:space="preserve">Aus der Tabelle sehen wir den Maxterm für die Zeile mit Y = 0.</w:t>
+      </w:r>
+    </w:p>
+    <w:p>
+      <w:pPr>
+        <w:pStyle w:val="BodyText"/>
+      </w:pPr>
+      <w:r>
+        <w:rPr>
+          <w:b/>
+          <w:bCs/>
+        </w:rPr>
+        <w:t xml:space="preserve">Schritt 2: KNF aufstellen</w:t>
+      </w:r>
+      <w:r>
+        <w:br/>
+      </w:r>
+      <w:r>
+        <w:t xml:space="preserve">Die</w:t>
+      </w:r>
+      <w:r>
+        <w:t xml:space="preserve"> </w:t>
+      </w:r>
+      <w:r>
+        <w:rPr>
+          <w:b/>
+          <w:bCs/>
+        </w:rPr>
+        <w:t xml:space="preserve">Konjunktive Normalform (KNF)</w:t>
+      </w:r>
+      <w:r>
+        <w:t xml:space="preserve"> </w:t>
+      </w:r>
+      <w:r>
+        <w:t xml:space="preserve">ist die AND-Verknüpfung aller Maxterme:</w:t>
+      </w:r>
+    </w:p>
+    <w:p>
+      <w:pPr>
+        <w:pStyle w:val="BodyText"/>
+      </w:pPr>
+      <m:oMathPara>
+        <m:oMathParaPr>
+          <m:jc m:val="center"/>
+        </m:oMathParaPr>
+        <m:oMath>
+          <m:sSub>
+            <m:e>
+              <m:r>
+                <m:t>Y</m:t>
+              </m:r>
+            </m:e>
+            <m:sub>
+              <m:r>
+                <m:t>K</m:t>
+              </m:r>
+              <m:r>
+                <m:t>N</m:t>
+              </m:r>
+              <m:r>
+                <m:t>F</m:t>
+              </m:r>
+            </m:sub>
+          </m:sSub>
+          <m:r>
+            <m:rPr>
+              <m:sty m:val="p"/>
+            </m:rPr>
+            <m:t>=</m:t>
+          </m:r>
+          <m:r>
+            <m:t>A</m:t>
+          </m:r>
+          <m:r>
+            <m:rPr>
+              <m:sty m:val="p"/>
+            </m:rPr>
+            <m:t>∨</m:t>
+          </m:r>
+          <m:r>
+            <m:t>B</m:t>
+          </m:r>
+        </m:oMath>
+      </m:oMathPara>
+    </w:p>
+    <w:p>
+      <w:pPr>
+        <w:pStyle w:val="FirstParagraph"/>
+      </w:pPr>
+      <w:r>
+        <w:rPr>
+          <w:b/>
+          <w:bCs/>
+        </w:rPr>
+        <w:t xml:space="preserve">Ergebnis:</w:t>
+      </w:r>
+    </w:p>
+    <w:p>
+      <w:pPr>
+        <w:pStyle w:val="BodyText"/>
+      </w:pPr>
+      <m:oMathPara>
+        <m:oMathParaPr>
+          <m:jc m:val="center"/>
+        </m:oMathParaPr>
+        <m:oMath>
+          <m:r>
+            <m:t>Y</m:t>
+          </m:r>
+          <m:r>
+            <m:rPr>
+              <m:sty m:val="p"/>
+            </m:rPr>
+            <m:t>=</m:t>
+          </m:r>
+          <m:r>
+            <m:t>A</m:t>
+          </m:r>
+          <m:r>
+            <m:rPr>
+              <m:sty m:val="p"/>
+            </m:rPr>
+            <m:t>∨</m:t>
+          </m:r>
+          <m:r>
+            <m:t>B</m:t>
+          </m:r>
+        </m:oMath>
+      </m:oMathPara>
+    </w:p>
+    <w:bookmarkEnd w:id="66"/>
+    <w:bookmarkStart w:id="67" w:name="vergleich-und-interpretation"/>
+    <w:p>
+      <w:pPr>
+        <w:pStyle w:val="Heading4"/>
+      </w:pPr>
+      <w:r>
+        <w:t xml:space="preserve">1.3.7.3 Vergleich und Interpretation</w:t>
+      </w:r>
+    </w:p>
+    <w:p>
+      <w:pPr>
+        <w:pStyle w:val="FirstParagraph"/>
+      </w:pPr>
+      <w:r>
+        <w:t xml:space="preserve">Beide Normalformen führen zum</w:t>
+      </w:r>
+      <w:r>
+        <w:t xml:space="preserve"> </w:t>
+      </w:r>
+      <w:r>
+        <w:rPr>
+          <w:b/>
+          <w:bCs/>
+        </w:rPr>
+        <w:t xml:space="preserve">gleichen Ergebnis</w:t>
+      </w:r>
+      <w:r>
+        <w:t xml:space="preserve">:</w:t>
+      </w:r>
+    </w:p>
+    <w:p>
+      <w:pPr>
+        <w:pStyle w:val="BodyText"/>
+      </w:pPr>
+      <m:oMathPara>
+        <m:oMathParaPr>
+          <m:jc m:val="center"/>
+        </m:oMathParaPr>
+        <m:oMath>
+          <m:sSub>
+            <m:e>
+              <m:r>
+                <m:t>Y</m:t>
+              </m:r>
+            </m:e>
+            <m:sub>
+              <m:r>
+                <m:t>D</m:t>
+              </m:r>
+              <m:r>
+                <m:t>N</m:t>
+              </m:r>
+              <m:r>
+                <m:t>F</m:t>
+              </m:r>
+            </m:sub>
+          </m:sSub>
+          <m:r>
+            <m:rPr>
+              <m:sty m:val="p"/>
+            </m:rPr>
+            <m:t>=</m:t>
+          </m:r>
+          <m:r>
+            <m:t>A</m:t>
+          </m:r>
+          <m:r>
+            <m:rPr>
+              <m:sty m:val="p"/>
+            </m:rPr>
+            <m:t>∨</m:t>
+          </m:r>
+          <m:r>
+            <m:t>B</m:t>
+          </m:r>
+        </m:oMath>
+      </m:oMathPara>
+    </w:p>
+    <w:p>
+      <w:pPr>
+        <w:pStyle w:val="FirstParagraph"/>
+      </w:pPr>
+      <m:oMathPara>
+        <m:oMathParaPr>
+          <m:jc m:val="center"/>
+        </m:oMathParaPr>
+        <m:oMath>
+          <m:sSub>
+            <m:e>
+              <m:r>
+                <m:t>Y</m:t>
+              </m:r>
+            </m:e>
+            <m:sub>
+              <m:r>
+                <m:t>K</m:t>
+              </m:r>
+              <m:r>
+                <m:t>N</m:t>
+              </m:r>
+              <m:r>
+                <m:t>F</m:t>
+              </m:r>
+            </m:sub>
+          </m:sSub>
+          <m:r>
+            <m:rPr>
+              <m:sty m:val="p"/>
+            </m:rPr>
+            <m:t>=</m:t>
+          </m:r>
+          <m:r>
+            <m:t>A</m:t>
+          </m:r>
+          <m:r>
+            <m:rPr>
+              <m:sty m:val="p"/>
+            </m:rPr>
+            <m:t>∨</m:t>
+          </m:r>
+          <m:r>
+            <m:t>B</m:t>
+          </m:r>
+        </m:oMath>
+      </m:oMathPara>
+    </w:p>
+    <w:p>
+      <w:pPr>
+        <w:pStyle w:val="FirstParagraph"/>
+      </w:pPr>
+      <w:r>
+        <w:rPr>
+          <w:b/>
+          <w:bCs/>
+        </w:rPr>
+        <w:t xml:space="preserve">Wahrheitstabelle zur Verifikation:</w:t>
+      </w:r>
+    </w:p>
+    <w:tbl>
+      <w:tblPr>
+        <w:tblStyle w:val="Table"/>
+        <w:tblW w:type="pct" w:w="5000"/>
+        <w:tblLayout w:type="fixed"/>
+        <w:tblLook w:firstRow="1" w:lastRow="0" w:firstColumn="0" w:lastColumn="0" w:noHBand="0" w:noVBand="0" w:val="0020"/>
+      </w:tblPr>
+      <w:tblGrid>
+        <w:gridCol w:w="235"/>
+        <w:gridCol w:w="235"/>
+        <w:gridCol w:w="1411"/>
+        <w:gridCol w:w="1411"/>
+        <w:gridCol w:w="1019"/>
+        <w:gridCol w:w="1254"/>
+        <w:gridCol w:w="940"/>
+        <w:gridCol w:w="1019"/>
+        <w:gridCol w:w="392"/>
+      </w:tblGrid>
+      <w:tr>
+        <w:trPr>
+          <w:tblHeader w:val="on"/>
+        </w:trPr>
+        <w:tc>
+          <w:tcPr/>
+          <w:p>
+            <w:pPr>
+              <w:pStyle w:val="Compact"/>
+            </w:pPr>
+            <w:r>
+              <w:t xml:space="preserve">A</w:t>
+            </w:r>
+          </w:p>
+        </w:tc>
+        <w:tc>
+          <w:tcPr/>
+          <w:p>
+            <w:pPr>
+              <w:pStyle w:val="Compact"/>
+            </w:pPr>
+            <w:r>
+              <w:t xml:space="preserve">B</w:t>
+            </w:r>
+          </w:p>
+        </w:tc>
+        <w:tc>
+          <w:tcPr/>
+          <w:p>
+            <w:pPr>
+              <w:pStyle w:val="Compact"/>
+            </w:pPr>
+            <m:oMath>
+              <m:acc>
+                <m:accPr>
+                  <m:chr m:val="‾"/>
+                </m:accPr>
+                <m:e>
+                  <m:r>
+                    <m:t>A</m:t>
+                  </m:r>
+                </m:e>
+              </m:acc>
+              <m:r>
+                <m:rPr>
+                  <m:sty m:val="p"/>
+                </m:rPr>
+                <m:t>∧</m:t>
+              </m:r>
+              <m:r>
+                <m:t>B</m:t>
+              </m:r>
+            </m:oMath>
+          </w:p>
+        </w:tc>
+        <w:tc>
+          <w:tcPr/>
+          <w:p>
+            <w:pPr>
+              <w:pStyle w:val="Compact"/>
+            </w:pPr>
+            <m:oMath>
+              <m:r>
+                <m:t>A</m:t>
+              </m:r>
+              <m:r>
+                <m:rPr>
+                  <m:sty m:val="p"/>
+                </m:rPr>
+                <m:t>∧</m:t>
+              </m:r>
+              <m:acc>
+                <m:accPr>
+                  <m:chr m:val="‾"/>
+                </m:accPr>
+                <m:e>
+                  <m:r>
+                    <m:t>B</m:t>
+                  </m:r>
+                </m:e>
+              </m:acc>
+            </m:oMath>
+          </w:p>
+        </w:tc>
+        <w:tc>
+          <w:tcPr/>
+          <w:p>
+            <w:pPr>
+              <w:pStyle w:val="Compact"/>
+            </w:pPr>
+            <m:oMath>
+              <m:r>
+                <m:t>A</m:t>
+              </m:r>
+              <m:r>
+                <m:rPr>
+                  <m:sty m:val="p"/>
+                </m:rPr>
+                <m:t>∧</m:t>
+              </m:r>
+              <m:r>
+                <m:t>B</m:t>
+              </m:r>
+            </m:oMath>
+          </w:p>
+        </w:tc>
+        <w:tc>
+          <w:tcPr/>
+          <w:p>
+            <w:pPr>
+              <w:pStyle w:val="Compact"/>
+            </w:pPr>
+            <w:r>
+              <w:t xml:space="preserve">DNF (Original)</w:t>
+            </w:r>
+          </w:p>
+        </w:tc>
+        <w:tc>
+          <w:tcPr/>
+          <w:p>
+            <w:pPr>
+              <w:pStyle w:val="Compact"/>
+            </w:pPr>
+            <m:oMath>
+              <m:r>
+                <m:t>A</m:t>
+              </m:r>
+              <m:r>
+                <m:rPr>
+                  <m:sty m:val="p"/>
+                </m:rPr>
+                <m:t>∨</m:t>
+              </m:r>
+              <m:r>
+                <m:t>B</m:t>
+              </m:r>
+            </m:oMath>
+          </w:p>
+        </w:tc>
+        <w:tc>
+          <w:tcPr/>
+          <w:p>
+            <w:pPr>
+              <w:pStyle w:val="Compact"/>
+            </w:pPr>
+            <w:r>
+              <w:t xml:space="preserve">Vereinfacht</w:t>
+            </w:r>
+          </w:p>
+        </w:tc>
+        <w:tc>
+          <w:tcPr/>
+          <w:p>
+            <w:pPr>
+              <w:pStyle w:val="Compact"/>
+            </w:pPr>
+            <w:r>
+              <w:t xml:space="preserve">KNF</w:t>
+            </w:r>
+          </w:p>
+        </w:tc>
+      </w:tr>
+      <w:tr>
+        <w:tc>
+          <w:tcPr/>
+          <w:p>
+            <w:pPr>
+              <w:pStyle w:val="Compact"/>
+            </w:pPr>
+            <w:r>
+              <w:t xml:space="preserve">0</w:t>
+            </w:r>
+          </w:p>
+        </w:tc>
+        <w:tc>
+          <w:tcPr/>
+          <w:p>
+            <w:pPr>
+              <w:pStyle w:val="Compact"/>
+            </w:pPr>
+            <w:r>
+              <w:t xml:space="preserve">0</w:t>
+            </w:r>
+          </w:p>
+        </w:tc>
+        <w:tc>
+          <w:tcPr/>
+          <w:p>
+            <w:pPr>
+              <w:pStyle w:val="Compact"/>
+            </w:pPr>
+            <w:r>
+              <w:t xml:space="preserve">0</w:t>
+            </w:r>
+          </w:p>
+        </w:tc>
+        <w:tc>
+          <w:tcPr/>
+          <w:p>
+            <w:pPr>
+              <w:pStyle w:val="Compact"/>
+            </w:pPr>
+            <w:r>
+              <w:t xml:space="preserve">0</w:t>
+            </w:r>
+          </w:p>
+        </w:tc>
+        <w:tc>
+          <w:tcPr/>
+          <w:p>
+            <w:pPr>
+              <w:pStyle w:val="Compact"/>
+            </w:pPr>
+            <w:r>
+              <w:t xml:space="preserve">0</w:t>
+            </w:r>
+          </w:p>
+        </w:tc>
+        <w:tc>
+          <w:tcPr/>
+          <w:p>
+            <w:pPr>
+              <w:pStyle w:val="Compact"/>
+            </w:pPr>
+            <w:r>
+              <w:t xml:space="preserve">0</w:t>
+            </w:r>
+          </w:p>
+        </w:tc>
+        <w:tc>
+          <w:tcPr/>
+          <w:p>
+            <w:pPr>
+              <w:pStyle w:val="Compact"/>
+            </w:pPr>
+            <w:r>
+              <w:t xml:space="preserve">0</w:t>
+            </w:r>
+          </w:p>
+        </w:tc>
+        <w:tc>
+          <w:tcPr/>
+          <w:p>
+            <w:pPr>
+              <w:pStyle w:val="Compact"/>
+            </w:pPr>
+            <w:r>
+              <w:t xml:space="preserve">0</w:t>
+            </w:r>
+          </w:p>
+        </w:tc>
+        <w:tc>
+          <w:tcPr/>
+          <w:p>
+            <w:pPr>
+              <w:pStyle w:val="Compact"/>
+            </w:pPr>
+            <w:r>
+              <w:t xml:space="preserve">0</w:t>
+            </w:r>
+          </w:p>
+        </w:tc>
+      </w:tr>
+      <w:tr>
+        <w:tc>
+          <w:tcPr/>
+          <w:p>
+            <w:pPr>
+              <w:pStyle w:val="Compact"/>
+            </w:pPr>
+            <w:r>
+              <w:t xml:space="preserve">0</w:t>
+            </w:r>
+          </w:p>
+        </w:tc>
+        <w:tc>
+          <w:tcPr/>
+          <w:p>
+            <w:pPr>
+              <w:pStyle w:val="Compact"/>
+            </w:pPr>
+            <w:r>
+              <w:t xml:space="preserve">1</w:t>
+            </w:r>
+          </w:p>
+        </w:tc>
+        <w:tc>
+          <w:tcPr/>
+          <w:p>
+            <w:pPr>
+              <w:pStyle w:val="Compact"/>
+            </w:pPr>
+            <w:r>
+              <w:t xml:space="preserve">1</w:t>
+            </w:r>
+          </w:p>
+        </w:tc>
+        <w:tc>
+          <w:tcPr/>
+          <w:p>
+            <w:pPr>
+              <w:pStyle w:val="Compact"/>
+            </w:pPr>
+            <w:r>
+              <w:t xml:space="preserve">0</w:t>
+            </w:r>
+          </w:p>
+        </w:tc>
+        <w:tc>
+          <w:tcPr/>
+          <w:p>
+            <w:pPr>
+              <w:pStyle w:val="Compact"/>
+            </w:pPr>
+            <w:r>
+              <w:t xml:space="preserve">0</w:t>
+            </w:r>
+          </w:p>
+        </w:tc>
+        <w:tc>
+          <w:tcPr/>
+          <w:p>
+            <w:pPr>
+              <w:pStyle w:val="Compact"/>
+            </w:pPr>
+            <w:r>
+              <w:t xml:space="preserve">1</w:t>
+            </w:r>
+          </w:p>
+        </w:tc>
+        <w:tc>
+          <w:tcPr/>
+          <w:p>
+            <w:pPr>
+              <w:pStyle w:val="Compact"/>
+            </w:pPr>
+            <w:r>
+              <w:t xml:space="preserve">1</w:t>
+            </w:r>
+          </w:p>
+        </w:tc>
+        <w:tc>
+          <w:tcPr/>
+          <w:p>
+            <w:pPr>
+              <w:pStyle w:val="Compact"/>
+            </w:pPr>
+            <w:r>
+              <w:t xml:space="preserve">1</w:t>
+            </w:r>
+          </w:p>
+        </w:tc>
+        <w:tc>
+          <w:tcPr/>
+          <w:p>
+            <w:pPr>
+              <w:pStyle w:val="Compact"/>
+            </w:pPr>
+            <w:r>
+              <w:t xml:space="preserve">1</w:t>
+            </w:r>
+          </w:p>
+        </w:tc>
+      </w:tr>
+      <w:tr>
+        <w:tc>
+          <w:tcPr/>
+          <w:p>
+            <w:pPr>
+              <w:pStyle w:val="Compact"/>
+            </w:pPr>
+            <w:r>
+              <w:t xml:space="preserve">1</w:t>
+            </w:r>
+          </w:p>
+        </w:tc>
+        <w:tc>
+          <w:tcPr/>
+          <w:p>
+            <w:pPr>
+              <w:pStyle w:val="Compact"/>
+            </w:pPr>
+            <w:r>
+              <w:t xml:space="preserve">0</w:t>
+            </w:r>
+          </w:p>
+        </w:tc>
+        <w:tc>
+          <w:tcPr/>
+          <w:p>
+            <w:pPr>
+              <w:pStyle w:val="Compact"/>
+            </w:pPr>
+            <w:r>
+              <w:t xml:space="preserve">0</w:t>
+            </w:r>
+          </w:p>
+        </w:tc>
+        <w:tc>
+          <w:tcPr/>
+          <w:p>
+            <w:pPr>
+              <w:pStyle w:val="Compact"/>
+            </w:pPr>
+            <w:r>
+              <w:t xml:space="preserve">1</w:t>
+            </w:r>
+          </w:p>
+        </w:tc>
+        <w:tc>
+          <w:tcPr/>
+          <w:p>
+            <w:pPr>
+              <w:pStyle w:val="Compact"/>
+            </w:pPr>
+            <w:r>
+              <w:t xml:space="preserve">0</w:t>
+            </w:r>
+          </w:p>
+        </w:tc>
+        <w:tc>
+          <w:tcPr/>
+          <w:p>
+            <w:pPr>
+              <w:pStyle w:val="Compact"/>
+            </w:pPr>
+            <w:r>
+              <w:t xml:space="preserve">1</w:t>
+            </w:r>
+          </w:p>
+        </w:tc>
+        <w:tc>
+          <w:tcPr/>
+          <w:p>
+            <w:pPr>
+              <w:pStyle w:val="Compact"/>
+            </w:pPr>
+            <w:r>
+              <w:t xml:space="preserve">1</w:t>
+            </w:r>
+          </w:p>
+        </w:tc>
+        <w:tc>
+          <w:tcPr/>
+          <w:p>
+            <w:pPr>
+              <w:pStyle w:val="Compact"/>
+            </w:pPr>
+            <w:r>
+              <w:t xml:space="preserve">1</w:t>
+            </w:r>
+          </w:p>
+        </w:tc>
+        <w:tc>
+          <w:tcPr/>
+          <w:p>
+            <w:pPr>
+              <w:pStyle w:val="Compact"/>
+            </w:pPr>
+            <w:r>
+              <w:t xml:space="preserve">1</w:t>
+            </w:r>
+          </w:p>
+        </w:tc>
+      </w:tr>
+      <w:tr>
+        <w:tc>
+          <w:tcPr/>
+          <w:p>
+            <w:pPr>
+              <w:pStyle w:val="Compact"/>
+            </w:pPr>
+            <w:r>
+              <w:t xml:space="preserve">1</w:t>
+            </w:r>
+          </w:p>
+        </w:tc>
+        <w:tc>
+          <w:tcPr/>
+          <w:p>
+            <w:pPr>
+              <w:pStyle w:val="Compact"/>
+            </w:pPr>
+            <w:r>
+              <w:t xml:space="preserve">1</w:t>
+            </w:r>
+          </w:p>
+        </w:tc>
+        <w:tc>
+          <w:tcPr/>
+          <w:p>
+            <w:pPr>
+              <w:pStyle w:val="Compact"/>
+            </w:pPr>
+            <w:r>
+              <w:t xml:space="preserve">0</w:t>
+            </w:r>
+          </w:p>
+        </w:tc>
+        <w:tc>
+          <w:tcPr/>
+          <w:p>
+            <w:pPr>
+              <w:pStyle w:val="Compact"/>
+            </w:pPr>
+            <w:r>
+              <w:t xml:space="preserve">0</w:t>
+            </w:r>
+          </w:p>
+        </w:tc>
+        <w:tc>
+          <w:tcPr/>
+          <w:p>
+            <w:pPr>
+              <w:pStyle w:val="Compact"/>
+            </w:pPr>
+            <w:r>
+              <w:t xml:space="preserve">1</w:t>
+            </w:r>
+          </w:p>
+        </w:tc>
+        <w:tc>
+          <w:tcPr/>
+          <w:p>
+            <w:pPr>
+              <w:pStyle w:val="Compact"/>
+            </w:pPr>
+            <w:r>
+              <w:t xml:space="preserve">1</w:t>
+            </w:r>
+          </w:p>
+        </w:tc>
+        <w:tc>
+          <w:tcPr/>
+          <w:p>
+            <w:pPr>
+              <w:pStyle w:val="Compact"/>
+            </w:pPr>
+            <w:r>
+              <w:t xml:space="preserve">1</w:t>
+            </w:r>
+          </w:p>
+        </w:tc>
+        <w:tc>
+          <w:tcPr/>
+          <w:p>
+            <w:pPr>
+              <w:pStyle w:val="Compact"/>
+            </w:pPr>
+            <w:r>
+              <w:t xml:space="preserve">1</w:t>
+            </w:r>
+          </w:p>
+        </w:tc>
+        <w:tc>
+          <w:tcPr/>
+          <w:p>
+            <w:pPr>
+              <w:pStyle w:val="Compact"/>
+            </w:pPr>
+            <w:r>
+              <w:t xml:space="preserve">1</w:t>
+            </w:r>
+          </w:p>
+        </w:tc>
+      </w:tr>
+    </w:tbl>
+    <w:p>
+      <w:pPr>
+        <w:pStyle w:val="BodyText"/>
+      </w:pPr>
+      <w:r>
+        <w:rPr>
+          <w:b/>
+          <w:bCs/>
+        </w:rPr>
+        <w:t xml:space="preserve">Erkenntnisse:</w:t>
+      </w:r>
+    </w:p>
+    <w:p>
+      <w:pPr>
+        <w:pStyle w:val="Compact"/>
+        <w:numPr>
+          <w:ilvl w:val="0"/>
+          <w:numId w:val="1003"/>
+        </w:numPr>
+      </w:pPr>
+      <w:r>
+        <w:rPr>
+          <w:b/>
+          <w:bCs/>
+        </w:rPr>
+        <w:t xml:space="preserve">DNF</w:t>
+      </w:r>
+      <w:r>
+        <w:t xml:space="preserve"> </w:t>
+      </w:r>
+      <w:r>
+        <w:t xml:space="preserve">verwendet Minterme (Y=1 Zeilen) → Sum of Products</w:t>
+      </w:r>
+    </w:p>
+    <w:p>
+      <w:pPr>
+        <w:pStyle w:val="Compact"/>
+        <w:numPr>
+          <w:ilvl w:val="0"/>
+          <w:numId w:val="1003"/>
+        </w:numPr>
+      </w:pPr>
+      <w:r>
+        <w:rPr>
+          <w:b/>
+          <w:bCs/>
+        </w:rPr>
+        <w:t xml:space="preserve">KNF</w:t>
+      </w:r>
+      <w:r>
+        <w:t xml:space="preserve"> </w:t>
+      </w:r>
+      <w:r>
+        <w:t xml:space="preserve">verwendet Maxterme (Y=0 Zeilen) → Product of Sums</w:t>
+      </w:r>
+      <w:r>
+        <w:br/>
+      </w:r>
+    </w:p>
+    <w:p>
+      <w:pPr>
+        <w:pStyle w:val="Compact"/>
+        <w:numPr>
+          <w:ilvl w:val="0"/>
+          <w:numId w:val="1003"/>
+        </w:numPr>
+      </w:pPr>
+      <w:r>
+        <w:t xml:space="preserve">Beide Normalformen beschreiben</w:t>
+      </w:r>
+      <w:r>
+        <w:t xml:space="preserve"> </w:t>
+      </w:r>
+      <w:r>
+        <w:rPr>
+          <w:b/>
+          <w:bCs/>
+        </w:rPr>
+        <w:t xml:space="preserve">dieselbe Funktion</w:t>
+      </w:r>
+    </w:p>
+    <w:p>
+      <w:pPr>
+        <w:pStyle w:val="Compact"/>
+        <w:numPr>
+          <w:ilvl w:val="0"/>
+          <w:numId w:val="1003"/>
+        </w:numPr>
+      </w:pPr>
+      <w:r>
+        <w:t xml:space="preserve">Die KNF war in diesem Fall bereits minimal, während die DNF vereinfacht werden musste</w:t>
+      </w:r>
+    </w:p>
+    <w:p>
+      <w:pPr>
+        <w:pStyle w:val="Compact"/>
+        <w:numPr>
+          <w:ilvl w:val="0"/>
+          <w:numId w:val="1003"/>
+        </w:numPr>
+      </w:pPr>
+      <w:r>
+        <w:t xml:space="preserve">Je nachdem, ob mehr 1en oder 0en in der Wahrheitstabelle sind, kann eine Form einfacher sein</w:t>
+      </w:r>
+    </w:p>
+    <w:p>
+      <w:pPr>
+        <w:pStyle w:val="FirstParagraph"/>
+      </w:pPr>
+      <w:r>
+        <w:rPr>
+          <w:b/>
+          <w:bCs/>
+        </w:rPr>
+        <w:t xml:space="preserve">Faustregel:</w:t>
+      </w:r>
+      <w:r>
+        <w:t xml:space="preserve"> </w:t>
+      </w:r>
+      <w:r>
+        <w:t xml:space="preserve">- Viele 1en in Wahrheitstabelle → KNF ist kürzer (weniger Maxterme)</w:t>
+      </w:r>
+      <w:r>
+        <w:t xml:space="preserve"> </w:t>
+      </w:r>
+      <w:r>
+        <w:t xml:space="preserve">- Viele 0en in Wahrheitstabelle → DNF ist kürzer (weniger Minterme)</w:t>
+      </w:r>
+    </w:p>
+    <w:bookmarkEnd w:id="67"/>
+    <w:bookmarkEnd w:id="68"/>
+    <w:bookmarkEnd w:id="69"/>
+    <w:bookmarkEnd w:id="70"/>
+    <w:bookmarkStart w:id="169" w:name="sec-KonoSpannungsanalyse"/>
     <w:p>
       <w:pPr>
         <w:pStyle w:val="Heading1"/>
@@ -10293,7 +12799,7 @@
         <w:t xml:space="preserve">Es entsteht ein lineares Gleichungssystem, das gelöst werden kann.</w:t>
       </w:r>
     </w:p>
-    <w:bookmarkStart w:id="68" w:name="beispiel-1"/>
+    <w:bookmarkStart w:id="75" w:name="beispiel-1"/>
     <w:p>
       <w:pPr>
         <w:pStyle w:val="Heading2"/>
@@ -10340,7 +12846,7 @@
       <w:tr>
         <w:tc>
           <w:tcPr/>
-          <w:bookmarkStart w:id="67" w:name="fig-KSA1"/>
+          <w:bookmarkStart w:id="74" w:name="fig-KSA1"/>
           <w:p>
             <w:pPr>
               <w:pStyle w:val="Compact"/>
@@ -10351,18 +12857,18 @@
                 <wp:inline>
                   <wp:extent cx="3522846" cy="1925052"/>
                   <wp:effectExtent b="0" l="0" r="0" t="0"/>
-                  <wp:docPr descr="" title="" id="65" name="Picture"/>
+                  <wp:docPr descr="" title="" id="72" name="Picture"/>
                   <a:graphic>
                     <a:graphicData uri="http://schemas.openxmlformats.org/drawingml/2006/picture">
                       <pic:pic>
                         <pic:nvPicPr>
-                          <pic:cNvPr descr="GET/Grafiken/KSA_1.png" id="66" name="Picture"/>
+                          <pic:cNvPr descr="GET/Grafiken/KSA_1.png" id="73" name="Picture"/>
                           <pic:cNvPicPr>
                             <a:picLocks noChangeArrowheads="1" noChangeAspect="1"/>
                           </pic:cNvPicPr>
                         </pic:nvPicPr>
                         <pic:blipFill>
-                          <a:blip r:embed="rId64"/>
+                          <a:blip r:embed="rId71"/>
                           <a:stretch>
                             <a:fillRect/>
                           </a:stretch>
@@ -10402,7 +12908,7 @@
               <w:t xml:space="preserve">Abbildung 2.1: Netzwerk</w:t>
             </w:r>
           </w:p>
-          <w:bookmarkEnd w:id="67"/>
+          <w:bookmarkEnd w:id="74"/>
         </w:tc>
       </w:tr>
     </w:tbl>
@@ -10797,8 +13303,8 @@
         <w:t xml:space="preserve">Für so eine einfache Schaltung würde man die Knoten-Spannungs-Analyse nicht verwenden. Die Methode lässt sich allerdings auf beliebig Komplexe Schaltungen anwenden.</w:t>
       </w:r>
     </w:p>
-    <w:bookmarkEnd w:id="68"/>
-    <w:bookmarkStart w:id="85" w:name="beispiel-2"/>
+    <w:bookmarkEnd w:id="75"/>
+    <w:bookmarkStart w:id="92" w:name="beispiel-2"/>
     <w:p>
       <w:pPr>
         <w:pStyle w:val="Heading2"/>
@@ -10845,7 +13351,7 @@
       <w:tr>
         <w:tc>
           <w:tcPr/>
-          <w:bookmarkStart w:id="72" w:name="fig-KSA2"/>
+          <w:bookmarkStart w:id="79" w:name="fig-KSA2"/>
           <w:p>
             <w:pPr>
               <w:pStyle w:val="Compact"/>
@@ -10856,18 +13362,18 @@
                 <wp:inline>
                   <wp:extent cx="5334000" cy="3730583"/>
                   <wp:effectExtent b="0" l="0" r="0" t="0"/>
-                  <wp:docPr descr="" title="" id="70" name="Picture"/>
+                  <wp:docPr descr="" title="" id="77" name="Picture"/>
                   <a:graphic>
                     <a:graphicData uri="http://schemas.openxmlformats.org/drawingml/2006/picture">
                       <pic:pic>
                         <pic:nvPicPr>
-                          <pic:cNvPr descr="GET/Grafiken/KSA_2.png" id="71" name="Picture"/>
+                          <pic:cNvPr descr="GET/Grafiken/KSA_2.png" id="78" name="Picture"/>
                           <pic:cNvPicPr>
                             <a:picLocks noChangeArrowheads="1" noChangeAspect="1"/>
                           </pic:cNvPicPr>
                         </pic:nvPicPr>
                         <pic:blipFill>
-                          <a:blip r:embed="rId69"/>
+                          <a:blip r:embed="rId76"/>
                           <a:stretch>
                             <a:fillRect/>
                           </a:stretch>
@@ -10907,7 +13413,7 @@
               <w:t xml:space="preserve">Abbildung 2.2: Netzwerk</w:t>
             </w:r>
           </w:p>
-          <w:bookmarkEnd w:id="72"/>
+          <w:bookmarkEnd w:id="79"/>
         </w:tc>
       </w:tr>
     </w:tbl>
@@ -11231,7 +13737,7 @@
       <w:pPr>
         <w:pStyle w:val="BodyText"/>
       </w:pPr>
-      <w:bookmarkStart w:id="73" w:name="eq-M1"/>
+      <w:bookmarkStart w:id="80" w:name="eq-M1"/>
       <m:oMathPara>
         <m:oMathParaPr>
           <m:jc m:val="center"/>
@@ -11294,13 +13800,13 @@
           </m:d>
         </m:oMath>
       </m:oMathPara>
-      <w:bookmarkEnd w:id="73"/>
+      <w:bookmarkEnd w:id="80"/>
     </w:p>
     <w:p>
       <w:pPr>
         <w:pStyle w:val="FirstParagraph"/>
       </w:pPr>
-      <w:bookmarkStart w:id="74" w:name="eq-M2"/>
+      <w:bookmarkStart w:id="81" w:name="eq-M2"/>
       <m:oMathPara>
         <m:oMathParaPr>
           <m:jc m:val="center"/>
@@ -11387,7 +13893,7 @@
           </m:d>
         </m:oMath>
       </m:oMathPara>
-      <w:bookmarkEnd w:id="74"/>
+      <w:bookmarkEnd w:id="81"/>
     </w:p>
     <w:p>
       <w:pPr>
@@ -11401,7 +13907,7 @@
       <w:pPr>
         <w:pStyle w:val="BodyText"/>
       </w:pPr>
-      <w:bookmarkStart w:id="75" w:name="eq-K1"/>
+      <w:bookmarkStart w:id="82" w:name="eq-K1"/>
       <m:oMathPara>
         <m:oMathParaPr>
           <m:jc m:val="center"/>
@@ -11473,7 +13979,7 @@
           </m:d>
         </m:oMath>
       </m:oMathPara>
-      <w:bookmarkEnd w:id="75"/>
+      <w:bookmarkEnd w:id="82"/>
     </w:p>
     <w:p>
       <w:pPr>
@@ -11499,7 +14005,7 @@
       <w:pPr>
         <w:pStyle w:val="BodyText"/>
       </w:pPr>
-      <w:bookmarkStart w:id="76" w:name="eq-O1"/>
+      <w:bookmarkStart w:id="83" w:name="eq-O1"/>
       <m:oMathPara>
         <m:oMathParaPr>
           <m:jc m:val="center"/>
@@ -11565,13 +14071,13 @@
           </m:d>
         </m:oMath>
       </m:oMathPara>
-      <w:bookmarkEnd w:id="76"/>
+      <w:bookmarkEnd w:id="83"/>
     </w:p>
     <w:p>
       <w:pPr>
         <w:pStyle w:val="FirstParagraph"/>
       </w:pPr>
-      <w:bookmarkStart w:id="77" w:name="eq-O2"/>
+      <w:bookmarkStart w:id="84" w:name="eq-O2"/>
       <m:oMathPara>
         <m:oMathParaPr>
           <m:jc m:val="center"/>
@@ -11637,13 +14143,13 @@
           </m:d>
         </m:oMath>
       </m:oMathPara>
-      <w:bookmarkEnd w:id="77"/>
+      <w:bookmarkEnd w:id="84"/>
     </w:p>
     <w:p>
       <w:pPr>
         <w:pStyle w:val="FirstParagraph"/>
       </w:pPr>
-      <w:bookmarkStart w:id="78" w:name="eq-O3"/>
+      <w:bookmarkStart w:id="85" w:name="eq-O3"/>
       <m:oMathPara>
         <m:oMathParaPr>
           <m:jc m:val="center"/>
@@ -11709,7 +14215,7 @@
           </m:d>
         </m:oMath>
       </m:oMathPara>
-      <w:bookmarkEnd w:id="78"/>
+      <w:bookmarkEnd w:id="85"/>
     </w:p>
     <w:p>
       <w:pPr>
@@ -11751,7 +14257,7 @@
       <w:pPr>
         <w:pStyle w:val="BodyText"/>
       </w:pPr>
-      <w:bookmarkStart w:id="79" w:name="eq-U1"/>
+      <w:bookmarkStart w:id="86" w:name="eq-U1"/>
       <m:oMathPara>
         <m:oMathParaPr>
           <m:jc m:val="center"/>
@@ -11805,7 +14311,7 @@
           </m:d>
         </m:oMath>
       </m:oMathPara>
-      <w:bookmarkEnd w:id="79"/>
+      <w:bookmarkEnd w:id="86"/>
     </w:p>
     <w:p>
       <w:pPr>
@@ -11858,7 +14364,7 @@
       <w:pPr>
         <w:pStyle w:val="FirstParagraph"/>
       </w:pPr>
-      <w:bookmarkStart w:id="80" w:name="eq-U2"/>
+      <w:bookmarkStart w:id="87" w:name="eq-U2"/>
       <m:oMathPara>
         <m:oMathParaPr>
           <m:jc m:val="center"/>
@@ -11963,7 +14469,7 @@
           </m:d>
         </m:oMath>
       </m:oMathPara>
-      <w:bookmarkEnd w:id="80"/>
+      <w:bookmarkEnd w:id="87"/>
     </w:p>
     <w:p>
       <w:pPr>
@@ -12016,7 +14522,7 @@
       <w:pPr>
         <w:pStyle w:val="FirstParagraph"/>
       </w:pPr>
-      <w:bookmarkStart w:id="81" w:name="eq-U3"/>
+      <w:bookmarkStart w:id="88" w:name="eq-U3"/>
       <m:oMathPara>
         <m:oMathParaPr>
           <m:jc m:val="center"/>
@@ -12121,7 +14627,7 @@
           </m:d>
         </m:oMath>
       </m:oMathPara>
-      <w:bookmarkEnd w:id="81"/>
+      <w:bookmarkEnd w:id="88"/>
     </w:p>
     <w:p>
       <w:pPr>
@@ -12174,7 +14680,7 @@
       <w:pPr>
         <w:pStyle w:val="FirstParagraph"/>
       </w:pPr>
-      <w:bookmarkStart w:id="82" w:name="eq-I1"/>
+      <w:bookmarkStart w:id="89" w:name="eq-I1"/>
       <m:oMathPara>
         <m:oMathParaPr>
           <m:jc m:val="center"/>
@@ -12249,7 +14755,7 @@
           </m:d>
         </m:oMath>
       </m:oMathPara>
-      <w:bookmarkEnd w:id="82"/>
+      <w:bookmarkEnd w:id="89"/>
     </w:p>
     <w:p>
       <w:pPr>
@@ -12302,7 +14808,7 @@
       <w:pPr>
         <w:pStyle w:val="FirstParagraph"/>
       </w:pPr>
-      <w:bookmarkStart w:id="83" w:name="eq-I2"/>
+      <w:bookmarkStart w:id="90" w:name="eq-I2"/>
       <m:oMathPara>
         <m:oMathParaPr>
           <m:jc m:val="center"/>
@@ -12395,7 +14901,7 @@
           </m:d>
         </m:oMath>
       </m:oMathPara>
-      <w:bookmarkEnd w:id="83"/>
+      <w:bookmarkEnd w:id="90"/>
     </w:p>
     <w:p>
       <w:pPr>
@@ -12448,7 +14954,7 @@
       <w:pPr>
         <w:pStyle w:val="FirstParagraph"/>
       </w:pPr>
-      <w:bookmarkStart w:id="84" w:name="eq-I"/>
+      <w:bookmarkStart w:id="91" w:name="eq-I"/>
       <m:oMathPara>
         <m:oMathParaPr>
           <m:jc m:val="center"/>
@@ -12628,7 +15134,7 @@
           </m:d>
         </m:oMath>
       </m:oMathPara>
-      <w:bookmarkEnd w:id="84"/>
+      <w:bookmarkEnd w:id="91"/>
     </w:p>
     <w:p>
       <w:pPr>
@@ -12668,8 +15174,8 @@
         </m:oMath>
       </m:oMathPara>
     </w:p>
-    <w:bookmarkEnd w:id="85"/>
-    <w:bookmarkStart w:id="110" w:name="beispiel-3"/>
+    <w:bookmarkEnd w:id="92"/>
+    <w:bookmarkStart w:id="117" w:name="beispiel-3"/>
     <w:p>
       <w:pPr>
         <w:pStyle w:val="Heading2"/>
@@ -12716,7 +15222,7 @@
       <w:tr>
         <w:tc>
           <w:tcPr/>
-          <w:bookmarkStart w:id="89" w:name="fig-KSA3"/>
+          <w:bookmarkStart w:id="96" w:name="fig-KSA3"/>
           <w:p>
             <w:pPr>
               <w:pStyle w:val="Compact"/>
@@ -12727,18 +15233,18 @@
                 <wp:inline>
                   <wp:extent cx="4399351" cy="3018159"/>
                   <wp:effectExtent b="0" l="0" r="0" t="0"/>
-                  <wp:docPr descr="" title="" id="87" name="Picture"/>
+                  <wp:docPr descr="" title="" id="94" name="Picture"/>
                   <a:graphic>
                     <a:graphicData uri="http://schemas.openxmlformats.org/drawingml/2006/picture">
                       <pic:pic>
                         <pic:nvPicPr>
-                          <pic:cNvPr descr="GET/Grafiken/KSA_3.png" id="88" name="Picture"/>
+                          <pic:cNvPr descr="GET/Grafiken/KSA_3.png" id="95" name="Picture"/>
                           <pic:cNvPicPr>
                             <a:picLocks noChangeArrowheads="1" noChangeAspect="1"/>
                           </pic:cNvPicPr>
                         </pic:nvPicPr>
                         <pic:blipFill>
-                          <a:blip r:embed="rId86"/>
+                          <a:blip r:embed="rId93"/>
                           <a:stretch>
                             <a:fillRect/>
                           </a:stretch>
@@ -12778,11 +15284,11 @@
               <w:t xml:space="preserve">Abbildung 2.3: Netzwerk</w:t>
             </w:r>
           </w:p>
-          <w:bookmarkEnd w:id="89"/>
+          <w:bookmarkEnd w:id="96"/>
         </w:tc>
       </w:tr>
     </w:tbl>
-    <w:bookmarkStart w:id="90" w:name="alle-ströme-und-spannungen-einzeichnen"/>
+    <w:bookmarkStart w:id="97" w:name="alle-ströme-und-spannungen-einzeichnen"/>
     <w:p>
       <w:pPr>
         <w:pStyle w:val="Heading3"/>
@@ -12791,8 +15297,8 @@
         <w:t xml:space="preserve">2.3.1 Alle Ströme und Spannungen einzeichnen</w:t>
       </w:r>
     </w:p>
-    <w:bookmarkEnd w:id="90"/>
-    <w:bookmarkStart w:id="91" w:name="bekannte-größen"/>
+    <w:bookmarkEnd w:id="97"/>
+    <w:bookmarkStart w:id="98" w:name="bekannte-größen"/>
     <w:p>
       <w:pPr>
         <w:pStyle w:val="Heading3"/>
@@ -13057,8 +15563,8 @@
         </m:oMath>
       </m:oMathPara>
     </w:p>
-    <w:bookmarkEnd w:id="91"/>
-    <w:bookmarkStart w:id="92" w:name="unbekannte-größen-definieren"/>
+    <w:bookmarkEnd w:id="98"/>
+    <w:bookmarkStart w:id="99" w:name="unbekannte-größen-definieren"/>
     <w:p>
       <w:pPr>
         <w:pStyle w:val="Heading3"/>
@@ -13208,8 +15714,8 @@
         <w:t xml:space="preserve">… Gesamtstrom</w:t>
       </w:r>
     </w:p>
-    <w:bookmarkEnd w:id="92"/>
-    <w:bookmarkStart w:id="93" w:name="knoten-und-maschen-einzeichnen"/>
+    <w:bookmarkEnd w:id="99"/>
+    <w:bookmarkStart w:id="100" w:name="knoten-und-maschen-einzeichnen"/>
     <w:p>
       <w:pPr>
         <w:pStyle w:val="Heading3"/>
@@ -13237,8 +15743,8 @@
         </w:r>
       </w:hyperlink>
     </w:p>
-    <w:bookmarkEnd w:id="93"/>
-    <w:bookmarkStart w:id="97" w:name="X5f6a44e7de67f2d358cfcdde842134d1ba889e7"/>
+    <w:bookmarkEnd w:id="100"/>
+    <w:bookmarkStart w:id="104" w:name="X5f6a44e7de67f2d358cfcdde842134d1ba889e7"/>
     <w:p>
       <w:pPr>
         <w:pStyle w:val="Heading3"/>
@@ -13259,7 +15765,7 @@
       <w:pPr>
         <w:pStyle w:val="BodyText"/>
       </w:pPr>
-      <w:bookmarkStart w:id="94" w:name="eq-M1"/>
+      <w:bookmarkStart w:id="101" w:name="eq-M1"/>
       <m:oMathPara>
         <m:oMathParaPr>
           <m:jc m:val="center"/>
@@ -13346,13 +15852,13 @@
           </m:d>
         </m:oMath>
       </m:oMathPara>
-      <w:bookmarkEnd w:id="94"/>
+      <w:bookmarkEnd w:id="101"/>
     </w:p>
     <w:p>
       <w:pPr>
         <w:pStyle w:val="FirstParagraph"/>
       </w:pPr>
-      <w:bookmarkStart w:id="95" w:name="eq-M2"/>
+      <w:bookmarkStart w:id="102" w:name="eq-M2"/>
       <m:oMathPara>
         <m:oMathParaPr>
           <m:jc m:val="center"/>
@@ -13460,7 +15966,7 @@
           </m:d>
         </m:oMath>
       </m:oMathPara>
-      <w:bookmarkEnd w:id="95"/>
+      <w:bookmarkEnd w:id="102"/>
     </w:p>
     <w:p>
       <w:pPr>
@@ -13474,7 +15980,7 @@
       <w:pPr>
         <w:pStyle w:val="BodyText"/>
       </w:pPr>
-      <w:bookmarkStart w:id="96" w:name="eq-K1"/>
+      <w:bookmarkStart w:id="103" w:name="eq-K1"/>
       <m:oMathPara>
         <m:oMathParaPr>
           <m:jc m:val="center"/>
@@ -13546,10 +16052,10 @@
           </m:d>
         </m:oMath>
       </m:oMathPara>
-      <w:bookmarkEnd w:id="96"/>
-    </w:p>
-    <w:bookmarkEnd w:id="97"/>
-    <w:bookmarkStart w:id="101" w:name="X60bd13131b594c3ff9f9c70778a65658527dda7"/>
+      <w:bookmarkEnd w:id="103"/>
+    </w:p>
+    <w:bookmarkEnd w:id="104"/>
+    <w:bookmarkStart w:id="108" w:name="X60bd13131b594c3ff9f9c70778a65658527dda7"/>
     <w:p>
       <w:pPr>
         <w:pStyle w:val="Heading3"/>
@@ -13570,7 +16076,7 @@
       <w:pPr>
         <w:pStyle w:val="BodyText"/>
       </w:pPr>
-      <w:bookmarkStart w:id="98" w:name="eq-O1"/>
+      <w:bookmarkStart w:id="105" w:name="eq-O1"/>
       <m:oMathPara>
         <m:oMathParaPr>
           <m:jc m:val="center"/>
@@ -13636,13 +16142,13 @@
           </m:d>
         </m:oMath>
       </m:oMathPara>
-      <w:bookmarkEnd w:id="98"/>
+      <w:bookmarkEnd w:id="105"/>
     </w:p>
     <w:p>
       <w:pPr>
         <w:pStyle w:val="FirstParagraph"/>
       </w:pPr>
-      <w:bookmarkStart w:id="99" w:name="eq-O2"/>
+      <w:bookmarkStart w:id="106" w:name="eq-O2"/>
       <m:oMathPara>
         <m:oMathParaPr>
           <m:jc m:val="center"/>
@@ -13708,13 +16214,13 @@
           </m:d>
         </m:oMath>
       </m:oMathPara>
-      <w:bookmarkEnd w:id="99"/>
+      <w:bookmarkEnd w:id="106"/>
     </w:p>
     <w:p>
       <w:pPr>
         <w:pStyle w:val="FirstParagraph"/>
       </w:pPr>
-      <w:bookmarkStart w:id="100" w:name="eq-O3"/>
+      <w:bookmarkStart w:id="107" w:name="eq-O3"/>
       <m:oMathPara>
         <m:oMathParaPr>
           <m:jc m:val="center"/>
@@ -13780,10 +16286,10 @@
           </m:d>
         </m:oMath>
       </m:oMathPara>
-      <w:bookmarkEnd w:id="100"/>
-    </w:p>
-    <w:bookmarkEnd w:id="101"/>
-    <w:bookmarkStart w:id="102" w:name="Xa9af3eaacbc9fbb2f2277e0d1c1d8a533c3160e"/>
+      <w:bookmarkEnd w:id="107"/>
+    </w:p>
+    <w:bookmarkEnd w:id="108"/>
+    <w:bookmarkStart w:id="109" w:name="Xa9af3eaacbc9fbb2f2277e0d1c1d8a533c3160e"/>
     <w:p>
       <w:pPr>
         <w:pStyle w:val="Heading3"/>
@@ -13800,8 +16306,8 @@
         <w:t xml:space="preserve">Passt, es gibt 6 Gleichungen und 6 Unbekannte.</w:t>
       </w:r>
     </w:p>
-    <w:bookmarkEnd w:id="102"/>
-    <w:bookmarkStart w:id="109" w:name="gleichungssystem-lösen"/>
+    <w:bookmarkEnd w:id="109"/>
+    <w:bookmarkStart w:id="116" w:name="gleichungssystem-lösen"/>
     <w:p>
       <w:pPr>
         <w:pStyle w:val="Heading3"/>
@@ -13822,7 +16328,7 @@
       <w:pPr>
         <w:pStyle w:val="BodyText"/>
       </w:pPr>
-      <w:bookmarkStart w:id="103" w:name="eq-U1"/>
+      <w:bookmarkStart w:id="110" w:name="eq-U1"/>
       <m:oMathPara>
         <m:oMathParaPr>
           <m:jc m:val="center"/>
@@ -13900,7 +16406,7 @@
           </m:d>
         </m:oMath>
       </m:oMathPara>
-      <w:bookmarkEnd w:id="103"/>
+      <w:bookmarkEnd w:id="110"/>
     </w:p>
     <w:p>
       <w:pPr>
@@ -13953,7 +16459,7 @@
       <w:pPr>
         <w:pStyle w:val="FirstParagraph"/>
       </w:pPr>
-      <w:bookmarkStart w:id="104" w:name="eq-U2"/>
+      <w:bookmarkStart w:id="111" w:name="eq-U2"/>
       <m:oMathPara>
         <m:oMathParaPr>
           <m:jc m:val="center"/>
@@ -14061,7 +16567,7 @@
           </m:d>
         </m:oMath>
       </m:oMathPara>
-      <w:bookmarkEnd w:id="104"/>
+      <w:bookmarkEnd w:id="111"/>
     </w:p>
     <w:p>
       <w:pPr>
@@ -14114,7 +16620,7 @@
       <w:pPr>
         <w:pStyle w:val="FirstParagraph"/>
       </w:pPr>
-      <w:bookmarkStart w:id="105" w:name="eq-U3"/>
+      <w:bookmarkStart w:id="112" w:name="eq-U3"/>
       <m:oMathPara>
         <m:oMathParaPr>
           <m:jc m:val="center"/>
@@ -14222,7 +16728,7 @@
           </m:d>
         </m:oMath>
       </m:oMathPara>
-      <w:bookmarkEnd w:id="105"/>
+      <w:bookmarkEnd w:id="112"/>
     </w:p>
     <w:p>
       <w:pPr>
@@ -14275,7 +16781,7 @@
       <w:pPr>
         <w:pStyle w:val="FirstParagraph"/>
       </w:pPr>
-      <w:bookmarkStart w:id="106" w:name="eq-I1"/>
+      <w:bookmarkStart w:id="113" w:name="eq-I1"/>
       <m:oMathPara>
         <m:oMathParaPr>
           <m:jc m:val="center"/>
@@ -14374,7 +16880,7 @@
           </m:d>
         </m:oMath>
       </m:oMathPara>
-      <w:bookmarkEnd w:id="106"/>
+      <w:bookmarkEnd w:id="113"/>
     </w:p>
     <w:p>
       <w:pPr>
@@ -14427,7 +16933,7 @@
       <w:pPr>
         <w:pStyle w:val="FirstParagraph"/>
       </w:pPr>
-      <w:bookmarkStart w:id="107" w:name="eq-I2"/>
+      <w:bookmarkStart w:id="114" w:name="eq-I2"/>
       <m:oMathPara>
         <m:oMathParaPr>
           <m:jc m:val="center"/>
@@ -14523,7 +17029,7 @@
           </m:d>
         </m:oMath>
       </m:oMathPara>
-      <w:bookmarkEnd w:id="107"/>
+      <w:bookmarkEnd w:id="114"/>
     </w:p>
     <w:p>
       <w:pPr>
@@ -14576,7 +17082,7 @@
       <w:pPr>
         <w:pStyle w:val="FirstParagraph"/>
       </w:pPr>
-      <w:bookmarkStart w:id="108" w:name="eq-I"/>
+      <w:bookmarkStart w:id="115" w:name="eq-I"/>
       <m:oMathPara>
         <m:oMathParaPr>
           <m:jc m:val="center"/>
@@ -14831,7 +17337,7 @@
           </m:d>
         </m:oMath>
       </m:oMathPara>
-      <w:bookmarkEnd w:id="108"/>
+      <w:bookmarkEnd w:id="115"/>
     </w:p>
     <w:p>
       <w:pPr>
@@ -14871,9 +17377,9 @@
         </m:oMath>
       </m:oMathPara>
     </w:p>
-    <w:bookmarkEnd w:id="109"/>
-    <w:bookmarkEnd w:id="110"/>
-    <w:bookmarkStart w:id="133" w:name="beispiel-4"/>
+    <w:bookmarkEnd w:id="116"/>
+    <w:bookmarkEnd w:id="117"/>
+    <w:bookmarkStart w:id="140" w:name="beispiel-4"/>
     <w:p>
       <w:pPr>
         <w:pStyle w:val="Heading2"/>
@@ -14920,7 +17426,7 @@
       <w:tr>
         <w:tc>
           <w:tcPr/>
-          <w:bookmarkStart w:id="114" w:name="fig-KSA4"/>
+          <w:bookmarkStart w:id="121" w:name="fig-KSA4"/>
           <w:p>
             <w:pPr>
               <w:pStyle w:val="Compact"/>
@@ -14931,18 +17437,18 @@
                 <wp:inline>
                   <wp:extent cx="5334000" cy="3140363"/>
                   <wp:effectExtent b="0" l="0" r="0" t="0"/>
-                  <wp:docPr descr="" title="" id="112" name="Picture"/>
+                  <wp:docPr descr="" title="" id="119" name="Picture"/>
                   <a:graphic>
                     <a:graphicData uri="http://schemas.openxmlformats.org/drawingml/2006/picture">
                       <pic:pic>
                         <pic:nvPicPr>
-                          <pic:cNvPr descr="GET/Grafiken/KSA_4.png" id="113" name="Picture"/>
+                          <pic:cNvPr descr="GET/Grafiken/KSA_4.png" id="120" name="Picture"/>
                           <pic:cNvPicPr>
                             <a:picLocks noChangeArrowheads="1" noChangeAspect="1"/>
                           </pic:cNvPicPr>
                         </pic:nvPicPr>
                         <pic:blipFill>
-                          <a:blip r:embed="rId111"/>
+                          <a:blip r:embed="rId118"/>
                           <a:stretch>
                             <a:fillRect/>
                           </a:stretch>
@@ -14982,7 +17488,7 @@
               <w:t xml:space="preserve">Abbildung 2.4: Netzwerk</w:t>
             </w:r>
           </w:p>
-          <w:bookmarkEnd w:id="114"/>
+          <w:bookmarkEnd w:id="121"/>
         </w:tc>
       </w:tr>
     </w:tbl>
@@ -15706,7 +18212,7 @@
       <w:pPr>
         <w:pStyle w:val="BodyText"/>
       </w:pPr>
-      <w:bookmarkStart w:id="115" w:name="eq-M1"/>
+      <w:bookmarkStart w:id="122" w:name="eq-M1"/>
       <m:oMathPara>
         <m:oMathParaPr>
           <m:jc m:val="center"/>
@@ -15793,13 +18299,13 @@
           </m:d>
         </m:oMath>
       </m:oMathPara>
-      <w:bookmarkEnd w:id="115"/>
+      <w:bookmarkEnd w:id="122"/>
     </w:p>
     <w:p>
       <w:pPr>
         <w:pStyle w:val="FirstParagraph"/>
       </w:pPr>
-      <w:bookmarkStart w:id="116" w:name="eq-M2"/>
+      <w:bookmarkStart w:id="123" w:name="eq-M2"/>
       <m:oMathPara>
         <m:oMathParaPr>
           <m:jc m:val="center"/>
@@ -15868,13 +18374,13 @@
           </m:d>
         </m:oMath>
       </m:oMathPara>
-      <w:bookmarkEnd w:id="116"/>
+      <w:bookmarkEnd w:id="123"/>
     </w:p>
     <w:p>
       <w:pPr>
         <w:pStyle w:val="FirstParagraph"/>
       </w:pPr>
-      <w:bookmarkStart w:id="117" w:name="eq-M3"/>
+      <w:bookmarkStart w:id="124" w:name="eq-M3"/>
       <m:oMathPara>
         <m:oMathParaPr>
           <m:jc m:val="center"/>
@@ -15940,7 +18446,7 @@
           </m:d>
         </m:oMath>
       </m:oMathPara>
-      <w:bookmarkEnd w:id="117"/>
+      <w:bookmarkEnd w:id="124"/>
     </w:p>
     <w:p>
       <w:pPr>
@@ -15954,7 +18460,7 @@
       <w:pPr>
         <w:pStyle w:val="BodyText"/>
       </w:pPr>
-      <w:bookmarkStart w:id="118" w:name="eq-K1"/>
+      <w:bookmarkStart w:id="125" w:name="eq-K1"/>
       <m:oMathPara>
         <m:oMathParaPr>
           <m:jc m:val="center"/>
@@ -16026,13 +18532,13 @@
           </m:d>
         </m:oMath>
       </m:oMathPara>
-      <w:bookmarkEnd w:id="118"/>
+      <w:bookmarkEnd w:id="125"/>
     </w:p>
     <w:p>
       <w:pPr>
         <w:pStyle w:val="FirstParagraph"/>
       </w:pPr>
-      <w:bookmarkStart w:id="119" w:name="eq-K2"/>
+      <w:bookmarkStart w:id="126" w:name="eq-K2"/>
       <m:oMathPara>
         <m:oMathParaPr>
           <m:jc m:val="center"/>
@@ -16113,13 +18619,13 @@
           </m:d>
         </m:oMath>
       </m:oMathPara>
-      <w:bookmarkEnd w:id="119"/>
+      <w:bookmarkEnd w:id="126"/>
     </w:p>
     <w:p>
       <w:pPr>
         <w:pStyle w:val="FirstParagraph"/>
       </w:pPr>
-      <w:bookmarkStart w:id="120" w:name="eq-K2"/>
+      <w:bookmarkStart w:id="127" w:name="eq-K2"/>
       <m:oMathPara>
         <m:oMathParaPr>
           <m:jc m:val="center"/>
@@ -16200,7 +18706,7 @@
           </m:d>
         </m:oMath>
       </m:oMathPara>
-      <w:bookmarkEnd w:id="120"/>
+      <w:bookmarkEnd w:id="127"/>
     </w:p>
     <w:p>
       <w:pPr>
@@ -16226,7 +18732,7 @@
       <w:pPr>
         <w:pStyle w:val="BodyText"/>
       </w:pPr>
-      <w:bookmarkStart w:id="121" w:name="eq-O1"/>
+      <w:bookmarkStart w:id="128" w:name="eq-O1"/>
       <m:oMathPara>
         <m:oMathParaPr>
           <m:jc m:val="center"/>
@@ -16292,13 +18798,13 @@
           </m:d>
         </m:oMath>
       </m:oMathPara>
-      <w:bookmarkEnd w:id="121"/>
+      <w:bookmarkEnd w:id="128"/>
     </w:p>
     <w:p>
       <w:pPr>
         <w:pStyle w:val="FirstParagraph"/>
       </w:pPr>
-      <w:bookmarkStart w:id="122" w:name="eq-O2"/>
+      <w:bookmarkStart w:id="129" w:name="eq-O2"/>
       <m:oMathPara>
         <m:oMathParaPr>
           <m:jc m:val="center"/>
@@ -16364,13 +18870,13 @@
           </m:d>
         </m:oMath>
       </m:oMathPara>
-      <w:bookmarkEnd w:id="122"/>
+      <w:bookmarkEnd w:id="129"/>
     </w:p>
     <w:p>
       <w:pPr>
         <w:pStyle w:val="FirstParagraph"/>
       </w:pPr>
-      <w:bookmarkStart w:id="123" w:name="eq-O3"/>
+      <w:bookmarkStart w:id="130" w:name="eq-O3"/>
       <m:oMathPara>
         <m:oMathParaPr>
           <m:jc m:val="center"/>
@@ -16436,7 +18942,7 @@
           </m:d>
         </m:oMath>
       </m:oMathPara>
-      <w:bookmarkEnd w:id="123"/>
+      <w:bookmarkEnd w:id="130"/>
     </w:p>
     <w:p>
       <w:pPr>
@@ -16478,7 +18984,7 @@
       <w:pPr>
         <w:pStyle w:val="BodyText"/>
       </w:pPr>
-      <w:bookmarkStart w:id="124" w:name="eq-U1"/>
+      <w:bookmarkStart w:id="131" w:name="eq-U1"/>
       <m:oMathPara>
         <m:oMathParaPr>
           <m:jc m:val="center"/>
@@ -16556,7 +19062,7 @@
           </m:d>
         </m:oMath>
       </m:oMathPara>
-      <w:bookmarkEnd w:id="124"/>
+      <w:bookmarkEnd w:id="131"/>
     </w:p>
     <w:p>
       <w:pPr>
@@ -16609,7 +19115,7 @@
       <w:pPr>
         <w:pStyle w:val="FirstParagraph"/>
       </w:pPr>
-      <w:bookmarkStart w:id="125" w:name="eq-U2"/>
+      <w:bookmarkStart w:id="132" w:name="eq-U2"/>
       <m:oMathPara>
         <m:oMathParaPr>
           <m:jc m:val="center"/>
@@ -16687,7 +19193,7 @@
           </m:d>
         </m:oMath>
       </m:oMathPara>
-      <w:bookmarkEnd w:id="125"/>
+      <w:bookmarkEnd w:id="132"/>
     </w:p>
     <w:p>
       <w:pPr>
@@ -16740,7 +19246,7 @@
       <w:pPr>
         <w:pStyle w:val="FirstParagraph"/>
       </w:pPr>
-      <w:bookmarkStart w:id="126" w:name="eq-U3"/>
+      <w:bookmarkStart w:id="133" w:name="eq-U3"/>
       <m:oMathPara>
         <m:oMathParaPr>
           <m:jc m:val="center"/>
@@ -16797,7 +19303,7 @@
           </m:d>
         </m:oMath>
       </m:oMathPara>
-      <w:bookmarkEnd w:id="126"/>
+      <w:bookmarkEnd w:id="133"/>
     </w:p>
     <w:p>
       <w:pPr>
@@ -16850,7 +19356,7 @@
       <w:pPr>
         <w:pStyle w:val="FirstParagraph"/>
       </w:pPr>
-      <w:bookmarkStart w:id="127" w:name="eq-I1"/>
+      <w:bookmarkStart w:id="134" w:name="eq-I1"/>
       <m:oMathPara>
         <m:oMathParaPr>
           <m:jc m:val="center"/>
@@ -16949,7 +19455,7 @@
           </m:d>
         </m:oMath>
       </m:oMathPara>
-      <w:bookmarkEnd w:id="127"/>
+      <w:bookmarkEnd w:id="134"/>
     </w:p>
     <w:p>
       <w:pPr>
@@ -17002,7 +19508,7 @@
       <w:pPr>
         <w:pStyle w:val="FirstParagraph"/>
       </w:pPr>
-      <w:bookmarkStart w:id="128" w:name="eq-I2"/>
+      <w:bookmarkStart w:id="135" w:name="eq-I2"/>
       <m:oMathPara>
         <m:oMathParaPr>
           <m:jc m:val="center"/>
@@ -17101,7 +19607,7 @@
           </m:d>
         </m:oMath>
       </m:oMathPara>
-      <w:bookmarkEnd w:id="128"/>
+      <w:bookmarkEnd w:id="135"/>
     </w:p>
     <w:p>
       <w:pPr>
@@ -17154,7 +19660,7 @@
       <w:pPr>
         <w:pStyle w:val="FirstParagraph"/>
       </w:pPr>
-      <w:bookmarkStart w:id="129" w:name="eq-I3"/>
+      <w:bookmarkStart w:id="136" w:name="eq-I3"/>
       <m:oMathPara>
         <m:oMathParaPr>
           <m:jc m:val="center"/>
@@ -17232,7 +19738,7 @@
           </m:d>
         </m:oMath>
       </m:oMathPara>
-      <w:bookmarkEnd w:id="129"/>
+      <w:bookmarkEnd w:id="136"/>
     </w:p>
     <w:p>
       <w:pPr>
@@ -17285,7 +19791,7 @@
       <w:pPr>
         <w:pStyle w:val="FirstParagraph"/>
       </w:pPr>
-      <w:bookmarkStart w:id="130" w:name="eq-I4"/>
+      <w:bookmarkStart w:id="137" w:name="eq-I4"/>
       <m:oMathPara>
         <m:oMathParaPr>
           <m:jc m:val="center"/>
@@ -17597,7 +20103,7 @@
           </m:d>
         </m:oMath>
       </m:oMathPara>
-      <w:bookmarkEnd w:id="130"/>
+      <w:bookmarkEnd w:id="137"/>
     </w:p>
     <w:p>
       <w:pPr>
@@ -17650,7 +20156,7 @@
       <w:pPr>
         <w:pStyle w:val="FirstParagraph"/>
       </w:pPr>
-      <w:bookmarkStart w:id="131" w:name="eq-I5"/>
+      <w:bookmarkStart w:id="138" w:name="eq-I5"/>
       <m:oMathPara>
         <m:oMathParaPr>
           <m:jc m:val="center"/>
@@ -17824,7 +20330,7 @@
           </m:d>
         </m:oMath>
       </m:oMathPara>
-      <w:bookmarkEnd w:id="131"/>
+      <w:bookmarkEnd w:id="138"/>
     </w:p>
     <w:p>
       <w:pPr>
@@ -17877,7 +20383,7 @@
       <w:pPr>
         <w:pStyle w:val="FirstParagraph"/>
       </w:pPr>
-      <w:bookmarkStart w:id="132" w:name="eq-I"/>
+      <w:bookmarkStart w:id="139" w:name="eq-I"/>
       <m:oMathPara>
         <m:oMathParaPr>
           <m:jc m:val="center"/>
@@ -18069,7 +20575,7 @@
           </m:d>
         </m:oMath>
       </m:oMathPara>
-      <w:bookmarkEnd w:id="132"/>
+      <w:bookmarkEnd w:id="139"/>
     </w:p>
     <w:p>
       <w:pPr>
@@ -18109,8 +20615,8 @@
         </m:oMath>
       </m:oMathPara>
     </w:p>
-    <w:bookmarkEnd w:id="133"/>
-    <w:bookmarkStart w:id="161" w:name="beispiel-5"/>
+    <w:bookmarkEnd w:id="140"/>
+    <w:bookmarkStart w:id="168" w:name="beispiel-5"/>
     <w:p>
       <w:pPr>
         <w:pStyle w:val="Heading2"/>
@@ -18157,7 +20663,7 @@
       <w:tr>
         <w:tc>
           <w:tcPr/>
-          <w:bookmarkStart w:id="137" w:name="fig-KSA5"/>
+          <w:bookmarkStart w:id="144" w:name="fig-KSA5"/>
           <w:p>
             <w:pPr>
               <w:pStyle w:val="Compact"/>
@@ -18168,18 +20674,18 @@
                 <wp:inline>
                   <wp:extent cx="4188335" cy="3708755"/>
                   <wp:effectExtent b="0" l="0" r="0" t="0"/>
-                  <wp:docPr descr="" title="" id="135" name="Picture"/>
+                  <wp:docPr descr="" title="" id="142" name="Picture"/>
                   <a:graphic>
                     <a:graphicData uri="http://schemas.openxmlformats.org/drawingml/2006/picture">
                       <pic:pic>
                         <pic:nvPicPr>
-                          <pic:cNvPr descr="GET/Grafiken/KSA_5.png" id="136" name="Picture"/>
+                          <pic:cNvPr descr="GET/Grafiken/KSA_5.png" id="143" name="Picture"/>
                           <pic:cNvPicPr>
                             <a:picLocks noChangeArrowheads="1" noChangeAspect="1"/>
                           </pic:cNvPicPr>
                         </pic:nvPicPr>
                         <pic:blipFill>
-                          <a:blip r:embed="rId134"/>
+                          <a:blip r:embed="rId141"/>
                           <a:stretch>
                             <a:fillRect/>
                           </a:stretch>
@@ -18219,7 +20725,7 @@
               <w:t xml:space="preserve">Abbildung 2.5: Netzwerk</w:t>
             </w:r>
           </w:p>
-          <w:bookmarkEnd w:id="137"/>
+          <w:bookmarkEnd w:id="144"/>
         </w:tc>
       </w:tr>
     </w:tbl>
@@ -19155,7 +21661,7 @@
       <w:pPr>
         <w:pStyle w:val="BodyText"/>
       </w:pPr>
-      <w:bookmarkStart w:id="138" w:name="eq-M1"/>
+      <w:bookmarkStart w:id="145" w:name="eq-M1"/>
       <m:oMathPara>
         <m:oMathParaPr>
           <m:jc m:val="center"/>
@@ -19242,13 +21748,13 @@
           </m:d>
         </m:oMath>
       </m:oMathPara>
-      <w:bookmarkEnd w:id="138"/>
+      <w:bookmarkEnd w:id="145"/>
     </w:p>
     <w:p>
       <w:pPr>
         <w:pStyle w:val="FirstParagraph"/>
       </w:pPr>
-      <w:bookmarkStart w:id="139" w:name="eq-M2"/>
+      <w:bookmarkStart w:id="146" w:name="eq-M2"/>
       <m:oMathPara>
         <m:oMathParaPr>
           <m:jc m:val="center"/>
@@ -19344,13 +21850,13 @@
           </m:d>
         </m:oMath>
       </m:oMathPara>
-      <w:bookmarkEnd w:id="139"/>
+      <w:bookmarkEnd w:id="146"/>
     </w:p>
     <w:p>
       <w:pPr>
         <w:pStyle w:val="FirstParagraph"/>
       </w:pPr>
-      <w:bookmarkStart w:id="140" w:name="eq-M3"/>
+      <w:bookmarkStart w:id="147" w:name="eq-M3"/>
       <m:oMathPara>
         <m:oMathParaPr>
           <m:jc m:val="center"/>
@@ -19443,7 +21949,7 @@
           </m:d>
         </m:oMath>
       </m:oMathPara>
-      <w:bookmarkEnd w:id="140"/>
+      <w:bookmarkEnd w:id="147"/>
     </w:p>
     <w:p>
       <w:pPr>
@@ -19457,7 +21963,7 @@
       <w:pPr>
         <w:pStyle w:val="BodyText"/>
       </w:pPr>
-      <w:bookmarkStart w:id="141" w:name="eq-K1"/>
+      <w:bookmarkStart w:id="148" w:name="eq-K1"/>
       <m:oMathPara>
         <m:oMathParaPr>
           <m:jc m:val="center"/>
@@ -19538,13 +22044,13 @@
           </m:d>
         </m:oMath>
       </m:oMathPara>
-      <w:bookmarkEnd w:id="141"/>
+      <w:bookmarkEnd w:id="148"/>
     </w:p>
     <w:p>
       <w:pPr>
         <w:pStyle w:val="FirstParagraph"/>
       </w:pPr>
-      <w:bookmarkStart w:id="142" w:name="eq-K2"/>
+      <w:bookmarkStart w:id="149" w:name="eq-K2"/>
       <m:oMathPara>
         <m:oMathParaPr>
           <m:jc m:val="center"/>
@@ -19625,13 +22131,13 @@
           </m:d>
         </m:oMath>
       </m:oMathPara>
-      <w:bookmarkEnd w:id="142"/>
+      <w:bookmarkEnd w:id="149"/>
     </w:p>
     <w:p>
       <w:pPr>
         <w:pStyle w:val="FirstParagraph"/>
       </w:pPr>
-      <w:bookmarkStart w:id="143" w:name="eq-K3"/>
+      <w:bookmarkStart w:id="150" w:name="eq-K3"/>
       <m:oMathPara>
         <m:oMathParaPr>
           <m:jc m:val="center"/>
@@ -19718,13 +22224,13 @@
           </m:d>
         </m:oMath>
       </m:oMathPara>
-      <w:bookmarkEnd w:id="143"/>
+      <w:bookmarkEnd w:id="150"/>
     </w:p>
     <w:p>
       <w:pPr>
         <w:pStyle w:val="FirstParagraph"/>
       </w:pPr>
-      <w:bookmarkStart w:id="144" w:name="eq-K4"/>
+      <w:bookmarkStart w:id="151" w:name="eq-K4"/>
       <m:oMathPara>
         <m:oMathParaPr>
           <m:jc m:val="center"/>
@@ -19805,7 +22311,7 @@
           </m:d>
         </m:oMath>
       </m:oMathPara>
-      <w:bookmarkEnd w:id="144"/>
+      <w:bookmarkEnd w:id="151"/>
     </w:p>
     <w:p>
       <w:pPr>
@@ -19831,7 +22337,7 @@
       <w:pPr>
         <w:pStyle w:val="BodyText"/>
       </w:pPr>
-      <w:bookmarkStart w:id="145" w:name="eq-O1"/>
+      <w:bookmarkStart w:id="152" w:name="eq-O1"/>
       <m:oMathPara>
         <m:oMathParaPr>
           <m:jc m:val="center"/>
@@ -19900,13 +22406,13 @@
           </m:d>
         </m:oMath>
       </m:oMathPara>
-      <w:bookmarkEnd w:id="145"/>
+      <w:bookmarkEnd w:id="152"/>
     </w:p>
     <w:p>
       <w:pPr>
         <w:pStyle w:val="FirstParagraph"/>
       </w:pPr>
-      <w:bookmarkStart w:id="146" w:name="eq-O2"/>
+      <w:bookmarkStart w:id="153" w:name="eq-O2"/>
       <m:oMathPara>
         <m:oMathParaPr>
           <m:jc m:val="center"/>
@@ -19975,13 +22481,13 @@
           </m:d>
         </m:oMath>
       </m:oMathPara>
-      <w:bookmarkEnd w:id="146"/>
+      <w:bookmarkEnd w:id="153"/>
     </w:p>
     <w:p>
       <w:pPr>
         <w:pStyle w:val="FirstParagraph"/>
       </w:pPr>
-      <w:bookmarkStart w:id="147" w:name="eq-O3"/>
+      <w:bookmarkStart w:id="154" w:name="eq-O3"/>
       <m:oMathPara>
         <m:oMathParaPr>
           <m:jc m:val="center"/>
@@ -20050,13 +22556,13 @@
           </m:d>
         </m:oMath>
       </m:oMathPara>
-      <w:bookmarkEnd w:id="147"/>
+      <w:bookmarkEnd w:id="154"/>
     </w:p>
     <w:p>
       <w:pPr>
         <w:pStyle w:val="FirstParagraph"/>
       </w:pPr>
-      <w:bookmarkStart w:id="148" w:name="eq-O4"/>
+      <w:bookmarkStart w:id="155" w:name="eq-O4"/>
       <m:oMathPara>
         <m:oMathParaPr>
           <m:jc m:val="center"/>
@@ -20125,13 +22631,13 @@
           </m:d>
         </m:oMath>
       </m:oMathPara>
-      <w:bookmarkEnd w:id="148"/>
+      <w:bookmarkEnd w:id="155"/>
     </w:p>
     <w:p>
       <w:pPr>
         <w:pStyle w:val="FirstParagraph"/>
       </w:pPr>
-      <w:bookmarkStart w:id="149" w:name="eq-O5"/>
+      <w:bookmarkStart w:id="156" w:name="eq-O5"/>
       <m:oMathPara>
         <m:oMathParaPr>
           <m:jc m:val="center"/>
@@ -20200,7 +22706,7 @@
           </m:d>
         </m:oMath>
       </m:oMathPara>
-      <w:bookmarkEnd w:id="149"/>
+      <w:bookmarkEnd w:id="156"/>
     </w:p>
     <w:p>
       <w:pPr>
@@ -20295,7 +22801,7 @@
       <w:pPr>
         <w:pStyle w:val="BodyText"/>
       </w:pPr>
-      <w:bookmarkStart w:id="150" w:name="eq-U_R1"/>
+      <w:bookmarkStart w:id="157" w:name="eq-U_R1"/>
       <m:oMathPara>
         <m:oMathParaPr>
           <m:jc m:val="center"/>
@@ -21003,7 +23509,7 @@
           </m:d>
         </m:oMath>
       </m:oMathPara>
-      <w:bookmarkEnd w:id="150"/>
+      <w:bookmarkEnd w:id="157"/>
     </w:p>
     <w:p>
       <w:pPr>
@@ -21059,7 +23565,7 @@
       <w:pPr>
         <w:pStyle w:val="FirstParagraph"/>
       </w:pPr>
-      <w:bookmarkStart w:id="151" w:name="eq-U_R2"/>
+      <w:bookmarkStart w:id="158" w:name="eq-U_R2"/>
       <m:oMathPara>
         <m:oMathParaPr>
           <m:jc m:val="center"/>
@@ -21761,7 +24267,7 @@
           </m:d>
         </m:oMath>
       </m:oMathPara>
-      <w:bookmarkEnd w:id="151"/>
+      <w:bookmarkEnd w:id="158"/>
     </w:p>
     <w:p>
       <w:pPr>
@@ -21817,7 +24323,7 @@
       <w:pPr>
         <w:pStyle w:val="FirstParagraph"/>
       </w:pPr>
-      <w:bookmarkStart w:id="152" w:name="eq-U_R3"/>
+      <w:bookmarkStart w:id="159" w:name="eq-U_R3"/>
       <m:oMathPara>
         <m:oMathParaPr>
           <m:jc m:val="center"/>
@@ -22411,7 +24917,7 @@
           </m:d>
         </m:oMath>
       </m:oMathPara>
-      <w:bookmarkEnd w:id="152"/>
+      <w:bookmarkEnd w:id="159"/>
     </w:p>
     <w:p>
       <w:pPr>
@@ -22467,7 +24973,7 @@
       <w:pPr>
         <w:pStyle w:val="FirstParagraph"/>
       </w:pPr>
-      <w:bookmarkStart w:id="153" w:name="eq-U_R4"/>
+      <w:bookmarkStart w:id="160" w:name="eq-U_R4"/>
       <m:oMathPara>
         <m:oMathParaPr>
           <m:jc m:val="center"/>
@@ -23061,7 +25567,7 @@
           </m:d>
         </m:oMath>
       </m:oMathPara>
-      <w:bookmarkEnd w:id="153"/>
+      <w:bookmarkEnd w:id="160"/>
     </w:p>
     <w:p>
       <w:pPr>
@@ -23117,7 +25623,7 @@
       <w:pPr>
         <w:pStyle w:val="FirstParagraph"/>
       </w:pPr>
-      <w:bookmarkStart w:id="154" w:name="eq-U_R5"/>
+      <w:bookmarkStart w:id="161" w:name="eq-U_R5"/>
       <m:oMathPara>
         <m:oMathParaPr>
           <m:jc m:val="center"/>
@@ -23717,7 +26223,7 @@
           </m:d>
         </m:oMath>
       </m:oMathPara>
-      <w:bookmarkEnd w:id="154"/>
+      <w:bookmarkEnd w:id="161"/>
     </w:p>
     <w:p>
       <w:pPr>
@@ -23773,7 +26279,7 @@
       <w:pPr>
         <w:pStyle w:val="FirstParagraph"/>
       </w:pPr>
-      <w:bookmarkStart w:id="155" w:name="eq-I1"/>
+      <w:bookmarkStart w:id="162" w:name="eq-I1"/>
       <m:oMathPara>
         <m:oMathParaPr>
           <m:jc m:val="center"/>
@@ -24406,7 +26912,7 @@
           </m:d>
         </m:oMath>
       </m:oMathPara>
-      <w:bookmarkEnd w:id="155"/>
+      <w:bookmarkEnd w:id="162"/>
     </w:p>
     <w:p>
       <w:pPr>
@@ -24459,7 +26965,7 @@
       <w:pPr>
         <w:pStyle w:val="FirstParagraph"/>
       </w:pPr>
-      <w:bookmarkStart w:id="156" w:name="eq-I2"/>
+      <w:bookmarkStart w:id="163" w:name="eq-I2"/>
       <m:oMathPara>
         <m:oMathParaPr>
           <m:jc m:val="center"/>
@@ -25086,7 +27592,7 @@
           </m:d>
         </m:oMath>
       </m:oMathPara>
-      <w:bookmarkEnd w:id="156"/>
+      <w:bookmarkEnd w:id="163"/>
     </w:p>
     <w:p>
       <w:pPr>
@@ -25139,7 +27645,7 @@
       <w:pPr>
         <w:pStyle w:val="FirstParagraph"/>
       </w:pPr>
-      <w:bookmarkStart w:id="157" w:name="eq-I3"/>
+      <w:bookmarkStart w:id="164" w:name="eq-I3"/>
       <m:oMathPara>
         <m:oMathParaPr>
           <m:jc m:val="center"/>
@@ -25682,7 +28188,7 @@
           </m:d>
         </m:oMath>
       </m:oMathPara>
-      <w:bookmarkEnd w:id="157"/>
+      <w:bookmarkEnd w:id="164"/>
     </w:p>
     <w:p>
       <w:pPr>
@@ -25735,7 +28241,7 @@
       <w:pPr>
         <w:pStyle w:val="FirstParagraph"/>
       </w:pPr>
-      <w:bookmarkStart w:id="158" w:name="eq-I4"/>
+      <w:bookmarkStart w:id="165" w:name="eq-I4"/>
       <m:oMathPara>
         <m:oMathParaPr>
           <m:jc m:val="center"/>
@@ -26278,7 +28784,7 @@
           </m:d>
         </m:oMath>
       </m:oMathPara>
-      <w:bookmarkEnd w:id="158"/>
+      <w:bookmarkEnd w:id="165"/>
     </w:p>
     <w:p>
       <w:pPr>
@@ -26331,7 +28837,7 @@
       <w:pPr>
         <w:pStyle w:val="FirstParagraph"/>
       </w:pPr>
-      <w:bookmarkStart w:id="159" w:name="eq-I5"/>
+      <w:bookmarkStart w:id="166" w:name="eq-I5"/>
       <m:oMathPara>
         <m:oMathParaPr>
           <m:jc m:val="center"/>
@@ -26880,7 +29386,7 @@
           </m:d>
         </m:oMath>
       </m:oMathPara>
-      <w:bookmarkEnd w:id="159"/>
+      <w:bookmarkEnd w:id="166"/>
     </w:p>
     <w:p>
       <w:pPr>
@@ -26933,7 +29439,7 @@
       <w:pPr>
         <w:pStyle w:val="FirstParagraph"/>
       </w:pPr>
-      <w:bookmarkStart w:id="160" w:name="eq-I6"/>
+      <w:bookmarkStart w:id="167" w:name="eq-I6"/>
       <m:oMathPara>
         <m:oMathParaPr>
           <m:jc m:val="center"/>
@@ -27650,7 +30156,7 @@
           </m:d>
         </m:oMath>
       </m:oMathPara>
-      <w:bookmarkEnd w:id="160"/>
+      <w:bookmarkEnd w:id="167"/>
     </w:p>
     <w:p>
       <w:pPr>
@@ -27699,9 +30205,9 @@
         </m:oMath>
       </m:oMathPara>
     </w:p>
-    <w:bookmarkEnd w:id="161"/>
-    <w:bookmarkEnd w:id="162"/>
-    <w:bookmarkStart w:id="167" w:name="sequentielle-logik"/>
+    <w:bookmarkEnd w:id="168"/>
+    <w:bookmarkEnd w:id="169"/>
+    <w:bookmarkStart w:id="174" w:name="sequentielle-logik"/>
     <w:p>
       <w:pPr>
         <w:pStyle w:val="Heading1"/>
@@ -27726,7 +30232,7 @@
         <w:t xml:space="preserve">Wie bei der kombinatorischen Logik kann zwischen asynchroner und synchroner Logik unterschieden werden. Bei der asynchronen Logik ändert sich der Ausgang sofort, wenn sich ein Eingang ändert. Bei der synchronen Logik hingegen ändert sich der Ausgang nur zu bestimmten Zeitpunkten, die durch ein Taktsignal vorgegeben werden. Dazu später mehr.</w:t>
       </w:r>
     </w:p>
-    <w:bookmarkStart w:id="166" w:name="schaltungsentwicklung"/>
+    <w:bookmarkStart w:id="173" w:name="schaltungsentwicklung"/>
     <w:p>
       <w:pPr>
         <w:pStyle w:val="Heading2"/>
@@ -27749,18 +30255,18 @@
           <wp:inline>
             <wp:extent cx="5334000" cy="2286000"/>
             <wp:effectExtent b="0" l="0" r="0" t="0"/>
-            <wp:docPr descr="" title="" id="164" name="Picture"/>
+            <wp:docPr descr="" title="" id="171" name="Picture"/>
             <a:graphic>
               <a:graphicData uri="http://schemas.openxmlformats.org/drawingml/2006/picture">
                 <pic:pic>
                   <pic:nvPicPr>
-                    <pic:cNvPr descr="Logik\SequentielleLogik/02.01_SequentielleLogik_files\figure-docx\dot-figure-1.png" id="165" name="Picture"/>
+                    <pic:cNvPr descr="Logik\SequentielleLogik/02.01_SequentielleLogik_files\figure-docx\dot-figure-1.png" id="172" name="Picture"/>
                     <pic:cNvPicPr>
                       <a:picLocks noChangeArrowheads="1" noChangeAspect="1"/>
                     </pic:cNvPicPr>
                   </pic:nvPicPr>
                   <pic:blipFill>
-                    <a:blip r:embed="rId163"/>
+                    <a:blip r:embed="rId170"/>
                     <a:stretch>
                       <a:fillRect/>
                     </a:stretch>
@@ -27792,9 +30298,9 @@
         <w:pStyle w:val="BodyText"/>
       </w:pPr>
     </w:p>
-    <w:bookmarkEnd w:id="166"/>
-    <w:bookmarkEnd w:id="167"/>
-    <w:bookmarkStart w:id="202" w:name="komplexe-wechselstromtechnik"/>
+    <w:bookmarkEnd w:id="173"/>
+    <w:bookmarkEnd w:id="174"/>
+    <w:bookmarkStart w:id="209" w:name="komplexe-wechselstromtechnik"/>
     <w:p>
       <w:pPr>
         <w:pStyle w:val="Heading1"/>
@@ -27803,7 +30309,7 @@
         <w:t xml:space="preserve">4. Komplexe Wechselstromtechnik</w:t>
       </w:r>
     </w:p>
-    <w:bookmarkStart w:id="168" w:name="tiefpass-2ter-ordnung"/>
+    <w:bookmarkStart w:id="175" w:name="tiefpass-2ter-ordnung"/>
     <w:p>
       <w:pPr>
         <w:pStyle w:val="Heading2"/>
@@ -27812,8 +30318,8 @@
         <w:t xml:space="preserve">4.1 Tiefpass 2ter Ordnung</w:t>
       </w:r>
     </w:p>
-    <w:bookmarkEnd w:id="168"/>
-    <w:bookmarkStart w:id="201" w:name="hochpass-2ter-ordnung"/>
+    <w:bookmarkEnd w:id="175"/>
+    <w:bookmarkStart w:id="208" w:name="hochpass-2ter-ordnung"/>
     <w:p>
       <w:pPr>
         <w:pStyle w:val="Heading2"/>
@@ -27843,7 +30349,7 @@
       <w:tr>
         <w:tc>
           <w:tcPr/>
-          <w:bookmarkStart w:id="172" w:name="fig-HP2o"/>
+          <w:bookmarkStart w:id="179" w:name="fig-HP2o"/>
           <w:p>
             <w:pPr>
               <w:pStyle w:val="Compact"/>
@@ -27854,18 +30360,18 @@
                 <wp:inline>
                   <wp:extent cx="5334000" cy="2185088"/>
                   <wp:effectExtent b="0" l="0" r="0" t="0"/>
-                  <wp:docPr descr="" title="" id="170" name="Picture"/>
+                  <wp:docPr descr="" title="" id="177" name="Picture"/>
                   <a:graphic>
                     <a:graphicData uri="http://schemas.openxmlformats.org/drawingml/2006/picture">
                       <pic:pic>
                         <pic:nvPicPr>
-                          <pic:cNvPr descr="GET\AC/HP_2_Ordnung.png" id="171" name="Picture"/>
+                          <pic:cNvPr descr="GET\AC/HP_2_Ordnung.png" id="178" name="Picture"/>
                           <pic:cNvPicPr>
                             <a:picLocks noChangeArrowheads="1" noChangeAspect="1"/>
                           </pic:cNvPicPr>
                         </pic:nvPicPr>
                         <pic:blipFill>
-                          <a:blip r:embed="rId169"/>
+                          <a:blip r:embed="rId176"/>
                           <a:stretch>
                             <a:fillRect/>
                           </a:stretch>
@@ -27905,7 +30411,7 @@
               <w:t xml:space="preserve">Abbildung 4.1: Hochpass 2ter Ordnung</w:t>
             </w:r>
           </w:p>
-          <w:bookmarkEnd w:id="172"/>
+          <w:bookmarkEnd w:id="179"/>
         </w:tc>
       </w:tr>
     </w:tbl>
@@ -27917,7 +30423,7 @@
         <w:t xml:space="preserve">Das hier gezeigte Beispiel soll demonstrieren welche Untersuchungen, Berechnungen und Simulation bei einem Hochpass 2ter Ordnung durchgeführt werden können.</w:t>
       </w:r>
     </w:p>
-    <w:bookmarkStart w:id="177" w:name="übertragungsfunktion"/>
+    <w:bookmarkStart w:id="184" w:name="übertragungsfunktion"/>
     <w:p>
       <w:pPr>
         <w:pStyle w:val="Heading3"/>
@@ -27938,7 +30444,7 @@
       <w:pPr>
         <w:pStyle w:val="BodyText"/>
       </w:pPr>
-      <w:bookmarkStart w:id="173" w:name="eq-Dummy"/>
+      <w:bookmarkStart w:id="180" w:name="eq-Dummy"/>
       <m:oMathPara>
         <m:oMathParaPr>
           <m:jc m:val="center"/>
@@ -28050,7 +30556,7 @@
           </m:d>
         </m:oMath>
       </m:oMathPara>
-      <w:bookmarkEnd w:id="173"/>
+      <w:bookmarkEnd w:id="180"/>
     </w:p>
     <w:p>
       <w:pPr>
@@ -28064,7 +30570,7 @@
       <w:pPr>
         <w:pStyle w:val="BodyText"/>
       </w:pPr>
-      <w:bookmarkStart w:id="174" w:name="eq-Dummy"/>
+      <w:bookmarkStart w:id="181" w:name="eq-Dummy"/>
       <m:oMathPara>
         <m:oMathParaPr>
           <m:jc m:val="center"/>
@@ -28201,13 +30707,13 @@
           </m:d>
         </m:oMath>
       </m:oMathPara>
-      <w:bookmarkEnd w:id="174"/>
+      <w:bookmarkEnd w:id="181"/>
     </w:p>
     <w:p>
       <w:pPr>
         <w:pStyle w:val="FirstParagraph"/>
       </w:pPr>
-      <w:bookmarkStart w:id="175" w:name="eq-Dummy"/>
+      <w:bookmarkStart w:id="182" w:name="eq-Dummy"/>
       <m:oMathPara>
         <m:oMathParaPr>
           <m:jc m:val="center"/>
@@ -28323,13 +30829,13 @@
           </m:d>
         </m:oMath>
       </m:oMathPara>
-      <w:bookmarkEnd w:id="175"/>
+      <w:bookmarkEnd w:id="182"/>
     </w:p>
     <w:p>
       <w:pPr>
         <w:pStyle w:val="FirstParagraph"/>
       </w:pPr>
-      <w:bookmarkStart w:id="176" w:name="eq-Dummy"/>
+      <w:bookmarkStart w:id="183" w:name="eq-Dummy"/>
       <m:oMathPara>
         <m:oMathParaPr>
           <m:jc m:val="center"/>
@@ -28457,10 +30963,10 @@
           </m:d>
         </m:oMath>
       </m:oMathPara>
-      <w:bookmarkEnd w:id="176"/>
-    </w:p>
-    <w:bookmarkEnd w:id="177"/>
-    <w:bookmarkStart w:id="182" w:name="resonanzfrequenz"/>
+      <w:bookmarkEnd w:id="183"/>
+    </w:p>
+    <w:bookmarkEnd w:id="184"/>
+    <w:bookmarkStart w:id="189" w:name="resonanzfrequenz"/>
     <w:p>
       <w:pPr>
         <w:pStyle w:val="Heading3"/>
@@ -28495,7 +31001,7 @@
       <w:pPr>
         <w:pStyle w:val="BodyText"/>
       </w:pPr>
-      <w:bookmarkStart w:id="178" w:name="eq-Dummy"/>
+      <w:bookmarkStart w:id="185" w:name="eq-Dummy"/>
       <m:oMathPara>
         <m:oMathParaPr>
           <m:jc m:val="center"/>
@@ -28558,13 +31064,13 @@
           </m:d>
         </m:oMath>
       </m:oMathPara>
-      <w:bookmarkEnd w:id="178"/>
+      <w:bookmarkEnd w:id="185"/>
     </w:p>
     <w:p>
       <w:pPr>
         <w:pStyle w:val="FirstParagraph"/>
       </w:pPr>
-      <w:bookmarkStart w:id="179" w:name="eq-Dummy"/>
+      <w:bookmarkStart w:id="186" w:name="eq-Dummy"/>
       <m:oMathPara>
         <m:oMathParaPr>
           <m:jc m:val="center"/>
@@ -28640,7 +31146,7 @@
           </m:d>
         </m:oMath>
       </m:oMathPara>
-      <w:bookmarkEnd w:id="179"/>
+      <w:bookmarkEnd w:id="186"/>
     </w:p>
     <w:p>
       <w:pPr>
@@ -28712,7 +31218,7 @@
         </m:oMath>
       </m:oMathPara>
     </w:p>
-    <w:bookmarkStart w:id="181" w:name="übertragungsfunktion-bei-resonanz"/>
+    <w:bookmarkStart w:id="188" w:name="übertragungsfunktion-bei-resonanz"/>
     <w:p>
       <w:pPr>
         <w:pStyle w:val="Heading4"/>
@@ -28747,7 +31253,7 @@
       <w:pPr>
         <w:pStyle w:val="BodyText"/>
       </w:pPr>
-      <w:bookmarkStart w:id="180" w:name="eq-Dummy"/>
+      <w:bookmarkStart w:id="187" w:name="eq-Dummy"/>
       <m:oMathPara>
         <m:oMathParaPr>
           <m:jc m:val="center"/>
@@ -28840,11 +31346,11 @@
           </m:d>
         </m:oMath>
       </m:oMathPara>
-      <w:bookmarkEnd w:id="180"/>
-    </w:p>
-    <w:bookmarkEnd w:id="181"/>
-    <w:bookmarkEnd w:id="182"/>
-    <w:bookmarkStart w:id="184" w:name="grenzfrequenz"/>
+      <w:bookmarkEnd w:id="187"/>
+    </w:p>
+    <w:bookmarkEnd w:id="188"/>
+    <w:bookmarkEnd w:id="189"/>
+    <w:bookmarkStart w:id="191" w:name="grenzfrequenz"/>
     <w:p>
       <w:pPr>
         <w:pStyle w:val="Heading3"/>
@@ -28908,7 +31414,7 @@
       <w:pPr>
         <w:pStyle w:val="BodyText"/>
       </w:pPr>
-      <w:bookmarkStart w:id="183" w:name="eq-Dummy"/>
+      <w:bookmarkStart w:id="190" w:name="eq-Dummy"/>
       <m:oMathPara>
         <m:oMathParaPr>
           <m:jc m:val="center"/>
@@ -28999,7 +31505,7 @@
           </m:d>
         </m:oMath>
       </m:oMathPara>
-      <w:bookmarkEnd w:id="183"/>
+      <w:bookmarkEnd w:id="190"/>
     </w:p>
     <w:p>
       <w:pPr>
@@ -29009,8 +31515,8 @@
         <w:t xml:space="preserve">Wird die Gleichung umgestellt, so erhält man die Grenzfrequenz.</w:t>
       </w:r>
     </w:p>
-    <w:bookmarkEnd w:id="184"/>
-    <w:bookmarkStart w:id="200" w:name="Xb294f53ed2b80cdba5a8f9fe9bd0ddd13aaf1f7"/>
+    <w:bookmarkEnd w:id="191"/>
+    <w:bookmarkStart w:id="207" w:name="Xb294f53ed2b80cdba5a8f9fe9bd0ddd13aaf1f7"/>
     <w:p>
       <w:pPr>
         <w:pStyle w:val="Heading3"/>
@@ -29047,7 +31553,7 @@
         <w:t xml:space="preserve">Ob es zu einer Resonanzüberhöhung kommt, davon ab wie Stark das System gedämpft ist. Bei einem Hochpass 2ter Ordnung ist die Dämpfung durch den Widerstand R maßgeblich bestimmt.</w:t>
       </w:r>
     </w:p>
-    <w:bookmarkStart w:id="188" w:name="ohne-resonanzüberhöhung---stark-gedämpft"/>
+    <w:bookmarkStart w:id="195" w:name="ohne-resonanzüberhöhung---stark-gedämpft"/>
     <w:p>
       <w:pPr>
         <w:pStyle w:val="Heading4"/>
@@ -29336,18 +31842,18 @@
           <wp:inline>
             <wp:extent cx="5334000" cy="3982907"/>
             <wp:effectExtent b="0" l="0" r="0" t="0"/>
-            <wp:docPr descr="" title="" id="186" name="Picture"/>
+            <wp:docPr descr="" title="" id="193" name="Picture"/>
             <a:graphic>
               <a:graphicData uri="http://schemas.openxmlformats.org/drawingml/2006/picture">
                 <pic:pic>
                   <pic:nvPicPr>
-                    <pic:cNvPr descr="GET\AC/Wechselstrom_files/figure-docx/cell-11-output-6.png" id="187" name="Picture"/>
+                    <pic:cNvPr descr="GET\AC/Wechselstrom_files/figure-docx/cell-11-output-6.png" id="194" name="Picture"/>
                     <pic:cNvPicPr>
                       <a:picLocks noChangeArrowheads="1" noChangeAspect="1"/>
                     </pic:cNvPicPr>
                   </pic:nvPicPr>
                   <pic:blipFill>
-                    <a:blip r:embed="rId185"/>
+                    <a:blip r:embed="rId192"/>
                     <a:stretch>
                       <a:fillRect/>
                     </a:stretch>
@@ -29374,8 +31880,8 @@
         </w:drawing>
       </w:r>
     </w:p>
-    <w:bookmarkEnd w:id="188"/>
-    <w:bookmarkStart w:id="192" w:name="mit-resonanzüberhöhung"/>
+    <w:bookmarkEnd w:id="195"/>
+    <w:bookmarkStart w:id="199" w:name="mit-resonanzüberhöhung"/>
     <w:p>
       <w:pPr>
         <w:pStyle w:val="Heading4"/>
@@ -29664,18 +32170,18 @@
           <wp:inline>
             <wp:extent cx="5334000" cy="3975870"/>
             <wp:effectExtent b="0" l="0" r="0" t="0"/>
-            <wp:docPr descr="" title="" id="190" name="Picture"/>
+            <wp:docPr descr="" title="" id="197" name="Picture"/>
             <a:graphic>
               <a:graphicData uri="http://schemas.openxmlformats.org/drawingml/2006/picture">
                 <pic:pic>
                   <pic:nvPicPr>
-                    <pic:cNvPr descr="GET\AC/Wechselstrom_files/figure-docx/cell-12-output-6.png" id="191" name="Picture"/>
+                    <pic:cNvPr descr="GET\AC/Wechselstrom_files/figure-docx/cell-12-output-6.png" id="198" name="Picture"/>
                     <pic:cNvPicPr>
                       <a:picLocks noChangeArrowheads="1" noChangeAspect="1"/>
                     </pic:cNvPicPr>
                   </pic:nvPicPr>
                   <pic:blipFill>
-                    <a:blip r:embed="rId189"/>
+                    <a:blip r:embed="rId196"/>
                     <a:stretch>
                       <a:fillRect/>
                     </a:stretch>
@@ -29702,8 +32208,8 @@
         </w:drawing>
       </w:r>
     </w:p>
-    <w:bookmarkEnd w:id="192"/>
-    <w:bookmarkStart w:id="199" w:name="grenzfall"/>
+    <w:bookmarkEnd w:id="199"/>
+    <w:bookmarkStart w:id="206" w:name="grenzfall"/>
     <w:p>
       <w:pPr>
         <w:pStyle w:val="Heading4"/>
@@ -29724,7 +32230,7 @@
       <w:pPr>
         <w:pStyle w:val="BodyText"/>
       </w:pPr>
-      <w:bookmarkStart w:id="193" w:name="eq-Dummy"/>
+      <w:bookmarkStart w:id="200" w:name="eq-Dummy"/>
       <m:oMathPara>
         <m:oMathParaPr>
           <m:jc m:val="center"/>
@@ -29824,13 +32330,13 @@
           </m:d>
         </m:oMath>
       </m:oMathPara>
-      <w:bookmarkEnd w:id="193"/>
+      <w:bookmarkEnd w:id="200"/>
     </w:p>
     <w:p>
       <w:pPr>
         <w:pStyle w:val="FirstParagraph"/>
       </w:pPr>
-      <w:bookmarkStart w:id="194" w:name="eq-Dummy"/>
+      <w:bookmarkStart w:id="201" w:name="eq-Dummy"/>
       <m:oMathPara>
         <m:oMathParaPr>
           <m:jc m:val="center"/>
@@ -29917,13 +32423,13 @@
           </m:d>
         </m:oMath>
       </m:oMathPara>
-      <w:bookmarkEnd w:id="194"/>
+      <w:bookmarkEnd w:id="201"/>
     </w:p>
     <w:p>
       <w:pPr>
         <w:pStyle w:val="FirstParagraph"/>
       </w:pPr>
-      <w:bookmarkStart w:id="195" w:name="eq-Dummy"/>
+      <w:bookmarkStart w:id="202" w:name="eq-Dummy"/>
       <m:oMathPara>
         <m:oMathParaPr>
           <m:jc m:val="center"/>
@@ -29998,7 +32504,7 @@
           </m:d>
         </m:oMath>
       </m:oMathPara>
-      <w:bookmarkEnd w:id="195"/>
+      <w:bookmarkEnd w:id="202"/>
     </w:p>
     <w:p>
       <w:pPr>
@@ -30280,18 +32786,18 @@
           <wp:inline>
             <wp:extent cx="5334000" cy="3982907"/>
             <wp:effectExtent b="0" l="0" r="0" t="0"/>
-            <wp:docPr descr="" title="" id="197" name="Picture"/>
+            <wp:docPr descr="" title="" id="204" name="Picture"/>
             <a:graphic>
               <a:graphicData uri="http://schemas.openxmlformats.org/drawingml/2006/picture">
                 <pic:pic>
                   <pic:nvPicPr>
-                    <pic:cNvPr descr="GET\AC/Wechselstrom_files/figure-docx/cell-13-output-9.png" id="198" name="Picture"/>
+                    <pic:cNvPr descr="GET\AC/Wechselstrom_files/figure-docx/cell-13-output-9.png" id="205" name="Picture"/>
                     <pic:cNvPicPr>
                       <a:picLocks noChangeArrowheads="1" noChangeAspect="1"/>
                     </pic:cNvPicPr>
                   </pic:nvPicPr>
                   <pic:blipFill>
-                    <a:blip r:embed="rId196"/>
+                    <a:blip r:embed="rId203"/>
                     <a:stretch>
                       <a:fillRect/>
                     </a:stretch>
@@ -30318,11 +32824,11 @@
         </w:drawing>
       </w:r>
     </w:p>
-    <w:bookmarkEnd w:id="199"/>
-    <w:bookmarkEnd w:id="200"/>
-    <w:bookmarkEnd w:id="201"/>
-    <w:bookmarkEnd w:id="202"/>
-    <w:bookmarkStart w:id="229" w:name="der-transistor"/>
+    <w:bookmarkEnd w:id="206"/>
+    <w:bookmarkEnd w:id="207"/>
+    <w:bookmarkEnd w:id="208"/>
+    <w:bookmarkEnd w:id="209"/>
+    <w:bookmarkStart w:id="236" w:name="der-transistor"/>
     <w:p>
       <w:pPr>
         <w:pStyle w:val="Heading1"/>
@@ -30331,7 +32837,7 @@
         <w:t xml:space="preserve">5. Der Transistor</w:t>
       </w:r>
     </w:p>
-    <w:bookmarkStart w:id="210" w:name="sec-MOSFET"/>
+    <w:bookmarkStart w:id="217" w:name="sec-MOSFET"/>
     <w:p>
       <w:pPr>
         <w:pStyle w:val="Heading2"/>
@@ -30361,7 +32867,7 @@
       <w:tr>
         <w:tc>
           <w:tcPr/>
-          <w:bookmarkStart w:id="206" w:name="fig-n-Channel_switch"/>
+          <w:bookmarkStart w:id="213" w:name="fig-n-Channel_switch"/>
           <w:p>
             <w:pPr>
               <w:pStyle w:val="Compact"/>
@@ -30372,12 +32878,12 @@
                 <wp:inline>
                   <wp:extent cx="3724275" cy="3495675"/>
                   <wp:effectExtent b="0" l="0" r="0" t="0"/>
-                  <wp:docPr descr="" title="" id="204" name="Picture"/>
+                  <wp:docPr descr="" title="" id="211" name="Picture"/>
                   <a:graphic>
                     <a:graphicData uri="http://schemas.openxmlformats.org/drawingml/2006/picture">
                       <pic:pic>
                         <pic:nvPicPr>
-                          <pic:cNvPr descr="Transistoren/Grafiken/NChannelenhancementSwitch.svg" id="205" name="Picture"/>
+                          <pic:cNvPr descr="Transistoren/Grafiken/NChannelenhancementSwitch.svg" id="212" name="Picture"/>
                           <pic:cNvPicPr>
                             <a:picLocks noChangeArrowheads="1" noChangeAspect="1"/>
                           </pic:cNvPicPr>
@@ -30389,7 +32895,7 @@
                                 <a14:useLocalDpi xmlns:a14="http://schemas.microsoft.com/office/drawing/2010/main" val="0"/>
                               </a:ext>
                               <a:ext uri="{96DAC541-7B7A-43D3-8B79-37D633B846F1}">
-                                <asvg:svgBlip xmlns:asvg="http://schemas.microsoft.com/office/drawing/2016/SVG/main" r:embed="rId203"/>
+                                <asvg:svgBlip xmlns:asvg="http://schemas.microsoft.com/office/drawing/2016/SVG/main" r:embed="rId210"/>
                               </a:ext>
                             </a:extLst>
                           </a:blip>
@@ -30432,7 +32938,7 @@
               <w:t xml:space="preserve">Abbildung 5.1: N-Kanal MOSFET als Schalter</w:t>
             </w:r>
           </w:p>
-          <w:bookmarkEnd w:id="206"/>
+          <w:bookmarkEnd w:id="213"/>
         </w:tc>
       </w:tr>
     </w:tbl>
@@ -30547,7 +33053,7 @@
         <w:t xml:space="preserve">angenommen werden kann.</w:t>
       </w:r>
     </w:p>
-    <w:bookmarkStart w:id="209" w:name="aufgabe-5"/>
+    <w:bookmarkStart w:id="216" w:name="aufgabe-7"/>
     <w:p>
       <w:pPr>
         <w:pStyle w:val="Heading3"/>
@@ -30556,7 +33062,7 @@
         <w:t xml:space="preserve">5.1.1 Aufgabe</w:t>
       </w:r>
     </w:p>
-    <w:bookmarkStart w:id="207" w:name="teil-1-n-kanal-anreicherungstyp"/>
+    <w:bookmarkStart w:id="214" w:name="teil-1-n-kanal-anreicherungstyp"/>
     <w:p>
       <w:pPr>
         <w:pStyle w:val="Heading4"/>
@@ -30579,8 +33085,8 @@
         <w:t xml:space="preserve">Verwenden Sie dafür die Transientenanalyse und geben Sie deutlich an, ob das Ergebnis den Erwartungen entspricht oder nicht. Argumentieren Sie Ihre Aussage.</w:t>
       </w:r>
     </w:p>
-    <w:bookmarkEnd w:id="207"/>
-    <w:bookmarkStart w:id="208" w:name="teil-2-p-kanal-anreicherungstyp"/>
+    <w:bookmarkEnd w:id="214"/>
+    <w:bookmarkStart w:id="215" w:name="teil-2-p-kanal-anreicherungstyp"/>
     <w:p>
       <w:pPr>
         <w:pStyle w:val="Heading4"/>
@@ -30603,10 +33109,10 @@
         <w:t xml:space="preserve">Geben Sie deutlich an, ob das Ergebnis den Erwartungen entspricht oder nicht. Argumentieren Sie Ihre Aussage.</w:t>
       </w:r>
     </w:p>
-    <w:bookmarkEnd w:id="208"/>
-    <w:bookmarkEnd w:id="209"/>
-    <w:bookmarkEnd w:id="210"/>
-    <w:bookmarkStart w:id="228" w:name="sec-BJT"/>
+    <w:bookmarkEnd w:id="215"/>
+    <w:bookmarkEnd w:id="216"/>
+    <w:bookmarkEnd w:id="217"/>
+    <w:bookmarkStart w:id="235" w:name="sec-BJT"/>
     <w:p>
       <w:pPr>
         <w:pStyle w:val="Heading2"/>
@@ -30615,7 +33121,7 @@
         <w:t xml:space="preserve">5.2 Bipolartransistor</w:t>
       </w:r>
     </w:p>
-    <w:bookmarkStart w:id="215" w:name="X8c94d65070bf11ec0f6d40a07a3f3f9891be1b6"/>
+    <w:bookmarkStart w:id="222" w:name="X8c94d65070bf11ec0f6d40a07a3f3f9891be1b6"/>
     <w:p>
       <w:pPr>
         <w:pStyle w:val="Heading3"/>
@@ -30671,7 +33177,7 @@
       <w:tr>
         <w:tc>
           <w:tcPr/>
-          <w:bookmarkStart w:id="214" w:name="fig-BJT_Emitter_mit_Re"/>
+          <w:bookmarkStart w:id="221" w:name="fig-BJT_Emitter_mit_Re"/>
           <w:p>
             <w:pPr>
               <w:pStyle w:val="Compact"/>
@@ -30682,12 +33188,12 @@
                 <wp:inline>
                   <wp:extent cx="5334000" cy="3876360"/>
                   <wp:effectExtent b="0" l="0" r="0" t="0"/>
-                  <wp:docPr descr="" title="" id="212" name="Picture"/>
+                  <wp:docPr descr="" title="" id="219" name="Picture"/>
                   <a:graphic>
                     <a:graphicData uri="http://schemas.openxmlformats.org/drawingml/2006/picture">
                       <pic:pic>
                         <pic:nvPicPr>
-                          <pic:cNvPr descr="Transistoren/Grafiken/BJTEmitterschaltung_mitRE.svg" id="213" name="Picture"/>
+                          <pic:cNvPr descr="Transistoren/Grafiken/BJTEmitterschaltung_mitRE.svg" id="220" name="Picture"/>
                           <pic:cNvPicPr>
                             <a:picLocks noChangeArrowheads="1" noChangeAspect="1"/>
                           </pic:cNvPicPr>
@@ -30699,7 +33205,7 @@
                                 <a14:useLocalDpi xmlns:a14="http://schemas.microsoft.com/office/drawing/2010/main" val="0"/>
                               </a:ext>
                               <a:ext uri="{96DAC541-7B7A-43D3-8B79-37D633B846F1}">
-                                <asvg:svgBlip xmlns:asvg="http://schemas.microsoft.com/office/drawing/2016/SVG/main" r:embed="rId211"/>
+                                <asvg:svgBlip xmlns:asvg="http://schemas.microsoft.com/office/drawing/2016/SVG/main" r:embed="rId218"/>
                               </a:ext>
                             </a:extLst>
                           </a:blip>
@@ -30742,12 +33248,12 @@
               <w:t xml:space="preserve">Abbildung 5.2: Bipolartransistor in Emittergrundschaltung mit Re</w:t>
             </w:r>
           </w:p>
-          <w:bookmarkEnd w:id="214"/>
+          <w:bookmarkEnd w:id="221"/>
         </w:tc>
       </w:tr>
     </w:tbl>
-    <w:bookmarkEnd w:id="215"/>
-    <w:bookmarkStart w:id="222" w:name="aufgabenstellung"/>
+    <w:bookmarkEnd w:id="222"/>
+    <w:bookmarkStart w:id="229" w:name="aufgabenstellung"/>
     <w:p>
       <w:pPr>
         <w:pStyle w:val="Heading3"/>
@@ -30768,7 +33274,7 @@
       <w:pPr>
         <w:pStyle w:val="BodyText"/>
       </w:pPr>
-      <w:bookmarkStart w:id="216" w:name="eq-vU_eq"/>
+      <w:bookmarkStart w:id="223" w:name="eq-vU_eq"/>
       <m:oMathPara>
         <m:oMathParaPr>
           <m:jc m:val="center"/>
@@ -30849,7 +33355,7 @@
           </m:d>
         </m:oMath>
       </m:oMathPara>
-      <w:bookmarkEnd w:id="216"/>
+      <w:bookmarkEnd w:id="223"/>
     </w:p>
     <w:p>
       <w:pPr>
@@ -30898,7 +33404,7 @@
         </m:oMath>
       </m:oMathPara>
     </w:p>
-    <w:bookmarkStart w:id="221" w:name="gegeben"/>
+    <w:bookmarkStart w:id="228" w:name="gegeben"/>
     <w:p>
       <w:pPr>
         <w:pStyle w:val="Heading4"/>
@@ -30907,7 +33413,7 @@
         <w:t xml:space="preserve">5.2.2.1 Gegeben</w:t>
       </w:r>
     </w:p>
-    <w:bookmarkStart w:id="217" w:name="aus-der-angabe"/>
+    <w:bookmarkStart w:id="224" w:name="aus-der-angabe"/>
     <w:p>
       <w:pPr>
         <w:pStyle w:val="Heading5"/>
@@ -31016,8 +33522,8 @@
         </m:oMath>
       </m:oMathPara>
     </w:p>
-    <w:bookmarkEnd w:id="217"/>
-    <w:bookmarkStart w:id="218" w:name="aus-dem-datenblatt"/>
+    <w:bookmarkEnd w:id="224"/>
+    <w:bookmarkStart w:id="225" w:name="aus-dem-datenblatt"/>
     <w:p>
       <w:pPr>
         <w:pStyle w:val="Heading5"/>
@@ -31064,8 +33570,8 @@
         </m:oMath>
       </m:oMathPara>
     </w:p>
-    <w:bookmarkEnd w:id="218"/>
-    <w:bookmarkStart w:id="220" w:name="aus-der-erfahrung-faustregel"/>
+    <w:bookmarkEnd w:id="225"/>
+    <w:bookmarkStart w:id="227" w:name="aus-der-erfahrung-faustregel"/>
     <w:p>
       <w:pPr>
         <w:pStyle w:val="Heading5"/>
@@ -31079,7 +33585,7 @@
         <w:pStyle w:val="Compact"/>
         <w:numPr>
           <w:ilvl w:val="0"/>
-          <w:numId w:val="1003"/>
+          <w:numId w:val="1004"/>
         </w:numPr>
       </w:pPr>
       <w:r>
@@ -31235,7 +33741,7 @@
         <w:pStyle w:val="Compact"/>
         <w:numPr>
           <w:ilvl w:val="0"/>
-          <w:numId w:val="1004"/>
+          <w:numId w:val="1005"/>
         </w:numPr>
       </w:pPr>
       <w:r>
@@ -31246,7 +33752,7 @@
       <w:pPr>
         <w:pStyle w:val="FirstParagraph"/>
       </w:pPr>
-      <w:bookmarkStart w:id="219" w:name="eq-Ic1"/>
+      <w:bookmarkStart w:id="226" w:name="eq-Ic1"/>
       <m:oMathPara>
         <m:oMathParaPr>
           <m:jc m:val="center"/>
@@ -31351,12 +33857,12 @@
           </m:d>
         </m:oMath>
       </m:oMathPara>
-      <w:bookmarkEnd w:id="219"/>
-    </w:p>
-    <w:bookmarkEnd w:id="220"/>
-    <w:bookmarkEnd w:id="221"/>
-    <w:bookmarkEnd w:id="222"/>
-    <w:bookmarkStart w:id="226" w:name="berechnung"/>
+      <w:bookmarkEnd w:id="226"/>
+    </w:p>
+    <w:bookmarkEnd w:id="227"/>
+    <w:bookmarkEnd w:id="228"/>
+    <w:bookmarkEnd w:id="229"/>
+    <w:bookmarkStart w:id="233" w:name="berechnung"/>
     <w:p>
       <w:pPr>
         <w:pStyle w:val="Heading3"/>
@@ -31370,7 +33876,7 @@
         <w:pStyle w:val="Compact"/>
         <w:numPr>
           <w:ilvl w:val="0"/>
-          <w:numId w:val="1005"/>
+          <w:numId w:val="1006"/>
         </w:numPr>
       </w:pPr>
       <w:r>
@@ -31461,7 +33967,7 @@
       <w:pPr>
         <w:pStyle w:val="FirstParagraph"/>
       </w:pPr>
-      <w:bookmarkStart w:id="223" w:name="eq-Re1"/>
+      <w:bookmarkStart w:id="230" w:name="eq-Re1"/>
       <m:oMathPara>
         <m:oMathParaPr>
           <m:jc m:val="center"/>
@@ -31542,13 +34048,13 @@
           </m:d>
         </m:oMath>
       </m:oMathPara>
-      <w:bookmarkEnd w:id="223"/>
+      <w:bookmarkEnd w:id="230"/>
     </w:p>
     <w:p>
       <w:pPr>
         <w:pStyle w:val="FirstParagraph"/>
       </w:pPr>
-      <w:bookmarkStart w:id="224" w:name="eq-Ic_eq2"/>
+      <w:bookmarkStart w:id="231" w:name="eq-Ic_eq2"/>
       <m:oMathPara>
         <m:oMathParaPr>
           <m:jc m:val="center"/>
@@ -31674,13 +34180,13 @@
           </m:d>
         </m:oMath>
       </m:oMathPara>
-      <w:bookmarkEnd w:id="224"/>
+      <w:bookmarkEnd w:id="231"/>
     </w:p>
     <w:p>
       <w:pPr>
         <w:pStyle w:val="FirstParagraph"/>
       </w:pPr>
-      <w:bookmarkStart w:id="225" w:name="eq-Rc1"/>
+      <w:bookmarkStart w:id="232" w:name="eq-Rc1"/>
       <m:oMathPara>
         <m:oMathParaPr>
           <m:jc m:val="center"/>
@@ -31807,7 +34313,7 @@
           </m:d>
         </m:oMath>
       </m:oMathPara>
-      <w:bookmarkEnd w:id="225"/>
+      <w:bookmarkEnd w:id="232"/>
     </w:p>
     <w:p>
       <w:pPr>
@@ -31861,8 +34367,8 @@
         </m:oMath>
       </m:oMathPara>
     </w:p>
-    <w:bookmarkEnd w:id="226"/>
-    <w:bookmarkStart w:id="227" w:name="die-kollektorschaltung"/>
+    <w:bookmarkEnd w:id="233"/>
+    <w:bookmarkStart w:id="234" w:name="die-kollektorschaltung"/>
     <w:p>
       <w:pPr>
         <w:pStyle w:val="Heading3"/>
@@ -31891,10 +34397,10 @@
         <w:t xml:space="preserve">To be Continued</w:t>
       </w:r>
     </w:p>
-    <w:bookmarkEnd w:id="227"/>
-    <w:bookmarkEnd w:id="228"/>
-    <w:bookmarkEnd w:id="229"/>
-    <w:bookmarkStart w:id="355" w:name="leistungsverstärker"/>
+    <w:bookmarkEnd w:id="234"/>
+    <w:bookmarkEnd w:id="235"/>
+    <w:bookmarkEnd w:id="236"/>
+    <w:bookmarkStart w:id="362" w:name="leistungsverstärker"/>
     <w:p>
       <w:pPr>
         <w:pStyle w:val="Heading1"/>
@@ -31920,7 +34426,7 @@
         <w:pStyle w:val="Compact"/>
         <w:numPr>
           <w:ilvl w:val="0"/>
-          <w:numId w:val="1006"/>
+          <w:numId w:val="1007"/>
         </w:numPr>
       </w:pPr>
       <w:r>
@@ -31935,7 +34441,7 @@
         <w:pStyle w:val="Compact"/>
         <w:numPr>
           <w:ilvl w:val="0"/>
-          <w:numId w:val="1006"/>
+          <w:numId w:val="1007"/>
         </w:numPr>
       </w:pPr>
       <w:r>
@@ -31950,7 +34456,7 @@
         <w:pStyle w:val="Compact"/>
         <w:numPr>
           <w:ilvl w:val="0"/>
-          <w:numId w:val="1006"/>
+          <w:numId w:val="1007"/>
         </w:numPr>
       </w:pPr>
       <w:r>
@@ -31965,7 +34471,7 @@
         <w:pStyle w:val="Compact"/>
         <w:numPr>
           <w:ilvl w:val="0"/>
-          <w:numId w:val="1006"/>
+          <w:numId w:val="1007"/>
         </w:numPr>
       </w:pPr>
       <w:r>
@@ -31980,7 +34486,7 @@
         <w:pStyle w:val="Compact"/>
         <w:numPr>
           <w:ilvl w:val="0"/>
-          <w:numId w:val="1006"/>
+          <w:numId w:val="1007"/>
         </w:numPr>
       </w:pPr>
       <w:r>
@@ -32063,7 +34569,7 @@
       <w:tr>
         <w:tc>
           <w:tcPr/>
-          <w:bookmarkStart w:id="233" w:name="fig-BJT-AP_Ruhestrom"/>
+          <w:bookmarkStart w:id="240" w:name="fig-BJT-AP_Ruhestrom"/>
           <w:p>
             <w:pPr>
               <w:pStyle w:val="Compact"/>
@@ -32074,18 +34580,18 @@
                 <wp:inline>
                   <wp:extent cx="5334000" cy="4960478"/>
                   <wp:effectExtent b="0" l="0" r="0" t="0"/>
-                  <wp:docPr descr="" title="" id="231" name="Picture"/>
+                  <wp:docPr descr="" title="" id="238" name="Picture"/>
                   <a:graphic>
                     <a:graphicData uri="http://schemas.openxmlformats.org/drawingml/2006/picture">
                       <pic:pic>
                         <pic:nvPicPr>
-                          <pic:cNvPr descr="Projekte/Grafiken/BJT_Kennlinie_AP_Ruhestrom.png" id="232" name="Picture"/>
+                          <pic:cNvPr descr="Projekte/Grafiken/BJT_Kennlinie_AP_Ruhestrom.png" id="239" name="Picture"/>
                           <pic:cNvPicPr>
                             <a:picLocks noChangeArrowheads="1" noChangeAspect="1"/>
                           </pic:cNvPicPr>
                         </pic:nvPicPr>
                         <pic:blipFill>
-                          <a:blip r:embed="rId230"/>
+                          <a:blip r:embed="rId237"/>
                           <a:stretch>
                             <a:fillRect/>
                           </a:stretch>
@@ -32131,7 +34637,7 @@
               <w:t xml:space="preserve">[1]</w:t>
             </w:r>
           </w:p>
-          <w:bookmarkEnd w:id="233"/>
+          <w:bookmarkEnd w:id="240"/>
         </w:tc>
       </w:tr>
     </w:tbl>
@@ -32212,7 +34718,7 @@
         <w:t xml:space="preserve">, und damit die Verlustleistung, trotzdem nicht ganz Null sein kann, sehen wir im folgenden Teil.</w:t>
       </w:r>
     </w:p>
-    <w:bookmarkStart w:id="242" w:name="die-gegentaktendstufe"/>
+    <w:bookmarkStart w:id="249" w:name="die-gegentaktendstufe"/>
     <w:p>
       <w:pPr>
         <w:pStyle w:val="Heading2"/>
@@ -32277,7 +34783,7 @@
       <w:tr>
         <w:tc>
           <w:tcPr/>
-          <w:bookmarkStart w:id="237" w:name="fig-BJT_Gegen"/>
+          <w:bookmarkStart w:id="244" w:name="fig-BJT_Gegen"/>
           <w:p>
             <w:pPr>
               <w:pStyle w:val="Compact"/>
@@ -32288,18 +34794,18 @@
                 <wp:inline>
                   <wp:extent cx="5334000" cy="4870760"/>
                   <wp:effectExtent b="0" l="0" r="0" t="0"/>
-                  <wp:docPr descr="" title="" id="235" name="Picture"/>
+                  <wp:docPr descr="" title="" id="242" name="Picture"/>
                   <a:graphic>
                     <a:graphicData uri="http://schemas.openxmlformats.org/drawingml/2006/picture">
                       <pic:pic>
                         <pic:nvPicPr>
-                          <pic:cNvPr descr="Projekte/Grafiken/01_LV_Gegentaktendstufe.png" id="236" name="Picture"/>
+                          <pic:cNvPr descr="Projekte/Grafiken/01_LV_Gegentaktendstufe.png" id="243" name="Picture"/>
                           <pic:cNvPicPr>
                             <a:picLocks noChangeArrowheads="1" noChangeAspect="1"/>
                           </pic:cNvPicPr>
                         </pic:nvPicPr>
                         <pic:blipFill>
-                          <a:blip r:embed="rId234"/>
+                          <a:blip r:embed="rId241"/>
                           <a:stretch>
                             <a:fillRect/>
                           </a:stretch>
@@ -32339,7 +34845,7 @@
               <w:t xml:space="preserve">Abbildung 6.2: Bipolartransistoren in Gegentakt</w:t>
             </w:r>
           </w:p>
-          <w:bookmarkEnd w:id="237"/>
+          <w:bookmarkEnd w:id="244"/>
         </w:tc>
       </w:tr>
     </w:tbl>
@@ -32364,7 +34870,7 @@
       <w:tr>
         <w:tc>
           <w:tcPr/>
-          <w:bookmarkStart w:id="241" w:name="fig-BJT_Gegen_Sim1"/>
+          <w:bookmarkStart w:id="248" w:name="fig-BJT_Gegen_Sim1"/>
           <w:p>
             <w:pPr>
               <w:pStyle w:val="Compact"/>
@@ -32375,12 +34881,12 @@
                 <wp:inline>
                   <wp:extent cx="5334000" cy="7620000"/>
                   <wp:effectExtent b="0" l="0" r="0" t="0"/>
-                  <wp:docPr descr="" title="" id="239" name="Picture"/>
+                  <wp:docPr descr="" title="" id="246" name="Picture"/>
                   <a:graphic>
                     <a:graphicData uri="http://schemas.openxmlformats.org/drawingml/2006/picture">
                       <pic:pic>
                         <pic:nvPicPr>
-                          <pic:cNvPr descr="Projekte/Grafiken/01_Transient%20Analysis.svg" id="240" name="Picture"/>
+                          <pic:cNvPr descr="Projekte/Grafiken/01_Transient%20Analysis.svg" id="247" name="Picture"/>
                           <pic:cNvPicPr>
                             <a:picLocks noChangeArrowheads="1" noChangeAspect="1"/>
                           </pic:cNvPicPr>
@@ -32392,7 +34898,7 @@
                                 <a14:useLocalDpi xmlns:a14="http://schemas.microsoft.com/office/drawing/2010/main" val="0"/>
                               </a:ext>
                               <a:ext uri="{96DAC541-7B7A-43D3-8B79-37D633B846F1}">
-                                <asvg:svgBlip xmlns:asvg="http://schemas.microsoft.com/office/drawing/2016/SVG/main" r:embed="rId238"/>
+                                <asvg:svgBlip xmlns:asvg="http://schemas.microsoft.com/office/drawing/2016/SVG/main" r:embed="rId245"/>
                               </a:ext>
                             </a:extLst>
                           </a:blip>
@@ -32435,7 +34941,7 @@
               <w:t xml:space="preserve">Abbildung 6.3: Bipolartransistoren in Gegentakt, Simulationsergebnisse</w:t>
             </w:r>
           </w:p>
-          <w:bookmarkEnd w:id="241"/>
+          <w:bookmarkEnd w:id="248"/>
         </w:tc>
       </w:tr>
     </w:tbl>
@@ -32631,8 +35137,8 @@
         </w:tc>
       </w:tr>
     </w:tbl>
-    <w:bookmarkEnd w:id="242"/>
-    <w:bookmarkStart w:id="251" w:name="rückkopplung"/>
+    <w:bookmarkEnd w:id="249"/>
+    <w:bookmarkStart w:id="258" w:name="rückkopplung"/>
     <w:p>
       <w:pPr>
         <w:pStyle w:val="Heading2"/>
@@ -32668,7 +35174,7 @@
       <w:tr>
         <w:tc>
           <w:tcPr/>
-          <w:bookmarkStart w:id="246" w:name="fig-BJT_GegenRueck"/>
+          <w:bookmarkStart w:id="253" w:name="fig-BJT_GegenRueck"/>
           <w:p>
             <w:pPr>
               <w:pStyle w:val="Compact"/>
@@ -32679,18 +35185,18 @@
                 <wp:inline>
                   <wp:extent cx="5334000" cy="4019641"/>
                   <wp:effectExtent b="0" l="0" r="0" t="0"/>
-                  <wp:docPr descr="" title="" id="244" name="Picture"/>
+                  <wp:docPr descr="" title="" id="251" name="Picture"/>
                   <a:graphic>
                     <a:graphicData uri="http://schemas.openxmlformats.org/drawingml/2006/picture">
                       <pic:pic>
                         <pic:nvPicPr>
-                          <pic:cNvPr descr="Projekte/Grafiken/02_LV_Rueckkopplung.png" id="245" name="Picture"/>
+                          <pic:cNvPr descr="Projekte/Grafiken/02_LV_Rueckkopplung.png" id="252" name="Picture"/>
                           <pic:cNvPicPr>
                             <a:picLocks noChangeArrowheads="1" noChangeAspect="1"/>
                           </pic:cNvPicPr>
                         </pic:nvPicPr>
                         <pic:blipFill>
-                          <a:blip r:embed="rId243"/>
+                          <a:blip r:embed="rId250"/>
                           <a:stretch>
                             <a:fillRect/>
                           </a:stretch>
@@ -32730,7 +35236,7 @@
               <w:t xml:space="preserve">Abbildung 6.4: Gegentaktendstufe mit Rückkopplung</w:t>
             </w:r>
           </w:p>
-          <w:bookmarkEnd w:id="246"/>
+          <w:bookmarkEnd w:id="253"/>
         </w:tc>
       </w:tr>
     </w:tbl>
@@ -32871,7 +35377,7 @@
       <w:tr>
         <w:tc>
           <w:tcPr/>
-          <w:bookmarkStart w:id="250" w:name="fig-BJT_GegenRueckSim"/>
+          <w:bookmarkStart w:id="257" w:name="fig-BJT_GegenRueckSim"/>
           <w:p>
             <w:pPr>
               <w:pStyle w:val="Compact"/>
@@ -32882,12 +35388,12 @@
                 <wp:inline>
                   <wp:extent cx="5334000" cy="7620000"/>
                   <wp:effectExtent b="0" l="0" r="0" t="0"/>
-                  <wp:docPr descr="" title="" id="248" name="Picture"/>
+                  <wp:docPr descr="" title="" id="255" name="Picture"/>
                   <a:graphic>
                     <a:graphicData uri="http://schemas.openxmlformats.org/drawingml/2006/picture">
                       <pic:pic>
                         <pic:nvPicPr>
-                          <pic:cNvPr descr="Projekte/Grafiken/02_Transient%20Analysis.svg" id="249" name="Picture"/>
+                          <pic:cNvPr descr="Projekte/Grafiken/02_Transient%20Analysis.svg" id="256" name="Picture"/>
                           <pic:cNvPicPr>
                             <a:picLocks noChangeArrowheads="1" noChangeAspect="1"/>
                           </pic:cNvPicPr>
@@ -32899,7 +35405,7 @@
                                 <a14:useLocalDpi xmlns:a14="http://schemas.microsoft.com/office/drawing/2010/main" val="0"/>
                               </a:ext>
                               <a:ext uri="{96DAC541-7B7A-43D3-8B79-37D633B846F1}">
-                                <asvg:svgBlip xmlns:asvg="http://schemas.microsoft.com/office/drawing/2016/SVG/main" r:embed="rId247"/>
+                                <asvg:svgBlip xmlns:asvg="http://schemas.microsoft.com/office/drawing/2016/SVG/main" r:embed="rId254"/>
                               </a:ext>
                             </a:extLst>
                           </a:blip>
@@ -32942,7 +35448,7 @@
               <w:t xml:space="preserve">Abbildung 6.5: Bipolartransistoren in Gegentakt, Simulationsergebnisse</w:t>
             </w:r>
           </w:p>
-          <w:bookmarkEnd w:id="250"/>
+          <w:bookmarkEnd w:id="257"/>
         </w:tc>
       </w:tr>
     </w:tbl>
@@ -33138,8 +35644,8 @@
         </w:tc>
       </w:tr>
     </w:tbl>
-    <w:bookmarkEnd w:id="251"/>
-    <w:bookmarkStart w:id="266" w:name="sec-LV_Vorspannen"/>
+    <w:bookmarkEnd w:id="258"/>
+    <w:bookmarkStart w:id="273" w:name="sec-LV_Vorspannen"/>
     <w:p>
       <w:pPr>
         <w:pStyle w:val="Heading2"/>
@@ -33242,7 +35748,7 @@
       <w:tr>
         <w:tc>
           <w:tcPr/>
-          <w:bookmarkStart w:id="255" w:name="fig-BJT_GegenRueckVor"/>
+          <w:bookmarkStart w:id="262" w:name="fig-BJT_GegenRueckVor"/>
           <w:p>
             <w:pPr>
               <w:pStyle w:val="Compact"/>
@@ -33253,18 +35759,18 @@
                 <wp:inline>
                   <wp:extent cx="5334000" cy="3281896"/>
                   <wp:effectExtent b="0" l="0" r="0" t="0"/>
-                  <wp:docPr descr="" title="" id="253" name="Picture"/>
+                  <wp:docPr descr="" title="" id="260" name="Picture"/>
                   <a:graphic>
                     <a:graphicData uri="http://schemas.openxmlformats.org/drawingml/2006/picture">
                       <pic:pic>
                         <pic:nvPicPr>
-                          <pic:cNvPr descr="Projekte/Grafiken/03_LV_Vorspannung.png" id="254" name="Picture"/>
+                          <pic:cNvPr descr="Projekte/Grafiken/03_LV_Vorspannung.png" id="261" name="Picture"/>
                           <pic:cNvPicPr>
                             <a:picLocks noChangeArrowheads="1" noChangeAspect="1"/>
                           </pic:cNvPicPr>
                         </pic:nvPicPr>
                         <pic:blipFill>
-                          <a:blip r:embed="rId252"/>
+                          <a:blip r:embed="rId259"/>
                           <a:stretch>
                             <a:fillRect/>
                           </a:stretch>
@@ -33304,7 +35810,7 @@
               <w:t xml:space="preserve">Abbildung 6.6: Gegentaktendstufe mit vorgespannten Transistoren</w:t>
             </w:r>
           </w:p>
-          <w:bookmarkEnd w:id="255"/>
+          <w:bookmarkEnd w:id="262"/>
         </w:tc>
       </w:tr>
     </w:tbl>
@@ -33398,7 +35904,7 @@
       <w:tr>
         <w:tc>
           <w:tcPr/>
-          <w:bookmarkStart w:id="259" w:name="fig-BJT_GegenRueckVorDCSw"/>
+          <w:bookmarkStart w:id="266" w:name="fig-BJT_GegenRueckVorDCSw"/>
           <w:p>
             <w:pPr>
               <w:pStyle w:val="Compact"/>
@@ -33409,12 +35915,12 @@
                 <wp:inline>
                   <wp:extent cx="5334000" cy="3810000"/>
                   <wp:effectExtent b="0" l="0" r="0" t="0"/>
-                  <wp:docPr descr="" title="" id="257" name="Picture"/>
+                  <wp:docPr descr="" title="" id="264" name="Picture"/>
                   <a:graphic>
                     <a:graphicData uri="http://schemas.openxmlformats.org/drawingml/2006/picture">
                       <pic:pic>
                         <pic:nvPicPr>
-                          <pic:cNvPr descr="Projekte/Grafiken/03_DCSweepVorspannung.svg" id="258" name="Picture"/>
+                          <pic:cNvPr descr="Projekte/Grafiken/03_DCSweepVorspannung.svg" id="265" name="Picture"/>
                           <pic:cNvPicPr>
                             <a:picLocks noChangeArrowheads="1" noChangeAspect="1"/>
                           </pic:cNvPicPr>
@@ -33426,7 +35932,7 @@
                                 <a14:useLocalDpi xmlns:a14="http://schemas.microsoft.com/office/drawing/2010/main" val="0"/>
                               </a:ext>
                               <a:ext uri="{96DAC541-7B7A-43D3-8B79-37D633B846F1}">
-                                <asvg:svgBlip xmlns:asvg="http://schemas.microsoft.com/office/drawing/2016/SVG/main" r:embed="rId256"/>
+                                <asvg:svgBlip xmlns:asvg="http://schemas.microsoft.com/office/drawing/2016/SVG/main" r:embed="rId263"/>
                               </a:ext>
                             </a:extLst>
                           </a:blip>
@@ -33469,7 +35975,7 @@
               <w:t xml:space="preserve">Abbildung 6.7: Gegentaktendstufe mit vorgespannten Transistoren, DC-Sweep</w:t>
             </w:r>
           </w:p>
-          <w:bookmarkEnd w:id="259"/>
+          <w:bookmarkEnd w:id="266"/>
         </w:tc>
       </w:tr>
     </w:tbl>
@@ -34019,7 +36525,7 @@
       <w:tr>
         <w:tc>
           <w:tcPr/>
-          <w:bookmarkStart w:id="263" w:name="fig-BJT_GegenRueckVorSim1"/>
+          <w:bookmarkStart w:id="270" w:name="fig-BJT_GegenRueckVorSim1"/>
           <w:p>
             <w:pPr>
               <w:pStyle w:val="Compact"/>
@@ -34030,12 +36536,12 @@
                 <wp:inline>
                   <wp:extent cx="5334000" cy="7620000"/>
                   <wp:effectExtent b="0" l="0" r="0" t="0"/>
-                  <wp:docPr descr="" title="" id="261" name="Picture"/>
+                  <wp:docPr descr="" title="" id="268" name="Picture"/>
                   <a:graphic>
                     <a:graphicData uri="http://schemas.openxmlformats.org/drawingml/2006/picture">
                       <pic:pic>
                         <pic:nvPicPr>
-                          <pic:cNvPr descr="Projekte/Grafiken/03_Transient%20Analysis.svg" id="262" name="Picture"/>
+                          <pic:cNvPr descr="Projekte/Grafiken/03_Transient%20Analysis.svg" id="269" name="Picture"/>
                           <pic:cNvPicPr>
                             <a:picLocks noChangeArrowheads="1" noChangeAspect="1"/>
                           </pic:cNvPicPr>
@@ -34047,7 +36553,7 @@
                                 <a14:useLocalDpi xmlns:a14="http://schemas.microsoft.com/office/drawing/2010/main" val="0"/>
                               </a:ext>
                               <a:ext uri="{96DAC541-7B7A-43D3-8B79-37D633B846F1}">
-                                <asvg:svgBlip xmlns:asvg="http://schemas.microsoft.com/office/drawing/2016/SVG/main" r:embed="rId260"/>
+                                <asvg:svgBlip xmlns:asvg="http://schemas.microsoft.com/office/drawing/2016/SVG/main" r:embed="rId267"/>
                               </a:ext>
                             </a:extLst>
                           </a:blip>
@@ -34090,7 +36596,7 @@
               <w:t xml:space="preserve">Abbildung 6.8: Bipolartransistoren in Gegentakt, Simulationsergebnisse</w:t>
             </w:r>
           </w:p>
-          <w:bookmarkEnd w:id="263"/>
+          <w:bookmarkEnd w:id="270"/>
         </w:tc>
       </w:tr>
     </w:tbl>
@@ -34335,12 +36841,12 @@
                 <wp:inline>
                   <wp:extent cx="152400" cy="152400"/>
                   <wp:effectExtent b="0" l="0" r="0" t="0"/>
-                  <wp:docPr descr="" title="" id="264" name="Picture"/>
+                  <wp:docPr descr="" title="" id="271" name="Picture"/>
                   <a:graphic>
                     <a:graphicData uri="http://schemas.openxmlformats.org/drawingml/2006/picture">
                       <pic:pic>
                         <pic:nvPicPr>
-                          <pic:cNvPr descr="C:\Users\leo\AppData\Local\Programs\Quarto\share\formats\docx\note.png" id="265" name="Picture"/>
+                          <pic:cNvPr descr="C:\Users\leo\AppData\Local\Programs\Quarto\share\formats\docx\note.png" id="272" name="Picture"/>
                           <pic:cNvPicPr>
                             <a:picLocks noChangeArrowheads="1" noChangeAspect="1"/>
                           </pic:cNvPicPr>
@@ -34410,8 +36916,8 @@
         </w:tc>
       </w:tr>
     </w:tbl>
-    <w:bookmarkEnd w:id="266"/>
-    <w:bookmarkStart w:id="319" w:name="reale-spannungsquelle"/>
+    <w:bookmarkEnd w:id="273"/>
+    <w:bookmarkStart w:id="326" w:name="reale-spannungsquelle"/>
     <w:p>
       <w:pPr>
         <w:pStyle w:val="Heading2"/>
@@ -34626,7 +37132,7 @@
       <w:tr>
         <w:tc>
           <w:tcPr/>
-          <w:bookmarkStart w:id="270" w:name="fig-BJT_GegenRueckVorReal2"/>
+          <w:bookmarkStart w:id="277" w:name="fig-BJT_GegenRueckVorReal2"/>
           <w:p>
             <w:pPr>
               <w:pStyle w:val="Compact"/>
@@ -34637,18 +37143,18 @@
                 <wp:inline>
                   <wp:extent cx="2097365" cy="1470713"/>
                   <wp:effectExtent b="0" l="0" r="0" t="0"/>
-                  <wp:docPr descr="" title="" id="268" name="Picture"/>
+                  <wp:docPr descr="" title="" id="275" name="Picture"/>
                   <a:graphic>
                     <a:graphicData uri="http://schemas.openxmlformats.org/drawingml/2006/picture">
                       <pic:pic>
                         <pic:nvPicPr>
-                          <pic:cNvPr descr="Projekte/Grafiken/04.01_LV_Reale_Vorspannung.png" id="269" name="Picture"/>
+                          <pic:cNvPr descr="Projekte/Grafiken/04.01_LV_Reale_Vorspannung.png" id="276" name="Picture"/>
                           <pic:cNvPicPr>
                             <a:picLocks noChangeArrowheads="1" noChangeAspect="1"/>
                           </pic:cNvPicPr>
                         </pic:nvPicPr>
                         <pic:blipFill>
-                          <a:blip r:embed="rId267"/>
+                          <a:blip r:embed="rId274"/>
                           <a:stretch>
                             <a:fillRect/>
                           </a:stretch>
@@ -34711,7 +37217,7 @@
               <w:t xml:space="preserve">-Vervielfacher</w:t>
             </w:r>
           </w:p>
-          <w:bookmarkEnd w:id="270"/>
+          <w:bookmarkEnd w:id="277"/>
         </w:tc>
       </w:tr>
     </w:tbl>
@@ -34723,7 +37229,7 @@
         <w:t xml:space="preserve">Der Ablauf ist wie folgt und gilt für alle Dimensionierungsaufgaben von Schaltungen.</w:t>
       </w:r>
     </w:p>
-    <w:bookmarkStart w:id="293" w:name="sec-ube_verf_bere"/>
+    <w:bookmarkStart w:id="300" w:name="sec-ube_verf_bere"/>
     <w:p>
       <w:pPr>
         <w:pStyle w:val="Heading3"/>
@@ -35097,7 +37603,7 @@
       <w:pPr>
         <w:pStyle w:val="BodyText"/>
       </w:pPr>
-      <w:bookmarkStart w:id="271" w:name="eq-I1_eq"/>
+      <w:bookmarkStart w:id="278" w:name="eq-I1_eq"/>
       <m:oMathPara>
         <m:oMathParaPr>
           <m:jc m:val="center"/>
@@ -35169,13 +37675,13 @@
           </m:d>
         </m:oMath>
       </m:oMathPara>
-      <w:bookmarkEnd w:id="271"/>
+      <w:bookmarkEnd w:id="278"/>
     </w:p>
     <w:p>
       <w:pPr>
         <w:pStyle w:val="FirstParagraph"/>
       </w:pPr>
-      <w:bookmarkStart w:id="272" w:name="eq-Ib_eq"/>
+      <w:bookmarkStart w:id="279" w:name="eq-Ib_eq"/>
       <m:oMathPara>
         <m:oMathParaPr>
           <m:jc m:val="center"/>
@@ -35241,13 +37747,13 @@
           </m:d>
         </m:oMath>
       </m:oMathPara>
-      <w:bookmarkEnd w:id="272"/>
+      <w:bookmarkEnd w:id="279"/>
     </w:p>
     <w:p>
       <w:pPr>
         <w:pStyle w:val="FirstParagraph"/>
       </w:pPr>
-      <w:bookmarkStart w:id="273" w:name="eq-Ispg_eq"/>
+      <w:bookmarkStart w:id="280" w:name="eq-Ispg_eq"/>
       <m:oMathPara>
         <m:oMathParaPr>
           <m:jc m:val="center"/>
@@ -35331,7 +37837,7 @@
           </m:d>
         </m:oMath>
       </m:oMathPara>
-      <w:bookmarkEnd w:id="273"/>
+      <w:bookmarkEnd w:id="280"/>
     </w:p>
     <w:p>
       <w:pPr>
@@ -35517,7 +38023,7 @@
       <w:pPr>
         <w:pStyle w:val="BodyText"/>
       </w:pPr>
-      <w:bookmarkStart w:id="274" w:name="eq-M1_eq"/>
+      <w:bookmarkStart w:id="281" w:name="eq-M1_eq"/>
       <m:oMathPara>
         <m:oMathParaPr>
           <m:jc m:val="center"/>
@@ -35589,13 +38095,13 @@
           </m:d>
         </m:oMath>
       </m:oMathPara>
-      <w:bookmarkEnd w:id="274"/>
+      <w:bookmarkEnd w:id="281"/>
     </w:p>
     <w:p>
       <w:pPr>
         <w:pStyle w:val="FirstParagraph"/>
       </w:pPr>
-      <w:bookmarkStart w:id="275" w:name="eq-U2_eq"/>
+      <w:bookmarkStart w:id="282" w:name="eq-U2_eq"/>
       <m:oMathPara>
         <m:oMathParaPr>
           <m:jc m:val="center"/>
@@ -35652,7 +38158,7 @@
           </m:d>
         </m:oMath>
       </m:oMathPara>
-      <w:bookmarkEnd w:id="275"/>
+      <w:bookmarkEnd w:id="282"/>
     </w:p>
     <w:p>
       <w:pPr>
@@ -35759,7 +38265,7 @@
       <w:pPr>
         <w:pStyle w:val="BodyText"/>
       </w:pPr>
-      <w:bookmarkStart w:id="276" w:name="eq-M2_eq"/>
+      <w:bookmarkStart w:id="283" w:name="eq-M2_eq"/>
       <m:oMathPara>
         <m:oMathParaPr>
           <m:jc m:val="center"/>
@@ -35846,13 +38352,13 @@
           </m:d>
         </m:oMath>
       </m:oMathPara>
-      <w:bookmarkEnd w:id="276"/>
+      <w:bookmarkEnd w:id="283"/>
     </w:p>
     <w:p>
       <w:pPr>
         <w:pStyle w:val="FirstParagraph"/>
       </w:pPr>
-      <w:bookmarkStart w:id="277" w:name="eq-U1_eq"/>
+      <w:bookmarkStart w:id="284" w:name="eq-U1_eq"/>
       <m:oMathPara>
         <m:oMathParaPr>
           <m:jc m:val="center"/>
@@ -35936,7 +38442,7 @@
           </m:d>
         </m:oMath>
       </m:oMathPara>
-      <w:bookmarkEnd w:id="277"/>
+      <w:bookmarkEnd w:id="284"/>
     </w:p>
     <w:p>
       <w:pPr>
@@ -36031,7 +38537,7 @@
       <w:pPr>
         <w:pStyle w:val="BodyText"/>
       </w:pPr>
-      <w:bookmarkStart w:id="278" w:name="eq-K2_eq"/>
+      <w:bookmarkStart w:id="285" w:name="eq-K2_eq"/>
       <m:oMathPara>
         <m:oMathParaPr>
           <m:jc m:val="center"/>
@@ -36112,13 +38618,13 @@
           </m:d>
         </m:oMath>
       </m:oMathPara>
-      <w:bookmarkEnd w:id="278"/>
+      <w:bookmarkEnd w:id="285"/>
     </w:p>
     <w:p>
       <w:pPr>
         <w:pStyle w:val="FirstParagraph"/>
       </w:pPr>
-      <w:bookmarkStart w:id="279" w:name="eq-I1_eq"/>
+      <w:bookmarkStart w:id="286" w:name="eq-I1_eq"/>
       <m:oMathPara>
         <m:oMathParaPr>
           <m:jc m:val="center"/>
@@ -36190,13 +38696,13 @@
           </m:d>
         </m:oMath>
       </m:oMathPara>
-      <w:bookmarkEnd w:id="279"/>
+      <w:bookmarkEnd w:id="286"/>
     </w:p>
     <w:p>
       <w:pPr>
         <w:pStyle w:val="FirstParagraph"/>
       </w:pPr>
-      <w:bookmarkStart w:id="280" w:name="eq-I2_eq"/>
+      <w:bookmarkStart w:id="287" w:name="eq-I2_eq"/>
       <m:oMathPara>
         <m:oMathParaPr>
           <m:jc m:val="center"/>
@@ -36253,13 +38759,13 @@
           </m:d>
         </m:oMath>
       </m:oMathPara>
-      <w:bookmarkEnd w:id="280"/>
+      <w:bookmarkEnd w:id="287"/>
     </w:p>
     <w:p>
       <w:pPr>
         <w:pStyle w:val="FirstParagraph"/>
       </w:pPr>
-      <w:bookmarkStart w:id="281" w:name="eq-I1_eq2"/>
+      <w:bookmarkStart w:id="288" w:name="eq-I1_eq2"/>
       <m:oMathPara>
         <m:oMathParaPr>
           <m:jc m:val="center"/>
@@ -36316,7 +38822,7 @@
           </m:d>
         </m:oMath>
       </m:oMathPara>
-      <w:bookmarkEnd w:id="281"/>
+      <w:bookmarkEnd w:id="288"/>
     </w:p>
     <w:p>
       <w:pPr>
@@ -36407,7 +38913,7 @@
       <w:pPr>
         <w:pStyle w:val="BodyText"/>
       </w:pPr>
-      <w:bookmarkStart w:id="282" w:name="eq-I1_eq3"/>
+      <w:bookmarkStart w:id="289" w:name="eq-I1_eq3"/>
       <m:oMathPara>
         <m:oMathParaPr>
           <m:jc m:val="center"/>
@@ -36476,7 +38982,7 @@
           </m:d>
         </m:oMath>
       </m:oMathPara>
-      <w:bookmarkEnd w:id="282"/>
+      <w:bookmarkEnd w:id="289"/>
     </w:p>
     <w:p>
       <w:pPr>
@@ -36633,7 +39139,7 @@
       <w:pPr>
         <w:pStyle w:val="BodyText"/>
       </w:pPr>
-      <w:bookmarkStart w:id="283" w:name="eq-K1_eq"/>
+      <w:bookmarkStart w:id="290" w:name="eq-K1_eq"/>
       <m:oMathPara>
         <m:oMathParaPr>
           <m:jc m:val="center"/>
@@ -36744,13 +39250,13 @@
           </m:d>
         </m:oMath>
       </m:oMathPara>
-      <w:bookmarkEnd w:id="283"/>
+      <w:bookmarkEnd w:id="290"/>
     </w:p>
     <w:p>
       <w:pPr>
         <w:pStyle w:val="FirstParagraph"/>
       </w:pPr>
-      <w:bookmarkStart w:id="284" w:name="eq-Ic_eq"/>
+      <w:bookmarkStart w:id="291" w:name="eq-Ic_eq"/>
       <m:oMathPara>
         <m:oMathParaPr>
           <m:jc m:val="center"/>
@@ -36858,13 +39364,13 @@
           </m:d>
         </m:oMath>
       </m:oMathPara>
-      <w:bookmarkEnd w:id="284"/>
+      <w:bookmarkEnd w:id="291"/>
     </w:p>
     <w:p>
       <w:pPr>
         <w:pStyle w:val="FirstParagraph"/>
       </w:pPr>
-      <w:bookmarkStart w:id="285" w:name="eq-Ic_eq2"/>
+      <w:bookmarkStart w:id="292" w:name="eq-Ic_eq2"/>
       <m:oMathPara>
         <m:oMathParaPr>
           <m:jc m:val="center"/>
@@ -36954,7 +39460,7 @@
           </m:d>
         </m:oMath>
       </m:oMathPara>
-      <w:bookmarkEnd w:id="285"/>
+      <w:bookmarkEnd w:id="292"/>
     </w:p>
     <w:p>
       <w:pPr>
@@ -37073,7 +39579,7 @@
       <w:pPr>
         <w:pStyle w:val="BodyText"/>
       </w:pPr>
-      <w:bookmarkStart w:id="286" w:name="eq-Ib_eq"/>
+      <w:bookmarkStart w:id="293" w:name="eq-Ib_eq"/>
       <m:oMathPara>
         <m:oMathParaPr>
           <m:jc m:val="center"/>
@@ -37139,7 +39645,7 @@
           </m:d>
         </m:oMath>
       </m:oMathPara>
-      <w:bookmarkEnd w:id="286"/>
+      <w:bookmarkEnd w:id="293"/>
     </w:p>
     <w:p>
       <w:pPr>
@@ -37192,7 +39698,7 @@
       <w:pPr>
         <w:pStyle w:val="FirstParagraph"/>
       </w:pPr>
-      <w:bookmarkStart w:id="287" w:name="eq-I1_eq3"/>
+      <w:bookmarkStart w:id="294" w:name="eq-I1_eq3"/>
       <m:oMathPara>
         <m:oMathParaPr>
           <m:jc m:val="center"/>
@@ -37249,7 +39755,7 @@
           </m:d>
         </m:oMath>
       </m:oMathPara>
-      <w:bookmarkEnd w:id="287"/>
+      <w:bookmarkEnd w:id="294"/>
     </w:p>
     <w:p>
       <w:pPr>
@@ -37302,7 +39808,7 @@
       <w:pPr>
         <w:pStyle w:val="FirstParagraph"/>
       </w:pPr>
-      <w:bookmarkStart w:id="288" w:name="eq-R1_eq"/>
+      <w:bookmarkStart w:id="295" w:name="eq-R1_eq"/>
       <m:oMathPara>
         <m:oMathParaPr>
           <m:jc m:val="center"/>
@@ -37383,7 +39889,7 @@
           </m:d>
         </m:oMath>
       </m:oMathPara>
-      <w:bookmarkEnd w:id="288"/>
+      <w:bookmarkEnd w:id="295"/>
     </w:p>
     <w:p>
       <w:pPr>
@@ -37441,7 +39947,7 @@
       <w:pPr>
         <w:pStyle w:val="FirstParagraph"/>
       </w:pPr>
-      <w:bookmarkStart w:id="289" w:name="eq-Dummy"/>
+      <w:bookmarkStart w:id="296" w:name="eq-Dummy"/>
       <m:oMathPara>
         <m:oMathParaPr>
           <m:jc m:val="center"/>
@@ -37498,7 +40004,7 @@
           </m:d>
         </m:oMath>
       </m:oMathPara>
-      <w:bookmarkEnd w:id="289"/>
+      <w:bookmarkEnd w:id="296"/>
     </w:p>
     <w:p>
       <w:pPr>
@@ -37551,7 +40057,7 @@
       <w:pPr>
         <w:pStyle w:val="FirstParagraph"/>
       </w:pPr>
-      <w:bookmarkStart w:id="290" w:name="eq-R2_eq"/>
+      <w:bookmarkStart w:id="297" w:name="eq-R2_eq"/>
       <m:oMathPara>
         <m:oMathParaPr>
           <m:jc m:val="center"/>
@@ -37632,7 +40138,7 @@
           </m:d>
         </m:oMath>
       </m:oMathPara>
-      <w:bookmarkEnd w:id="290"/>
+      <w:bookmarkEnd w:id="297"/>
     </w:p>
     <w:p>
       <w:pPr>
@@ -37727,12 +40233,12 @@
                 <wp:inline>
                   <wp:extent cx="152400" cy="152400"/>
                   <wp:effectExtent b="0" l="0" r="0" t="0"/>
-                  <wp:docPr descr="" title="" id="291" name="Picture"/>
+                  <wp:docPr descr="" title="" id="298" name="Picture"/>
                   <a:graphic>
                     <a:graphicData uri="http://schemas.openxmlformats.org/drawingml/2006/picture">
                       <pic:pic>
                         <pic:nvPicPr>
-                          <pic:cNvPr descr="C:\Users\leo\AppData\Local\Programs\Quarto\share\formats\docx\note.png" id="292" name="Picture"/>
+                          <pic:cNvPr descr="C:\Users\leo\AppData\Local\Programs\Quarto\share\formats\docx\note.png" id="299" name="Picture"/>
                           <pic:cNvPicPr>
                             <a:picLocks noChangeArrowheads="1" noChangeAspect="1"/>
                           </pic:cNvPicPr>
@@ -37907,8 +40413,8 @@
         </w:tc>
       </w:tr>
     </w:tbl>
-    <w:bookmarkEnd w:id="293"/>
-    <w:bookmarkStart w:id="306" w:name="X2ab2ef3b459fd03723ebd6efd62d42916678e5b"/>
+    <w:bookmarkEnd w:id="300"/>
+    <w:bookmarkStart w:id="313" w:name="X2ab2ef3b459fd03723ebd6efd62d42916678e5b"/>
     <w:p>
       <w:pPr>
         <w:pStyle w:val="Heading3"/>
@@ -37979,7 +40485,7 @@
       <w:tr>
         <w:tc>
           <w:tcPr/>
-          <w:bookmarkStart w:id="297" w:name="fig-BJT_LV_RealeSpannungsquelleSim1"/>
+          <w:bookmarkStart w:id="304" w:name="fig-BJT_LV_RealeSpannungsquelleSim1"/>
           <w:p>
             <w:pPr>
               <w:pStyle w:val="Compact"/>
@@ -37990,18 +40496,18 @@
                 <wp:inline>
                   <wp:extent cx="5334000" cy="3178208"/>
                   <wp:effectExtent b="0" l="0" r="0" t="0"/>
-                  <wp:docPr descr="" title="" id="295" name="Picture"/>
+                  <wp:docPr descr="" title="" id="302" name="Picture"/>
                   <a:graphic>
                     <a:graphicData uri="http://schemas.openxmlformats.org/drawingml/2006/picture">
                       <pic:pic>
                         <pic:nvPicPr>
-                          <pic:cNvPr descr="Projekte/Grafiken/04.01_LV_RealeSpannungsquelleSim1.png" id="296" name="Picture"/>
+                          <pic:cNvPr descr="Projekte/Grafiken/04.01_LV_RealeSpannungsquelleSim1.png" id="303" name="Picture"/>
                           <pic:cNvPicPr>
                             <a:picLocks noChangeArrowheads="1" noChangeAspect="1"/>
                           </pic:cNvPicPr>
                         </pic:nvPicPr>
                         <pic:blipFill>
-                          <a:blip r:embed="rId294"/>
+                          <a:blip r:embed="rId301"/>
                           <a:stretch>
                             <a:fillRect/>
                           </a:stretch>
@@ -38041,7 +40547,7 @@
               <w:t xml:space="preserve">Abbildung 6.10: Reale Spannungsquelle, Simulation 1</w:t>
             </w:r>
           </w:p>
-          <w:bookmarkEnd w:id="297"/>
+          <w:bookmarkEnd w:id="304"/>
         </w:tc>
       </w:tr>
     </w:tbl>
@@ -38286,7 +40792,7 @@
       <w:tr>
         <w:tc>
           <w:tcPr/>
-          <w:bookmarkStart w:id="301" w:name="fig-BJT_LV_RealeSpannungsquelleSim2"/>
+          <w:bookmarkStart w:id="308" w:name="fig-BJT_LV_RealeSpannungsquelleSim2"/>
           <w:p>
             <w:pPr>
               <w:pStyle w:val="Compact"/>
@@ -38297,18 +40803,18 @@
                 <wp:inline>
                   <wp:extent cx="5334000" cy="3759286"/>
                   <wp:effectExtent b="0" l="0" r="0" t="0"/>
-                  <wp:docPr descr="" title="" id="299" name="Picture"/>
+                  <wp:docPr descr="" title="" id="306" name="Picture"/>
                   <a:graphic>
                     <a:graphicData uri="http://schemas.openxmlformats.org/drawingml/2006/picture">
                       <pic:pic>
                         <pic:nvPicPr>
-                          <pic:cNvPr descr="Projekte/Grafiken/04.01_LV_RealeSpannungsquelleSim2.png" id="300" name="Picture"/>
+                          <pic:cNvPr descr="Projekte/Grafiken/04.01_LV_RealeSpannungsquelleSim2.png" id="307" name="Picture"/>
                           <pic:cNvPicPr>
                             <a:picLocks noChangeArrowheads="1" noChangeAspect="1"/>
                           </pic:cNvPicPr>
                         </pic:nvPicPr>
                         <pic:blipFill>
-                          <a:blip r:embed="rId298"/>
+                          <a:blip r:embed="rId305"/>
                           <a:stretch>
                             <a:fillRect/>
                           </a:stretch>
@@ -38348,7 +40854,7 @@
               <w:t xml:space="preserve">Abbildung 6.11: Reale Spannungsquelle, DC-Sweep</w:t>
             </w:r>
           </w:p>
-          <w:bookmarkEnd w:id="301"/>
+          <w:bookmarkEnd w:id="308"/>
         </w:tc>
       </w:tr>
     </w:tbl>
@@ -38761,7 +41267,7 @@
       <w:tr>
         <w:tc>
           <w:tcPr/>
-          <w:bookmarkStart w:id="305" w:name="fig-BJT_LV_RealeSpannungsquelleSim3"/>
+          <w:bookmarkStart w:id="312" w:name="fig-BJT_LV_RealeSpannungsquelleSim3"/>
           <w:p>
             <w:pPr>
               <w:pStyle w:val="Compact"/>
@@ -38772,18 +41278,18 @@
                 <wp:inline>
                   <wp:extent cx="5334000" cy="3069197"/>
                   <wp:effectExtent b="0" l="0" r="0" t="0"/>
-                  <wp:docPr descr="" title="" id="303" name="Picture"/>
+                  <wp:docPr descr="" title="" id="310" name="Picture"/>
                   <a:graphic>
                     <a:graphicData uri="http://schemas.openxmlformats.org/drawingml/2006/picture">
                       <pic:pic>
                         <pic:nvPicPr>
-                          <pic:cNvPr descr="Projekte/Grafiken/04.01_LV_RealeSpannungsquelleSim3.png" id="304" name="Picture"/>
+                          <pic:cNvPr descr="Projekte/Grafiken/04.01_LV_RealeSpannungsquelleSim3.png" id="311" name="Picture"/>
                           <pic:cNvPicPr>
                             <a:picLocks noChangeArrowheads="1" noChangeAspect="1"/>
                           </pic:cNvPicPr>
                         </pic:nvPicPr>
                         <pic:blipFill>
-                          <a:blip r:embed="rId302"/>
+                          <a:blip r:embed="rId309"/>
                           <a:stretch>
                             <a:fillRect/>
                           </a:stretch>
@@ -38823,12 +41329,12 @@
               <w:t xml:space="preserve">Abbildung 6.12: Reale Spannungsquelle, Simulation 2</w:t>
             </w:r>
           </w:p>
-          <w:bookmarkEnd w:id="305"/>
+          <w:bookmarkEnd w:id="312"/>
         </w:tc>
       </w:tr>
     </w:tbl>
-    <w:bookmarkEnd w:id="306"/>
-    <w:bookmarkStart w:id="307" w:name="aufbau"/>
+    <w:bookmarkEnd w:id="313"/>
+    <w:bookmarkStart w:id="314" w:name="aufbau"/>
     <w:p>
       <w:pPr>
         <w:pStyle w:val="Heading3"/>
@@ -38903,8 +41409,8 @@
         <w:t xml:space="preserve">Außerdem ist zu beachten, dass für einen realen Aufbau Widerstandswerte aus den E-Reihen zu wählen sind!</w:t>
       </w:r>
     </w:p>
-    <w:bookmarkEnd w:id="307"/>
-    <w:bookmarkStart w:id="318" w:name="sec-RealeVorspannung"/>
+    <w:bookmarkEnd w:id="314"/>
+    <w:bookmarkStart w:id="325" w:name="sec-RealeVorspannung"/>
     <w:p>
       <w:pPr>
         <w:pStyle w:val="Heading3"/>
@@ -39002,7 +41508,7 @@
       <w:tr>
         <w:tc>
           <w:tcPr/>
-          <w:bookmarkStart w:id="311" w:name="fig-BJT_GegenRueckVorReal3"/>
+          <w:bookmarkStart w:id="318" w:name="fig-BJT_GegenRueckVorReal3"/>
           <w:p>
             <w:pPr>
               <w:pStyle w:val="Compact"/>
@@ -39013,18 +41519,18 @@
                 <wp:inline>
                   <wp:extent cx="5334000" cy="3340971"/>
                   <wp:effectExtent b="0" l="0" r="0" t="0"/>
-                  <wp:docPr descr="" title="" id="309" name="Picture"/>
+                  <wp:docPr descr="" title="" id="316" name="Picture"/>
                   <a:graphic>
                     <a:graphicData uri="http://schemas.openxmlformats.org/drawingml/2006/picture">
                       <pic:pic>
                         <pic:nvPicPr>
-                          <pic:cNvPr descr="Projekte/Grafiken/04_LV_Reale_VorspannungDCSim1.png" id="310" name="Picture"/>
+                          <pic:cNvPr descr="Projekte/Grafiken/04_LV_Reale_VorspannungDCSim1.png" id="317" name="Picture"/>
                           <pic:cNvPicPr>
                             <a:picLocks noChangeArrowheads="1" noChangeAspect="1"/>
                           </pic:cNvPicPr>
                         </pic:nvPicPr>
                         <pic:blipFill>
-                          <a:blip r:embed="rId308"/>
+                          <a:blip r:embed="rId315"/>
                           <a:stretch>
                             <a:fillRect/>
                           </a:stretch>
@@ -39064,7 +41570,7 @@
               <w:t xml:space="preserve">Abbildung 6.13: Gegentaktendstufe mit realer Vorspannungsquelle, Simulation 1</w:t>
             </w:r>
           </w:p>
-          <w:bookmarkEnd w:id="311"/>
+          <w:bookmarkEnd w:id="318"/>
         </w:tc>
       </w:tr>
     </w:tbl>
@@ -39082,7 +41588,7 @@
       <w:tr>
         <w:tc>
           <w:tcPr/>
-          <w:bookmarkStart w:id="315" w:name="fig-BJT_GegenRueckVorReal4"/>
+          <w:bookmarkStart w:id="322" w:name="fig-BJT_GegenRueckVorReal4"/>
           <w:p>
             <w:pPr>
               <w:pStyle w:val="Compact"/>
@@ -39093,12 +41599,12 @@
                 <wp:inline>
                   <wp:extent cx="5334000" cy="7620000"/>
                   <wp:effectExtent b="0" l="0" r="0" t="0"/>
-                  <wp:docPr descr="" title="" id="313" name="Picture"/>
+                  <wp:docPr descr="" title="" id="320" name="Picture"/>
                   <a:graphic>
                     <a:graphicData uri="http://schemas.openxmlformats.org/drawingml/2006/picture">
                       <pic:pic>
                         <pic:nvPicPr>
-                          <pic:cNvPr descr="Projekte/Grafiken/04_Transient%20Analysis.svg" id="314" name="Picture"/>
+                          <pic:cNvPr descr="Projekte/Grafiken/04_Transient%20Analysis.svg" id="321" name="Picture"/>
                           <pic:cNvPicPr>
                             <a:picLocks noChangeArrowheads="1" noChangeAspect="1"/>
                           </pic:cNvPicPr>
@@ -39110,7 +41616,7 @@
                                 <a14:useLocalDpi xmlns:a14="http://schemas.microsoft.com/office/drawing/2010/main" val="0"/>
                               </a:ext>
                               <a:ext uri="{96DAC541-7B7A-43D3-8B79-37D633B846F1}">
-                                <asvg:svgBlip xmlns:asvg="http://schemas.microsoft.com/office/drawing/2016/SVG/main" r:embed="rId312"/>
+                                <asvg:svgBlip xmlns:asvg="http://schemas.microsoft.com/office/drawing/2016/SVG/main" r:embed="rId319"/>
                               </a:ext>
                             </a:extLst>
                           </a:blip>
@@ -39153,7 +41659,7 @@
               <w:t xml:space="preserve">Abbildung 6.14: Gegentaktendstufe mit realer Vorspannungsquelle, Transienten Simulation</w:t>
             </w:r>
           </w:p>
-          <w:bookmarkEnd w:id="315"/>
+          <w:bookmarkEnd w:id="322"/>
         </w:tc>
       </w:tr>
     </w:tbl>
@@ -39398,12 +41904,12 @@
                 <wp:inline>
                   <wp:extent cx="152400" cy="152400"/>
                   <wp:effectExtent b="0" l="0" r="0" t="0"/>
-                  <wp:docPr descr="" title="" id="316" name="Picture"/>
+                  <wp:docPr descr="" title="" id="323" name="Picture"/>
                   <a:graphic>
                     <a:graphicData uri="http://schemas.openxmlformats.org/drawingml/2006/picture">
                       <pic:pic>
                         <pic:nvPicPr>
-                          <pic:cNvPr descr="C:\Users\leo\AppData\Local\Programs\Quarto\share\formats\docx\note.png" id="317" name="Picture"/>
+                          <pic:cNvPr descr="C:\Users\leo\AppData\Local\Programs\Quarto\share\formats\docx\note.png" id="324" name="Picture"/>
                           <pic:cNvPicPr>
                             <a:picLocks noChangeArrowheads="1" noChangeAspect="1"/>
                           </pic:cNvPicPr>
@@ -39479,9 +41985,9 @@
         </w:tc>
       </w:tr>
     </w:tbl>
-    <w:bookmarkEnd w:id="318"/>
-    <w:bookmarkEnd w:id="319"/>
-    <w:bookmarkStart w:id="328" w:name="stromversorgung"/>
+    <w:bookmarkEnd w:id="325"/>
+    <w:bookmarkEnd w:id="326"/>
+    <w:bookmarkStart w:id="335" w:name="stromversorgung"/>
     <w:p>
       <w:pPr>
         <w:pStyle w:val="Heading2"/>
@@ -39562,7 +42068,7 @@
       <w:tr>
         <w:tc>
           <w:tcPr/>
-          <w:bookmarkStart w:id="323" w:name="fig-BJT_GegenRueckVorRealStromDCSim1"/>
+          <w:bookmarkStart w:id="330" w:name="fig-BJT_GegenRueckVorRealStromDCSim1"/>
           <w:p>
             <w:pPr>
               <w:pStyle w:val="Compact"/>
@@ -39573,18 +42079,18 @@
                 <wp:inline>
                   <wp:extent cx="5334000" cy="3422424"/>
                   <wp:effectExtent b="0" l="0" r="0" t="0"/>
-                  <wp:docPr descr="" title="" id="321" name="Picture"/>
+                  <wp:docPr descr="" title="" id="328" name="Picture"/>
                   <a:graphic>
                     <a:graphicData uri="http://schemas.openxmlformats.org/drawingml/2006/picture">
                       <pic:pic>
                         <pic:nvPicPr>
-                          <pic:cNvPr descr="Projekte/Grafiken/05_LV_StromquellenDCSim1.png" id="322" name="Picture"/>
+                          <pic:cNvPr descr="Projekte/Grafiken/05_LV_StromquellenDCSim1.png" id="329" name="Picture"/>
                           <pic:cNvPicPr>
                             <a:picLocks noChangeArrowheads="1" noChangeAspect="1"/>
                           </pic:cNvPicPr>
                         </pic:nvPicPr>
                         <pic:blipFill>
-                          <a:blip r:embed="rId320"/>
+                          <a:blip r:embed="rId327"/>
                           <a:stretch>
                             <a:fillRect/>
                           </a:stretch>
@@ -39624,7 +42130,7 @@
               <w:t xml:space="preserve">Abbildung 6.15: Gegentaktendstufe mit Stromversorgung, Simulation 1</w:t>
             </w:r>
           </w:p>
-          <w:bookmarkEnd w:id="323"/>
+          <w:bookmarkEnd w:id="330"/>
         </w:tc>
       </w:tr>
     </w:tbl>
@@ -39695,7 +42201,7 @@
       <w:tr>
         <w:tc>
           <w:tcPr/>
-          <w:bookmarkStart w:id="327" w:name="fig-BJT_GegenRueckVorRealStromTRANSim1"/>
+          <w:bookmarkStart w:id="334" w:name="fig-BJT_GegenRueckVorRealStromTRANSim1"/>
           <w:p>
             <w:pPr>
               <w:pStyle w:val="Compact"/>
@@ -39706,12 +42212,12 @@
                 <wp:inline>
                   <wp:extent cx="5334000" cy="7620000"/>
                   <wp:effectExtent b="0" l="0" r="0" t="0"/>
-                  <wp:docPr descr="" title="" id="325" name="Picture"/>
+                  <wp:docPr descr="" title="" id="332" name="Picture"/>
                   <a:graphic>
                     <a:graphicData uri="http://schemas.openxmlformats.org/drawingml/2006/picture">
                       <pic:pic>
                         <pic:nvPicPr>
-                          <pic:cNvPr descr="Projekte/Grafiken/05_Transient%20Analysis.svg" id="326" name="Picture"/>
+                          <pic:cNvPr descr="Projekte/Grafiken/05_Transient%20Analysis.svg" id="333" name="Picture"/>
                           <pic:cNvPicPr>
                             <a:picLocks noChangeArrowheads="1" noChangeAspect="1"/>
                           </pic:cNvPicPr>
@@ -39723,7 +42229,7 @@
                                 <a14:useLocalDpi xmlns:a14="http://schemas.microsoft.com/office/drawing/2010/main" val="0"/>
                               </a:ext>
                               <a:ext uri="{96DAC541-7B7A-43D3-8B79-37D633B846F1}">
-                                <asvg:svgBlip xmlns:asvg="http://schemas.microsoft.com/office/drawing/2016/SVG/main" r:embed="rId324"/>
+                                <asvg:svgBlip xmlns:asvg="http://schemas.microsoft.com/office/drawing/2016/SVG/main" r:embed="rId331"/>
                               </a:ext>
                             </a:extLst>
                           </a:blip>
@@ -39766,7 +42272,7 @@
               <w:t xml:space="preserve">Abbildung 6.16: Gegentaktendstufe mit Stromversorgung, Transienten Simulation</w:t>
             </w:r>
           </w:p>
-          <w:bookmarkEnd w:id="327"/>
+          <w:bookmarkEnd w:id="334"/>
         </w:tc>
       </w:tr>
     </w:tbl>
@@ -39987,8 +42493,8 @@
         <w:t xml:space="preserve">und damit akzeptabel. Nun müssen nur noch die idealen Stromquellen mit realen ersetzt werden.</w:t>
       </w:r>
     </w:p>
-    <w:bookmarkEnd w:id="328"/>
-    <w:bookmarkStart w:id="345" w:name="reale-stromquelle"/>
+    <w:bookmarkEnd w:id="335"/>
+    <w:bookmarkStart w:id="352" w:name="reale-stromquelle"/>
     <w:p>
       <w:pPr>
         <w:pStyle w:val="Heading2"/>
@@ -40030,7 +42536,7 @@
       <w:tr>
         <w:tc>
           <w:tcPr/>
-          <w:bookmarkStart w:id="332" w:name="fig-BJT_GegenRueckVorRealStromOPSim1"/>
+          <w:bookmarkStart w:id="339" w:name="fig-BJT_GegenRueckVorRealStromOPSim1"/>
           <w:p>
             <w:pPr>
               <w:pStyle w:val="Compact"/>
@@ -40041,18 +42547,18 @@
                 <wp:inline>
                   <wp:extent cx="5334000" cy="2446372"/>
                   <wp:effectExtent b="0" l="0" r="0" t="0"/>
-                  <wp:docPr descr="" title="" id="330" name="Picture"/>
+                  <wp:docPr descr="" title="" id="337" name="Picture"/>
                   <a:graphic>
                     <a:graphicData uri="http://schemas.openxmlformats.org/drawingml/2006/picture">
                       <pic:pic>
                         <pic:nvPicPr>
-                          <pic:cNvPr descr="Projekte/Grafiken/05.01_RealeStromquellenOPSim1.png" id="331" name="Picture"/>
+                          <pic:cNvPr descr="Projekte/Grafiken/05.01_RealeStromquellenOPSim1.png" id="338" name="Picture"/>
                           <pic:cNvPicPr>
                             <a:picLocks noChangeArrowheads="1" noChangeAspect="1"/>
                           </pic:cNvPicPr>
                         </pic:nvPicPr>
                         <pic:blipFill>
-                          <a:blip r:embed="rId329"/>
+                          <a:blip r:embed="rId336"/>
                           <a:stretch>
                             <a:fillRect/>
                           </a:stretch>
@@ -40092,7 +42598,7 @@
               <w:t xml:space="preserve">Abbildung 6.17: Gegentaktendstufe mit realen Stromquellen, Simulation 1</w:t>
             </w:r>
           </w:p>
-          <w:bookmarkEnd w:id="332"/>
+          <w:bookmarkEnd w:id="339"/>
         </w:tc>
       </w:tr>
     </w:tbl>
@@ -40129,7 +42635,7 @@
       <w:tr>
         <w:tc>
           <w:tcPr/>
-          <w:bookmarkStart w:id="336" w:name="X719cdff3826e19c00e00b5b4a6fd8381ad90f32"/>
+          <w:bookmarkStart w:id="343" w:name="X719cdff3826e19c00e00b5b4a6fd8381ad90f32"/>
           <w:p>
             <w:pPr>
               <w:pStyle w:val="Compact"/>
@@ -40140,18 +42646,18 @@
                 <wp:inline>
                   <wp:extent cx="5334000" cy="3240949"/>
                   <wp:effectExtent b="0" l="0" r="0" t="0"/>
-                  <wp:docPr descr="" title="" id="334" name="Picture"/>
+                  <wp:docPr descr="" title="" id="341" name="Picture"/>
                   <a:graphic>
                     <a:graphicData uri="http://schemas.openxmlformats.org/drawingml/2006/picture">
                       <pic:pic>
                         <pic:nvPicPr>
-                          <pic:cNvPr descr="Projekte/Grafiken/05.01_RealeStromquelleDCSim1.png" id="335" name="Picture"/>
+                          <pic:cNvPr descr="Projekte/Grafiken/05.01_RealeStromquelleDCSim1.png" id="342" name="Picture"/>
                           <pic:cNvPicPr>
                             <a:picLocks noChangeArrowheads="1" noChangeAspect="1"/>
                           </pic:cNvPicPr>
                         </pic:nvPicPr>
                         <pic:blipFill>
-                          <a:blip r:embed="rId333"/>
+                          <a:blip r:embed="rId340"/>
                           <a:stretch>
                             <a:fillRect/>
                           </a:stretch>
@@ -40191,7 +42697,7 @@
               <w:t xml:space="preserve">Abbildung 6.18: Gegentaktendstufe mit realen Stromquellen, DC Sweep</w:t>
             </w:r>
           </w:p>
-          <w:bookmarkEnd w:id="336"/>
+          <w:bookmarkEnd w:id="343"/>
         </w:tc>
       </w:tr>
     </w:tbl>
@@ -40216,7 +42722,7 @@
       <w:tr>
         <w:tc>
           <w:tcPr/>
-          <w:bookmarkStart w:id="340" w:name="fig-BJT_06_LV_Real"/>
+          <w:bookmarkStart w:id="347" w:name="fig-BJT_06_LV_Real"/>
           <w:p>
             <w:pPr>
               <w:pStyle w:val="Compact"/>
@@ -40227,18 +42733,18 @@
                 <wp:inline>
                   <wp:extent cx="5334000" cy="4903767"/>
                   <wp:effectExtent b="0" l="0" r="0" t="0"/>
-                  <wp:docPr descr="" title="" id="338" name="Picture"/>
+                  <wp:docPr descr="" title="" id="345" name="Picture"/>
                   <a:graphic>
                     <a:graphicData uri="http://schemas.openxmlformats.org/drawingml/2006/picture">
                       <pic:pic>
                         <pic:nvPicPr>
-                          <pic:cNvPr descr="Projekte/Grafiken/06_LV_Real.png" id="339" name="Picture"/>
+                          <pic:cNvPr descr="Projekte/Grafiken/06_LV_Real.png" id="346" name="Picture"/>
                           <pic:cNvPicPr>
                             <a:picLocks noChangeArrowheads="1" noChangeAspect="1"/>
                           </pic:cNvPicPr>
                         </pic:nvPicPr>
                         <pic:blipFill>
-                          <a:blip r:embed="rId337"/>
+                          <a:blip r:embed="rId344"/>
                           <a:stretch>
                             <a:fillRect/>
                           </a:stretch>
@@ -40278,7 +42784,7 @@
               <w:t xml:space="preserve">Abbildung 6.19: Gegentaktendstufe mit realen Stromquellen, Arbeitspunktanalyse</w:t>
             </w:r>
           </w:p>
-          <w:bookmarkEnd w:id="340"/>
+          <w:bookmarkEnd w:id="347"/>
         </w:tc>
       </w:tr>
     </w:tbl>
@@ -40296,7 +42802,7 @@
       <w:tr>
         <w:tc>
           <w:tcPr/>
-          <w:bookmarkStart w:id="344" w:name="fig-BJT_06_LV_Real_TRANSim1"/>
+          <w:bookmarkStart w:id="351" w:name="fig-BJT_06_LV_Real_TRANSim1"/>
           <w:p>
             <w:pPr>
               <w:pStyle w:val="Compact"/>
@@ -40307,12 +42813,12 @@
                 <wp:inline>
                   <wp:extent cx="5334000" cy="7620000"/>
                   <wp:effectExtent b="0" l="0" r="0" t="0"/>
-                  <wp:docPr descr="" title="" id="342" name="Picture"/>
+                  <wp:docPr descr="" title="" id="349" name="Picture"/>
                   <a:graphic>
                     <a:graphicData uri="http://schemas.openxmlformats.org/drawingml/2006/picture">
                       <pic:pic>
                         <pic:nvPicPr>
-                          <pic:cNvPr descr="Projekte/Grafiken/06_Transient%20Analysis.svg" id="343" name="Picture"/>
+                          <pic:cNvPr descr="Projekte/Grafiken/06_Transient%20Analysis.svg" id="350" name="Picture"/>
                           <pic:cNvPicPr>
                             <a:picLocks noChangeArrowheads="1" noChangeAspect="1"/>
                           </pic:cNvPicPr>
@@ -40324,7 +42830,7 @@
                                 <a14:useLocalDpi xmlns:a14="http://schemas.microsoft.com/office/drawing/2010/main" val="0"/>
                               </a:ext>
                               <a:ext uri="{96DAC541-7B7A-43D3-8B79-37D633B846F1}">
-                                <asvg:svgBlip xmlns:asvg="http://schemas.microsoft.com/office/drawing/2016/SVG/main" r:embed="rId341"/>
+                                <asvg:svgBlip xmlns:asvg="http://schemas.microsoft.com/office/drawing/2016/SVG/main" r:embed="rId348"/>
                               </a:ext>
                             </a:extLst>
                           </a:blip>
@@ -40367,7 +42873,7 @@
               <w:t xml:space="preserve">Abbildung 6.20: Gegentaktendstufe mit realen Stromquellen, Transienten Analyse</w:t>
             </w:r>
           </w:p>
-          <w:bookmarkEnd w:id="344"/>
+          <w:bookmarkEnd w:id="351"/>
         </w:tc>
       </w:tr>
     </w:tbl>
@@ -40616,8 +43122,8 @@
         <w:t xml:space="preserve">.</w:t>
       </w:r>
     </w:p>
-    <w:bookmarkEnd w:id="345"/>
-    <w:bookmarkStart w:id="352" w:name="strombegrenzung"/>
+    <w:bookmarkEnd w:id="352"/>
+    <w:bookmarkStart w:id="359" w:name="strombegrenzung"/>
     <w:p>
       <w:pPr>
         <w:pStyle w:val="Heading2"/>
@@ -40881,7 +43387,7 @@
       <w:tr>
         <w:tc>
           <w:tcPr/>
-          <w:bookmarkStart w:id="349" w:name="fig-BJT_07_LV_StromBeg"/>
+          <w:bookmarkStart w:id="356" w:name="fig-BJT_07_LV_StromBeg"/>
           <w:p>
             <w:pPr>
               <w:pStyle w:val="Compact"/>
@@ -40892,18 +43398,18 @@
                 <wp:inline>
                   <wp:extent cx="5334000" cy="4209857"/>
                   <wp:effectExtent b="0" l="0" r="0" t="0"/>
-                  <wp:docPr descr="" title="" id="347" name="Picture"/>
+                  <wp:docPr descr="" title="" id="354" name="Picture"/>
                   <a:graphic>
                     <a:graphicData uri="http://schemas.openxmlformats.org/drawingml/2006/picture">
                       <pic:pic>
                         <pic:nvPicPr>
-                          <pic:cNvPr descr="Projekte/Grafiken/07_LV_StromBeg.png" id="348" name="Picture"/>
+                          <pic:cNvPr descr="Projekte/Grafiken/07_LV_StromBeg.png" id="355" name="Picture"/>
                           <pic:cNvPicPr>
                             <a:picLocks noChangeArrowheads="1" noChangeAspect="1"/>
                           </pic:cNvPicPr>
                         </pic:nvPicPr>
                         <pic:blipFill>
-                          <a:blip r:embed="rId346"/>
+                          <a:blip r:embed="rId353"/>
                           <a:stretch>
                             <a:fillRect/>
                           </a:stretch>
@@ -40943,7 +43449,7 @@
               <w:t xml:space="preserve">Abbildung 6.21: Gegentaktendstufe mit Strombegrenzung</w:t>
             </w:r>
           </w:p>
-          <w:bookmarkEnd w:id="349"/>
+          <w:bookmarkEnd w:id="356"/>
         </w:tc>
       </w:tr>
     </w:tbl>
@@ -41270,7 +43776,7 @@
       <w:pPr>
         <w:pStyle w:val="FirstParagraph"/>
       </w:pPr>
-      <w:bookmarkStart w:id="350" w:name="eq-Rsb1_eq"/>
+      <w:bookmarkStart w:id="357" w:name="eq-Rsb1_eq"/>
       <m:oMathPara>
         <m:oMathParaPr>
           <m:jc m:val="center"/>
@@ -41387,7 +43893,7 @@
           </m:d>
         </m:oMath>
       </m:oMathPara>
-      <w:bookmarkEnd w:id="350"/>
+      <w:bookmarkEnd w:id="357"/>
     </w:p>
     <w:p>
       <w:pPr>
@@ -41451,7 +43957,7 @@
       <w:pPr>
         <w:pStyle w:val="FirstParagraph"/>
       </w:pPr>
-      <w:bookmarkStart w:id="351" w:name="eq-Rsb2_eq"/>
+      <w:bookmarkStart w:id="358" w:name="eq-Rsb2_eq"/>
       <m:oMathPara>
         <m:oMathParaPr>
           <m:jc m:val="center"/>
@@ -41568,7 +44074,7 @@
           </m:d>
         </m:oMath>
       </m:oMathPara>
-      <w:bookmarkEnd w:id="351"/>
+      <w:bookmarkEnd w:id="358"/>
     </w:p>
     <w:p>
       <w:pPr>
@@ -41789,8 +44295,8 @@
         <w:t xml:space="preserve">Somit ist festzuhalten, dass die erweiterung um die Strombegrenzung lediglich in der Verlustleistung zu Buche schlägt, jedoch keine Auswirkungen auf die Qualität der Verstärkung hat.</w:t>
       </w:r>
     </w:p>
-    <w:bookmarkEnd w:id="352"/>
-    <w:bookmarkStart w:id="353" w:name="praktische-herangehensweise"/>
+    <w:bookmarkEnd w:id="359"/>
+    <w:bookmarkStart w:id="360" w:name="praktische-herangehensweise"/>
     <w:p>
       <w:pPr>
         <w:pStyle w:val="Heading2"/>
@@ -41804,7 +44310,7 @@
         <w:pStyle w:val="Compact"/>
         <w:numPr>
           <w:ilvl w:val="0"/>
-          <w:numId w:val="1007"/>
+          <w:numId w:val="1008"/>
         </w:numPr>
       </w:pPr>
       <w:r>
@@ -41816,7 +44322,7 @@
         <w:pStyle w:val="Compact"/>
         <w:numPr>
           <w:ilvl w:val="0"/>
-          <w:numId w:val="1007"/>
+          <w:numId w:val="1008"/>
         </w:numPr>
       </w:pPr>
       <w:r>
@@ -41828,7 +44334,7 @@
         <w:pStyle w:val="Compact"/>
         <w:numPr>
           <w:ilvl w:val="0"/>
-          <w:numId w:val="1007"/>
+          <w:numId w:val="1008"/>
         </w:numPr>
       </w:pPr>
       <w:r>
@@ -41840,15 +44346,15 @@
         <w:pStyle w:val="Compact"/>
         <w:numPr>
           <w:ilvl w:val="0"/>
-          <w:numId w:val="1007"/>
+          <w:numId w:val="1008"/>
         </w:numPr>
       </w:pPr>
       <w:r>
         <w:t xml:space="preserve">Definition der Qualitätsparameter, z.B. Differenz der Ein- und Ausgangspannungen, Oberwellen Anteile, …</w:t>
       </w:r>
     </w:p>
-    <w:bookmarkEnd w:id="353"/>
-    <w:bookmarkStart w:id="354" w:name="sec-AbwErw"/>
+    <w:bookmarkEnd w:id="360"/>
+    <w:bookmarkStart w:id="361" w:name="sec-AbwErw"/>
     <w:p>
       <w:pPr>
         <w:pStyle w:val="Heading2"/>
@@ -41883,9 +44389,9 @@
         <w:t xml:space="preserve"> </w:t>
       </w:r>
     </w:p>
-    <w:bookmarkEnd w:id="354"/>
-    <w:bookmarkEnd w:id="355"/>
-    <w:bookmarkStart w:id="420" w:name="sec-H-Bruecke"/>
+    <w:bookmarkEnd w:id="361"/>
+    <w:bookmarkEnd w:id="362"/>
+    <w:bookmarkStart w:id="427" w:name="sec-H-Bruecke"/>
     <w:p>
       <w:pPr>
         <w:pStyle w:val="Heading1"/>
@@ -41934,7 +44440,7 @@
         <w:pStyle w:val="Compact"/>
         <w:numPr>
           <w:ilvl w:val="0"/>
-          <w:numId w:val="1008"/>
+          <w:numId w:val="1009"/>
         </w:numPr>
       </w:pPr>
       <w:r>
@@ -41949,7 +44455,7 @@
         <w:pStyle w:val="Compact"/>
         <w:numPr>
           <w:ilvl w:val="0"/>
-          <w:numId w:val="1008"/>
+          <w:numId w:val="1009"/>
         </w:numPr>
       </w:pPr>
       <w:r>
@@ -41964,7 +44470,7 @@
         <w:pStyle w:val="Compact"/>
         <w:numPr>
           <w:ilvl w:val="0"/>
-          <w:numId w:val="1008"/>
+          <w:numId w:val="1009"/>
         </w:numPr>
       </w:pPr>
       <w:r>
@@ -41979,7 +44485,7 @@
         <w:pStyle w:val="Compact"/>
         <w:numPr>
           <w:ilvl w:val="0"/>
-          <w:numId w:val="1008"/>
+          <w:numId w:val="1009"/>
         </w:numPr>
       </w:pPr>
       <w:r>
@@ -42027,7 +44533,7 @@
         <w:pStyle w:val="Compact"/>
         <w:numPr>
           <w:ilvl w:val="0"/>
-          <w:numId w:val="1009"/>
+          <w:numId w:val="1010"/>
         </w:numPr>
       </w:pPr>
       <w:r>
@@ -42042,7 +44548,7 @@
         <w:pStyle w:val="Compact"/>
         <w:numPr>
           <w:ilvl w:val="0"/>
-          <w:numId w:val="1009"/>
+          <w:numId w:val="1010"/>
         </w:numPr>
       </w:pPr>
       <w:r>
@@ -42057,7 +44563,7 @@
         <w:pStyle w:val="Compact"/>
         <w:numPr>
           <w:ilvl w:val="0"/>
-          <w:numId w:val="1009"/>
+          <w:numId w:val="1010"/>
         </w:numPr>
       </w:pPr>
       <w:r>
@@ -42072,7 +44578,7 @@
         <w:pStyle w:val="Compact"/>
         <w:numPr>
           <w:ilvl w:val="0"/>
-          <w:numId w:val="1009"/>
+          <w:numId w:val="1010"/>
         </w:numPr>
       </w:pPr>
       <w:r>
@@ -42084,7 +44590,7 @@
         <w:pStyle w:val="Compact"/>
         <w:numPr>
           <w:ilvl w:val="0"/>
-          <w:numId w:val="1009"/>
+          <w:numId w:val="1010"/>
         </w:numPr>
       </w:pPr>
       <w:r>
@@ -42099,7 +44605,7 @@
         <w:pStyle w:val="Compact"/>
         <w:numPr>
           <w:ilvl w:val="0"/>
-          <w:numId w:val="1009"/>
+          <w:numId w:val="1010"/>
         </w:numPr>
       </w:pPr>
       <w:r>
@@ -42122,7 +44628,7 @@
       <w:pPr>
         <w:pStyle w:val="BodyText"/>
       </w:pPr>
-      <w:hyperlink r:id="rId356">
+      <w:hyperlink r:id="rId363">
         <w:r>
           <w:rPr>
             <w:rStyle w:val="Hyperlink"/>
@@ -42133,7 +44639,7 @@
       <w:r>
         <w:br/>
       </w:r>
-      <w:hyperlink r:id="rId357">
+      <w:hyperlink r:id="rId364">
         <w:r>
           <w:rPr>
             <w:rStyle w:val="Hyperlink"/>
@@ -42142,7 +44648,7 @@
         </w:r>
       </w:hyperlink>
     </w:p>
-    <w:bookmarkStart w:id="382" w:name="beschreibung-der-h-brücke"/>
+    <w:bookmarkStart w:id="389" w:name="beschreibung-der-h-brücke"/>
     <w:p>
       <w:pPr>
         <w:pStyle w:val="Heading2"/>
@@ -42238,7 +44744,7 @@
       <w:tr>
         <w:tc>
           <w:tcPr/>
-          <w:bookmarkStart w:id="361" w:name="fig-H-Bruecke"/>
+          <w:bookmarkStart w:id="368" w:name="fig-H-Bruecke"/>
           <w:p>
             <w:pPr>
               <w:pStyle w:val="Compact"/>
@@ -42249,18 +44755,18 @@
                 <wp:inline>
                   <wp:extent cx="5334000" cy="3718089"/>
                   <wp:effectExtent b="0" l="0" r="0" t="0"/>
-                  <wp:docPr descr="" title="" id="359" name="Picture"/>
+                  <wp:docPr descr="" title="" id="366" name="Picture"/>
                   <a:graphic>
                     <a:graphicData uri="http://schemas.openxmlformats.org/drawingml/2006/picture">
                       <pic:pic>
                         <pic:nvPicPr>
-                          <pic:cNvPr descr="Projekte/Grafiken/Hbruecke/Vierquadrantensteller.png" id="360" name="Picture"/>
+                          <pic:cNvPr descr="Projekte/Grafiken/Hbruecke/Vierquadrantensteller.png" id="367" name="Picture"/>
                           <pic:cNvPicPr>
                             <a:picLocks noChangeArrowheads="1" noChangeAspect="1"/>
                           </pic:cNvPicPr>
                         </pic:nvPicPr>
                         <pic:blipFill>
-                          <a:blip r:embed="rId358"/>
+                          <a:blip r:embed="rId365"/>
                           <a:stretch>
                             <a:fillRect/>
                           </a:stretch>
@@ -42306,11 +44812,11 @@
               <w:t xml:space="preserve">[4]</w:t>
             </w:r>
           </w:p>
-          <w:bookmarkEnd w:id="361"/>
+          <w:bookmarkEnd w:id="368"/>
         </w:tc>
       </w:tr>
     </w:tbl>
-    <w:bookmarkStart w:id="381" w:name="funktionsweise"/>
+    <w:bookmarkStart w:id="388" w:name="funktionsweise"/>
     <w:p>
       <w:pPr>
         <w:pStyle w:val="Heading3"/>
@@ -42354,7 +44860,7 @@
       <w:tr>
         <w:tc>
           <w:tcPr/>
-          <w:bookmarkStart w:id="365" w:name="fig-H-BrueckeMS"/>
+          <w:bookmarkStart w:id="372" w:name="fig-H-BrueckeMS"/>
           <w:p>
             <w:pPr>
               <w:pStyle w:val="Compact"/>
@@ -42365,18 +44871,18 @@
                 <wp:inline>
                   <wp:extent cx="3556000" cy="3759200"/>
                   <wp:effectExtent b="0" l="0" r="0" t="0"/>
-                  <wp:docPr descr="" title="" id="363" name="Picture"/>
+                  <wp:docPr descr="" title="" id="370" name="Picture"/>
                   <a:graphic>
                     <a:graphicData uri="http://schemas.openxmlformats.org/drawingml/2006/picture">
                       <pic:pic>
                         <pic:nvPicPr>
-                          <pic:cNvPr descr="Projekte/Grafiken/Hbruecke/MitSchaltern.png" id="364" name="Picture"/>
+                          <pic:cNvPr descr="Projekte/Grafiken/Hbruecke/MitSchaltern.png" id="371" name="Picture"/>
                           <pic:cNvPicPr>
                             <a:picLocks noChangeArrowheads="1" noChangeAspect="1"/>
                           </pic:cNvPicPr>
                         </pic:nvPicPr>
                         <pic:blipFill>
-                          <a:blip r:embed="rId362"/>
+                          <a:blip r:embed="rId369"/>
                           <a:stretch>
                             <a:fillRect/>
                           </a:stretch>
@@ -42416,7 +44922,7 @@
               <w:t xml:space="preserve">Abbildung 7.2: Ersatzschaltbild H-Brücke mit Schaltern</w:t>
             </w:r>
           </w:p>
-          <w:bookmarkEnd w:id="365"/>
+          <w:bookmarkEnd w:id="372"/>
         </w:tc>
       </w:tr>
     </w:tbl>
@@ -42594,7 +45100,7 @@
         <w:t xml:space="preserve">Der Trick ist, den Stromfluss durch den Motor für Rechtslauf und Linkslauf umzukehren. Dies gelingt wie folgt.</w:t>
       </w:r>
     </w:p>
-    <w:bookmarkStart w:id="370" w:name="linkslauf"/>
+    <w:bookmarkStart w:id="377" w:name="linkslauf"/>
     <w:p>
       <w:pPr>
         <w:pStyle w:val="Heading4"/>
@@ -42616,7 +45122,7 @@
       <w:tr>
         <w:tc>
           <w:tcPr/>
-          <w:bookmarkStart w:id="369" w:name="fig-H-BrueckeMSLL"/>
+          <w:bookmarkStart w:id="376" w:name="fig-H-BrueckeMSLL"/>
           <w:p>
             <w:pPr>
               <w:pStyle w:val="Compact"/>
@@ -42627,18 +45133,18 @@
                 <wp:inline>
                   <wp:extent cx="3556000" cy="3759200"/>
                   <wp:effectExtent b="0" l="0" r="0" t="0"/>
-                  <wp:docPr descr="" title="" id="367" name="Picture"/>
+                  <wp:docPr descr="" title="" id="374" name="Picture"/>
                   <a:graphic>
                     <a:graphicData uri="http://schemas.openxmlformats.org/drawingml/2006/picture">
                       <pic:pic>
                         <pic:nvPicPr>
-                          <pic:cNvPr descr="Projekte/Grafiken/Hbruecke/MitSchalternLL.png" id="368" name="Picture"/>
+                          <pic:cNvPr descr="Projekte/Grafiken/Hbruecke/MitSchalternLL.png" id="375" name="Picture"/>
                           <pic:cNvPicPr>
                             <a:picLocks noChangeArrowheads="1" noChangeAspect="1"/>
                           </pic:cNvPicPr>
                         </pic:nvPicPr>
                         <pic:blipFill>
-                          <a:blip r:embed="rId366"/>
+                          <a:blip r:embed="rId373"/>
                           <a:stretch>
                             <a:fillRect/>
                           </a:stretch>
@@ -42678,7 +45184,7 @@
               <w:t xml:space="preserve">Abbildung 7.3: Ersatzschaltbild H-Brücke mit Schaltern, Linkslauf</w:t>
             </w:r>
           </w:p>
-          <w:bookmarkEnd w:id="369"/>
+          <w:bookmarkEnd w:id="376"/>
         </w:tc>
       </w:tr>
     </w:tbl>
@@ -42782,8 +45288,8 @@
         <w:t xml:space="preserve">müssen gesperrt sein.</w:t>
       </w:r>
     </w:p>
-    <w:bookmarkEnd w:id="370"/>
-    <w:bookmarkStart w:id="375" w:name="rechtslauf"/>
+    <w:bookmarkEnd w:id="377"/>
+    <w:bookmarkStart w:id="382" w:name="rechtslauf"/>
     <w:p>
       <w:pPr>
         <w:pStyle w:val="Heading4"/>
@@ -42805,7 +45311,7 @@
       <w:tr>
         <w:tc>
           <w:tcPr/>
-          <w:bookmarkStart w:id="374" w:name="fig-H-BrueckeMSRL"/>
+          <w:bookmarkStart w:id="381" w:name="fig-H-BrueckeMSRL"/>
           <w:p>
             <w:pPr>
               <w:pStyle w:val="Compact"/>
@@ -42816,18 +45322,18 @@
                 <wp:inline>
                   <wp:extent cx="3556000" cy="3759200"/>
                   <wp:effectExtent b="0" l="0" r="0" t="0"/>
-                  <wp:docPr descr="" title="" id="372" name="Picture"/>
+                  <wp:docPr descr="" title="" id="379" name="Picture"/>
                   <a:graphic>
                     <a:graphicData uri="http://schemas.openxmlformats.org/drawingml/2006/picture">
                       <pic:pic>
                         <pic:nvPicPr>
-                          <pic:cNvPr descr="Projekte/Grafiken/Hbruecke/MitSchalternRL.png" id="373" name="Picture"/>
+                          <pic:cNvPr descr="Projekte/Grafiken/Hbruecke/MitSchalternRL.png" id="380" name="Picture"/>
                           <pic:cNvPicPr>
                             <a:picLocks noChangeArrowheads="1" noChangeAspect="1"/>
                           </pic:cNvPicPr>
                         </pic:nvPicPr>
                         <pic:blipFill>
-                          <a:blip r:embed="rId371"/>
+                          <a:blip r:embed="rId378"/>
                           <a:stretch>
                             <a:fillRect/>
                           </a:stretch>
@@ -42867,7 +45373,7 @@
               <w:t xml:space="preserve">Abbildung 7.4: Ersatzschaltbild H-Brücke mit Schaltern, Rechtslauf</w:t>
             </w:r>
           </w:p>
-          <w:bookmarkEnd w:id="374"/>
+          <w:bookmarkEnd w:id="381"/>
         </w:tc>
       </w:tr>
     </w:tbl>
@@ -42971,8 +45477,8 @@
         <w:t xml:space="preserve">müssen gesperrt sein.</w:t>
       </w:r>
     </w:p>
-    <w:bookmarkEnd w:id="375"/>
-    <w:bookmarkStart w:id="380" w:name="bremsen"/>
+    <w:bookmarkEnd w:id="382"/>
+    <w:bookmarkStart w:id="387" w:name="bremsen"/>
     <w:p>
       <w:pPr>
         <w:pStyle w:val="Heading4"/>
@@ -43094,7 +45600,7 @@
       <w:tr>
         <w:tc>
           <w:tcPr/>
-          <w:bookmarkStart w:id="379" w:name="fig-H-BrueckeMSBremse"/>
+          <w:bookmarkStart w:id="386" w:name="fig-H-BrueckeMSBremse"/>
           <w:p>
             <w:pPr>
               <w:pStyle w:val="Compact"/>
@@ -43105,18 +45611,18 @@
                 <wp:inline>
                   <wp:extent cx="3556000" cy="3759200"/>
                   <wp:effectExtent b="0" l="0" r="0" t="0"/>
-                  <wp:docPr descr="" title="" id="377" name="Picture"/>
+                  <wp:docPr descr="" title="" id="384" name="Picture"/>
                   <a:graphic>
                     <a:graphicData uri="http://schemas.openxmlformats.org/drawingml/2006/picture">
                       <pic:pic>
                         <pic:nvPicPr>
-                          <pic:cNvPr descr="Projekte/Grafiken/Hbruecke/MitSchalternBremse.png" id="378" name="Picture"/>
+                          <pic:cNvPr descr="Projekte/Grafiken/Hbruecke/MitSchalternBremse.png" id="385" name="Picture"/>
                           <pic:cNvPicPr>
                             <a:picLocks noChangeArrowheads="1" noChangeAspect="1"/>
                           </pic:cNvPicPr>
                         </pic:nvPicPr>
                         <pic:blipFill>
-                          <a:blip r:embed="rId376"/>
+                          <a:blip r:embed="rId383"/>
                           <a:stretch>
                             <a:fillRect/>
                           </a:stretch>
@@ -43156,14 +45662,14 @@
               <w:t xml:space="preserve">Abbildung 7.5: Ersatzschaltbild H-Brücke mit Schaltern, Bremsen</w:t>
             </w:r>
           </w:p>
-          <w:bookmarkEnd w:id="379"/>
+          <w:bookmarkEnd w:id="386"/>
         </w:tc>
       </w:tr>
     </w:tbl>
-    <w:bookmarkEnd w:id="380"/>
-    <w:bookmarkEnd w:id="381"/>
-    <w:bookmarkEnd w:id="382"/>
-    <w:bookmarkStart w:id="398" w:name="entwicklung-der-logik"/>
+    <w:bookmarkEnd w:id="387"/>
+    <w:bookmarkEnd w:id="388"/>
+    <w:bookmarkEnd w:id="389"/>
+    <w:bookmarkStart w:id="405" w:name="entwicklung-der-logik"/>
     <w:p>
       <w:pPr>
         <w:pStyle w:val="Heading2"/>
@@ -43172,7 +45678,7 @@
         <w:t xml:space="preserve">7.2 Entwicklung der Logik</w:t>
       </w:r>
     </w:p>
-    <w:bookmarkStart w:id="388" w:name="X6f5f7d6d4e9bc1471e66f0006b7d95fb04c20b4"/>
+    <w:bookmarkStart w:id="395" w:name="X6f5f7d6d4e9bc1471e66f0006b7d95fb04c20b4"/>
     <w:p>
       <w:pPr>
         <w:pStyle w:val="Heading3"/>
@@ -43202,7 +45708,7 @@
       <w:tr>
         <w:tc>
           <w:tcPr/>
-          <w:bookmarkStart w:id="383" w:name="tbl-Zuordnung"/>
+          <w:bookmarkStart w:id="390" w:name="tbl-Zuordnung"/>
           <w:tbl>
             <w:tblPr>
               <w:tblStyle w:val="Table"/>
@@ -43557,7 +46063,7 @@
               <w:t xml:space="preserve">Tabelle 7.1: Zuordnungstabelle</w:t>
             </w:r>
           </w:p>
-          <w:bookmarkEnd w:id="383"/>
+          <w:bookmarkEnd w:id="390"/>
         </w:tc>
       </w:tr>
     </w:tbl>
@@ -45345,12 +47851,12 @@
                 <wp:inline>
                   <wp:extent cx="152400" cy="152400"/>
                   <wp:effectExtent b="0" l="0" r="0" t="0"/>
-                  <wp:docPr descr="" title="" id="384" name="Picture"/>
+                  <wp:docPr descr="" title="" id="391" name="Picture"/>
                   <a:graphic>
                     <a:graphicData uri="http://schemas.openxmlformats.org/drawingml/2006/picture">
                       <pic:pic>
                         <pic:nvPicPr>
-                          <pic:cNvPr descr="C:\Users\leo\AppData\Local\Programs\Quarto\share\formats\docx\note.png" id="385" name="Picture"/>
+                          <pic:cNvPr descr="C:\Users\leo\AppData\Local\Programs\Quarto\share\formats\docx\note.png" id="392" name="Picture"/>
                           <pic:cNvPicPr>
                             <a:picLocks noChangeArrowheads="1" noChangeAspect="1"/>
                           </pic:cNvPicPr>
@@ -45749,7 +48255,7 @@
       <w:tr>
         <w:tc>
           <w:tcPr/>
-          <w:bookmarkStart w:id="386" w:name="tbl-wahrheitstabellekonts1s3"/>
+          <w:bookmarkStart w:id="393" w:name="tbl-wahrheitstabellekonts1s3"/>
           <w:tbl>
             <w:tblPr>
               <w:tblStyle w:val="Table"/>
@@ -46338,7 +48844,7 @@
               <w:t xml:space="preserve">Tabelle 7.2: Wahrheitstabelle Kontrolle T1 und T3</w:t>
             </w:r>
           </w:p>
-          <w:bookmarkEnd w:id="386"/>
+          <w:bookmarkEnd w:id="393"/>
         </w:tc>
       </w:tr>
     </w:tbl>
@@ -46363,7 +48869,7 @@
       <w:tr>
         <w:tc>
           <w:tcPr/>
-          <w:bookmarkStart w:id="387" w:name="tbl-wahrheitstabellekonts2s4"/>
+          <w:bookmarkStart w:id="394" w:name="tbl-wahrheitstabellekonts2s4"/>
           <w:tbl>
             <w:tblPr>
               <w:tblStyle w:val="Table"/>
@@ -47653,7 +50159,7 @@
               <w:t xml:space="preserve">Tabelle 7.3: Wahrheitstabelle Kontrolle T2 und T4</w:t>
             </w:r>
           </w:p>
-          <w:bookmarkEnd w:id="387"/>
+          <w:bookmarkEnd w:id="394"/>
         </w:tc>
       </w:tr>
     </w:tbl>
@@ -47665,8 +50171,8 @@
         <w:t xml:space="preserve">Die Tabellen stimmen überein. Die Gleichungen sind somit richtig.</w:t>
       </w:r>
     </w:p>
-    <w:bookmarkEnd w:id="388"/>
-    <w:bookmarkStart w:id="397" w:name="schaltung-1"/>
+    <w:bookmarkEnd w:id="395"/>
+    <w:bookmarkStart w:id="404" w:name="schaltung-1"/>
     <w:p>
       <w:pPr>
         <w:pStyle w:val="Heading3"/>
@@ -47747,12 +50253,12 @@
                 <wp:inline>
                   <wp:extent cx="152400" cy="152400"/>
                   <wp:effectExtent b="0" l="0" r="0" t="0"/>
-                  <wp:docPr descr="" title="" id="389" name="Picture"/>
+                  <wp:docPr descr="" title="" id="396" name="Picture"/>
                   <a:graphic>
                     <a:graphicData uri="http://schemas.openxmlformats.org/drawingml/2006/picture">
                       <pic:pic>
                         <pic:nvPicPr>
-                          <pic:cNvPr descr="C:\Users\leo\AppData\Local\Programs\Quarto\share\formats\docx\note.png" id="390" name="Picture"/>
+                          <pic:cNvPr descr="C:\Users\leo\AppData\Local\Programs\Quarto\share\formats\docx\note.png" id="397" name="Picture"/>
                           <pic:cNvPicPr>
                             <a:picLocks noChangeArrowheads="1" noChangeAspect="1"/>
                           </pic:cNvPicPr>
@@ -47919,12 +50425,12 @@
                 <wp:inline>
                   <wp:extent cx="152400" cy="152400"/>
                   <wp:effectExtent b="0" l="0" r="0" t="0"/>
-                  <wp:docPr descr="" title="" id="391" name="Picture"/>
+                  <wp:docPr descr="" title="" id="398" name="Picture"/>
                   <a:graphic>
                     <a:graphicData uri="http://schemas.openxmlformats.org/drawingml/2006/picture">
                       <pic:pic>
                         <pic:nvPicPr>
-                          <pic:cNvPr descr="C:\Users\leo\AppData\Local\Programs\Quarto\share\formats\docx\note.png" id="392" name="Picture"/>
+                          <pic:cNvPr descr="C:\Users\leo\AppData\Local\Programs\Quarto\share\formats\docx\note.png" id="399" name="Picture"/>
                           <pic:cNvPicPr>
                             <a:picLocks noChangeArrowheads="1" noChangeAspect="1"/>
                           </pic:cNvPicPr>
@@ -48133,7 +50639,7 @@
       <w:tr>
         <w:tc>
           <w:tcPr/>
-          <w:bookmarkStart w:id="396" w:name="fig-LogikSchaltung"/>
+          <w:bookmarkStart w:id="403" w:name="fig-LogikSchaltung"/>
           <w:p>
             <w:pPr>
               <w:pStyle w:val="Compact"/>
@@ -48144,18 +50650,18 @@
                 <wp:inline>
                   <wp:extent cx="5332395" cy="7372951"/>
                   <wp:effectExtent b="0" l="0" r="0" t="0"/>
-                  <wp:docPr descr="" title="" id="394" name="Picture"/>
+                  <wp:docPr descr="" title="" id="401" name="Picture"/>
                   <a:graphic>
                     <a:graphicData uri="http://schemas.openxmlformats.org/drawingml/2006/picture">
                       <pic:pic>
                         <pic:nvPicPr>
-                          <pic:cNvPr descr="Projekte/Grafiken/Hbruecke/LogicCirciut.png" id="395" name="Picture"/>
+                          <pic:cNvPr descr="Projekte/Grafiken/Hbruecke/LogicCirciut.png" id="402" name="Picture"/>
                           <pic:cNvPicPr>
                             <a:picLocks noChangeArrowheads="1" noChangeAspect="1"/>
                           </pic:cNvPicPr>
                         </pic:nvPicPr>
                         <pic:blipFill>
-                          <a:blip r:embed="rId393"/>
+                          <a:blip r:embed="rId400"/>
                           <a:stretch>
                             <a:fillRect/>
                           </a:stretch>
@@ -48195,7 +50701,7 @@
               <w:t xml:space="preserve">Abbildung 7.6: Logikschaltung mit TTL</w:t>
             </w:r>
           </w:p>
-          <w:bookmarkEnd w:id="396"/>
+          <w:bookmarkEnd w:id="403"/>
         </w:tc>
       </w:tr>
     </w:tbl>
@@ -48215,9 +50721,9 @@
         <w:t xml:space="preserve">Der Signallaufplan passt mit der Wahrheitstabelle überein. Somit ist davon auszugehen, dass die TTL-Schaltung korrekt umgesetzt wurde.</w:t>
       </w:r>
     </w:p>
-    <w:bookmarkEnd w:id="397"/>
-    <w:bookmarkEnd w:id="398"/>
-    <w:bookmarkStart w:id="405" w:name="ansteuerung-der-h-brücke"/>
+    <w:bookmarkEnd w:id="404"/>
+    <w:bookmarkEnd w:id="405"/>
+    <w:bookmarkStart w:id="412" w:name="ansteuerung-der-h-brücke"/>
     <w:p>
       <w:pPr>
         <w:pStyle w:val="Heading2"/>
@@ -48331,7 +50837,7 @@
         </w:tc>
       </w:tr>
     </w:tbl>
-    <w:bookmarkStart w:id="403" w:name="umsetzung-für-die-simulation"/>
+    <w:bookmarkStart w:id="410" w:name="umsetzung-für-die-simulation"/>
     <w:p>
       <w:pPr>
         <w:pStyle w:val="Heading3"/>
@@ -48361,7 +50867,7 @@
       <w:tr>
         <w:tc>
           <w:tcPr/>
-          <w:bookmarkStart w:id="402" w:name="fig-OPV-Schaltung"/>
+          <w:bookmarkStart w:id="409" w:name="fig-OPV-Schaltung"/>
           <w:p>
             <w:pPr>
               <w:pStyle w:val="Compact"/>
@@ -48372,18 +50878,18 @@
                 <wp:inline>
                   <wp:extent cx="5334000" cy="1670614"/>
                   <wp:effectExtent b="0" l="0" r="0" t="0"/>
-                  <wp:docPr descr="" title="" id="400" name="Picture"/>
+                  <wp:docPr descr="" title="" id="407" name="Picture"/>
                   <a:graphic>
                     <a:graphicData uri="http://schemas.openxmlformats.org/drawingml/2006/picture">
                       <pic:pic>
                         <pic:nvPicPr>
-                          <pic:cNvPr descr="Projekte/Grafiken/Hbruecke/OPV-Schaltung.png" id="401" name="Picture"/>
+                          <pic:cNvPr descr="Projekte/Grafiken/Hbruecke/OPV-Schaltung.png" id="408" name="Picture"/>
                           <pic:cNvPicPr>
                             <a:picLocks noChangeArrowheads="1" noChangeAspect="1"/>
                           </pic:cNvPicPr>
                         </pic:nvPicPr>
                         <pic:blipFill>
-                          <a:blip r:embed="rId399"/>
+                          <a:blip r:embed="rId406"/>
                           <a:stretch>
                             <a:fillRect/>
                           </a:stretch>
@@ -48423,12 +50929,12 @@
               <w:t xml:space="preserve">Abbildung 7.7: Pegelanpassung mit OPV</w:t>
             </w:r>
           </w:p>
-          <w:bookmarkEnd w:id="402"/>
+          <w:bookmarkEnd w:id="409"/>
         </w:tc>
       </w:tr>
     </w:tbl>
-    <w:bookmarkEnd w:id="403"/>
-    <w:bookmarkStart w:id="404" w:name="umsetzung-in-der-praxis"/>
+    <w:bookmarkEnd w:id="410"/>
+    <w:bookmarkStart w:id="411" w:name="umsetzung-in-der-praxis"/>
     <w:p>
       <w:pPr>
         <w:pStyle w:val="Heading3"/>
@@ -48456,7 +50962,7 @@
         <w:pStyle w:val="Compact"/>
         <w:numPr>
           <w:ilvl w:val="0"/>
-          <w:numId w:val="1010"/>
+          <w:numId w:val="1011"/>
         </w:numPr>
       </w:pPr>
       <w:r>
@@ -48477,7 +50983,7 @@
         <w:pStyle w:val="Compact"/>
         <w:numPr>
           <w:ilvl w:val="0"/>
-          <w:numId w:val="1010"/>
+          <w:numId w:val="1011"/>
         </w:numPr>
       </w:pPr>
       <w:r>
@@ -48498,7 +51004,7 @@
         <w:pStyle w:val="Compact"/>
         <w:numPr>
           <w:ilvl w:val="0"/>
-          <w:numId w:val="1010"/>
+          <w:numId w:val="1011"/>
         </w:numPr>
       </w:pPr>
       <w:r>
@@ -48541,9 +51047,9 @@
         <w:t xml:space="preserve">zu finden. Diese sind eine gute Quelle für die Entwicklung der Schaltungen.</w:t>
       </w:r>
     </w:p>
-    <w:bookmarkEnd w:id="404"/>
-    <w:bookmarkEnd w:id="405"/>
-    <w:bookmarkStart w:id="418" w:name="funktionsüberpürfung-der-h-brücke"/>
+    <w:bookmarkEnd w:id="411"/>
+    <w:bookmarkEnd w:id="412"/>
+    <w:bookmarkStart w:id="425" w:name="funktionsüberpürfung-der-h-brücke"/>
     <w:p>
       <w:pPr>
         <w:pStyle w:val="Heading2"/>
@@ -48623,7 +51129,7 @@
       <w:tr>
         <w:tc>
           <w:tcPr/>
-          <w:bookmarkStart w:id="409" w:name="fig-TopSheet"/>
+          <w:bookmarkStart w:id="416" w:name="fig-TopSheet"/>
           <w:p>
             <w:pPr>
               <w:pStyle w:val="Compact"/>
@@ -48634,18 +51140,18 @@
                 <wp:inline>
                   <wp:extent cx="5334000" cy="1713238"/>
                   <wp:effectExtent b="0" l="0" r="0" t="0"/>
-                  <wp:docPr descr="" title="" id="407" name="Picture"/>
+                  <wp:docPr descr="" title="" id="414" name="Picture"/>
                   <a:graphic>
                     <a:graphicData uri="http://schemas.openxmlformats.org/drawingml/2006/picture">
                       <pic:pic>
                         <pic:nvPicPr>
-                          <pic:cNvPr descr="Projekte/Grafiken/Hbruecke/TopSheet.png" id="408" name="Picture"/>
+                          <pic:cNvPr descr="Projekte/Grafiken/Hbruecke/TopSheet.png" id="415" name="Picture"/>
                           <pic:cNvPicPr>
                             <a:picLocks noChangeArrowheads="1" noChangeAspect="1"/>
                           </pic:cNvPicPr>
                         </pic:nvPicPr>
                         <pic:blipFill>
-                          <a:blip r:embed="rId406"/>
+                          <a:blip r:embed="rId413"/>
                           <a:stretch>
                             <a:fillRect/>
                           </a:stretch>
@@ -48685,7 +51191,7 @@
               <w:t xml:space="preserve">Abbildung 7.8: Zusammengeführte Schaltung</w:t>
             </w:r>
           </w:p>
-          <w:bookmarkEnd w:id="409"/>
+          <w:bookmarkEnd w:id="416"/>
         </w:tc>
       </w:tr>
     </w:tbl>
@@ -48710,7 +51216,7 @@
       <w:tr>
         <w:tc>
           <w:tcPr/>
-          <w:bookmarkStart w:id="413" w:name="fig-SimpleMotorModel"/>
+          <w:bookmarkStart w:id="420" w:name="fig-SimpleMotorModel"/>
           <w:p>
             <w:pPr>
               <w:pStyle w:val="Compact"/>
@@ -48721,18 +51227,18 @@
                 <wp:inline>
                   <wp:extent cx="1157387" cy="2097365"/>
                   <wp:effectExtent b="0" l="0" r="0" t="0"/>
-                  <wp:docPr descr="" title="" id="411" name="Picture"/>
+                  <wp:docPr descr="" title="" id="418" name="Picture"/>
                   <a:graphic>
                     <a:graphicData uri="http://schemas.openxmlformats.org/drawingml/2006/picture">
                       <pic:pic>
                         <pic:nvPicPr>
-                          <pic:cNvPr descr="Projekte/Grafiken/Hbruecke/SimpleMotorModel.png" id="412" name="Picture"/>
+                          <pic:cNvPr descr="Projekte/Grafiken/Hbruecke/SimpleMotorModel.png" id="419" name="Picture"/>
                           <pic:cNvPicPr>
                             <a:picLocks noChangeArrowheads="1" noChangeAspect="1"/>
                           </pic:cNvPicPr>
                         </pic:nvPicPr>
                         <pic:blipFill>
-                          <a:blip r:embed="rId410"/>
+                          <a:blip r:embed="rId417"/>
                           <a:stretch>
                             <a:fillRect/>
                           </a:stretch>
@@ -48772,7 +51278,7 @@
               <w:t xml:space="preserve">Abbildung 7.9: Einfaches Motormodell</w:t>
             </w:r>
           </w:p>
-          <w:bookmarkEnd w:id="413"/>
+          <w:bookmarkEnd w:id="420"/>
         </w:tc>
       </w:tr>
     </w:tbl>
@@ -48797,7 +51303,7 @@
       <w:tr>
         <w:tc>
           <w:tcPr/>
-          <w:bookmarkStart w:id="417" w:name="fig-ExtendedMotorModell"/>
+          <w:bookmarkStart w:id="424" w:name="fig-ExtendedMotorModell"/>
           <w:p>
             <w:pPr>
               <w:pStyle w:val="Compact"/>
@@ -48808,18 +51314,18 @@
                 <wp:inline>
                   <wp:extent cx="4267200" cy="4003721"/>
                   <wp:effectExtent b="0" l="0" r="0" t="0"/>
-                  <wp:docPr descr="" title="" id="415" name="Picture"/>
+                  <wp:docPr descr="" title="" id="422" name="Picture"/>
                   <a:graphic>
                     <a:graphicData uri="http://schemas.openxmlformats.org/drawingml/2006/picture">
                       <pic:pic>
                         <pic:nvPicPr>
-                          <pic:cNvPr descr="Projekte/Grafiken/Hbruecke/AdvancedMotorModel.png" id="416" name="Picture"/>
+                          <pic:cNvPr descr="Projekte/Grafiken/Hbruecke/AdvancedMotorModel.png" id="423" name="Picture"/>
                           <pic:cNvPicPr>
                             <a:picLocks noChangeArrowheads="1" noChangeAspect="1"/>
                           </pic:cNvPicPr>
                         </pic:nvPicPr>
                         <pic:blipFill>
-                          <a:blip r:embed="rId414"/>
+                          <a:blip r:embed="rId421"/>
                           <a:stretch>
                             <a:fillRect/>
                           </a:stretch>
@@ -48875,7 +51381,7 @@
               <w:t xml:space="preserve">]</w:t>
             </w:r>
           </w:p>
-          <w:bookmarkEnd w:id="417"/>
+          <w:bookmarkEnd w:id="424"/>
         </w:tc>
       </w:tr>
     </w:tbl>
@@ -48903,8 +51409,8 @@
         <w:t xml:space="preserve">dargestellt. Die Simulation zeigt, dass die H-Brücke wie gewünscht funktioniert. Die Drehzahl lässt sich mittels PWM verändern. Die Drehrichtung lässt sich mittels Direction ändern. Die Bremsfunktion lässt sich mittels brake aktivieren.</w:t>
       </w:r>
     </w:p>
-    <w:bookmarkEnd w:id="418"/>
-    <w:bookmarkStart w:id="419" w:name="pwm-und-induktive-lasten"/>
+    <w:bookmarkEnd w:id="425"/>
+    <w:bookmarkStart w:id="426" w:name="pwm-und-induktive-lasten"/>
     <w:p>
       <w:pPr>
         <w:pStyle w:val="Heading2"/>
@@ -48925,9 +51431,9 @@
         <w:t xml:space="preserve">To Be Continued</w:t>
       </w:r>
     </w:p>
-    <w:bookmarkEnd w:id="419"/>
-    <w:bookmarkEnd w:id="420"/>
-    <w:bookmarkStart w:id="513" w:name="sec-Oszillator"/>
+    <w:bookmarkEnd w:id="426"/>
+    <w:bookmarkEnd w:id="427"/>
+    <w:bookmarkStart w:id="520" w:name="sec-Oszillator"/>
     <w:p>
       <w:pPr>
         <w:pStyle w:val="Heading1"/>
@@ -48949,7 +51455,7 @@
         <w:pStyle w:val="Compact"/>
         <w:numPr>
           <w:ilvl w:val="0"/>
-          <w:numId w:val="1011"/>
+          <w:numId w:val="1012"/>
         </w:numPr>
       </w:pPr>
       <w:r>
@@ -48964,7 +51470,7 @@
         <w:pStyle w:val="Compact"/>
         <w:numPr>
           <w:ilvl w:val="0"/>
-          <w:numId w:val="1011"/>
+          <w:numId w:val="1012"/>
         </w:numPr>
       </w:pPr>
       <w:r>
@@ -48979,7 +51485,7 @@
         <w:pStyle w:val="Compact"/>
         <w:numPr>
           <w:ilvl w:val="0"/>
-          <w:numId w:val="1011"/>
+          <w:numId w:val="1012"/>
         </w:numPr>
       </w:pPr>
       <w:r>
@@ -48994,7 +51500,7 @@
         <w:pStyle w:val="Compact"/>
         <w:numPr>
           <w:ilvl w:val="0"/>
-          <w:numId w:val="1011"/>
+          <w:numId w:val="1012"/>
         </w:numPr>
       </w:pPr>
       <w:r>
@@ -49009,7 +51515,7 @@
         <w:pStyle w:val="Compact"/>
         <w:numPr>
           <w:ilvl w:val="0"/>
-          <w:numId w:val="1011"/>
+          <w:numId w:val="1012"/>
         </w:numPr>
       </w:pPr>
       <w:r>
@@ -49024,7 +51530,7 @@
         <w:t xml:space="preserve">Und viele weitere Anwendungen. Oszillatorschaltungen sind damit grundlegende Schaltungen der Elektronik.</w:t>
       </w:r>
     </w:p>
-    <w:bookmarkStart w:id="430" w:name="grundlagen"/>
+    <w:bookmarkStart w:id="437" w:name="grundlagen"/>
     <w:p>
       <w:pPr>
         <w:pStyle w:val="Heading2"/>
@@ -49069,7 +51575,7 @@
         <w:t xml:space="preserve">Ein Oszillator ist eine elektronische Schaltung, die aus einem Schwingkreis und einer Verstärkerschaltung besteht und den Zweck hat eine periodische Spannung zu erzeugen.</w:t>
       </w:r>
     </w:p>
-    <w:bookmarkStart w:id="422" w:name="oszillatorschaltungen"/>
+    <w:bookmarkStart w:id="429" w:name="oszillatorschaltungen"/>
     <w:p>
       <w:pPr>
         <w:pStyle w:val="Heading3"/>
@@ -49154,7 +51660,7 @@
       <w:r>
         <w:t xml:space="preserve"> </w:t>
       </w:r>
-      <w:hyperlink r:id="rId421">
+      <w:hyperlink r:id="rId428">
         <w:r>
           <w:rPr>
             <w:rStyle w:val="Hyperlink"/>
@@ -49163,8 +51669,8 @@
         </w:r>
       </w:hyperlink>
     </w:p>
-    <w:bookmarkEnd w:id="422"/>
-    <w:bookmarkStart w:id="429" w:name="blockschaltbild-eines-oszillators"/>
+    <w:bookmarkEnd w:id="429"/>
+    <w:bookmarkStart w:id="436" w:name="blockschaltbild-eines-oszillators"/>
     <w:p>
       <w:pPr>
         <w:pStyle w:val="Heading3"/>
@@ -49194,7 +51700,7 @@
       <w:tr>
         <w:tc>
           <w:tcPr/>
-          <w:bookmarkStart w:id="426" w:name="fig-OscBlockschaltbildOszillator"/>
+          <w:bookmarkStart w:id="433" w:name="fig-OscBlockschaltbildOszillator"/>
           <w:p>
             <w:pPr>
               <w:pStyle w:val="Compact"/>
@@ -49205,18 +51711,18 @@
                 <wp:inline>
                   <wp:extent cx="5334000" cy="1796254"/>
                   <wp:effectExtent b="0" l="0" r="0" t="0"/>
-                  <wp:docPr descr="" title="" id="424" name="Picture"/>
+                  <wp:docPr descr="" title="" id="431" name="Picture"/>
                   <a:graphic>
                     <a:graphicData uri="http://schemas.openxmlformats.org/drawingml/2006/picture">
                       <pic:pic>
                         <pic:nvPicPr>
-                          <pic:cNvPr descr="Projekte/Oszillator/OszillatorBlockschaltbild.png" id="425" name="Picture"/>
+                          <pic:cNvPr descr="Projekte/Oszillator/OszillatorBlockschaltbild.png" id="432" name="Picture"/>
                           <pic:cNvPicPr>
                             <a:picLocks noChangeArrowheads="1" noChangeAspect="1"/>
                           </pic:cNvPicPr>
                         </pic:nvPicPr>
                         <pic:blipFill>
-                          <a:blip r:embed="rId423"/>
+                          <a:blip r:embed="rId430"/>
                           <a:stretch>
                             <a:fillRect/>
                           </a:stretch>
@@ -49256,7 +51762,7 @@
               <w:t xml:space="preserve">Abbildung 8.1: Blockschaltbild eines Oszillator</w:t>
             </w:r>
           </w:p>
-          <w:bookmarkEnd w:id="426"/>
+          <w:bookmarkEnd w:id="433"/>
         </w:tc>
       </w:tr>
     </w:tbl>
@@ -49293,7 +51799,7 @@
       <w:r>
         <w:t xml:space="preserve"> </w:t>
       </w:r>
-      <w:hyperlink r:id="rId427">
+      <w:hyperlink r:id="rId434">
         <w:r>
           <w:rPr>
             <w:rStyle w:val="Hyperlink"/>
@@ -49310,7 +51816,7 @@
       <w:r>
         <w:t xml:space="preserve"> </w:t>
       </w:r>
-      <w:hyperlink r:id="rId428">
+      <w:hyperlink r:id="rId435">
         <w:r>
           <w:rPr>
             <w:rStyle w:val="Hyperlink"/>
@@ -49339,9 +51845,9 @@
         <w:t xml:space="preserve">Hier wird die Übertragungsfunktion dazu benutzt die korrekten Bauteilwerte für einen Wien-Robinson-Oszillator zu berechnen.</w:t>
       </w:r>
     </w:p>
-    <w:bookmarkEnd w:id="429"/>
-    <w:bookmarkEnd w:id="430"/>
-    <w:bookmarkStart w:id="506" w:name="Xeaa84c764fd5cf254c148f9337e3c115489b3f4"/>
+    <w:bookmarkEnd w:id="436"/>
+    <w:bookmarkEnd w:id="437"/>
+    <w:bookmarkStart w:id="513" w:name="Xeaa84c764fd5cf254c148f9337e3c115489b3f4"/>
     <w:p>
       <w:pPr>
         <w:pStyle w:val="Heading2"/>
@@ -49387,7 +51893,7 @@
         <w:t xml:space="preserve">dargestellt. Die zwei Blöcke können getrennt betrachtet werden. Der Schwingkreis und der Verstärker.</w:t>
       </w:r>
     </w:p>
-    <w:bookmarkStart w:id="449" w:name="sec-OscSchwingkreis"/>
+    <w:bookmarkStart w:id="456" w:name="sec-OscSchwingkreis"/>
     <w:p>
       <w:pPr>
         <w:pStyle w:val="Heading3"/>
@@ -49470,7 +51976,7 @@
       <w:tr>
         <w:tc>
           <w:tcPr/>
-          <w:bookmarkStart w:id="434" w:name="fig-RCSchwingkreis"/>
+          <w:bookmarkStart w:id="441" w:name="fig-RCSchwingkreis"/>
           <w:p>
             <w:pPr>
               <w:pStyle w:val="Compact"/>
@@ -49481,18 +51987,18 @@
                 <wp:inline>
                   <wp:extent cx="3599999" cy="4534999"/>
                   <wp:effectExtent b="0" l="0" r="0" t="0"/>
-                  <wp:docPr descr="" title="" id="432" name="Picture"/>
+                  <wp:docPr descr="" title="" id="439" name="Picture"/>
                   <a:graphic>
                     <a:graphicData uri="http://schemas.openxmlformats.org/drawingml/2006/picture">
                       <pic:pic>
                         <pic:nvPicPr>
-                          <pic:cNvPr descr="Projekte/Oszillator/RCSchwingkreis.png" id="433" name="Picture"/>
+                          <pic:cNvPr descr="Projekte/Oszillator/RCSchwingkreis.png" id="440" name="Picture"/>
                           <pic:cNvPicPr>
                             <a:picLocks noChangeArrowheads="1" noChangeAspect="1"/>
                           </pic:cNvPicPr>
                         </pic:nvPicPr>
                         <pic:blipFill>
-                          <a:blip r:embed="rId431"/>
+                          <a:blip r:embed="rId438"/>
                           <a:stretch>
                             <a:fillRect/>
                           </a:stretch>
@@ -49532,7 +52038,7 @@
               <w:t xml:space="preserve">Abbildung 8.2: RC Schwingkreis</w:t>
             </w:r>
           </w:p>
-          <w:bookmarkEnd w:id="434"/>
+          <w:bookmarkEnd w:id="441"/>
         </w:tc>
       </w:tr>
     </w:tbl>
@@ -49544,7 +52050,7 @@
         <w:t xml:space="preserve">Die Übertragungsfunktion lässt sich nun auf zwei Arten darstellen. Entweder mathematisch mittels der Komplexen Wechselstromrechnung oder mittels Simulation.</w:t>
       </w:r>
     </w:p>
-    <w:bookmarkStart w:id="441" w:name="sec-OscMathBerechnung"/>
+    <w:bookmarkStart w:id="448" w:name="sec-OscMathBerechnung"/>
     <w:p>
       <w:pPr>
         <w:pStyle w:val="Heading4"/>
@@ -49565,7 +52071,7 @@
       <w:pPr>
         <w:pStyle w:val="BodyText"/>
       </w:pPr>
-      <w:bookmarkStart w:id="435" w:name="eq-Dummy"/>
+      <w:bookmarkStart w:id="442" w:name="eq-Dummy"/>
       <m:oMathPara>
         <m:oMathParaPr>
           <m:jc m:val="center"/>
@@ -49846,7 +52352,7 @@
           </m:d>
         </m:oMath>
       </m:oMathPara>
-      <w:bookmarkEnd w:id="435"/>
+      <w:bookmarkEnd w:id="442"/>
     </w:p>
     <w:p>
       <w:pPr>
@@ -49948,7 +52454,7 @@
       <w:pPr>
         <w:pStyle w:val="BodyText"/>
       </w:pPr>
-      <w:bookmarkStart w:id="436" w:name="eq-Dummy"/>
+      <w:bookmarkStart w:id="443" w:name="eq-Dummy"/>
       <m:oMathPara>
         <m:oMathParaPr>
           <m:jc m:val="center"/>
@@ -50113,7 +52619,7 @@
           </m:d>
         </m:oMath>
       </m:oMathPara>
-      <w:bookmarkEnd w:id="436"/>
+      <w:bookmarkEnd w:id="443"/>
     </w:p>
     <w:p>
       <w:pPr>
@@ -50150,7 +52656,7 @@
       <w:pPr>
         <w:pStyle w:val="BodyText"/>
       </w:pPr>
-      <w:bookmarkStart w:id="437" w:name="eq-Dummy"/>
+      <w:bookmarkStart w:id="444" w:name="eq-Dummy"/>
       <m:oMathPara>
         <m:oMathParaPr>
           <m:jc m:val="center"/>
@@ -50265,7 +52771,7 @@
           </m:d>
         </m:oMath>
       </m:oMathPara>
-      <w:bookmarkEnd w:id="437"/>
+      <w:bookmarkEnd w:id="444"/>
     </w:p>
     <w:p>
       <w:pPr>
@@ -50316,7 +52822,7 @@
       <w:pPr>
         <w:pStyle w:val="BodyText"/>
       </w:pPr>
-      <w:bookmarkStart w:id="438" w:name="eq-Dummy"/>
+      <w:bookmarkStart w:id="445" w:name="eq-Dummy"/>
       <m:oMathPara>
         <m:oMathParaPr>
           <m:jc m:val="center"/>
@@ -50376,7 +52882,7 @@
           </m:d>
         </m:oMath>
       </m:oMathPara>
-      <w:bookmarkEnd w:id="438"/>
+      <w:bookmarkEnd w:id="445"/>
     </w:p>
     <w:p>
       <w:pPr>
@@ -50546,7 +53052,7 @@
       <w:pPr>
         <w:pStyle w:val="FirstParagraph"/>
       </w:pPr>
-      <w:bookmarkStart w:id="439" w:name="eq-Dummy"/>
+      <w:bookmarkStart w:id="446" w:name="eq-Dummy"/>
       <m:oMathPara>
         <m:oMathParaPr>
           <m:jc m:val="center"/>
@@ -50615,7 +53121,7 @@
           </m:d>
         </m:oMath>
       </m:oMathPara>
-      <w:bookmarkEnd w:id="439"/>
+      <w:bookmarkEnd w:id="446"/>
     </w:p>
     <w:p>
       <w:pPr>
@@ -50707,7 +53213,7 @@
       <w:pPr>
         <w:pStyle w:val="BodyText"/>
       </w:pPr>
-      <w:bookmarkStart w:id="440" w:name="eq-Dummy"/>
+      <w:bookmarkStart w:id="447" w:name="eq-Dummy"/>
       <m:oMathPara>
         <m:oMathParaPr>
           <m:jc m:val="center"/>
@@ -50830,7 +53336,7 @@
           </m:d>
         </m:oMath>
       </m:oMathPara>
-      <w:bookmarkEnd w:id="440"/>
+      <w:bookmarkEnd w:id="447"/>
     </w:p>
     <w:p>
       <w:pPr>
@@ -50872,8 +53378,8 @@
         <w:t xml:space="preserve">gilt, dass der Imaginärteil Null ist muss bei der Eigenfrequenz auch die Phasenverschiebung Null sein. Damit ist aus dem Bodediagramm die Eigenfrequenz abzulesen. Es ist zu erkennen, dass die Eigenfrequenz des Schwingkreises beim berechneten Wert liegt.</w:t>
       </w:r>
     </w:p>
-    <w:bookmarkEnd w:id="441"/>
-    <w:bookmarkStart w:id="448" w:name="simulation"/>
+    <w:bookmarkEnd w:id="448"/>
+    <w:bookmarkStart w:id="455" w:name="simulation"/>
     <w:p>
       <w:pPr>
         <w:pStyle w:val="Heading4"/>
@@ -50960,7 +53466,7 @@
       <w:tr>
         <w:tc>
           <w:tcPr/>
-          <w:bookmarkStart w:id="445" w:name="fig-ACBodeRCSchwingkreis"/>
+          <w:bookmarkStart w:id="452" w:name="fig-ACBodeRCSchwingkreis"/>
           <w:p>
             <w:pPr>
               <w:pStyle w:val="Compact"/>
@@ -50971,18 +53477,18 @@
                 <wp:inline>
                   <wp:extent cx="5334000" cy="2804948"/>
                   <wp:effectExtent b="0" l="0" r="0" t="0"/>
-                  <wp:docPr descr="" title="" id="443" name="Picture"/>
+                  <wp:docPr descr="" title="" id="450" name="Picture"/>
                   <a:graphic>
                     <a:graphicData uri="http://schemas.openxmlformats.org/drawingml/2006/picture">
                       <pic:pic>
                         <pic:nvPicPr>
-                          <pic:cNvPr descr="Projekte/Oszillator/ACAnalysis.png" id="444" name="Picture"/>
+                          <pic:cNvPr descr="Projekte/Oszillator/ACAnalysis.png" id="451" name="Picture"/>
                           <pic:cNvPicPr>
                             <a:picLocks noChangeArrowheads="1" noChangeAspect="1"/>
                           </pic:cNvPicPr>
                         </pic:nvPicPr>
                         <pic:blipFill>
-                          <a:blip r:embed="rId442"/>
+                          <a:blip r:embed="rId449"/>
                           <a:stretch>
                             <a:fillRect/>
                           </a:stretch>
@@ -51022,7 +53528,7 @@
               <w:t xml:space="preserve">Abbildung 8.3: Bodediagramm des Schwingkreises</w:t>
             </w:r>
           </w:p>
-          <w:bookmarkEnd w:id="445"/>
+          <w:bookmarkEnd w:id="452"/>
         </w:tc>
       </w:tr>
     </w:tbl>
@@ -51047,7 +53553,7 @@
       <w:tr>
         <w:tc>
           <w:tcPr/>
-          <w:bookmarkStart w:id="446" w:name="tbl-OscACAnalysis"/>
+          <w:bookmarkStart w:id="453" w:name="tbl-OscACAnalysis"/>
           <w:tbl>
             <w:tblPr>
               <w:tblStyle w:val="Table"/>
@@ -51210,7 +53716,7 @@
               <w:t xml:space="preserve">.</w:t>
             </w:r>
           </w:p>
-          <w:bookmarkEnd w:id="446"/>
+          <w:bookmarkEnd w:id="453"/>
         </w:tc>
       </w:tr>
     </w:tbl>
@@ -51226,7 +53732,7 @@
       <w:pPr>
         <w:pStyle w:val="BodyText"/>
       </w:pPr>
-      <w:bookmarkStart w:id="447" w:name="eq-Dummy"/>
+      <w:bookmarkStart w:id="454" w:name="eq-Dummy"/>
       <m:oMathPara>
         <m:oMathParaPr>
           <m:jc m:val="center"/>
@@ -51304,7 +53810,7 @@
           </m:d>
         </m:oMath>
       </m:oMathPara>
-      <w:bookmarkEnd w:id="447"/>
+      <w:bookmarkEnd w:id="454"/>
     </w:p>
     <w:p>
       <w:pPr>
@@ -51473,9 +53979,9 @@
         <w:t xml:space="preserve">überein.</w:t>
       </w:r>
     </w:p>
-    <w:bookmarkEnd w:id="448"/>
-    <w:bookmarkEnd w:id="449"/>
-    <w:bookmarkStart w:id="465" w:name="sec-OscRückkopplung"/>
+    <w:bookmarkEnd w:id="455"/>
+    <w:bookmarkEnd w:id="456"/>
+    <w:bookmarkStart w:id="472" w:name="sec-OscRückkopplung"/>
     <w:p>
       <w:pPr>
         <w:pStyle w:val="Heading3"/>
@@ -51548,7 +54054,7 @@
         <w:t xml:space="preserve">, ausgeglichen werden.</w:t>
       </w:r>
     </w:p>
-    <w:bookmarkStart w:id="451" w:name="X31a4e5177522a097e4a588df940742e20e15c54"/>
+    <w:bookmarkStart w:id="458" w:name="X31a4e5177522a097e4a588df940742e20e15c54"/>
     <w:p>
       <w:pPr>
         <w:pStyle w:val="Heading4"/>
@@ -51599,7 +54105,7 @@
       <w:pPr>
         <w:pStyle w:val="BodyText"/>
       </w:pPr>
-      <w:bookmarkStart w:id="450" w:name="eq-Dummy"/>
+      <w:bookmarkStart w:id="457" w:name="eq-Dummy"/>
       <m:oMathPara>
         <m:oMathParaPr>
           <m:jc m:val="center"/>
@@ -51659,7 +54165,7 @@
           </m:d>
         </m:oMath>
       </m:oMathPara>
-      <w:bookmarkEnd w:id="450"/>
+      <w:bookmarkEnd w:id="457"/>
     </w:p>
     <w:p>
       <w:pPr>
@@ -51692,8 +54198,8 @@
         <w:t xml:space="preserve">… Verstärkung des Verstärkers</w:t>
       </w:r>
     </w:p>
-    <w:bookmarkEnd w:id="451"/>
-    <w:bookmarkStart w:id="458" w:name="open-loop-betrachtung"/>
+    <w:bookmarkEnd w:id="458"/>
+    <w:bookmarkStart w:id="465" w:name="open-loop-betrachtung"/>
     <w:p>
       <w:pPr>
         <w:pStyle w:val="Heading4"/>
@@ -51729,7 +54235,7 @@
       <w:tr>
         <w:tc>
           <w:tcPr/>
-          <w:bookmarkStart w:id="455" w:name="fig-OscOpenLoop"/>
+          <w:bookmarkStart w:id="462" w:name="fig-OscOpenLoop"/>
           <w:p>
             <w:pPr>
               <w:pStyle w:val="Compact"/>
@@ -51740,18 +54246,18 @@
                 <wp:inline>
                   <wp:extent cx="3599999" cy="855605"/>
                   <wp:effectExtent b="0" l="0" r="0" t="0"/>
-                  <wp:docPr descr="" title="" id="453" name="Picture"/>
+                  <wp:docPr descr="" title="" id="460" name="Picture"/>
                   <a:graphic>
                     <a:graphicData uri="http://schemas.openxmlformats.org/drawingml/2006/picture">
                       <pic:pic>
                         <pic:nvPicPr>
-                          <pic:cNvPr descr="Projekte/Oszillator/OszillatorBlockschaltbildOpenLoop.png" id="454" name="Picture"/>
+                          <pic:cNvPr descr="Projekte/Oszillator/OszillatorBlockschaltbildOpenLoop.png" id="461" name="Picture"/>
                           <pic:cNvPicPr>
                             <a:picLocks noChangeArrowheads="1" noChangeAspect="1"/>
                           </pic:cNvPicPr>
                         </pic:nvPicPr>
                         <pic:blipFill>
-                          <a:blip r:embed="rId452"/>
+                          <a:blip r:embed="rId459"/>
                           <a:stretch>
                             <a:fillRect/>
                           </a:stretch>
@@ -51791,7 +54297,7 @@
               <w:t xml:space="preserve">Abbildung 8.4: Open Loop</w:t>
             </w:r>
           </w:p>
-          <w:bookmarkEnd w:id="455"/>
+          <w:bookmarkEnd w:id="462"/>
         </w:tc>
       </w:tr>
     </w:tbl>
@@ -51799,7 +54305,7 @@
       <w:pPr>
         <w:pStyle w:val="BodyText"/>
       </w:pPr>
-      <w:bookmarkStart w:id="456" w:name="eq-Dummy"/>
+      <w:bookmarkStart w:id="463" w:name="eq-Dummy"/>
       <m:oMathPara>
         <m:oMathParaPr>
           <m:jc m:val="center"/>
@@ -51856,13 +54362,13 @@
           </m:d>
         </m:oMath>
       </m:oMathPara>
-      <w:bookmarkEnd w:id="456"/>
+      <w:bookmarkEnd w:id="463"/>
     </w:p>
     <w:p>
       <w:pPr>
         <w:pStyle w:val="FirstParagraph"/>
       </w:pPr>
-      <w:bookmarkStart w:id="457" w:name="eq-Dummy"/>
+      <w:bookmarkStart w:id="464" w:name="eq-Dummy"/>
       <m:oMathPara>
         <m:oMathParaPr>
           <m:jc m:val="center"/>
@@ -51994,10 +54500,10 @@
           </m:d>
         </m:oMath>
       </m:oMathPara>
-      <w:bookmarkEnd w:id="457"/>
-    </w:p>
-    <w:bookmarkEnd w:id="458"/>
-    <w:bookmarkStart w:id="459" w:name="sec-OscStableSignal"/>
+      <w:bookmarkEnd w:id="464"/>
+    </w:p>
+    <w:bookmarkEnd w:id="465"/>
+    <w:bookmarkStart w:id="466" w:name="sec-OscStableSignal"/>
     <w:p>
       <w:pPr>
         <w:pStyle w:val="Heading4"/>
@@ -52123,8 +54629,8 @@
         <w:t xml:space="preserve">. Der Verstärker wurde richtig dimensioniert.</w:t>
       </w:r>
     </w:p>
-    <w:bookmarkEnd w:id="459"/>
-    <w:bookmarkStart w:id="460" w:name="sec-OscGedämpftesSignal"/>
+    <w:bookmarkEnd w:id="466"/>
+    <w:bookmarkStart w:id="467" w:name="sec-OscGedämpftesSignal"/>
     <w:p>
       <w:pPr>
         <w:pStyle w:val="Heading4"/>
@@ -52141,8 +54647,8 @@
         <w:t xml:space="preserve">Wird kein Verstärker verwendet oder die Verstärkung ist zu klein, würde der Oszillator nicht von selbst starten. Wird die Schwingung zum Beispiel mit einem Puls gestartet würde die Schwingung abklingen. Das Signal wird kleiner. Die Schleifenverstärkung, der Schwingkreis und der Verstärker, müssen so gewählt werden, dass die Gesamtverstärkung an der Eigenfrequenz 1 ist. Das bedeutet, dass die Verstärkung des Verstärkers gleich der Dämpfung des Schwingkreises sein muss.</w:t>
       </w:r>
     </w:p>
-    <w:bookmarkEnd w:id="460"/>
-    <w:bookmarkStart w:id="461" w:name="sec-OscInstabilesSystem"/>
+    <w:bookmarkEnd w:id="467"/>
+    <w:bookmarkStart w:id="468" w:name="sec-OscInstabilesSystem"/>
     <w:p>
       <w:pPr>
         <w:pStyle w:val="Heading4"/>
@@ -52159,8 +54665,8 @@
         <w:t xml:space="preserve">Ist die Verstärkung zu groß schwingt das System auf. Das Signal wird größer und größer. Das System ist instabil. Das bedeutet, dass die Schleifenverstärkung, Schwingkreis und Verstärker, größer als 1 bei der Eigenfrequenz ist.</w:t>
       </w:r>
     </w:p>
-    <w:bookmarkEnd w:id="461"/>
-    <w:bookmarkStart w:id="463" w:name="closed-loop-betrachtung"/>
+    <w:bookmarkEnd w:id="468"/>
+    <w:bookmarkStart w:id="470" w:name="closed-loop-betrachtung"/>
     <w:p>
       <w:pPr>
         <w:pStyle w:val="Heading4"/>
@@ -52195,7 +54701,7 @@
       <w:pPr>
         <w:pStyle w:val="BodyText"/>
       </w:pPr>
-      <w:bookmarkStart w:id="462" w:name="eq-Dummy"/>
+      <w:bookmarkStart w:id="469" w:name="eq-Dummy"/>
       <m:oMathPara>
         <m:oMathParaPr>
           <m:jc m:val="center"/>
@@ -52252,10 +54758,10 @@
           </m:d>
         </m:oMath>
       </m:oMathPara>
-      <w:bookmarkEnd w:id="462"/>
-    </w:p>
-    <w:bookmarkEnd w:id="463"/>
-    <w:bookmarkStart w:id="464" w:name="sec-OscAnschwingen"/>
+      <w:bookmarkEnd w:id="469"/>
+    </w:p>
+    <w:bookmarkEnd w:id="470"/>
+    <w:bookmarkStart w:id="471" w:name="sec-OscAnschwingen"/>
     <w:p>
       <w:pPr>
         <w:pStyle w:val="Heading4"/>
@@ -52309,9 +54815,9 @@
         <w:t xml:space="preserve">. Diese ist ohnehin notwendig um die Bauteiltoleranzen und Temperaturabhängigkeiten auszugleichen. Daher ist die zweite Lösung die praktikablere.</w:t>
       </w:r>
     </w:p>
-    <w:bookmarkEnd w:id="464"/>
-    <w:bookmarkEnd w:id="465"/>
-    <w:bookmarkStart w:id="505" w:name="praktische-umsetzung"/>
+    <w:bookmarkEnd w:id="471"/>
+    <w:bookmarkEnd w:id="472"/>
+    <w:bookmarkStart w:id="512" w:name="praktische-umsetzung"/>
     <w:p>
       <w:pPr>
         <w:pStyle w:val="Heading3"/>
@@ -52328,7 +54834,7 @@
         <w:t xml:space="preserve">Nun soll das theoretische Wissen mit einer Konkreten Schaltung umgesetzt werden.</w:t>
       </w:r>
     </w:p>
-    <w:bookmarkStart w:id="466" w:name="der-schwingkreis"/>
+    <w:bookmarkStart w:id="473" w:name="der-schwingkreis"/>
     <w:p>
       <w:pPr>
         <w:pStyle w:val="Heading4"/>
@@ -52362,8 +54868,8 @@
         <w:t xml:space="preserve">berechnet und überprüft. Es folgte die Erkenntnisse, dass die Amplitude bei der Eigenfrequenz um den Faktor 3 gedämpft ist. Daraus folgt der nächste Schritt. Die Dimensionierung eines Verstärkers um die Schleifenverstärkung auf 1 zu bringen.</w:t>
       </w:r>
     </w:p>
-    <w:bookmarkEnd w:id="466"/>
-    <w:bookmarkStart w:id="476" w:name="der-verstärker"/>
+    <w:bookmarkEnd w:id="473"/>
+    <w:bookmarkStart w:id="483" w:name="der-verstärker"/>
     <w:p>
       <w:pPr>
         <w:pStyle w:val="Heading4"/>
@@ -52410,7 +54916,7 @@
       <w:tr>
         <w:tc>
           <w:tcPr/>
-          <w:bookmarkStart w:id="470" w:name="fig-OscOpenLoopSchaltung"/>
+          <w:bookmarkStart w:id="477" w:name="fig-OscOpenLoopSchaltung"/>
           <w:p>
             <w:pPr>
               <w:pStyle w:val="Compact"/>
@@ -52421,18 +54927,18 @@
                 <wp:inline>
                   <wp:extent cx="5334000" cy="3465364"/>
                   <wp:effectExtent b="0" l="0" r="0" t="0"/>
-                  <wp:docPr descr="" title="" id="468" name="Picture"/>
+                  <wp:docPr descr="" title="" id="475" name="Picture"/>
                   <a:graphic>
                     <a:graphicData uri="http://schemas.openxmlformats.org/drawingml/2006/picture">
                       <pic:pic>
                         <pic:nvPicPr>
-                          <pic:cNvPr descr="Projekte/Oszillator/OpenLoop.png" id="469" name="Picture"/>
+                          <pic:cNvPr descr="Projekte/Oszillator/OpenLoop.png" id="476" name="Picture"/>
                           <pic:cNvPicPr>
                             <a:picLocks noChangeArrowheads="1" noChangeAspect="1"/>
                           </pic:cNvPicPr>
                         </pic:nvPicPr>
                         <pic:blipFill>
-                          <a:blip r:embed="rId467"/>
+                          <a:blip r:embed="rId474"/>
                           <a:stretch>
                             <a:fillRect/>
                           </a:stretch>
@@ -52472,7 +54978,7 @@
               <w:t xml:space="preserve">Abbildung 8.5: Open Loop Schaltung</w:t>
             </w:r>
           </w:p>
-          <w:bookmarkEnd w:id="470"/>
+          <w:bookmarkEnd w:id="477"/>
         </w:tc>
       </w:tr>
     </w:tbl>
@@ -52497,7 +55003,7 @@
       <w:tr>
         <w:tc>
           <w:tcPr/>
-          <w:bookmarkStart w:id="474" w:name="fig-OscOpenLoopSimulation"/>
+          <w:bookmarkStart w:id="481" w:name="fig-OscOpenLoopSimulation"/>
           <w:p>
             <w:pPr>
               <w:pStyle w:val="Compact"/>
@@ -52508,18 +55014,18 @@
                 <wp:inline>
                   <wp:extent cx="5334000" cy="3511874"/>
                   <wp:effectExtent b="0" l="0" r="0" t="0"/>
-                  <wp:docPr descr="" title="" id="472" name="Picture"/>
+                  <wp:docPr descr="" title="" id="479" name="Picture"/>
                   <a:graphic>
                     <a:graphicData uri="http://schemas.openxmlformats.org/drawingml/2006/picture">
                       <pic:pic>
                         <pic:nvPicPr>
-                          <pic:cNvPr descr="Projekte/Oszillator/RCOpenLoopBode.png" id="473" name="Picture"/>
+                          <pic:cNvPr descr="Projekte/Oszillator/RCOpenLoopBode.png" id="480" name="Picture"/>
                           <pic:cNvPicPr>
                             <a:picLocks noChangeArrowheads="1" noChangeAspect="1"/>
                           </pic:cNvPicPr>
                         </pic:nvPicPr>
                         <pic:blipFill>
-                          <a:blip r:embed="rId471"/>
+                          <a:blip r:embed="rId478"/>
                           <a:stretch>
                             <a:fillRect/>
                           </a:stretch>
@@ -52559,7 +55065,7 @@
               <w:t xml:space="preserve">Abbildung 8.6: Open Loop AC Analysis</w:t>
             </w:r>
           </w:p>
-          <w:bookmarkEnd w:id="474"/>
+          <w:bookmarkEnd w:id="481"/>
         </w:tc>
       </w:tr>
     </w:tbl>
@@ -52584,7 +55090,7 @@
       <w:tr>
         <w:tc>
           <w:tcPr/>
-          <w:bookmarkStart w:id="475" w:name="tbl-OscACAnalysisOpenLoop"/>
+          <w:bookmarkStart w:id="482" w:name="tbl-OscACAnalysisOpenLoop"/>
           <w:tbl>
             <w:tblPr>
               <w:tblStyle w:val="Table"/>
@@ -52747,7 +55253,7 @@
               <w:t xml:space="preserve">.</w:t>
             </w:r>
           </w:p>
-          <w:bookmarkEnd w:id="475"/>
+          <w:bookmarkEnd w:id="482"/>
         </w:tc>
       </w:tr>
     </w:tbl>
@@ -52779,8 +55285,8 @@
         <w:t xml:space="preserve">Die Eigenfrequenz hat sich jedoch leicht verschoben. Dies ließe sich durch anpassen der Bauteile im Schwingkreis korrigieren, soll an dieser Stelle aber vernachlässigt werden.</w:t>
       </w:r>
     </w:p>
-    <w:bookmarkEnd w:id="476"/>
-    <w:bookmarkStart w:id="489" w:name="closed-loop-schaltung"/>
+    <w:bookmarkEnd w:id="483"/>
+    <w:bookmarkStart w:id="496" w:name="closed-loop-schaltung"/>
     <w:p>
       <w:pPr>
         <w:pStyle w:val="Heading4"/>
@@ -52810,7 +55316,7 @@
       <w:tr>
         <w:tc>
           <w:tcPr/>
-          <w:bookmarkStart w:id="480" w:name="fig-OscClosedLoopSchaltung"/>
+          <w:bookmarkStart w:id="487" w:name="fig-OscClosedLoopSchaltung"/>
           <w:p>
             <w:pPr>
               <w:pStyle w:val="Compact"/>
@@ -52821,18 +55327,18 @@
                 <wp:inline>
                   <wp:extent cx="5334000" cy="3415413"/>
                   <wp:effectExtent b="0" l="0" r="0" t="0"/>
-                  <wp:docPr descr="" title="" id="478" name="Picture"/>
+                  <wp:docPr descr="" title="" id="485" name="Picture"/>
                   <a:graphic>
                     <a:graphicData uri="http://schemas.openxmlformats.org/drawingml/2006/picture">
                       <pic:pic>
                         <pic:nvPicPr>
-                          <pic:cNvPr descr="Projekte/Oszillator/ClosedLoop.png" id="479" name="Picture"/>
+                          <pic:cNvPr descr="Projekte/Oszillator/ClosedLoop.png" id="486" name="Picture"/>
                           <pic:cNvPicPr>
                             <a:picLocks noChangeArrowheads="1" noChangeAspect="1"/>
                           </pic:cNvPicPr>
                         </pic:nvPicPr>
                         <pic:blipFill>
-                          <a:blip r:embed="rId477"/>
+                          <a:blip r:embed="rId484"/>
                           <a:stretch>
                             <a:fillRect/>
                           </a:stretch>
@@ -52872,7 +55378,7 @@
               <w:t xml:space="preserve">Abbildung 8.7: Closed Loop Schaltung</w:t>
             </w:r>
           </w:p>
-          <w:bookmarkEnd w:id="480"/>
+          <w:bookmarkEnd w:id="487"/>
         </w:tc>
       </w:tr>
     </w:tbl>
@@ -52897,7 +55403,7 @@
       <w:tr>
         <w:tc>
           <w:tcPr/>
-          <w:bookmarkStart w:id="484" w:name="fig-OscClosedLoopSimulationStable"/>
+          <w:bookmarkStart w:id="491" w:name="fig-OscClosedLoopSimulationStable"/>
           <w:p>
             <w:pPr>
               <w:pStyle w:val="Compact"/>
@@ -52908,18 +55414,18 @@
                 <wp:inline>
                   <wp:extent cx="5334000" cy="3547042"/>
                   <wp:effectExtent b="0" l="0" r="0" t="0"/>
-                  <wp:docPr descr="" title="" id="482" name="Picture"/>
+                  <wp:docPr descr="" title="" id="489" name="Picture"/>
                   <a:graphic>
                     <a:graphicData uri="http://schemas.openxmlformats.org/drawingml/2006/picture">
                       <pic:pic>
                         <pic:nvPicPr>
-                          <pic:cNvPr descr="Projekte/Oszillator/RCClosedLoopTransStable.png" id="483" name="Picture"/>
+                          <pic:cNvPr descr="Projekte/Oszillator/RCClosedLoopTransStable.png" id="490" name="Picture"/>
                           <pic:cNvPicPr>
                             <a:picLocks noChangeArrowheads="1" noChangeAspect="1"/>
                           </pic:cNvPicPr>
                         </pic:nvPicPr>
                         <pic:blipFill>
-                          <a:blip r:embed="rId481"/>
+                          <a:blip r:embed="rId488"/>
                           <a:stretch>
                             <a:fillRect/>
                           </a:stretch>
@@ -53045,7 +55551,7 @@
               </m:r>
             </m:oMath>
           </w:p>
-          <w:bookmarkEnd w:id="484"/>
+          <w:bookmarkEnd w:id="491"/>
         </w:tc>
       </w:tr>
     </w:tbl>
@@ -53118,7 +55624,7 @@
       <w:tr>
         <w:tc>
           <w:tcPr/>
-          <w:bookmarkStart w:id="488" w:name="fig-OscClosedLoopSimulationInstable"/>
+          <w:bookmarkStart w:id="495" w:name="fig-OscClosedLoopSimulationInstable"/>
           <w:p>
             <w:pPr>
               <w:pStyle w:val="Compact"/>
@@ -53129,18 +55635,18 @@
                 <wp:inline>
                   <wp:extent cx="5334000" cy="3107330"/>
                   <wp:effectExtent b="0" l="0" r="0" t="0"/>
-                  <wp:docPr descr="" title="" id="486" name="Picture"/>
+                  <wp:docPr descr="" title="" id="493" name="Picture"/>
                   <a:graphic>
                     <a:graphicData uri="http://schemas.openxmlformats.org/drawingml/2006/picture">
                       <pic:pic>
                         <pic:nvPicPr>
-                          <pic:cNvPr descr="Projekte/Oszillator/RCClosedLoopTransInst.png" id="487" name="Picture"/>
+                          <pic:cNvPr descr="Projekte/Oszillator/RCClosedLoopTransInst.png" id="494" name="Picture"/>
                           <pic:cNvPicPr>
                             <a:picLocks noChangeArrowheads="1" noChangeAspect="1"/>
                           </pic:cNvPicPr>
                         </pic:nvPicPr>
                         <pic:blipFill>
-                          <a:blip r:embed="rId485"/>
+                          <a:blip r:embed="rId492"/>
                           <a:stretch>
                             <a:fillRect/>
                           </a:stretch>
@@ -53266,7 +55772,7 @@
               </m:r>
             </m:oMath>
           </w:p>
-          <w:bookmarkEnd w:id="488"/>
+          <w:bookmarkEnd w:id="495"/>
         </w:tc>
       </w:tr>
     </w:tbl>
@@ -53299,8 +55805,8 @@
         <w:t xml:space="preserve">. Diese ist ohnehin notwendig um die Bauteiltoleranzen und Temperaturabhängigkeiten auszugleichen.</w:t>
       </w:r>
     </w:p>
-    <w:bookmarkEnd w:id="489"/>
-    <w:bookmarkStart w:id="490" w:name="amplitudenregelung"/>
+    <w:bookmarkEnd w:id="496"/>
+    <w:bookmarkStart w:id="497" w:name="amplitudenregelung"/>
     <w:p>
       <w:pPr>
         <w:pStyle w:val="Heading4"/>
@@ -53343,8 +55849,8 @@
         <w:t xml:space="preserve">Es braucht also einen einstellbaren Verstärker. Das lässt sich realisieren indem einer der beiden Widerstände veränderbar gemacht wird. Da sich die Amplitude jedoch selbst regeln muss, und nicht von Hand nachgestellt werden soll und kann, wird eine elektronisch veränderbarer Widerstand benötigt.</w:t>
       </w:r>
     </w:p>
-    <w:bookmarkEnd w:id="490"/>
-    <w:bookmarkStart w:id="499" w:name="X5b817ff26e6523861840f062942e11248526b2d"/>
+    <w:bookmarkEnd w:id="497"/>
+    <w:bookmarkStart w:id="506" w:name="X5b817ff26e6523861840f062942e11248526b2d"/>
     <w:p>
       <w:pPr>
         <w:pStyle w:val="Heading4"/>
@@ -53651,7 +56157,7 @@
       <w:tr>
         <w:tc>
           <w:tcPr/>
-          <w:bookmarkStart w:id="494" w:name="fig-OscVCR"/>
+          <w:bookmarkStart w:id="501" w:name="fig-OscVCR"/>
           <w:p>
             <w:pPr>
               <w:pStyle w:val="Compact"/>
@@ -53662,18 +56168,18 @@
                 <wp:inline>
                   <wp:extent cx="5334000" cy="5105166"/>
                   <wp:effectExtent b="0" l="0" r="0" t="0"/>
-                  <wp:docPr descr="" title="" id="492" name="Picture"/>
+                  <wp:docPr descr="" title="" id="499" name="Picture"/>
                   <a:graphic>
                     <a:graphicData uri="http://schemas.openxmlformats.org/drawingml/2006/picture">
                       <pic:pic>
                         <pic:nvPicPr>
-                          <pic:cNvPr descr="Projekte/Oszillator/PKanalVCR.png" id="493" name="Picture"/>
+                          <pic:cNvPr descr="Projekte/Oszillator/PKanalVCR.png" id="500" name="Picture"/>
                           <pic:cNvPicPr>
                             <a:picLocks noChangeArrowheads="1" noChangeAspect="1"/>
                           </pic:cNvPicPr>
                         </pic:nvPicPr>
                         <pic:blipFill>
-                          <a:blip r:embed="rId491"/>
+                          <a:blip r:embed="rId498"/>
                           <a:stretch>
                             <a:fillRect/>
                           </a:stretch>
@@ -53713,7 +56219,7 @@
               <w:t xml:space="preserve">Abbildung 8.10: VCR</w:t>
             </w:r>
           </w:p>
-          <w:bookmarkEnd w:id="494"/>
+          <w:bookmarkEnd w:id="501"/>
         </w:tc>
       </w:tr>
     </w:tbl>
@@ -53738,7 +56244,7 @@
       <w:tr>
         <w:tc>
           <w:tcPr/>
-          <w:bookmarkStart w:id="498" w:name="fig-OscVCRDCSweep"/>
+          <w:bookmarkStart w:id="505" w:name="fig-OscVCRDCSweep"/>
           <w:p>
             <w:pPr>
               <w:pStyle w:val="Compact"/>
@@ -53749,18 +56255,18 @@
                 <wp:inline>
                   <wp:extent cx="5334000" cy="3181684"/>
                   <wp:effectExtent b="0" l="0" r="0" t="0"/>
-                  <wp:docPr descr="" title="" id="496" name="Picture"/>
+                  <wp:docPr descr="" title="" id="503" name="Picture"/>
                   <a:graphic>
                     <a:graphicData uri="http://schemas.openxmlformats.org/drawingml/2006/picture">
                       <pic:pic>
                         <pic:nvPicPr>
-                          <pic:cNvPr descr="Projekte/Oszillator/VCRDCSweep.png" id="497" name="Picture"/>
+                          <pic:cNvPr descr="Projekte/Oszillator/VCRDCSweep.png" id="504" name="Picture"/>
                           <pic:cNvPicPr>
                             <a:picLocks noChangeArrowheads="1" noChangeAspect="1"/>
                           </pic:cNvPicPr>
                         </pic:nvPicPr>
                         <pic:blipFill>
-                          <a:blip r:embed="rId495"/>
+                          <a:blip r:embed="rId502"/>
                           <a:stretch>
                             <a:fillRect/>
                           </a:stretch>
@@ -53800,7 +56306,7 @@
               <w:t xml:space="preserve">Abbildung 8.11: VCR DC-Sweep</w:t>
             </w:r>
           </w:p>
-          <w:bookmarkEnd w:id="498"/>
+          <w:bookmarkEnd w:id="505"/>
         </w:tc>
       </w:tr>
     </w:tbl>
@@ -54015,8 +56521,8 @@
         <w:t xml:space="preserve">ergeben.</w:t>
       </w:r>
     </w:p>
-    <w:bookmarkEnd w:id="499"/>
-    <w:bookmarkStart w:id="504" w:name="die-oszillatorschaltung"/>
+    <w:bookmarkEnd w:id="506"/>
+    <w:bookmarkStart w:id="511" w:name="die-oszillatorschaltung"/>
     <w:p>
       <w:pPr>
         <w:pStyle w:val="Heading4"/>
@@ -54038,7 +56544,7 @@
       <w:tr>
         <w:tc>
           <w:tcPr/>
-          <w:bookmarkStart w:id="503" w:name="fig-OscSchaltung"/>
+          <w:bookmarkStart w:id="510" w:name="fig-OscSchaltung"/>
           <w:p>
             <w:pPr>
               <w:pStyle w:val="Compact"/>
@@ -54049,18 +56555,18 @@
                 <wp:inline>
                   <wp:extent cx="5334000" cy="6141554"/>
                   <wp:effectExtent b="0" l="0" r="0" t="0"/>
-                  <wp:docPr descr="" title="" id="501" name="Picture"/>
+                  <wp:docPr descr="" title="" id="508" name="Picture"/>
                   <a:graphic>
                     <a:graphicData uri="http://schemas.openxmlformats.org/drawingml/2006/picture">
                       <pic:pic>
                         <pic:nvPicPr>
-                          <pic:cNvPr descr="Projekte/Oszillator/OszillatorPKanal.png" id="502" name="Picture"/>
+                          <pic:cNvPr descr="Projekte/Oszillator/OszillatorPKanal.png" id="509" name="Picture"/>
                           <pic:cNvPicPr>
                             <a:picLocks noChangeArrowheads="1" noChangeAspect="1"/>
                           </pic:cNvPicPr>
                         </pic:nvPicPr>
                         <pic:blipFill>
-                          <a:blip r:embed="rId500"/>
+                          <a:blip r:embed="rId507"/>
                           <a:stretch>
                             <a:fillRect/>
                           </a:stretch>
@@ -54100,7 +56606,7 @@
               <w:t xml:space="preserve">Abbildung 8.12: Oszillatorschaltung</w:t>
             </w:r>
           </w:p>
-          <w:bookmarkEnd w:id="503"/>
+          <w:bookmarkEnd w:id="510"/>
         </w:tc>
       </w:tr>
     </w:tbl>
@@ -54128,10 +56634,10 @@
         <w:t xml:space="preserve">Es wurde ein einfacher, funktionsfähiger Oszillator dimensioniert. Es gibt jedoch noch viele Möglichkeiten zur Verbesserung.</w:t>
       </w:r>
     </w:p>
-    <w:bookmarkEnd w:id="504"/>
-    <w:bookmarkEnd w:id="505"/>
-    <w:bookmarkEnd w:id="506"/>
-    <w:bookmarkStart w:id="512" w:name="aufgabenstellung-1"/>
+    <w:bookmarkEnd w:id="511"/>
+    <w:bookmarkEnd w:id="512"/>
+    <w:bookmarkEnd w:id="513"/>
+    <w:bookmarkStart w:id="519" w:name="aufgabenstellung-1"/>
     <w:p>
       <w:pPr>
         <w:pStyle w:val="Heading2"/>
@@ -54148,7 +56654,7 @@
         <w:t xml:space="preserve">Hier werden einige Ideen für die Aufgabenstellung gegeben.</w:t>
       </w:r>
     </w:p>
-    <w:bookmarkStart w:id="507" w:name="dimensionierung-schwingkreis"/>
+    <w:bookmarkStart w:id="514" w:name="dimensionierung-schwingkreis"/>
     <w:p>
       <w:pPr>
         <w:pStyle w:val="Heading3"/>
@@ -54189,8 +56695,8 @@
         <w:t xml:space="preserve">4. Machen Sie einen Vorschlag für eine passende Verstärkerschaltung.</w:t>
       </w:r>
     </w:p>
-    <w:bookmarkEnd w:id="507"/>
-    <w:bookmarkStart w:id="508" w:name="dimensionierung-verstärker"/>
+    <w:bookmarkEnd w:id="514"/>
+    <w:bookmarkStart w:id="515" w:name="dimensionierung-verstärker"/>
     <w:p>
       <w:pPr>
         <w:pStyle w:val="Heading3"/>
@@ -54213,8 +56719,8 @@
         <w:t xml:space="preserve">Überprüfen Sie Ihre Berechnung und machen Sie eine klare Aussage.</w:t>
       </w:r>
     </w:p>
-    <w:bookmarkEnd w:id="508"/>
-    <w:bookmarkStart w:id="509" w:name="rückkopplung-1"/>
+    <w:bookmarkEnd w:id="515"/>
+    <w:bookmarkStart w:id="516" w:name="rückkopplung-1"/>
     <w:p>
       <w:pPr>
         <w:pStyle w:val="Heading3"/>
@@ -54261,8 +56767,8 @@
         <w:t xml:space="preserve">Welche Ideen haben Sie um das erwartete Ergebnis zu erhalten?</w:t>
       </w:r>
     </w:p>
-    <w:bookmarkEnd w:id="509"/>
-    <w:bookmarkStart w:id="510" w:name="amplitudenregelung-1"/>
+    <w:bookmarkEnd w:id="516"/>
+    <w:bookmarkStart w:id="517" w:name="amplitudenregelung-1"/>
     <w:p>
       <w:pPr>
         <w:pStyle w:val="Heading3"/>
@@ -54355,8 +56861,8 @@
         <w:t xml:space="preserve">Achten Sie darauf, dass Ihre Erklärung gängige Normen und Standards einhält.</w:t>
       </w:r>
     </w:p>
-    <w:bookmarkEnd w:id="510"/>
-    <w:bookmarkStart w:id="511" w:name="ideen-für-den-einser"/>
+    <w:bookmarkEnd w:id="517"/>
+    <w:bookmarkStart w:id="518" w:name="ideen-für-den-einser"/>
     <w:p>
       <w:pPr>
         <w:pStyle w:val="Heading3"/>
@@ -54397,10 +56903,10 @@
         <w:t xml:space="preserve">• …</w:t>
       </w:r>
     </w:p>
-    <w:bookmarkEnd w:id="511"/>
-    <w:bookmarkEnd w:id="512"/>
-    <w:bookmarkEnd w:id="513"/>
-    <w:bookmarkStart w:id="534" w:name="sec-Buck"/>
+    <w:bookmarkEnd w:id="518"/>
+    <w:bookmarkEnd w:id="519"/>
+    <w:bookmarkEnd w:id="520"/>
+    <w:bookmarkStart w:id="541" w:name="sec-Buck"/>
     <w:p>
       <w:pPr>
         <w:pStyle w:val="Heading1"/>
@@ -54427,7 +56933,7 @@
       <w:r>
         <w:t xml:space="preserve"> </w:t>
       </w:r>
-      <w:hyperlink r:id="rId514">
+      <w:hyperlink r:id="rId521">
         <w:r>
           <w:rPr>
             <w:rStyle w:val="Hyperlink"/>
@@ -54439,7 +56945,7 @@
         <w:t xml:space="preserve">.</w:t>
       </w:r>
     </w:p>
-    <w:bookmarkStart w:id="518" w:name="X230bab9b616ec92c3123741adff82a606bb3357"/>
+    <w:bookmarkStart w:id="525" w:name="X230bab9b616ec92c3123741adff82a606bb3357"/>
     <w:p>
       <w:pPr>
         <w:pStyle w:val="Heading2"/>
@@ -54513,7 +57019,7 @@
         <w:t xml:space="preserve">: Die Leistung des Konverters bezieht sich auf die maximale Ausgangsleistung, die er liefern kann. Dies ist wichtig, um sicherzustellen, dass der Konverter in der Lage ist, die Anforderungen der angeschlossenen Last zu erfüllen.</w:t>
       </w:r>
     </w:p>
-    <w:bookmarkStart w:id="515" w:name="wirkungsgrad"/>
+    <w:bookmarkStart w:id="522" w:name="wirkungsgrad"/>
     <w:p>
       <w:pPr>
         <w:pStyle w:val="Heading3"/>
@@ -54881,8 +57387,8 @@
         <w:t xml:space="preserve">Oft wird der Wirkungsgrad auch in Prozent angegeben. Dazu muss das Verhältnis mit 100 multipliziert werden. Ein Wirkungsgrad von 0,9 entspricht also 90%.</w:t>
       </w:r>
     </w:p>
-    <w:bookmarkEnd w:id="515"/>
-    <w:bookmarkStart w:id="516" w:name="stabilität"/>
+    <w:bookmarkEnd w:id="522"/>
+    <w:bookmarkStart w:id="523" w:name="stabilität"/>
     <w:p>
       <w:pPr>
         <w:pStyle w:val="Heading3"/>
@@ -54911,8 +57417,8 @@
         <w:t xml:space="preserve">Eine weitere Möglichkeit die Stabilität zu beurteilen ist die Regelbandbreite. Diese beschreibt, wie schnell der Konverter auf Änderungen der Last oder der Eingangsspannung reagiert. Eine hohe Regelbandbreite bedeutet, dass der Konverter schnell auf Änderungen reagieren kann und somit eine stabilere Ausgangsspannung liefert.</w:t>
       </w:r>
     </w:p>
-    <w:bookmarkEnd w:id="516"/>
-    <w:bookmarkStart w:id="517" w:name="leistung"/>
+    <w:bookmarkEnd w:id="523"/>
+    <w:bookmarkStart w:id="524" w:name="leistung"/>
     <w:p>
       <w:pPr>
         <w:pStyle w:val="Heading3"/>
@@ -54929,9 +57435,9 @@
         <w:t xml:space="preserve">Die Leistung eines DC-DC-Konverters bezieht sich auf die maximale Ausgangsleistung, die er liefern kann. Diese wird in Watt (W) angegeben und ist entscheidend für die Auswahl des richtigen Konverters für eine bestimmte Anwendung.</w:t>
       </w:r>
     </w:p>
-    <w:bookmarkEnd w:id="517"/>
-    <w:bookmarkEnd w:id="518"/>
-    <w:bookmarkStart w:id="532" w:name="X6f776497b6091ee66a5548e26e9bc3b3e2fb8fb"/>
+    <w:bookmarkEnd w:id="524"/>
+    <w:bookmarkEnd w:id="525"/>
+    <w:bookmarkStart w:id="539" w:name="X6f776497b6091ee66a5548e26e9bc3b3e2fb8fb"/>
     <w:p>
       <w:pPr>
         <w:pStyle w:val="Heading2"/>
@@ -54948,7 +57454,7 @@
         <w:t xml:space="preserve">Ein Spannungsteiler ist eine einfache Schaltung, die aus zwei Widerständen besteht und eine Spannung auf einen niedrigeren Wert reduziert. Obwohl er in einigen Anwendungen nützlich sein kann, ist er für die meisten Anwendungen nicht geeignet, insbesondere wenn es um die Stromversorgung von Geräten geht. Der Hauptgrund dafür ist die schlechte Wirkungsgrad bei hohen Strömen und die fehlende Möglichkeit bei schwankender Eingangsspannung eine konstante Ausgangsspannung zu erzeugen. Auch auf eine wechselnde Last kann der Spannungsteiler nicht reagieren.</w:t>
       </w:r>
     </w:p>
-    <w:bookmarkStart w:id="525" w:name="wirkungsgrad-eines-spannungsteilers"/>
+    <w:bookmarkStart w:id="532" w:name="wirkungsgrad-eines-spannungsteilers"/>
     <w:p>
       <w:pPr>
         <w:pStyle w:val="Heading3"/>
@@ -54978,7 +57484,7 @@
       <w:tr>
         <w:tc>
           <w:tcPr/>
-          <w:bookmarkStart w:id="522" w:name="fig-0404_Spannungsteiler"/>
+          <w:bookmarkStart w:id="529" w:name="fig-0404_Spannungsteiler"/>
           <w:p>
             <w:pPr>
               <w:pStyle w:val="Compact"/>
@@ -54989,18 +57495,18 @@
                 <wp:inline>
                   <wp:extent cx="5313145" cy="5428648"/>
                   <wp:effectExtent b="0" l="0" r="0" t="0"/>
-                  <wp:docPr descr="" title="" id="520" name="Picture"/>
+                  <wp:docPr descr="" title="" id="527" name="Picture"/>
                   <a:graphic>
                     <a:graphicData uri="http://schemas.openxmlformats.org/drawingml/2006/picture">
                       <pic:pic>
                         <pic:nvPicPr>
-                          <pic:cNvPr descr="Projekte/BuckBoost/Spannungsteiler.png" id="521" name="Picture"/>
+                          <pic:cNvPr descr="Projekte/BuckBoost/Spannungsteiler.png" id="528" name="Picture"/>
                           <pic:cNvPicPr>
                             <a:picLocks noChangeArrowheads="1" noChangeAspect="1"/>
                           </pic:cNvPicPr>
                         </pic:nvPicPr>
                         <pic:blipFill>
-                          <a:blip r:embed="rId519"/>
+                          <a:blip r:embed="rId526"/>
                           <a:stretch>
                             <a:fillRect/>
                           </a:stretch>
@@ -55040,7 +57546,7 @@
               <w:t xml:space="preserve">Abbildung 9.1: Spannungsteiler</w:t>
             </w:r>
           </w:p>
-          <w:bookmarkEnd w:id="522"/>
+          <w:bookmarkEnd w:id="529"/>
         </w:tc>
       </w:tr>
     </w:tbl>
@@ -55341,7 +57847,7 @@
       <w:pPr>
         <w:pStyle w:val="BodyText"/>
       </w:pPr>
-      <w:bookmarkStart w:id="523" w:name="eq-Dummy"/>
+      <w:bookmarkStart w:id="530" w:name="eq-Dummy"/>
       <m:oMathPara>
         <m:oMathParaPr>
           <m:jc m:val="center"/>
@@ -55482,13 +57988,13 @@
           </m:d>
         </m:oMath>
       </m:oMathPara>
-      <w:bookmarkEnd w:id="523"/>
+      <w:bookmarkEnd w:id="530"/>
     </w:p>
     <w:p>
       <w:pPr>
         <w:pStyle w:val="FirstParagraph"/>
       </w:pPr>
-      <w:bookmarkStart w:id="524" w:name="eq-Dummy"/>
+      <w:bookmarkStart w:id="531" w:name="eq-Dummy"/>
       <m:oMathPara>
         <m:oMathParaPr>
           <m:jc m:val="center"/>
@@ -55627,7 +58133,7 @@
           </m:d>
         </m:oMath>
       </m:oMathPara>
-      <w:bookmarkEnd w:id="524"/>
+      <w:bookmarkEnd w:id="531"/>
     </w:p>
     <w:p>
       <w:pPr>
@@ -55679,8 +58185,8 @@
         </m:oMath>
       </m:oMathPara>
     </w:p>
-    <w:bookmarkEnd w:id="525"/>
-    <w:bookmarkStart w:id="531" w:name="wirkungsgrad-1"/>
+    <w:bookmarkEnd w:id="532"/>
+    <w:bookmarkStart w:id="538" w:name="wirkungsgrad-1"/>
     <w:p>
       <w:pPr>
         <w:pStyle w:val="Heading3"/>
@@ -55756,7 +58262,7 @@
       <w:pPr>
         <w:pStyle w:val="BodyText"/>
       </w:pPr>
-      <w:bookmarkStart w:id="526" w:name="eq-Dummy"/>
+      <w:bookmarkStart w:id="533" w:name="eq-Dummy"/>
       <m:oMathPara>
         <m:oMathParaPr>
           <m:jc m:val="center"/>
@@ -55834,13 +58340,13 @@
           </m:d>
         </m:oMath>
       </m:oMathPara>
-      <w:bookmarkEnd w:id="526"/>
+      <w:bookmarkEnd w:id="533"/>
     </w:p>
     <w:p>
       <w:pPr>
         <w:pStyle w:val="FirstParagraph"/>
       </w:pPr>
-      <w:bookmarkStart w:id="527" w:name="eq-Dummy"/>
+      <w:bookmarkStart w:id="534" w:name="eq-Dummy"/>
       <m:oMathPara>
         <m:oMathParaPr>
           <m:jc m:val="center"/>
@@ -55915,13 +58421,13 @@
           </m:d>
         </m:oMath>
       </m:oMathPara>
-      <w:bookmarkEnd w:id="527"/>
+      <w:bookmarkEnd w:id="534"/>
     </w:p>
     <w:p>
       <w:pPr>
         <w:pStyle w:val="FirstParagraph"/>
       </w:pPr>
-      <w:bookmarkStart w:id="528" w:name="eq-Dummy"/>
+      <w:bookmarkStart w:id="535" w:name="eq-Dummy"/>
       <m:oMathPara>
         <m:oMathParaPr>
           <m:jc m:val="center"/>
@@ -56011,13 +58517,13 @@
           </m:d>
         </m:oMath>
       </m:oMathPara>
-      <w:bookmarkEnd w:id="528"/>
+      <w:bookmarkEnd w:id="535"/>
     </w:p>
     <w:p>
       <w:pPr>
         <w:pStyle w:val="FirstParagraph"/>
       </w:pPr>
-      <w:bookmarkStart w:id="529" w:name="eq-Dummy"/>
+      <w:bookmarkStart w:id="536" w:name="eq-Dummy"/>
       <m:oMathPara>
         <m:oMathParaPr>
           <m:jc m:val="center"/>
@@ -56128,7 +58634,7 @@
           </m:d>
         </m:oMath>
       </m:oMathPara>
-      <w:bookmarkEnd w:id="529"/>
+      <w:bookmarkEnd w:id="536"/>
     </w:p>
     <w:p>
       <w:pPr>
@@ -56142,7 +58648,7 @@
       <w:pPr>
         <w:pStyle w:val="BodyText"/>
       </w:pPr>
-      <w:bookmarkStart w:id="530" w:name="eq-Dummy"/>
+      <w:bookmarkStart w:id="537" w:name="eq-Dummy"/>
       <m:oMathPara>
         <m:oMathParaPr>
           <m:jc m:val="center"/>
@@ -56217,7 +58723,7 @@
           </m:d>
         </m:oMath>
       </m:oMathPara>
-      <w:bookmarkEnd w:id="530"/>
+      <w:bookmarkEnd w:id="537"/>
     </w:p>
     <w:p>
       <w:pPr>
@@ -56294,9 +58800,9 @@
         <w:t xml:space="preserve">verloren.</w:t>
       </w:r>
     </w:p>
-    <w:bookmarkEnd w:id="531"/>
-    <w:bookmarkEnd w:id="532"/>
-    <w:bookmarkStart w:id="533" w:name="abwärtswandler---buck-konverter"/>
+    <w:bookmarkEnd w:id="538"/>
+    <w:bookmarkEnd w:id="539"/>
+    <w:bookmarkStart w:id="540" w:name="abwärtswandler---buck-konverter"/>
     <w:p>
       <w:pPr>
         <w:pStyle w:val="Heading2"/>
@@ -56337,9 +58843,9 @@
         <w:t xml:space="preserve">Um die Ausgangsspannung stabil zu halten, wird ein Regelkreis verwendet, der die PWM-Signale an den Schalttransistor anpasst.</w:t>
       </w:r>
     </w:p>
-    <w:bookmarkEnd w:id="533"/>
-    <w:bookmarkEnd w:id="534"/>
-    <w:bookmarkStart w:id="627" w:name="sec-VarStatFilter"/>
+    <w:bookmarkEnd w:id="540"/>
+    <w:bookmarkEnd w:id="541"/>
+    <w:bookmarkStart w:id="634" w:name="sec-VarStatFilter"/>
     <w:p>
       <w:pPr>
         <w:pStyle w:val="Heading1"/>
@@ -56407,7 +58913,7 @@
       <w:tr>
         <w:tc>
           <w:tcPr/>
-          <w:bookmarkStart w:id="538" w:name="fig-svf_sch"/>
+          <w:bookmarkStart w:id="545" w:name="fig-svf_sch"/>
           <w:p>
             <w:pPr>
               <w:pStyle w:val="Compact"/>
@@ -56418,18 +58924,18 @@
                 <wp:inline>
                   <wp:extent cx="5334000" cy="2091928"/>
                   <wp:effectExtent b="0" l="0" r="0" t="0"/>
-                  <wp:docPr descr="" title="" id="536" name="Picture"/>
+                  <wp:docPr descr="" title="" id="543" name="Picture"/>
                   <a:graphic>
                     <a:graphicData uri="http://schemas.openxmlformats.org/drawingml/2006/picture">
                       <pic:pic>
                         <pic:nvPicPr>
-                          <pic:cNvPr descr="Projekte/SVF/SVF_Circuit.png" id="537" name="Picture"/>
+                          <pic:cNvPr descr="Projekte/SVF/SVF_Circuit.png" id="544" name="Picture"/>
                           <pic:cNvPicPr>
                             <a:picLocks noChangeArrowheads="1" noChangeAspect="1"/>
                           </pic:cNvPicPr>
                         </pic:nvPicPr>
                         <pic:blipFill>
-                          <a:blip r:embed="rId535"/>
+                          <a:blip r:embed="rId542"/>
                           <a:stretch>
                             <a:fillRect/>
                           </a:stretch>
@@ -56479,7 +58985,7 @@
               <w:t xml:space="preserve">State Variable Filters</w:t>
             </w:r>
           </w:p>
-          <w:bookmarkEnd w:id="538"/>
+          <w:bookmarkEnd w:id="545"/>
         </w:tc>
       </w:tr>
     </w:tbl>
@@ -56715,7 +59221,7 @@
         <w:t xml:space="preserve">Der Vergleich zwischen analytischen und simulierten Ergebnissen ermöglicht eine Überprüfung der Genauigkeit des mathematischen Modells sowie der Simulationseinstellungen in Altium. Eventuelle Abweichungen können auf Vereinfachungen im analytischen Modell, numerische Fehler oder auf die verwendeten Bauteilparameter in der Simulation zurückzuführen sein.</w:t>
       </w:r>
     </w:p>
-    <w:bookmarkStart w:id="626" w:name="sec-AnalytischeHerleitungSVF"/>
+    <w:bookmarkStart w:id="633" w:name="sec-AnalytischeHerleitungSVF"/>
     <w:p>
       <w:pPr>
         <w:pStyle w:val="Heading2"/>
@@ -56750,7 +59256,7 @@
       <w:pPr>
         <w:pStyle w:val="BodyText"/>
       </w:pPr>
-      <w:bookmarkStart w:id="539" w:name="eq-AP"/>
+      <w:bookmarkStart w:id="546" w:name="eq-AP"/>
       <m:oMathPara>
         <m:oMathParaPr>
           <m:jc m:val="center"/>
@@ -56831,7 +59337,7 @@
           </m:d>
         </m:oMath>
       </m:oMathPara>
-      <w:bookmarkEnd w:id="539"/>
+      <w:bookmarkEnd w:id="546"/>
     </w:p>
     <w:p>
       <w:pPr>
@@ -56845,7 +59351,7 @@
       <w:pPr>
         <w:pStyle w:val="BodyText"/>
       </w:pPr>
-      <w:bookmarkStart w:id="540" w:name="eq-BP"/>
+      <w:bookmarkStart w:id="547" w:name="eq-BP"/>
       <m:oMathPara>
         <m:oMathParaPr>
           <m:jc m:val="center"/>
@@ -56926,7 +59432,7 @@
           </m:d>
         </m:oMath>
       </m:oMathPara>
-      <w:bookmarkEnd w:id="540"/>
+      <w:bookmarkEnd w:id="547"/>
     </w:p>
     <w:p>
       <w:pPr>
@@ -56940,7 +59446,7 @@
       <w:pPr>
         <w:pStyle w:val="BodyText"/>
       </w:pPr>
-      <w:bookmarkStart w:id="541" w:name="eq-TP"/>
+      <w:bookmarkStart w:id="548" w:name="eq-TP"/>
       <m:oMathPara>
         <m:oMathParaPr>
           <m:jc m:val="center"/>
@@ -57021,7 +59527,7 @@
           </m:d>
         </m:oMath>
       </m:oMathPara>
-      <w:bookmarkEnd w:id="541"/>
+      <w:bookmarkEnd w:id="548"/>
     </w:p>
     <w:p>
       <w:pPr>
@@ -57035,7 +59541,7 @@
       <w:pPr>
         <w:pStyle w:val="BodyText"/>
       </w:pPr>
-      <w:bookmarkStart w:id="542" w:name="eq-BS"/>
+      <w:bookmarkStart w:id="549" w:name="eq-BS"/>
       <m:oMathPara>
         <m:oMathParaPr>
           <m:jc m:val="center"/>
@@ -57116,7 +59622,7 @@
           </m:d>
         </m:oMath>
       </m:oMathPara>
-      <w:bookmarkEnd w:id="542"/>
+      <w:bookmarkEnd w:id="549"/>
     </w:p>
     <w:p>
       <w:pPr>
@@ -57144,7 +59650,7 @@
         <w:t xml:space="preserve">Die Teilübertragungsfunktionen ergeben ein Gleichungssystem welches im Anschluss gelöst werden muss um die gesuchten Übertragungsfunktionen ohne unbekannte Variablen zu erhalten.</w:t>
       </w:r>
     </w:p>
-    <w:bookmarkStart w:id="571" w:name="summierer-am-eingang"/>
+    <w:bookmarkStart w:id="578" w:name="summierer-am-eingang"/>
     <w:p>
       <w:pPr>
         <w:pStyle w:val="Heading3"/>
@@ -57180,7 +59686,7 @@
       <w:tr>
         <w:tc>
           <w:tcPr/>
-          <w:bookmarkStart w:id="546" w:name="fig-Eingangssummierer"/>
+          <w:bookmarkStart w:id="553" w:name="fig-Eingangssummierer"/>
           <w:p>
             <w:pPr>
               <w:pStyle w:val="Compact"/>
@@ -57191,18 +59697,18 @@
                 <wp:inline>
                   <wp:extent cx="5334000" cy="3938763"/>
                   <wp:effectExtent b="0" l="0" r="0" t="0"/>
-                  <wp:docPr descr="" title="" id="544" name="Picture"/>
+                  <wp:docPr descr="" title="" id="551" name="Picture"/>
                   <a:graphic>
                     <a:graphicData uri="http://schemas.openxmlformats.org/drawingml/2006/picture">
                       <pic:pic>
                         <pic:nvPicPr>
-                          <pic:cNvPr descr="Projekte/SVF/Eingangssummierer.png" id="545" name="Picture"/>
+                          <pic:cNvPr descr="Projekte/SVF/Eingangssummierer.png" id="552" name="Picture"/>
                           <pic:cNvPicPr>
                             <a:picLocks noChangeArrowheads="1" noChangeAspect="1"/>
                           </pic:cNvPicPr>
                         </pic:nvPicPr>
                         <pic:blipFill>
-                          <a:blip r:embed="rId543"/>
+                          <a:blip r:embed="rId550"/>
                           <a:stretch>
                             <a:fillRect/>
                           </a:stretch>
@@ -57242,7 +59748,7 @@
               <w:t xml:space="preserve">Abbildung 10.2: Summierer am Eingang</w:t>
             </w:r>
           </w:p>
-          <w:bookmarkEnd w:id="546"/>
+          <w:bookmarkEnd w:id="553"/>
         </w:tc>
       </w:tr>
     </w:tbl>
@@ -57504,7 +60010,7 @@
       <w:pPr>
         <w:pStyle w:val="BodyText"/>
       </w:pPr>
-      <w:bookmarkStart w:id="547" w:name="eq-M1"/>
+      <w:bookmarkStart w:id="554" w:name="eq-M1"/>
       <m:oMathPara>
         <m:oMathParaPr>
           <m:jc m:val="center"/>
@@ -57603,7 +60109,7 @@
           </m:d>
         </m:oMath>
       </m:oMathPara>
-      <w:bookmarkEnd w:id="547"/>
+      <w:bookmarkEnd w:id="554"/>
     </w:p>
     <w:p>
       <w:pPr>
@@ -57617,7 +60123,7 @@
       <w:pPr>
         <w:pStyle w:val="BodyText"/>
       </w:pPr>
-      <w:bookmarkStart w:id="548" w:name="eq-M2"/>
+      <w:bookmarkStart w:id="555" w:name="eq-M2"/>
       <m:oMathPara>
         <m:oMathParaPr>
           <m:jc m:val="center"/>
@@ -57725,7 +60231,7 @@
           </m:d>
         </m:oMath>
       </m:oMathPara>
-      <w:bookmarkEnd w:id="548"/>
+      <w:bookmarkEnd w:id="555"/>
     </w:p>
     <w:p>
       <w:pPr>
@@ -57739,7 +60245,7 @@
       <w:pPr>
         <w:pStyle w:val="BodyText"/>
       </w:pPr>
-      <w:bookmarkStart w:id="549" w:name="eq-M3"/>
+      <w:bookmarkStart w:id="556" w:name="eq-M3"/>
       <m:oMathPara>
         <m:oMathParaPr>
           <m:jc m:val="center"/>
@@ -57844,7 +60350,7 @@
           </m:d>
         </m:oMath>
       </m:oMathPara>
-      <w:bookmarkEnd w:id="549"/>
+      <w:bookmarkEnd w:id="556"/>
     </w:p>
     <w:p>
       <w:pPr>
@@ -57858,7 +60364,7 @@
       <w:pPr>
         <w:pStyle w:val="BodyText"/>
       </w:pPr>
-      <w:bookmarkStart w:id="550" w:name="eq-K1"/>
+      <w:bookmarkStart w:id="557" w:name="eq-K1"/>
       <m:oMathPara>
         <m:oMathParaPr>
           <m:jc m:val="center"/>
@@ -57939,7 +60445,7 @@
           </m:d>
         </m:oMath>
       </m:oMathPara>
-      <w:bookmarkEnd w:id="550"/>
+      <w:bookmarkEnd w:id="557"/>
     </w:p>
     <w:p>
       <w:pPr>
@@ -57970,7 +60476,7 @@
       <w:pPr>
         <w:pStyle w:val="BodyText"/>
       </w:pPr>
-      <w:bookmarkStart w:id="551" w:name="eq-I1"/>
+      <w:bookmarkStart w:id="558" w:name="eq-I1"/>
       <m:oMathPara>
         <m:oMathParaPr>
           <m:jc m:val="center"/>
@@ -58036,13 +60542,13 @@
           </m:d>
         </m:oMath>
       </m:oMathPara>
-      <w:bookmarkEnd w:id="551"/>
+      <w:bookmarkEnd w:id="558"/>
     </w:p>
     <w:p>
       <w:pPr>
         <w:pStyle w:val="FirstParagraph"/>
       </w:pPr>
-      <w:bookmarkStart w:id="552" w:name="eq-I2"/>
+      <w:bookmarkStart w:id="559" w:name="eq-I2"/>
       <m:oMathPara>
         <m:oMathParaPr>
           <m:jc m:val="center"/>
@@ -58108,13 +60614,13 @@
           </m:d>
         </m:oMath>
       </m:oMathPara>
-      <w:bookmarkEnd w:id="552"/>
+      <w:bookmarkEnd w:id="559"/>
     </w:p>
     <w:p>
       <w:pPr>
         <w:pStyle w:val="FirstParagraph"/>
       </w:pPr>
-      <w:bookmarkStart w:id="553" w:name="eq-I3"/>
+      <w:bookmarkStart w:id="560" w:name="eq-I3"/>
       <m:oMathPara>
         <m:oMathParaPr>
           <m:jc m:val="center"/>
@@ -58180,7 +60686,7 @@
           </m:d>
         </m:oMath>
       </m:oMathPara>
-      <w:bookmarkEnd w:id="553"/>
+      <w:bookmarkEnd w:id="560"/>
     </w:p>
     <w:p>
       <w:pPr>
@@ -58260,7 +60766,7 @@
       <w:pPr>
         <w:pStyle w:val="BodyText"/>
       </w:pPr>
-      <w:bookmarkStart w:id="554" w:name="eq-U1"/>
+      <w:bookmarkStart w:id="561" w:name="eq-U1"/>
       <m:oMathPara>
         <m:oMathParaPr>
           <m:jc m:val="center"/>
@@ -58356,7 +60862,7 @@
           </m:d>
         </m:oMath>
       </m:oMathPara>
-      <w:bookmarkEnd w:id="554"/>
+      <w:bookmarkEnd w:id="561"/>
     </w:p>
     <w:p>
       <w:pPr>
@@ -58370,7 +60876,7 @@
       <w:pPr>
         <w:pStyle w:val="BodyText"/>
       </w:pPr>
-      <w:bookmarkStart w:id="555" w:name="eq-Ud"/>
+      <w:bookmarkStart w:id="562" w:name="eq-Ud"/>
       <m:oMathPara>
         <m:oMathParaPr>
           <m:jc m:val="center"/>
@@ -58415,7 +60921,7 @@
           </m:d>
         </m:oMath>
       </m:oMathPara>
-      <w:bookmarkEnd w:id="555"/>
+      <w:bookmarkEnd w:id="562"/>
     </w:p>
     <w:p>
       <w:pPr>
@@ -58429,7 +60935,7 @@
       <w:pPr>
         <w:pStyle w:val="BodyText"/>
       </w:pPr>
-      <w:bookmarkStart w:id="556" w:name="eq-U1-2"/>
+      <w:bookmarkStart w:id="563" w:name="eq-U1-2"/>
       <m:oMathPara>
         <m:oMathParaPr>
           <m:jc m:val="center"/>
@@ -58501,7 +61007,7 @@
           </m:d>
         </m:oMath>
       </m:oMathPara>
-      <w:bookmarkEnd w:id="556"/>
+      <w:bookmarkEnd w:id="563"/>
     </w:p>
     <w:p>
       <w:pPr>
@@ -58538,7 +61044,7 @@
       <w:pPr>
         <w:pStyle w:val="BodyText"/>
       </w:pPr>
-      <w:bookmarkStart w:id="557" w:name="eq-U2"/>
+      <w:bookmarkStart w:id="564" w:name="eq-U2"/>
       <m:oMathPara>
         <m:oMathParaPr>
           <m:jc m:val="center"/>
@@ -58631,7 +61137,7 @@
           </m:d>
         </m:oMath>
       </m:oMathPara>
-      <w:bookmarkEnd w:id="557"/>
+      <w:bookmarkEnd w:id="564"/>
     </w:p>
     <w:p>
       <w:pPr>
@@ -58708,7 +61214,7 @@
       <w:pPr>
         <w:pStyle w:val="BodyText"/>
       </w:pPr>
-      <w:bookmarkStart w:id="558" w:name="eq-U2-2"/>
+      <w:bookmarkStart w:id="565" w:name="eq-U2-2"/>
       <m:oMathPara>
         <m:oMathParaPr>
           <m:jc m:val="center"/>
@@ -58783,7 +61289,7 @@
           </m:d>
         </m:oMath>
       </m:oMathPara>
-      <w:bookmarkEnd w:id="558"/>
+      <w:bookmarkEnd w:id="565"/>
     </w:p>
     <w:p>
       <w:pPr>
@@ -58820,7 +61326,7 @@
       <w:pPr>
         <w:pStyle w:val="BodyText"/>
       </w:pPr>
-      <w:bookmarkStart w:id="559" w:name="eq-U3"/>
+      <w:bookmarkStart w:id="566" w:name="eq-U3"/>
       <m:oMathPara>
         <m:oMathParaPr>
           <m:jc m:val="center"/>
@@ -58916,7 +61422,7 @@
           </m:d>
         </m:oMath>
       </m:oMathPara>
-      <w:bookmarkEnd w:id="559"/>
+      <w:bookmarkEnd w:id="566"/>
     </w:p>
     <w:p>
       <w:pPr>
@@ -58993,7 +61499,7 @@
       <w:pPr>
         <w:pStyle w:val="BodyText"/>
       </w:pPr>
-      <w:bookmarkStart w:id="560" w:name="eq-U3-2"/>
+      <w:bookmarkStart w:id="567" w:name="eq-U3-2"/>
       <m:oMathPara>
         <m:oMathParaPr>
           <m:jc m:val="center"/>
@@ -59068,7 +61574,7 @@
           </m:d>
         </m:oMath>
       </m:oMathPara>
-      <w:bookmarkEnd w:id="560"/>
+      <w:bookmarkEnd w:id="567"/>
     </w:p>
     <w:p>
       <w:pPr>
@@ -59196,7 +61702,7 @@
       <w:pPr>
         <w:pStyle w:val="BodyText"/>
       </w:pPr>
-      <w:bookmarkStart w:id="561" w:name="eq-I1-2"/>
+      <w:bookmarkStart w:id="568" w:name="eq-I1-2"/>
       <m:oMathPara>
         <m:oMathParaPr>
           <m:jc m:val="center"/>
@@ -59280,13 +61786,13 @@
           </m:d>
         </m:oMath>
       </m:oMathPara>
-      <w:bookmarkEnd w:id="561"/>
+      <w:bookmarkEnd w:id="568"/>
     </w:p>
     <w:p>
       <w:pPr>
         <w:pStyle w:val="FirstParagraph"/>
       </w:pPr>
-      <w:bookmarkStart w:id="562" w:name="eq-I2-2"/>
+      <w:bookmarkStart w:id="569" w:name="eq-I2-2"/>
       <m:oMathPara>
         <m:oMathParaPr>
           <m:jc m:val="center"/>
@@ -59373,13 +61879,13 @@
           </m:d>
         </m:oMath>
       </m:oMathPara>
-      <w:bookmarkEnd w:id="562"/>
+      <w:bookmarkEnd w:id="569"/>
     </w:p>
     <w:p>
       <w:pPr>
         <w:pStyle w:val="FirstParagraph"/>
       </w:pPr>
-      <w:bookmarkStart w:id="563" w:name="eq-I3-2"/>
+      <w:bookmarkStart w:id="570" w:name="eq-I3-2"/>
       <m:oMathPara>
         <m:oMathParaPr>
           <m:jc m:val="center"/>
@@ -59466,7 +61972,7 @@
           </m:d>
         </m:oMath>
       </m:oMathPara>
-      <w:bookmarkEnd w:id="563"/>
+      <w:bookmarkEnd w:id="570"/>
     </w:p>
     <w:p>
       <w:pPr>
@@ -59497,7 +62003,7 @@
       <w:pPr>
         <w:pStyle w:val="BodyText"/>
       </w:pPr>
-      <w:bookmarkStart w:id="564" w:name="eq-K1-2"/>
+      <w:bookmarkStart w:id="571" w:name="eq-K1-2"/>
       <m:oMathPara>
         <m:oMathParaPr>
           <m:jc m:val="center"/>
@@ -59674,7 +62180,7 @@
           </m:d>
         </m:oMath>
       </m:oMathPara>
-      <w:bookmarkEnd w:id="564"/>
+      <w:bookmarkEnd w:id="571"/>
     </w:p>
     <w:p>
       <w:pPr>
@@ -59714,7 +62220,7 @@
       <w:pPr>
         <w:pStyle w:val="BodyText"/>
       </w:pPr>
-      <w:bookmarkStart w:id="565" w:name="eq-UHP-1"/>
+      <w:bookmarkStart w:id="572" w:name="eq-UHP-1"/>
       <m:oMathPara>
         <m:oMathParaPr>
           <m:jc m:val="center"/>
@@ -59819,7 +62325,7 @@
           </m:d>
         </m:oMath>
       </m:oMathPara>
-      <w:bookmarkEnd w:id="565"/>
+      <w:bookmarkEnd w:id="572"/>
     </w:p>
     <w:p>
       <w:pPr>
@@ -59856,7 +62362,7 @@
       <w:pPr>
         <w:pStyle w:val="BodyText"/>
       </w:pPr>
-      <w:bookmarkStart w:id="566" w:name="eq-Ux1"/>
+      <w:bookmarkStart w:id="573" w:name="eq-Ux1"/>
       <m:oMathPara>
         <m:oMathParaPr>
           <m:jc m:val="center"/>
@@ -59925,13 +62431,13 @@
           </m:d>
         </m:oMath>
       </m:oMathPara>
-      <w:bookmarkEnd w:id="566"/>
+      <w:bookmarkEnd w:id="573"/>
     </w:p>
     <w:p>
       <w:pPr>
         <w:pStyle w:val="FirstParagraph"/>
       </w:pPr>
-      <w:bookmarkStart w:id="567" w:name="eq-Ux"/>
+      <w:bookmarkStart w:id="574" w:name="eq-Ux"/>
       <m:oMathPara>
         <m:oMathParaPr>
           <m:jc m:val="center"/>
@@ -59991,7 +62497,7 @@
           </m:d>
         </m:oMath>
       </m:oMathPara>
-      <w:bookmarkEnd w:id="567"/>
+      <w:bookmarkEnd w:id="574"/>
     </w:p>
     <w:p>
       <w:pPr>
@@ -60088,7 +62594,7 @@
       <w:pPr>
         <w:pStyle w:val="BodyText"/>
       </w:pPr>
-      <w:bookmarkStart w:id="568" w:name="eq-UHP-2"/>
+      <w:bookmarkStart w:id="575" w:name="eq-UHP-2"/>
       <m:oMathPara>
         <m:oMathParaPr>
           <m:jc m:val="center"/>
@@ -60193,7 +62699,7 @@
           </m:d>
         </m:oMath>
       </m:oMathPara>
-      <w:bookmarkEnd w:id="568"/>
+      <w:bookmarkEnd w:id="575"/>
     </w:p>
     <w:p>
       <w:pPr>
@@ -60247,7 +62753,7 @@
       <w:pPr>
         <w:pStyle w:val="BodyText"/>
       </w:pPr>
-      <w:bookmarkStart w:id="569" w:name="eq-Q"/>
+      <w:bookmarkStart w:id="576" w:name="eq-Q"/>
       <m:oMathPara>
         <m:oMathParaPr>
           <m:jc m:val="center"/>
@@ -60298,13 +62804,13 @@
           </m:d>
         </m:oMath>
       </m:oMathPara>
-      <w:bookmarkEnd w:id="569"/>
+      <w:bookmarkEnd w:id="576"/>
     </w:p>
     <w:p>
       <w:pPr>
         <w:pStyle w:val="FirstParagraph"/>
       </w:pPr>
-      <w:bookmarkStart w:id="570" w:name="eq-UHP-3"/>
+      <w:bookmarkStart w:id="577" w:name="eq-UHP-3"/>
       <m:oMathPara>
         <m:oMathParaPr>
           <m:jc m:val="center"/>
@@ -60421,7 +62927,7 @@
           </m:d>
         </m:oMath>
       </m:oMathPara>
-      <w:bookmarkEnd w:id="570"/>
+      <w:bookmarkEnd w:id="577"/>
     </w:p>
     <w:p>
       <w:pPr>
@@ -60502,8 +63008,8 @@
         <w:t xml:space="preserve">Der Summierer am Eingang ist damit fertig analysiert.</w:t>
       </w:r>
     </w:p>
-    <w:bookmarkEnd w:id="571"/>
-    <w:bookmarkStart w:id="589" w:name="integrierer-zweite-stufe"/>
+    <w:bookmarkEnd w:id="578"/>
+    <w:bookmarkStart w:id="596" w:name="integrierer-zweite-stufe"/>
     <w:p>
       <w:pPr>
         <w:pStyle w:val="Heading3"/>
@@ -60533,7 +63039,7 @@
       <w:tr>
         <w:tc>
           <w:tcPr/>
-          <w:bookmarkStart w:id="575" w:name="fig-Integrierer1"/>
+          <w:bookmarkStart w:id="582" w:name="fig-Integrierer1"/>
           <w:p>
             <w:pPr>
               <w:pStyle w:val="Compact"/>
@@ -60544,18 +63050,18 @@
                 <wp:inline>
                   <wp:extent cx="5334000" cy="4088252"/>
                   <wp:effectExtent b="0" l="0" r="0" t="0"/>
-                  <wp:docPr descr="" title="" id="573" name="Picture"/>
+                  <wp:docPr descr="" title="" id="580" name="Picture"/>
                   <a:graphic>
                     <a:graphicData uri="http://schemas.openxmlformats.org/drawingml/2006/picture">
                       <pic:pic>
                         <pic:nvPicPr>
-                          <pic:cNvPr descr="Projekte/SVF/Integrierer_1.png" id="574" name="Picture"/>
+                          <pic:cNvPr descr="Projekte/SVF/Integrierer_1.png" id="581" name="Picture"/>
                           <pic:cNvPicPr>
                             <a:picLocks noChangeArrowheads="1" noChangeAspect="1"/>
                           </pic:cNvPicPr>
                         </pic:nvPicPr>
                         <pic:blipFill>
-                          <a:blip r:embed="rId572"/>
+                          <a:blip r:embed="rId579"/>
                           <a:stretch>
                             <a:fillRect/>
                           </a:stretch>
@@ -60595,7 +63101,7 @@
               <w:t xml:space="preserve">Abbildung 10.3: Integrierer Zweite Stufe</w:t>
             </w:r>
           </w:p>
-          <w:bookmarkEnd w:id="575"/>
+          <w:bookmarkEnd w:id="582"/>
         </w:tc>
       </w:tr>
     </w:tbl>
@@ -60702,7 +63208,7 @@
       <w:pPr>
         <w:pStyle w:val="BodyText"/>
       </w:pPr>
-      <w:bookmarkStart w:id="576" w:name="eq-M1-I1"/>
+      <w:bookmarkStart w:id="583" w:name="eq-M1-I1"/>
       <m:oMathPara>
         <m:oMathParaPr>
           <m:jc m:val="center"/>
@@ -60792,7 +63298,7 @@
           </m:d>
         </m:oMath>
       </m:oMathPara>
-      <w:bookmarkEnd w:id="576"/>
+      <w:bookmarkEnd w:id="583"/>
     </w:p>
     <w:p>
       <w:pPr>
@@ -60806,7 +63312,7 @@
       <w:pPr>
         <w:pStyle w:val="BodyText"/>
       </w:pPr>
-      <w:bookmarkStart w:id="577" w:name="eq-M2-I1"/>
+      <w:bookmarkStart w:id="584" w:name="eq-M2-I1"/>
       <m:oMathPara>
         <m:oMathParaPr>
           <m:jc m:val="center"/>
@@ -60896,7 +63402,7 @@
           </m:d>
         </m:oMath>
       </m:oMathPara>
-      <w:bookmarkEnd w:id="577"/>
+      <w:bookmarkEnd w:id="584"/>
     </w:p>
     <w:p>
       <w:pPr>
@@ -60910,7 +63416,7 @@
       <w:pPr>
         <w:pStyle w:val="BodyText"/>
       </w:pPr>
-      <w:bookmarkStart w:id="578" w:name="eq-K1-I1"/>
+      <w:bookmarkStart w:id="585" w:name="eq-K1-I1"/>
       <m:oMathPara>
         <m:oMathParaPr>
           <m:jc m:val="center"/>
@@ -60973,7 +63479,7 @@
           </m:d>
         </m:oMath>
       </m:oMathPara>
-      <w:bookmarkEnd w:id="578"/>
+      <w:bookmarkEnd w:id="585"/>
     </w:p>
     <w:p>
       <w:pPr>
@@ -61004,7 +63510,7 @@
       <w:pPr>
         <w:pStyle w:val="BodyText"/>
       </w:pPr>
-      <w:bookmarkStart w:id="579" w:name="eq-IR"/>
+      <w:bookmarkStart w:id="586" w:name="eq-IR"/>
       <m:oMathPara>
         <m:oMathParaPr>
           <m:jc m:val="center"/>
@@ -61079,13 +63585,13 @@
           </m:d>
         </m:oMath>
       </m:oMathPara>
-      <w:bookmarkEnd w:id="579"/>
+      <w:bookmarkEnd w:id="586"/>
     </w:p>
     <w:p>
       <w:pPr>
         <w:pStyle w:val="FirstParagraph"/>
       </w:pPr>
-      <w:bookmarkStart w:id="580" w:name="eq-IC"/>
+      <w:bookmarkStart w:id="587" w:name="eq-IC"/>
       <m:oMathPara>
         <m:oMathParaPr>
           <m:jc m:val="center"/>
@@ -61148,7 +63654,7 @@
           </m:d>
         </m:oMath>
       </m:oMathPara>
-      <w:bookmarkEnd w:id="580"/>
+      <w:bookmarkEnd w:id="587"/>
     </w:p>
     <w:p>
       <w:pPr>
@@ -61231,7 +63737,7 @@
       <w:pPr>
         <w:pStyle w:val="BodyText"/>
       </w:pPr>
-      <w:bookmarkStart w:id="581" w:name="eq-UR"/>
+      <w:bookmarkStart w:id="588" w:name="eq-UR"/>
       <m:oMathPara>
         <m:oMathParaPr>
           <m:jc m:val="center"/>
@@ -61288,13 +63794,13 @@
           </m:d>
         </m:oMath>
       </m:oMathPara>
-      <w:bookmarkEnd w:id="581"/>
+      <w:bookmarkEnd w:id="588"/>
     </w:p>
     <w:p>
       <w:pPr>
         <w:pStyle w:val="FirstParagraph"/>
       </w:pPr>
-      <w:bookmarkStart w:id="582" w:name="eq-UC"/>
+      <w:bookmarkStart w:id="589" w:name="eq-UC"/>
       <m:oMathPara>
         <m:oMathParaPr>
           <m:jc m:val="center"/>
@@ -61351,7 +63857,7 @@
           </m:d>
         </m:oMath>
       </m:oMathPara>
-      <w:bookmarkEnd w:id="582"/>
+      <w:bookmarkEnd w:id="589"/>
     </w:p>
     <w:p>
       <w:pPr>
@@ -61365,7 +63871,7 @@
       <w:pPr>
         <w:pStyle w:val="BodyText"/>
       </w:pPr>
-      <w:bookmarkStart w:id="583" w:name="eq-IR-2"/>
+      <w:bookmarkStart w:id="590" w:name="eq-IR-2"/>
       <m:oMathPara>
         <m:oMathParaPr>
           <m:jc m:val="center"/>
@@ -61443,13 +63949,13 @@
           </m:d>
         </m:oMath>
       </m:oMathPara>
-      <w:bookmarkEnd w:id="583"/>
+      <w:bookmarkEnd w:id="590"/>
     </w:p>
     <w:p>
       <w:pPr>
         <w:pStyle w:val="FirstParagraph"/>
       </w:pPr>
-      <w:bookmarkStart w:id="584" w:name="eq-IC-2"/>
+      <w:bookmarkStart w:id="591" w:name="eq-IC-2"/>
       <m:oMathPara>
         <m:oMathParaPr>
           <m:jc m:val="center"/>
@@ -61515,7 +64021,7 @@
           </m:d>
         </m:oMath>
       </m:oMathPara>
-      <w:bookmarkEnd w:id="584"/>
+      <w:bookmarkEnd w:id="591"/>
     </w:p>
     <w:p>
       <w:pPr>
@@ -61546,7 +64052,7 @@
       <w:pPr>
         <w:pStyle w:val="BodyText"/>
       </w:pPr>
-      <w:bookmarkStart w:id="585" w:name="eq-K1-I1-2"/>
+      <w:bookmarkStart w:id="592" w:name="eq-K1-I1-2"/>
       <m:oMathPara>
         <m:oMathParaPr>
           <m:jc m:val="center"/>
@@ -61645,7 +64151,7 @@
           </m:d>
         </m:oMath>
       </m:oMathPara>
-      <w:bookmarkEnd w:id="585"/>
+      <w:bookmarkEnd w:id="592"/>
     </w:p>
     <w:p>
       <w:pPr>
@@ -61685,7 +64191,7 @@
       <w:pPr>
         <w:pStyle w:val="BodyText"/>
       </w:pPr>
-      <w:bookmarkStart w:id="586" w:name="eq-UBP-1"/>
+      <w:bookmarkStart w:id="593" w:name="eq-UBP-1"/>
       <m:oMathPara>
         <m:oMathParaPr>
           <m:jc m:val="center"/>
@@ -61775,7 +64281,7 @@
           </m:d>
         </m:oMath>
       </m:oMathPara>
-      <w:bookmarkEnd w:id="586"/>
+      <w:bookmarkEnd w:id="593"/>
     </w:p>
     <w:p>
       <w:pPr>
@@ -61812,7 +64318,7 @@
       <w:pPr>
         <w:pStyle w:val="BodyText"/>
       </w:pPr>
-      <w:bookmarkStart w:id="587" w:name="eq-Ti"/>
+      <w:bookmarkStart w:id="594" w:name="eq-Ti"/>
       <m:oMathPara>
         <m:oMathParaPr>
           <m:jc m:val="center"/>
@@ -61869,13 +64375,13 @@
           </m:d>
         </m:oMath>
       </m:oMathPara>
-      <w:bookmarkEnd w:id="587"/>
+      <w:bookmarkEnd w:id="594"/>
     </w:p>
     <w:p>
       <w:pPr>
         <w:pStyle w:val="FirstParagraph"/>
       </w:pPr>
-      <w:bookmarkStart w:id="588" w:name="eq-UBP-2"/>
+      <w:bookmarkStart w:id="595" w:name="eq-UBP-2"/>
       <m:oMathPara>
         <m:oMathParaPr>
           <m:jc m:val="center"/>
@@ -61962,7 +64468,7 @@
           </m:d>
         </m:oMath>
       </m:oMathPara>
-      <w:bookmarkEnd w:id="588"/>
+      <w:bookmarkEnd w:id="595"/>
     </w:p>
     <w:p>
       <w:pPr>
@@ -61972,8 +64478,8 @@
         <w:t xml:space="preserve">Damit ist der Integrierer der zweiten Stufe analysiert.</w:t>
       </w:r>
     </w:p>
-    <w:bookmarkEnd w:id="589"/>
-    <w:bookmarkStart w:id="595" w:name="integrierer-dritte-stufe"/>
+    <w:bookmarkEnd w:id="596"/>
+    <w:bookmarkStart w:id="602" w:name="integrierer-dritte-stufe"/>
     <w:p>
       <w:pPr>
         <w:pStyle w:val="Heading3"/>
@@ -62003,7 +64509,7 @@
       <w:tr>
         <w:tc>
           <w:tcPr/>
-          <w:bookmarkStart w:id="593" w:name="fig-Integrierer2"/>
+          <w:bookmarkStart w:id="600" w:name="fig-Integrierer2"/>
           <w:p>
             <w:pPr>
               <w:pStyle w:val="Compact"/>
@@ -62014,18 +64520,18 @@
                 <wp:inline>
                   <wp:extent cx="5334000" cy="4099954"/>
                   <wp:effectExtent b="0" l="0" r="0" t="0"/>
-                  <wp:docPr descr="" title="" id="591" name="Picture"/>
+                  <wp:docPr descr="" title="" id="598" name="Picture"/>
                   <a:graphic>
                     <a:graphicData uri="http://schemas.openxmlformats.org/drawingml/2006/picture">
                       <pic:pic>
                         <pic:nvPicPr>
-                          <pic:cNvPr descr="Projekte/SVF/Integrierer_2.png" id="592" name="Picture"/>
+                          <pic:cNvPr descr="Projekte/SVF/Integrierer_2.png" id="599" name="Picture"/>
                           <pic:cNvPicPr>
                             <a:picLocks noChangeArrowheads="1" noChangeAspect="1"/>
                           </pic:cNvPicPr>
                         </pic:nvPicPr>
                         <pic:blipFill>
-                          <a:blip r:embed="rId590"/>
+                          <a:blip r:embed="rId597"/>
                           <a:stretch>
                             <a:fillRect/>
                           </a:stretch>
@@ -62065,7 +64571,7 @@
               <w:t xml:space="preserve">Abbildung 10.4: Integrierer Dritte Stufe</w:t>
             </w:r>
           </w:p>
-          <w:bookmarkEnd w:id="593"/>
+          <w:bookmarkEnd w:id="600"/>
         </w:tc>
       </w:tr>
     </w:tbl>
@@ -62073,7 +64579,7 @@
       <w:pPr>
         <w:pStyle w:val="BodyText"/>
       </w:pPr>
-      <w:bookmarkStart w:id="594" w:name="eq-UTP-2"/>
+      <w:bookmarkStart w:id="601" w:name="eq-UTP-2"/>
       <m:oMathPara>
         <m:oMathParaPr>
           <m:jc m:val="center"/>
@@ -62160,7 +64666,7 @@
           </m:d>
         </m:oMath>
       </m:oMathPara>
-      <w:bookmarkEnd w:id="594"/>
+      <w:bookmarkEnd w:id="601"/>
     </w:p>
     <w:p>
       <w:pPr>
@@ -62170,8 +64676,8 @@
         <w:t xml:space="preserve">Damit ist der Integrierer der dritten Stufe analysiert.</w:t>
       </w:r>
     </w:p>
-    <w:bookmarkEnd w:id="595"/>
-    <w:bookmarkStart w:id="601" w:name="ausgangssummierer"/>
+    <w:bookmarkEnd w:id="602"/>
+    <w:bookmarkStart w:id="608" w:name="ausgangssummierer"/>
     <w:p>
       <w:pPr>
         <w:pStyle w:val="Heading3"/>
@@ -62201,7 +64707,7 @@
       <w:tr>
         <w:tc>
           <w:tcPr/>
-          <w:bookmarkStart w:id="599" w:name="fig-Ausgangssummierer"/>
+          <w:bookmarkStart w:id="606" w:name="fig-Ausgangssummierer"/>
           <w:p>
             <w:pPr>
               <w:pStyle w:val="Compact"/>
@@ -62212,18 +64718,18 @@
                 <wp:inline>
                   <wp:extent cx="5334000" cy="3972127"/>
                   <wp:effectExtent b="0" l="0" r="0" t="0"/>
-                  <wp:docPr descr="" title="" id="597" name="Picture"/>
+                  <wp:docPr descr="" title="" id="604" name="Picture"/>
                   <a:graphic>
                     <a:graphicData uri="http://schemas.openxmlformats.org/drawingml/2006/picture">
                       <pic:pic>
                         <pic:nvPicPr>
-                          <pic:cNvPr descr="Projekte/SVF/Ausgangssummierer.png" id="598" name="Picture"/>
+                          <pic:cNvPr descr="Projekte/SVF/Ausgangssummierer.png" id="605" name="Picture"/>
                           <pic:cNvPicPr>
                             <a:picLocks noChangeArrowheads="1" noChangeAspect="1"/>
                           </pic:cNvPicPr>
                         </pic:nvPicPr>
                         <pic:blipFill>
-                          <a:blip r:embed="rId596"/>
+                          <a:blip r:embed="rId603"/>
                           <a:stretch>
                             <a:fillRect/>
                           </a:stretch>
@@ -62263,7 +64769,7 @@
               <w:t xml:space="preserve">Abbildung 10.5: Ausgangssummierer</w:t>
             </w:r>
           </w:p>
-          <w:bookmarkEnd w:id="599"/>
+          <w:bookmarkEnd w:id="606"/>
         </w:tc>
       </w:tr>
     </w:tbl>
@@ -62406,7 +64912,7 @@
       <w:pPr>
         <w:pStyle w:val="BodyText"/>
       </w:pPr>
-      <w:bookmarkStart w:id="600" w:name="eq-UBS-2"/>
+      <w:bookmarkStart w:id="607" w:name="eq-UBS-2"/>
       <m:oMathPara>
         <m:oMathParaPr>
           <m:jc m:val="center"/>
@@ -62493,10 +64999,10 @@
           </m:d>
         </m:oMath>
       </m:oMathPara>
-      <w:bookmarkEnd w:id="600"/>
-    </w:p>
-    <w:bookmarkEnd w:id="601"/>
-    <w:bookmarkStart w:id="625" w:name="lösen-der-gleichungssysteme"/>
+      <w:bookmarkEnd w:id="607"/>
+    </w:p>
+    <w:bookmarkEnd w:id="608"/>
+    <w:bookmarkStart w:id="632" w:name="lösen-der-gleichungssysteme"/>
     <w:p>
       <w:pPr>
         <w:pStyle w:val="Heading3"/>
@@ -62696,7 +65202,7 @@
       <w:pPr>
         <w:pStyle w:val="BodyText"/>
       </w:pPr>
-      <w:bookmarkStart w:id="602" w:name="eq-AHP-final"/>
+      <w:bookmarkStart w:id="609" w:name="eq-AHP-final"/>
       <m:oMathPara>
         <m:oMathParaPr>
           <m:jc m:val="center"/>
@@ -62842,7 +65348,7 @@
           </m:d>
         </m:oMath>
       </m:oMathPara>
-      <w:bookmarkEnd w:id="602"/>
+      <w:bookmarkEnd w:id="609"/>
     </w:p>
     <w:p>
       <w:pPr>
@@ -62856,7 +65362,7 @@
       <w:pPr>
         <w:pStyle w:val="BodyText"/>
       </w:pPr>
-      <w:bookmarkStart w:id="603" w:name="eq-ABP-final"/>
+      <w:bookmarkStart w:id="610" w:name="eq-ABP-final"/>
       <m:oMathPara>
         <m:oMathParaPr>
           <m:jc m:val="center"/>
@@ -63001,7 +65507,7 @@
           </m:d>
         </m:oMath>
       </m:oMathPara>
-      <w:bookmarkEnd w:id="603"/>
+      <w:bookmarkEnd w:id="610"/>
     </w:p>
     <w:p>
       <w:pPr>
@@ -63015,7 +65521,7 @@
       <w:pPr>
         <w:pStyle w:val="BodyText"/>
       </w:pPr>
-      <w:bookmarkStart w:id="604" w:name="eq-ATP-final"/>
+      <w:bookmarkStart w:id="611" w:name="eq-ATP-final"/>
       <m:oMathPara>
         <m:oMathParaPr>
           <m:jc m:val="center"/>
@@ -63167,7 +65673,7 @@
           </m:d>
         </m:oMath>
       </m:oMathPara>
-      <w:bookmarkEnd w:id="604"/>
+      <w:bookmarkEnd w:id="611"/>
     </w:p>
     <w:p>
       <w:pPr>
@@ -63181,7 +65687,7 @@
       <w:pPr>
         <w:pStyle w:val="BodyText"/>
       </w:pPr>
-      <w:bookmarkStart w:id="605" w:name="eq-ABS-final"/>
+      <w:bookmarkStart w:id="612" w:name="eq-ABS-final"/>
       <m:oMathPara>
         <m:oMathParaPr>
           <m:jc m:val="center"/>
@@ -63390,7 +65896,7 @@
           </m:d>
         </m:oMath>
       </m:oMathPara>
-      <w:bookmarkEnd w:id="605"/>
+      <w:bookmarkEnd w:id="612"/>
     </w:p>
     <w:p>
       <w:pPr>
@@ -63457,18 +65963,18 @@
                 <wp:inline>
                   <wp:extent cx="152400" cy="152400"/>
                   <wp:effectExtent b="0" l="0" r="0" t="0"/>
-                  <wp:docPr descr="" title="" id="607" name="Picture"/>
+                  <wp:docPr descr="" title="" id="614" name="Picture"/>
                   <a:graphic>
                     <a:graphicData uri="http://schemas.openxmlformats.org/drawingml/2006/picture">
                       <pic:pic>
                         <pic:nvPicPr>
-                          <pic:cNvPr descr="C:\Users\leo\AppData\Local\Programs\Quarto\share\formats\docx\tip.png" id="608" name="Picture"/>
+                          <pic:cNvPr descr="C:\Users\leo\AppData\Local\Programs\Quarto\share\formats\docx\tip.png" id="615" name="Picture"/>
                           <pic:cNvPicPr>
                             <a:picLocks noChangeArrowheads="1" noChangeAspect="1"/>
                           </pic:cNvPicPr>
                         </pic:nvPicPr>
                         <pic:blipFill>
-                          <a:blip r:embed="rId606"/>
+                          <a:blip r:embed="rId613"/>
                           <a:stretch>
                             <a:fillRect/>
                           </a:stretch>
@@ -63592,8 +66098,8 @@
         </w:tc>
       </w:tr>
     </w:tbl>
-    <w:bookmarkStart w:id="624" w:name="refs"/>
-    <w:bookmarkStart w:id="610" w:name="ref-BJT_Kennlinie"/>
+    <w:bookmarkStart w:id="631" w:name="refs"/>
+    <w:bookmarkStart w:id="617" w:name="ref-BJT_Kennlinie"/>
     <w:p>
       <w:pPr>
         <w:pStyle w:val="Bibliography"/>
@@ -63613,7 +66119,7 @@
       <w:r>
         <w:t xml:space="preserve"> </w:t>
       </w:r>
-      <w:hyperlink r:id="rId609">
+      <w:hyperlink r:id="rId616">
         <w:r>
           <w:rPr>
             <w:rStyle w:val="Hyperlink"/>
@@ -63625,8 +66131,8 @@
         <w:t xml:space="preserve">. Accessed 19 Nov 2023</w:t>
       </w:r>
     </w:p>
-    <w:bookmarkEnd w:id="610"/>
-    <w:bookmarkStart w:id="611" w:name="ref-boehmer17"/>
+    <w:bookmarkEnd w:id="617"/>
+    <w:bookmarkStart w:id="618" w:name="ref-boehmer17"/>
     <w:p>
       <w:pPr>
         <w:pStyle w:val="Bibliography"/>
@@ -63644,8 +66150,8 @@
         <w:t xml:space="preserve">Böhmer E, Ehrhardt D, Oberschelp W (2018) Elemente der angewandten Elektronik. Springer Verlag, Wiesbaden</w:t>
       </w:r>
     </w:p>
-    <w:bookmarkEnd w:id="611"/>
-    <w:bookmarkStart w:id="613" w:name="ref-DC-Motor_Market"/>
+    <w:bookmarkEnd w:id="618"/>
+    <w:bookmarkStart w:id="620" w:name="ref-DC-Motor_Market"/>
     <w:p>
       <w:pPr>
         <w:pStyle w:val="Bibliography"/>
@@ -63665,7 +66171,7 @@
       <w:r>
         <w:t xml:space="preserve"> </w:t>
       </w:r>
-      <w:hyperlink r:id="rId612">
+      <w:hyperlink r:id="rId619">
         <w:r>
           <w:rPr>
             <w:rStyle w:val="Hyperlink"/>
@@ -63677,8 +66183,8 @@
         <w:t xml:space="preserve">. Accessed 13 Dez 2023</w:t>
       </w:r>
     </w:p>
-    <w:bookmarkEnd w:id="613"/>
-    <w:bookmarkStart w:id="615" w:name="ref-HBruecke"/>
+    <w:bookmarkEnd w:id="620"/>
+    <w:bookmarkStart w:id="622" w:name="ref-HBruecke"/>
     <w:p>
       <w:pPr>
         <w:pStyle w:val="Bibliography"/>
@@ -63698,7 +66204,7 @@
       <w:r>
         <w:t xml:space="preserve"> </w:t>
       </w:r>
-      <w:hyperlink r:id="rId614">
+      <w:hyperlink r:id="rId621">
         <w:r>
           <w:rPr>
             <w:rStyle w:val="Hyperlink"/>
@@ -63710,8 +66216,8 @@
         <w:t xml:space="preserve">. Accessed 13 Dez 2023</w:t>
       </w:r>
     </w:p>
-    <w:bookmarkEnd w:id="615"/>
-    <w:bookmarkStart w:id="617" w:name="ref-DriverTLE7182EM"/>
+    <w:bookmarkEnd w:id="622"/>
+    <w:bookmarkStart w:id="624" w:name="ref-DriverTLE7182EM"/>
     <w:p>
       <w:pPr>
         <w:pStyle w:val="Bibliography"/>
@@ -63731,7 +66237,7 @@
       <w:r>
         <w:t xml:space="preserve"> </w:t>
       </w:r>
-      <w:hyperlink r:id="rId616">
+      <w:hyperlink r:id="rId623">
         <w:r>
           <w:rPr>
             <w:rStyle w:val="Hyperlink"/>
@@ -63743,8 +66249,8 @@
         <w:t xml:space="preserve">. Accessed 1 Feb 2024</w:t>
       </w:r>
     </w:p>
-    <w:bookmarkEnd w:id="617"/>
-    <w:bookmarkStart w:id="619" w:name="ref-LogicDriverL99H02"/>
+    <w:bookmarkEnd w:id="624"/>
+    <w:bookmarkStart w:id="626" w:name="ref-LogicDriverL99H02"/>
     <w:p>
       <w:pPr>
         <w:pStyle w:val="Bibliography"/>
@@ -63764,7 +66270,7 @@
       <w:r>
         <w:t xml:space="preserve"> </w:t>
       </w:r>
-      <w:hyperlink r:id="rId618">
+      <w:hyperlink r:id="rId625">
         <w:r>
           <w:rPr>
             <w:rStyle w:val="Hyperlink"/>
@@ -63776,8 +66282,8 @@
         <w:t xml:space="preserve">. Accessed 1 Feb 2024</w:t>
       </w:r>
     </w:p>
-    <w:bookmarkEnd w:id="619"/>
-    <w:bookmarkStart w:id="621" w:name="ref-LogicDriverBridgeIFX9201SG"/>
+    <w:bookmarkEnd w:id="626"/>
+    <w:bookmarkStart w:id="628" w:name="ref-LogicDriverBridgeIFX9201SG"/>
     <w:p>
       <w:pPr>
         <w:pStyle w:val="Bibliography"/>
@@ -63797,7 +66303,7 @@
       <w:r>
         <w:t xml:space="preserve"> </w:t>
       </w:r>
-      <w:hyperlink r:id="rId620">
+      <w:hyperlink r:id="rId627">
         <w:r>
           <w:rPr>
             <w:rStyle w:val="Hyperlink"/>
@@ -63809,8 +66315,8 @@
         <w:t xml:space="preserve">. Accessed 1 Feb 2024</w:t>
       </w:r>
     </w:p>
-    <w:bookmarkEnd w:id="621"/>
-    <w:bookmarkStart w:id="623" w:name="ref-LogicDriverBridgeL298"/>
+    <w:bookmarkEnd w:id="628"/>
+    <w:bookmarkStart w:id="630" w:name="ref-LogicDriverBridgeL298"/>
     <w:p>
       <w:pPr>
         <w:pStyle w:val="Bibliography"/>
@@ -63830,7 +66336,7 @@
       <w:r>
         <w:t xml:space="preserve"> </w:t>
       </w:r>
-      <w:hyperlink r:id="rId622">
+      <w:hyperlink r:id="rId629">
         <w:r>
           <w:rPr>
             <w:rStyle w:val="Hyperlink"/>
@@ -63842,11 +66348,11 @@
         <w:t xml:space="preserve">. Accessed 1 Feb 2024</w:t>
       </w:r>
     </w:p>
-    <w:bookmarkEnd w:id="623"/>
-    <w:bookmarkEnd w:id="624"/>
-    <w:bookmarkEnd w:id="625"/>
-    <w:bookmarkEnd w:id="626"/>
-    <w:bookmarkEnd w:id="627"/>
+    <w:bookmarkEnd w:id="630"/>
+    <w:bookmarkEnd w:id="631"/>
+    <w:bookmarkEnd w:id="632"/>
+    <w:bookmarkEnd w:id="633"/>
+    <w:bookmarkEnd w:id="634"/>
     <w:sectPr>
       <w:footnotePr>
         <w:numRestart w:val="eachSect"/>
@@ -64060,6 +66566,91 @@
       </w:rPr>
     </w:lvl>
   </w:abstractNum>
+  <w:abstractNum w:abstractNumId="99411">
+    <w:nsid w:val="00A99411"/>
+    <w:multiLevelType w:val="multilevel"/>
+    <w:lvl w:ilvl="0">
+      <w:start w:val="1"/>
+      <w:numFmt w:val="decimal"/>
+      <w:lvlText w:val="%1."/>
+      <w:lvlJc w:val="left"/>
+      <w:pPr>
+        <w:ind w:left="720" w:hanging="360"/>
+      </w:pPr>
+    </w:lvl>
+    <w:lvl w:ilvl="1">
+      <w:start w:val="1"/>
+      <w:numFmt w:val="decimal"/>
+      <w:lvlText w:val="%2."/>
+      <w:lvlJc w:val="left"/>
+      <w:pPr>
+        <w:ind w:left="1440" w:hanging="360"/>
+      </w:pPr>
+    </w:lvl>
+    <w:lvl w:ilvl="2">
+      <w:start w:val="1"/>
+      <w:numFmt w:val="decimal"/>
+      <w:lvlText w:val="%3."/>
+      <w:lvlJc w:val="left"/>
+      <w:pPr>
+        <w:ind w:left="2160" w:hanging="360"/>
+      </w:pPr>
+    </w:lvl>
+    <w:lvl w:ilvl="3">
+      <w:start w:val="1"/>
+      <w:numFmt w:val="decimal"/>
+      <w:lvlText w:val="%4."/>
+      <w:lvlJc w:val="left"/>
+      <w:pPr>
+        <w:ind w:left="2880" w:hanging="360"/>
+      </w:pPr>
+    </w:lvl>
+    <w:lvl w:ilvl="4">
+      <w:start w:val="1"/>
+      <w:numFmt w:val="decimal"/>
+      <w:lvlText w:val="%5."/>
+      <w:lvlJc w:val="left"/>
+      <w:pPr>
+        <w:ind w:left="3600" w:hanging="360"/>
+      </w:pPr>
+    </w:lvl>
+    <w:lvl w:ilvl="5">
+      <w:start w:val="1"/>
+      <w:numFmt w:val="decimal"/>
+      <w:lvlText w:val="%6."/>
+      <w:lvlJc w:val="left"/>
+      <w:pPr>
+        <w:ind w:left="4320" w:hanging="360"/>
+      </w:pPr>
+    </w:lvl>
+    <w:lvl w:ilvl="6">
+      <w:start w:val="1"/>
+      <w:numFmt w:val="decimal"/>
+      <w:lvlText w:val="%7."/>
+      <w:lvlJc w:val="left"/>
+      <w:pPr>
+        <w:ind w:left="5040" w:hanging="360"/>
+      </w:pPr>
+    </w:lvl>
+    <w:lvl w:ilvl="7">
+      <w:start w:val="1"/>
+      <w:numFmt w:val="decimal"/>
+      <w:lvlText w:val="%8."/>
+      <w:lvlJc w:val="left"/>
+      <w:pPr>
+        <w:ind w:left="5760" w:hanging="360"/>
+      </w:pPr>
+    </w:lvl>
+    <w:lvl w:ilvl="8">
+      <w:start w:val="1"/>
+      <w:numFmt w:val="decimal"/>
+      <w:lvlText w:val="%9."/>
+      <w:lvlJc w:val="left"/>
+      <w:pPr>
+        <w:ind w:left="6480" w:hanging="360"/>
+      </w:pPr>
+    </w:lvl>
+  </w:abstractNum>
   <w:num w:numId="1000">
     <w:abstractNumId w:val="990"/>
   </w:num>
@@ -64070,7 +66661,34 @@
     <w:abstractNumId w:val="991"/>
   </w:num>
   <w:num w:numId="1003">
-    <w:abstractNumId w:val="991"/>
+    <w:abstractNumId w:val="99411"/>
+    <w:lvlOverride w:ilvl="0">
+      <w:startOverride w:val="1"/>
+    </w:lvlOverride>
+    <w:lvlOverride w:ilvl="1">
+      <w:startOverride w:val="1"/>
+    </w:lvlOverride>
+    <w:lvlOverride w:ilvl="2">
+      <w:startOverride w:val="1"/>
+    </w:lvlOverride>
+    <w:lvlOverride w:ilvl="3">
+      <w:startOverride w:val="1"/>
+    </w:lvlOverride>
+    <w:lvlOverride w:ilvl="4">
+      <w:startOverride w:val="1"/>
+    </w:lvlOverride>
+    <w:lvlOverride w:ilvl="5">
+      <w:startOverride w:val="1"/>
+    </w:lvlOverride>
+    <w:lvlOverride w:ilvl="6">
+      <w:startOverride w:val="1"/>
+    </w:lvlOverride>
+    <w:lvlOverride w:ilvl="7">
+      <w:startOverride w:val="1"/>
+    </w:lvlOverride>
+    <w:lvlOverride w:ilvl="8">
+      <w:startOverride w:val="1"/>
+    </w:lvlOverride>
   </w:num>
   <w:num w:numId="1004">
     <w:abstractNumId w:val="991"/>
@@ -64094,6 +66712,9 @@
     <w:abstractNumId w:val="991"/>
   </w:num>
   <w:num w:numId="1011">
+    <w:abstractNumId w:val="991"/>
+  </w:num>
+  <w:num w:numId="1012">
     <w:abstractNumId w:val="991"/>
   </w:num>
 </w:numbering>
